--- a/docs/Final_Report_Bankruptcy_Prediction.docx
+++ b/docs/Final_Report_Bankruptcy_Prediction.docx
@@ -120,6 +120,71 @@
                 <w:szCs w:val="19"/>
               </w:rPr>
               <w:t xml:space="preserve">Natural Language Processing and Deep Learning (third-year project)</w:t>
+            </w:r>
+          </w:p>
+        </w:tc>
+      </w:tr>
+      <w:tr>
+        <w:trPr>
+          <w:cantSplit/>
+        </w:trPr>
+        <w:tc>
+          <w:tcPr>
+            <w:tcW w:type="dxa" w:w="1861"/>
+            <w:tcBorders>
+              <w:top w:val="single" w:color="BFBFBF" w:sz="4"/>
+              <w:left w:val="single" w:color="BFBFBF" w:sz="4"/>
+              <w:bottom w:val="single" w:color="BFBFBF" w:sz="4"/>
+              <w:right w:val="single" w:color="BFBFBF" w:sz="4"/>
+            </w:tcBorders>
+            <w:tcMar>
+              <w:top w:type="dxa" w:w="50"/>
+              <w:left w:type="dxa" w:w="90"/>
+              <w:bottom w:type="dxa" w:w="50"/>
+              <w:right w:type="dxa" w:w="90"/>
+            </w:tcMar>
+          </w:tcPr>
+          <w:p>
+            <w:pPr>
+              <w:spacing w:after="0" w:line="252"/>
+              <w:jc w:val="left"/>
+            </w:pPr>
+            <w:r>
+              <w:rPr>
+                <w:sz w:val="19"/>
+                <w:szCs w:val="19"/>
+              </w:rPr>
+              <w:t xml:space="preserve">Team</w:t>
+            </w:r>
+          </w:p>
+        </w:tc>
+        <w:tc>
+          <w:tcPr>
+            <w:tcW w:type="dxa" w:w="7445"/>
+            <w:tcBorders>
+              <w:top w:val="single" w:color="BFBFBF" w:sz="4"/>
+              <w:left w:val="single" w:color="BFBFBF" w:sz="4"/>
+              <w:bottom w:val="single" w:color="BFBFBF" w:sz="4"/>
+              <w:right w:val="single" w:color="BFBFBF" w:sz="4"/>
+            </w:tcBorders>
+            <w:tcMar>
+              <w:top w:type="dxa" w:w="50"/>
+              <w:left w:type="dxa" w:w="90"/>
+              <w:bottom w:type="dxa" w:w="50"/>
+              <w:right w:type="dxa" w:w="90"/>
+            </w:tcMar>
+          </w:tcPr>
+          <w:p>
+            <w:pPr>
+              <w:spacing w:after="0" w:line="252"/>
+              <w:jc w:val="left"/>
+            </w:pPr>
+            <w:r>
+              <w:rPr>
+                <w:sz w:val="19"/>
+                <w:szCs w:val="19"/>
+              </w:rPr>
+              <w:t xml:space="preserve">Kartik Agrawal (I001), Ananya Baweja (I003)</w:t>
             </w:r>
           </w:p>
         </w:tc>

--- a/docs/Final_Report_Bankruptcy_Prediction.docx
+++ b/docs/Final_Report_Bankruptcy_Prediction.docx
@@ -249,7 +249,7 @@
                 <w:sz w:val="19"/>
                 <w:szCs w:val="19"/>
               </w:rPr>
-              <w:t xml:space="preserve">3 October 2026</w:t>
+              <w:t xml:space="preserve">22 October 2026 (Green AI study added as Section 11; 3 October for Sections 1 to 10)</w:t>
             </w:r>
           </w:p>
         </w:tc>
@@ -444,7 +444,7 @@
                 <w:sz w:val="19"/>
                 <w:szCs w:val="19"/>
               </w:rPr>
-              <w:t xml:space="preserve">github.com/ananya-baweja/bankruptcy-prediction; the dataset folder processed/; the final-run scripts and every saved prediction in final_run/ (Section 12)</w:t>
+              <w:t xml:space="preserve">github.com/ananya-baweja/bankruptcy-prediction; the dataset folder processed/; the final-run scripts and every saved prediction in final_run/ (Section 13)</w:t>
             </w:r>
           </w:p>
         </w:tc>
@@ -584,6 +584,26 @@
       </w:r>
       <w:r>
         <w:t xml:space="preserve"> Read alone, it predicts better than the MD&amp;A by every method, FinBERT included (ROC-AUC 0.685 against 0.576). Added to the ratios, the auditor's features add +0.033 PR-AUC and the MD&amp;A features +0.025, both in every fold. The single most useful language feature is the auditor's CARO statement that the company has defaulted on its borrowings. This reverses the progress report's claim that management's discussion beat the auditor's report.</w:t>
+      </w:r>
+    </w:p>
+    <w:p>
+      <w:pPr>
+        <w:pStyle w:val="ListParagraph"/>
+        <w:numPr>
+          <w:ilvl w:val="0"/>
+          <w:numId w:val="2"/>
+        </w:numPr>
+        <w:spacing w:after="90" w:line="270"/>
+      </w:pPr>
+      <w:r>
+        <w:rPr>
+          <w:b/>
+          <w:bCs/>
+        </w:rPr>
+        <w:t xml:space="preserve">A much greener system costs little accuracy (Section 11).</w:t>
+      </w:r>
+      <w:r>
+        <w:t xml:space="preserve"> Measured on the GPU, the full system draws 8.7 Wh to produce its five-fold predictions, 81% of it to train the seven networks. Gradient boosting on ratios and language features, with no neural network, scores PR-AUC 0.795 against 0.807 (interval of the difference −0.031 to +0.009) with no GPU work: about 42 times less GPU energy and CO₂e. If the network is kept, three seeds instead of seven save 51% of its energy for −0.002 PR-AUC.</w:t>
       </w:r>
     </w:p>
     <w:p>
@@ -1455,7 +1475,7 @@
         <w:spacing w:after="120" w:line="276"/>
       </w:pPr>
       <w:r>
-        <w:t xml:space="preserve">Ten studies shaped the design; each fixed a baseline, a feature, a model choice or a risk to control. Four standard method papers and the statistical references are listed with them in Section 13.</w:t>
+        <w:t xml:space="preserve">Ten studies shaped the design; each fixed a baseline, a feature, a model choice or a risk to control. Four standard method papers and the statistical references are listed with them in Section 14.</w:t>
       </w:r>
     </w:p>
     <w:p>
@@ -20289,7 +20309,7 @@
         <w:spacing w:after="120" w:line="276"/>
       </w:pPr>
       <w:r>
-        <w:t xml:space="preserve">The lists read sensibly. Among the highest-ranked terms, insolvent companies' auditors write "qualified opinion", "unable to comment", "accumulated losses", "net worth", "eroded", "lenders", "interest on" and "not provided"; their management writes about a "net loss", "lenders", a "downward trend" and "fluctuating" and "difficult" conditions. Healthy companies' management discusses its "interest coverage", "operating profit", "credit rating" and "margin", and their auditors' reports carry more of the standard wording of the modern audit report ("overview", "ICAI firm", "judgements"). Some generic phrases also rank highly, a reminder that the lists are statistical associations to be read with care. Used as a fold-safe score, the lexicon is a strong single text signal for the auditor's report (ROC-AUC 0.706), changes the language-only model by +0.011 PR-AUC (interval −0.013 to +0.036; DeLong p = 0.078) and adds +0.010 once ratios are present (5 of 5 folds; interval −0.003 to +0.026): small, and not distinguishable from zero. The full ranked lists are released with the project (Section 12).</w:t>
+        <w:t xml:space="preserve">The lists read sensibly. Among the highest-ranked terms, insolvent companies' auditors write "qualified opinion", "unable to comment", "accumulated losses", "net worth", "eroded", "lenders", "interest on" and "not provided"; their management writes about a "net loss", "lenders", a "downward trend" and "fluctuating" and "difficult" conditions. Healthy companies' management discusses its "interest coverage", "operating profit", "credit rating" and "margin", and their auditors' reports carry more of the standard wording of the modern audit report ("overview", "ICAI firm", "judgements"). Some generic phrases also rank highly, a reminder that the lists are statistical associations to be read with care. Used as a fold-safe score, the lexicon is a strong single text signal for the auditor's report (ROC-AUC 0.706), changes the language-only model by +0.011 PR-AUC (interval −0.013 to +0.036; DeLong p = 0.078) and adds +0.010 once ratios are present (5 of 5 folds; interval −0.003 to +0.026): small, and not distinguishable from zero. The full ranked lists are released with the project (Section 13).</w:t>
       </w:r>
     </w:p>
     <w:p>
@@ -23232,7 +23252,6950 @@
         <w:spacing w:after="140" w:before="300"/>
       </w:pPr>
       <w:r>
-        <w:t xml:space="preserve">11. Conclusion</w:t>
+        <w:t xml:space="preserve">11. Green AI: accuracy versus energy cost</w:t>
+      </w:r>
+    </w:p>
+    <w:p>
+      <w:pPr>
+        <w:spacing w:after="120" w:line="276"/>
+      </w:pPr>
+      <w:r>
+        <w:t xml:space="preserve">After the main results were fixed, the project asked how much of its energy buys accuracy. The pipeline was re-run with every stage's energy measured by codecarbon (offline mode, India grid): building the table, embedding the MD&amp;A, each network run, the gradient boosting and per-document scoring. </w:t>
+      </w:r>
+      <w:r>
+        <w:rPr>
+          <w:b/>
+          <w:bCs/>
+        </w:rPr>
+        <w:t xml:space="preserve">Energy is reported as GPU energy</w:t>
+      </w:r>
+      <w:r>
+        <w:t xml:space="preserve">, read from the NVIDIA driver (NVML) and confirmed by integrating nvidia-smi power once per second (within 3.4% on every GPU-active stage longer than 10 s), and </w:t>
+      </w:r>
+      <w:r>
+        <w:rPr>
+          <w:b/>
+          <w:bCs/>
+        </w:rPr>
+        <w:t xml:space="preserve">CO₂e is computed from GPU energy alone</w:t>
+      </w:r>
+      <w:r>
+        <w:t xml:space="preserve"> with codecarbon's India grid factor (0.713 kg per kWh). The whole-machine figure, which adds the processor's rated power times its utilisation, is not used as a result: unrelated background processes kept about 11 of the GPU computer's 20 hardware threads busy throughout the runs, which inflates every processor figure by an unknown amount. GPU energy includes the card's idle draw of 6 to 7 W while the processor works. Whole-machine totals are given in Table 24 as upper bounds only.</w:t>
+      </w:r>
+    </w:p>
+    <w:p>
+      <w:pPr>
+        <w:spacing w:after="120" w:line="276"/>
+      </w:pPr>
+      <w:r>
+        <w:t xml:space="preserve">The study has two parts. </w:t>
+      </w:r>
+      <w:r>
+        <w:rPr>
+          <w:b/>
+          <w:bCs/>
+        </w:rPr>
+        <w:t xml:space="preserve">On the data of Section 7</w:t>
+      </w:r>
+      <w:r>
+        <w:t xml:space="preserve">, the configurations that differ only in how many networks are trained, or in whether a network is used at all, were scored from the saved out-of-fold predictions of the final run, so their accuracy is exactly that of Tables 10 and 11; their GPU energy is that of the measured runs, which perform the same computation (Table 22). The current system draws </w:t>
+      </w:r>
+      <w:r>
+        <w:rPr>
+          <w:b/>
+          <w:bCs/>
+        </w:rPr>
+        <w:t xml:space="preserve">8.7 Wh of GPU energy</w:t>
+      </w:r>
+      <w:r>
+        <w:t xml:space="preserve"> to produce its five-fold predictions: 1.5 Wh to embed every MD&amp;A with FinBERT and 7.1 Wh to train the seven networks. </w:t>
+      </w:r>
+      <w:r>
+        <w:rPr>
+          <w:b/>
+          <w:bCs/>
+        </w:rPr>
+        <w:t xml:space="preserve">The full study of 82 configurations</w:t>
+      </w:r>
+      <w:r>
+        <w:t xml:space="preserve"> (smaller encoders: MiniLM-L6, DistilRoBERTa and a finance-tuned DistilRoBERTa; fp32, fp16 and bf16 FinBERT; the first 32, 64 or 96 MD&amp;A sentences, the network reading 96; 1 to 7 seeds; INT8 FinBERT on the processor; no network at all) needed new networks to be trained, and was run on the dataset before the CARO correction of Section 8 (Table 23 and Figure 11). Its accuracies are about 0.015 lower than Section 7's and are used only to compare configurations with each other; every configuration in it saw the same data.</w:t>
+      </w:r>
+    </w:p>
+    <w:p>
+      <w:pPr>
+        <w:keepNext/>
+        <w:spacing w:after="80" w:before="160"/>
+      </w:pPr>
+      <w:r>
+        <w:rPr>
+          <w:b/>
+          <w:bCs/>
+          <w:sz w:val="20"/>
+          <w:szCs w:val="20"/>
+        </w:rPr>
+        <w:t xml:space="preserve">Table 22. </w:t>
+      </w:r>
+      <w:r>
+        <w:rPr>
+          <w:sz w:val="20"/>
+          <w:szCs w:val="20"/>
+        </w:rPr>
+        <w:t xml:space="preserve">On the data of Section 7: accuracy from the saved out-of-fold predictions of the final run (mean ± sd over the 5 folds; the 609 column scores the same predictions on the strict rows), GPU energy (NVML) to produce the five-fold predictions, CO₂e from GPU energy only. Δ PR-AUC: 95% pair-bootstrap interval of the difference from the full system.</w:t>
+      </w:r>
+    </w:p>
+    <w:tbl>
+      <w:tblPr>
+        <w:tblW w:type="dxa" w:w="9306"/>
+        <w:tblBorders>
+          <w:top w:val="single" w:color="auto" w:sz="4"/>
+          <w:left w:val="single" w:color="auto" w:sz="4"/>
+          <w:bottom w:val="single" w:color="auto" w:sz="4"/>
+          <w:right w:val="single" w:color="auto" w:sz="4"/>
+          <w:insideH w:val="single" w:color="auto" w:sz="4"/>
+          <w:insideV w:val="single" w:color="auto" w:sz="4"/>
+        </w:tblBorders>
+      </w:tblPr>
+      <w:tblGrid>
+        <w:gridCol w:w="3136"/>
+        <w:gridCol w:w="1307"/>
+        <w:gridCol w:w="941"/>
+        <w:gridCol w:w="941"/>
+        <w:gridCol w:w="679"/>
+        <w:gridCol w:w="784"/>
+        <w:gridCol w:w="1518"/>
+      </w:tblGrid>
+      <w:tr>
+        <w:trPr>
+          <w:cantSplit/>
+          <w:tblHeader/>
+        </w:trPr>
+        <w:tc>
+          <w:tcPr>
+            <w:tcW w:type="dxa" w:w="3136"/>
+            <w:tcBorders>
+              <w:top w:val="single" w:color="BFBFBF" w:sz="4"/>
+              <w:left w:val="single" w:color="BFBFBF" w:sz="4"/>
+              <w:bottom w:val="single" w:color="BFBFBF" w:sz="4"/>
+              <w:right w:val="single" w:color="BFBFBF" w:sz="4"/>
+            </w:tcBorders>
+            <w:shd w:fill="D9D9D9" w:color="auto" w:val="clear"/>
+            <w:tcMar>
+              <w:top w:type="dxa" w:w="50"/>
+              <w:left w:type="dxa" w:w="90"/>
+              <w:bottom w:type="dxa" w:w="50"/>
+              <w:right w:type="dxa" w:w="90"/>
+            </w:tcMar>
+          </w:tcPr>
+          <w:p>
+            <w:pPr>
+              <w:spacing w:after="0" w:line="252"/>
+              <w:jc w:val="left"/>
+            </w:pPr>
+            <w:r>
+              <w:rPr>
+                <w:b/>
+                <w:bCs/>
+                <w:sz w:val="16"/>
+                <w:szCs w:val="16"/>
+              </w:rPr>
+              <w:t xml:space="preserve">Configuration</w:t>
+            </w:r>
+          </w:p>
+        </w:tc>
+        <w:tc>
+          <w:tcPr>
+            <w:tcW w:type="dxa" w:w="1307"/>
+            <w:tcBorders>
+              <w:top w:val="single" w:color="BFBFBF" w:sz="4"/>
+              <w:left w:val="single" w:color="BFBFBF" w:sz="4"/>
+              <w:bottom w:val="single" w:color="BFBFBF" w:sz="4"/>
+              <w:right w:val="single" w:color="BFBFBF" w:sz="4"/>
+            </w:tcBorders>
+            <w:shd w:fill="D9D9D9" w:color="auto" w:val="clear"/>
+            <w:tcMar>
+              <w:top w:type="dxa" w:w="50"/>
+              <w:left w:type="dxa" w:w="90"/>
+              <w:bottom w:type="dxa" w:w="50"/>
+              <w:right w:type="dxa" w:w="90"/>
+            </w:tcMar>
+          </w:tcPr>
+          <w:p>
+            <w:pPr>
+              <w:spacing w:after="0" w:line="252"/>
+              <w:jc w:val="center"/>
+            </w:pPr>
+            <w:r>
+              <w:rPr>
+                <w:b/>
+                <w:bCs/>
+                <w:sz w:val="16"/>
+                <w:szCs w:val="16"/>
+              </w:rPr>
+              <w:t xml:space="preserve">PR-AUC (763)</w:t>
+            </w:r>
+          </w:p>
+        </w:tc>
+        <w:tc>
+          <w:tcPr>
+            <w:tcW w:type="dxa" w:w="941"/>
+            <w:tcBorders>
+              <w:top w:val="single" w:color="BFBFBF" w:sz="4"/>
+              <w:left w:val="single" w:color="BFBFBF" w:sz="4"/>
+              <w:bottom w:val="single" w:color="BFBFBF" w:sz="4"/>
+              <w:right w:val="single" w:color="BFBFBF" w:sz="4"/>
+            </w:tcBorders>
+            <w:shd w:fill="D9D9D9" w:color="auto" w:val="clear"/>
+            <w:tcMar>
+              <w:top w:type="dxa" w:w="50"/>
+              <w:left w:type="dxa" w:w="90"/>
+              <w:bottom w:type="dxa" w:w="50"/>
+              <w:right w:type="dxa" w:w="90"/>
+            </w:tcMar>
+          </w:tcPr>
+          <w:p>
+            <w:pPr>
+              <w:spacing w:after="0" w:line="252"/>
+              <w:jc w:val="center"/>
+            </w:pPr>
+            <w:r>
+              <w:rPr>
+                <w:b/>
+                <w:bCs/>
+                <w:sz w:val="16"/>
+                <w:szCs w:val="16"/>
+              </w:rPr>
+              <w:t xml:space="preserve">PR-AUC (609)</w:t>
+            </w:r>
+          </w:p>
+        </w:tc>
+        <w:tc>
+          <w:tcPr>
+            <w:tcW w:type="dxa" w:w="941"/>
+            <w:tcBorders>
+              <w:top w:val="single" w:color="BFBFBF" w:sz="4"/>
+              <w:left w:val="single" w:color="BFBFBF" w:sz="4"/>
+              <w:bottom w:val="single" w:color="BFBFBF" w:sz="4"/>
+              <w:right w:val="single" w:color="BFBFBF" w:sz="4"/>
+            </w:tcBorders>
+            <w:shd w:fill="D9D9D9" w:color="auto" w:val="clear"/>
+            <w:tcMar>
+              <w:top w:type="dxa" w:w="50"/>
+              <w:left w:type="dxa" w:w="90"/>
+              <w:bottom w:type="dxa" w:w="50"/>
+              <w:right w:type="dxa" w:w="90"/>
+            </w:tcMar>
+          </w:tcPr>
+          <w:p>
+            <w:pPr>
+              <w:spacing w:after="0" w:line="252"/>
+              <w:jc w:val="center"/>
+            </w:pPr>
+            <w:r>
+              <w:rPr>
+                <w:b/>
+                <w:bCs/>
+                <w:sz w:val="16"/>
+                <w:szCs w:val="16"/>
+              </w:rPr>
+              <w:t xml:space="preserve">ROC-AUC (763)</w:t>
+            </w:r>
+          </w:p>
+        </w:tc>
+        <w:tc>
+          <w:tcPr>
+            <w:tcW w:type="dxa" w:w="679"/>
+            <w:tcBorders>
+              <w:top w:val="single" w:color="BFBFBF" w:sz="4"/>
+              <w:left w:val="single" w:color="BFBFBF" w:sz="4"/>
+              <w:bottom w:val="single" w:color="BFBFBF" w:sz="4"/>
+              <w:right w:val="single" w:color="BFBFBF" w:sz="4"/>
+            </w:tcBorders>
+            <w:shd w:fill="D9D9D9" w:color="auto" w:val="clear"/>
+            <w:tcMar>
+              <w:top w:type="dxa" w:w="50"/>
+              <w:left w:type="dxa" w:w="90"/>
+              <w:bottom w:type="dxa" w:w="50"/>
+              <w:right w:type="dxa" w:w="90"/>
+            </w:tcMar>
+          </w:tcPr>
+          <w:p>
+            <w:pPr>
+              <w:spacing w:after="0" w:line="252"/>
+              <w:jc w:val="center"/>
+            </w:pPr>
+            <w:r>
+              <w:rPr>
+                <w:b/>
+                <w:bCs/>
+                <w:sz w:val="16"/>
+                <w:szCs w:val="16"/>
+              </w:rPr>
+              <w:t xml:space="preserve">GPU Wh</w:t>
+            </w:r>
+          </w:p>
+        </w:tc>
+        <w:tc>
+          <w:tcPr>
+            <w:tcW w:type="dxa" w:w="784"/>
+            <w:tcBorders>
+              <w:top w:val="single" w:color="BFBFBF" w:sz="4"/>
+              <w:left w:val="single" w:color="BFBFBF" w:sz="4"/>
+              <w:bottom w:val="single" w:color="BFBFBF" w:sz="4"/>
+              <w:right w:val="single" w:color="BFBFBF" w:sz="4"/>
+            </w:tcBorders>
+            <w:shd w:fill="D9D9D9" w:color="auto" w:val="clear"/>
+            <w:tcMar>
+              <w:top w:type="dxa" w:w="50"/>
+              <w:left w:type="dxa" w:w="90"/>
+              <w:bottom w:type="dxa" w:w="50"/>
+              <w:right w:type="dxa" w:w="90"/>
+            </w:tcMar>
+          </w:tcPr>
+          <w:p>
+            <w:pPr>
+              <w:spacing w:after="0" w:line="252"/>
+              <w:jc w:val="center"/>
+            </w:pPr>
+            <w:r>
+              <w:rPr>
+                <w:b/>
+                <w:bCs/>
+                <w:sz w:val="16"/>
+                <w:szCs w:val="16"/>
+              </w:rPr>
+              <w:t xml:space="preserve">g CO₂e (GPU)</w:t>
+            </w:r>
+          </w:p>
+        </w:tc>
+        <w:tc>
+          <w:tcPr>
+            <w:tcW w:type="dxa" w:w="1518"/>
+            <w:tcBorders>
+              <w:top w:val="single" w:color="BFBFBF" w:sz="4"/>
+              <w:left w:val="single" w:color="BFBFBF" w:sz="4"/>
+              <w:bottom w:val="single" w:color="BFBFBF" w:sz="4"/>
+              <w:right w:val="single" w:color="BFBFBF" w:sz="4"/>
+            </w:tcBorders>
+            <w:shd w:fill="D9D9D9" w:color="auto" w:val="clear"/>
+            <w:tcMar>
+              <w:top w:type="dxa" w:w="50"/>
+              <w:left w:type="dxa" w:w="90"/>
+              <w:bottom w:type="dxa" w:w="50"/>
+              <w:right w:type="dxa" w:w="90"/>
+            </w:tcMar>
+          </w:tcPr>
+          <w:p>
+            <w:pPr>
+              <w:spacing w:after="0" w:line="252"/>
+              <w:jc w:val="center"/>
+            </w:pPr>
+            <w:r>
+              <w:rPr>
+                <w:b/>
+                <w:bCs/>
+                <w:sz w:val="16"/>
+                <w:szCs w:val="16"/>
+              </w:rPr>
+              <w:t xml:space="preserve">Δ PR-AUC 95% interval</w:t>
+            </w:r>
+          </w:p>
+        </w:tc>
+      </w:tr>
+      <w:tr>
+        <w:trPr>
+          <w:cantSplit/>
+        </w:trPr>
+        <w:tc>
+          <w:tcPr>
+            <w:tcW w:type="dxa" w:w="3136"/>
+            <w:tcBorders>
+              <w:top w:val="single" w:color="BFBFBF" w:sz="4"/>
+              <w:left w:val="single" w:color="BFBFBF" w:sz="4"/>
+              <w:bottom w:val="single" w:color="BFBFBF" w:sz="4"/>
+              <w:right w:val="single" w:color="BFBFBF" w:sz="4"/>
+            </w:tcBorders>
+            <w:tcMar>
+              <w:top w:type="dxa" w:w="50"/>
+              <w:left w:type="dxa" w:w="90"/>
+              <w:bottom w:type="dxa" w:w="50"/>
+              <w:right w:type="dxa" w:w="90"/>
+            </w:tcMar>
+          </w:tcPr>
+          <w:p>
+            <w:pPr>
+              <w:spacing w:after="0" w:line="252"/>
+              <w:jc w:val="left"/>
+            </w:pPr>
+            <w:r>
+              <w:rPr>
+                <w:sz w:val="16"/>
+                <w:szCs w:val="16"/>
+              </w:rPr>
+              <w:t xml:space="preserve">Full system: blend, FinBERT, 7 seeds (current)</w:t>
+            </w:r>
+          </w:p>
+        </w:tc>
+        <w:tc>
+          <w:tcPr>
+            <w:tcW w:type="dxa" w:w="1307"/>
+            <w:tcBorders>
+              <w:top w:val="single" w:color="BFBFBF" w:sz="4"/>
+              <w:left w:val="single" w:color="BFBFBF" w:sz="4"/>
+              <w:bottom w:val="single" w:color="BFBFBF" w:sz="4"/>
+              <w:right w:val="single" w:color="BFBFBF" w:sz="4"/>
+            </w:tcBorders>
+            <w:tcMar>
+              <w:top w:type="dxa" w:w="50"/>
+              <w:left w:type="dxa" w:w="90"/>
+              <w:bottom w:type="dxa" w:w="50"/>
+              <w:right w:type="dxa" w:w="90"/>
+            </w:tcMar>
+          </w:tcPr>
+          <w:p>
+            <w:pPr>
+              <w:spacing w:after="0" w:line="252"/>
+              <w:jc w:val="center"/>
+            </w:pPr>
+            <w:r>
+              <w:rPr>
+                <w:sz w:val="16"/>
+                <w:szCs w:val="16"/>
+              </w:rPr>
+              <w:t xml:space="preserve">0.807 ± 0.073</w:t>
+            </w:r>
+          </w:p>
+        </w:tc>
+        <w:tc>
+          <w:tcPr>
+            <w:tcW w:type="dxa" w:w="941"/>
+            <w:tcBorders>
+              <w:top w:val="single" w:color="BFBFBF" w:sz="4"/>
+              <w:left w:val="single" w:color="BFBFBF" w:sz="4"/>
+              <w:bottom w:val="single" w:color="BFBFBF" w:sz="4"/>
+              <w:right w:val="single" w:color="BFBFBF" w:sz="4"/>
+            </w:tcBorders>
+            <w:tcMar>
+              <w:top w:type="dxa" w:w="50"/>
+              <w:left w:type="dxa" w:w="90"/>
+              <w:bottom w:type="dxa" w:w="50"/>
+              <w:right w:type="dxa" w:w="90"/>
+            </w:tcMar>
+          </w:tcPr>
+          <w:p>
+            <w:pPr>
+              <w:spacing w:after="0" w:line="252"/>
+              <w:jc w:val="center"/>
+            </w:pPr>
+            <w:r>
+              <w:rPr>
+                <w:sz w:val="16"/>
+                <w:szCs w:val="16"/>
+              </w:rPr>
+              <w:t xml:space="preserve">0.838</w:t>
+            </w:r>
+          </w:p>
+        </w:tc>
+        <w:tc>
+          <w:tcPr>
+            <w:tcW w:type="dxa" w:w="941"/>
+            <w:tcBorders>
+              <w:top w:val="single" w:color="BFBFBF" w:sz="4"/>
+              <w:left w:val="single" w:color="BFBFBF" w:sz="4"/>
+              <w:bottom w:val="single" w:color="BFBFBF" w:sz="4"/>
+              <w:right w:val="single" w:color="BFBFBF" w:sz="4"/>
+            </w:tcBorders>
+            <w:tcMar>
+              <w:top w:type="dxa" w:w="50"/>
+              <w:left w:type="dxa" w:w="90"/>
+              <w:bottom w:type="dxa" w:w="50"/>
+              <w:right w:type="dxa" w:w="90"/>
+            </w:tcMar>
+          </w:tcPr>
+          <w:p>
+            <w:pPr>
+              <w:spacing w:after="0" w:line="252"/>
+              <w:jc w:val="center"/>
+            </w:pPr>
+            <w:r>
+              <w:rPr>
+                <w:sz w:val="16"/>
+                <w:szCs w:val="16"/>
+              </w:rPr>
+              <w:t xml:space="preserve">0.822</w:t>
+            </w:r>
+          </w:p>
+        </w:tc>
+        <w:tc>
+          <w:tcPr>
+            <w:tcW w:type="dxa" w:w="679"/>
+            <w:tcBorders>
+              <w:top w:val="single" w:color="BFBFBF" w:sz="4"/>
+              <w:left w:val="single" w:color="BFBFBF" w:sz="4"/>
+              <w:bottom w:val="single" w:color="BFBFBF" w:sz="4"/>
+              <w:right w:val="single" w:color="BFBFBF" w:sz="4"/>
+            </w:tcBorders>
+            <w:tcMar>
+              <w:top w:type="dxa" w:w="50"/>
+              <w:left w:type="dxa" w:w="90"/>
+              <w:bottom w:type="dxa" w:w="50"/>
+              <w:right w:type="dxa" w:w="90"/>
+            </w:tcMar>
+          </w:tcPr>
+          <w:p>
+            <w:pPr>
+              <w:spacing w:after="0" w:line="252"/>
+              <w:jc w:val="center"/>
+            </w:pPr>
+            <w:r>
+              <w:rPr>
+                <w:sz w:val="16"/>
+                <w:szCs w:val="16"/>
+              </w:rPr>
+              <w:t xml:space="preserve">8.7</w:t>
+            </w:r>
+          </w:p>
+        </w:tc>
+        <w:tc>
+          <w:tcPr>
+            <w:tcW w:type="dxa" w:w="784"/>
+            <w:tcBorders>
+              <w:top w:val="single" w:color="BFBFBF" w:sz="4"/>
+              <w:left w:val="single" w:color="BFBFBF" w:sz="4"/>
+              <w:bottom w:val="single" w:color="BFBFBF" w:sz="4"/>
+              <w:right w:val="single" w:color="BFBFBF" w:sz="4"/>
+            </w:tcBorders>
+            <w:tcMar>
+              <w:top w:type="dxa" w:w="50"/>
+              <w:left w:type="dxa" w:w="90"/>
+              <w:bottom w:type="dxa" w:w="50"/>
+              <w:right w:type="dxa" w:w="90"/>
+            </w:tcMar>
+          </w:tcPr>
+          <w:p>
+            <w:pPr>
+              <w:spacing w:after="0" w:line="252"/>
+              <w:jc w:val="center"/>
+            </w:pPr>
+            <w:r>
+              <w:rPr>
+                <w:sz w:val="16"/>
+                <w:szCs w:val="16"/>
+              </w:rPr>
+              <w:t xml:space="preserve">6.23</w:t>
+            </w:r>
+          </w:p>
+        </w:tc>
+        <w:tc>
+          <w:tcPr>
+            <w:tcW w:type="dxa" w:w="1518"/>
+            <w:tcBorders>
+              <w:top w:val="single" w:color="BFBFBF" w:sz="4"/>
+              <w:left w:val="single" w:color="BFBFBF" w:sz="4"/>
+              <w:bottom w:val="single" w:color="BFBFBF" w:sz="4"/>
+              <w:right w:val="single" w:color="BFBFBF" w:sz="4"/>
+            </w:tcBorders>
+            <w:tcMar>
+              <w:top w:type="dxa" w:w="50"/>
+              <w:left w:type="dxa" w:w="90"/>
+              <w:bottom w:type="dxa" w:w="50"/>
+              <w:right w:type="dxa" w:w="90"/>
+            </w:tcMar>
+          </w:tcPr>
+          <w:p>
+            <w:pPr>
+              <w:spacing w:after="0" w:line="252"/>
+              <w:jc w:val="center"/>
+            </w:pPr>
+            <w:r>
+              <w:rPr>
+                <w:sz w:val="16"/>
+                <w:szCs w:val="16"/>
+              </w:rPr>
+              <w:t xml:space="preserve">reference</w:t>
+            </w:r>
+          </w:p>
+        </w:tc>
+      </w:tr>
+      <w:tr>
+        <w:trPr>
+          <w:cantSplit/>
+        </w:trPr>
+        <w:tc>
+          <w:tcPr>
+            <w:tcW w:type="dxa" w:w="3136"/>
+            <w:tcBorders>
+              <w:top w:val="single" w:color="BFBFBF" w:sz="4"/>
+              <w:left w:val="single" w:color="BFBFBF" w:sz="4"/>
+              <w:bottom w:val="single" w:color="BFBFBF" w:sz="4"/>
+              <w:right w:val="single" w:color="BFBFBF" w:sz="4"/>
+            </w:tcBorders>
+            <w:tcMar>
+              <w:top w:type="dxa" w:w="50"/>
+              <w:left w:type="dxa" w:w="90"/>
+              <w:bottom w:type="dxa" w:w="50"/>
+              <w:right w:type="dxa" w:w="90"/>
+            </w:tcMar>
+          </w:tcPr>
+          <w:p>
+            <w:pPr>
+              <w:spacing w:after="0" w:line="252"/>
+              <w:jc w:val="left"/>
+            </w:pPr>
+            <w:r>
+              <w:rPr>
+                <w:sz w:val="16"/>
+                <w:szCs w:val="16"/>
+              </w:rPr>
+              <w:t xml:space="preserve">Blend, FinBERT, 5 seeds</w:t>
+            </w:r>
+          </w:p>
+        </w:tc>
+        <w:tc>
+          <w:tcPr>
+            <w:tcW w:type="dxa" w:w="1307"/>
+            <w:tcBorders>
+              <w:top w:val="single" w:color="BFBFBF" w:sz="4"/>
+              <w:left w:val="single" w:color="BFBFBF" w:sz="4"/>
+              <w:bottom w:val="single" w:color="BFBFBF" w:sz="4"/>
+              <w:right w:val="single" w:color="BFBFBF" w:sz="4"/>
+            </w:tcBorders>
+            <w:tcMar>
+              <w:top w:type="dxa" w:w="50"/>
+              <w:left w:type="dxa" w:w="90"/>
+              <w:bottom w:type="dxa" w:w="50"/>
+              <w:right w:type="dxa" w:w="90"/>
+            </w:tcMar>
+          </w:tcPr>
+          <w:p>
+            <w:pPr>
+              <w:spacing w:after="0" w:line="252"/>
+              <w:jc w:val="center"/>
+            </w:pPr>
+            <w:r>
+              <w:rPr>
+                <w:sz w:val="16"/>
+                <w:szCs w:val="16"/>
+              </w:rPr>
+              <w:t xml:space="preserve">0.808 ± 0.076</w:t>
+            </w:r>
+          </w:p>
+        </w:tc>
+        <w:tc>
+          <w:tcPr>
+            <w:tcW w:type="dxa" w:w="941"/>
+            <w:tcBorders>
+              <w:top w:val="single" w:color="BFBFBF" w:sz="4"/>
+              <w:left w:val="single" w:color="BFBFBF" w:sz="4"/>
+              <w:bottom w:val="single" w:color="BFBFBF" w:sz="4"/>
+              <w:right w:val="single" w:color="BFBFBF" w:sz="4"/>
+            </w:tcBorders>
+            <w:tcMar>
+              <w:top w:type="dxa" w:w="50"/>
+              <w:left w:type="dxa" w:w="90"/>
+              <w:bottom w:type="dxa" w:w="50"/>
+              <w:right w:type="dxa" w:w="90"/>
+            </w:tcMar>
+          </w:tcPr>
+          <w:p>
+            <w:pPr>
+              <w:spacing w:after="0" w:line="252"/>
+              <w:jc w:val="center"/>
+            </w:pPr>
+            <w:r>
+              <w:rPr>
+                <w:sz w:val="16"/>
+                <w:szCs w:val="16"/>
+              </w:rPr>
+              <w:t xml:space="preserve">0.838</w:t>
+            </w:r>
+          </w:p>
+        </w:tc>
+        <w:tc>
+          <w:tcPr>
+            <w:tcW w:type="dxa" w:w="941"/>
+            <w:tcBorders>
+              <w:top w:val="single" w:color="BFBFBF" w:sz="4"/>
+              <w:left w:val="single" w:color="BFBFBF" w:sz="4"/>
+              <w:bottom w:val="single" w:color="BFBFBF" w:sz="4"/>
+              <w:right w:val="single" w:color="BFBFBF" w:sz="4"/>
+            </w:tcBorders>
+            <w:tcMar>
+              <w:top w:type="dxa" w:w="50"/>
+              <w:left w:type="dxa" w:w="90"/>
+              <w:bottom w:type="dxa" w:w="50"/>
+              <w:right w:type="dxa" w:w="90"/>
+            </w:tcMar>
+          </w:tcPr>
+          <w:p>
+            <w:pPr>
+              <w:spacing w:after="0" w:line="252"/>
+              <w:jc w:val="center"/>
+            </w:pPr>
+            <w:r>
+              <w:rPr>
+                <w:sz w:val="16"/>
+                <w:szCs w:val="16"/>
+              </w:rPr>
+              <w:t xml:space="preserve">0.822</w:t>
+            </w:r>
+          </w:p>
+        </w:tc>
+        <w:tc>
+          <w:tcPr>
+            <w:tcW w:type="dxa" w:w="679"/>
+            <w:tcBorders>
+              <w:top w:val="single" w:color="BFBFBF" w:sz="4"/>
+              <w:left w:val="single" w:color="BFBFBF" w:sz="4"/>
+              <w:bottom w:val="single" w:color="BFBFBF" w:sz="4"/>
+              <w:right w:val="single" w:color="BFBFBF" w:sz="4"/>
+            </w:tcBorders>
+            <w:tcMar>
+              <w:top w:type="dxa" w:w="50"/>
+              <w:left w:type="dxa" w:w="90"/>
+              <w:bottom w:type="dxa" w:w="50"/>
+              <w:right w:type="dxa" w:w="90"/>
+            </w:tcMar>
+          </w:tcPr>
+          <w:p>
+            <w:pPr>
+              <w:spacing w:after="0" w:line="252"/>
+              <w:jc w:val="center"/>
+            </w:pPr>
+            <w:r>
+              <w:rPr>
+                <w:sz w:val="16"/>
+                <w:szCs w:val="16"/>
+              </w:rPr>
+              <w:t xml:space="preserve">6.7</w:t>
+            </w:r>
+          </w:p>
+        </w:tc>
+        <w:tc>
+          <w:tcPr>
+            <w:tcW w:type="dxa" w:w="784"/>
+            <w:tcBorders>
+              <w:top w:val="single" w:color="BFBFBF" w:sz="4"/>
+              <w:left w:val="single" w:color="BFBFBF" w:sz="4"/>
+              <w:bottom w:val="single" w:color="BFBFBF" w:sz="4"/>
+              <w:right w:val="single" w:color="BFBFBF" w:sz="4"/>
+            </w:tcBorders>
+            <w:tcMar>
+              <w:top w:type="dxa" w:w="50"/>
+              <w:left w:type="dxa" w:w="90"/>
+              <w:bottom w:type="dxa" w:w="50"/>
+              <w:right w:type="dxa" w:w="90"/>
+            </w:tcMar>
+          </w:tcPr>
+          <w:p>
+            <w:pPr>
+              <w:spacing w:after="0" w:line="252"/>
+              <w:jc w:val="center"/>
+            </w:pPr>
+            <w:r>
+              <w:rPr>
+                <w:sz w:val="16"/>
+                <w:szCs w:val="16"/>
+              </w:rPr>
+              <w:t xml:space="preserve">4.76</w:t>
+            </w:r>
+          </w:p>
+        </w:tc>
+        <w:tc>
+          <w:tcPr>
+            <w:tcW w:type="dxa" w:w="1518"/>
+            <w:tcBorders>
+              <w:top w:val="single" w:color="BFBFBF" w:sz="4"/>
+              <w:left w:val="single" w:color="BFBFBF" w:sz="4"/>
+              <w:bottom w:val="single" w:color="BFBFBF" w:sz="4"/>
+              <w:right w:val="single" w:color="BFBFBF" w:sz="4"/>
+            </w:tcBorders>
+            <w:tcMar>
+              <w:top w:type="dxa" w:w="50"/>
+              <w:left w:type="dxa" w:w="90"/>
+              <w:bottom w:type="dxa" w:w="50"/>
+              <w:right w:type="dxa" w:w="90"/>
+            </w:tcMar>
+          </w:tcPr>
+          <w:p>
+            <w:pPr>
+              <w:spacing w:after="0" w:line="252"/>
+              <w:jc w:val="center"/>
+            </w:pPr>
+            <w:r>
+              <w:rPr>
+                <w:sz w:val="16"/>
+                <w:szCs w:val="16"/>
+              </w:rPr>
+              <w:t xml:space="preserve">−0.004 to +0.008</w:t>
+            </w:r>
+          </w:p>
+        </w:tc>
+      </w:tr>
+      <w:tr>
+        <w:trPr>
+          <w:cantSplit/>
+        </w:trPr>
+        <w:tc>
+          <w:tcPr>
+            <w:tcW w:type="dxa" w:w="3136"/>
+            <w:tcBorders>
+              <w:top w:val="single" w:color="BFBFBF" w:sz="4"/>
+              <w:left w:val="single" w:color="BFBFBF" w:sz="4"/>
+              <w:bottom w:val="single" w:color="BFBFBF" w:sz="4"/>
+              <w:right w:val="single" w:color="BFBFBF" w:sz="4"/>
+            </w:tcBorders>
+            <w:tcMar>
+              <w:top w:type="dxa" w:w="50"/>
+              <w:left w:type="dxa" w:w="90"/>
+              <w:bottom w:type="dxa" w:w="50"/>
+              <w:right w:type="dxa" w:w="90"/>
+            </w:tcMar>
+          </w:tcPr>
+          <w:p>
+            <w:pPr>
+              <w:spacing w:after="0" w:line="252"/>
+              <w:jc w:val="left"/>
+            </w:pPr>
+            <w:r>
+              <w:rPr>
+                <w:sz w:val="16"/>
+                <w:szCs w:val="16"/>
+              </w:rPr>
+              <w:t xml:space="preserve">Blend, FinBERT, 3 seeds</w:t>
+            </w:r>
+          </w:p>
+        </w:tc>
+        <w:tc>
+          <w:tcPr>
+            <w:tcW w:type="dxa" w:w="1307"/>
+            <w:tcBorders>
+              <w:top w:val="single" w:color="BFBFBF" w:sz="4"/>
+              <w:left w:val="single" w:color="BFBFBF" w:sz="4"/>
+              <w:bottom w:val="single" w:color="BFBFBF" w:sz="4"/>
+              <w:right w:val="single" w:color="BFBFBF" w:sz="4"/>
+            </w:tcBorders>
+            <w:tcMar>
+              <w:top w:type="dxa" w:w="50"/>
+              <w:left w:type="dxa" w:w="90"/>
+              <w:bottom w:type="dxa" w:w="50"/>
+              <w:right w:type="dxa" w:w="90"/>
+            </w:tcMar>
+          </w:tcPr>
+          <w:p>
+            <w:pPr>
+              <w:spacing w:after="0" w:line="252"/>
+              <w:jc w:val="center"/>
+            </w:pPr>
+            <w:r>
+              <w:rPr>
+                <w:sz w:val="16"/>
+                <w:szCs w:val="16"/>
+              </w:rPr>
+              <w:t xml:space="preserve">0.805 ± 0.077</w:t>
+            </w:r>
+          </w:p>
+        </w:tc>
+        <w:tc>
+          <w:tcPr>
+            <w:tcW w:type="dxa" w:w="941"/>
+            <w:tcBorders>
+              <w:top w:val="single" w:color="BFBFBF" w:sz="4"/>
+              <w:left w:val="single" w:color="BFBFBF" w:sz="4"/>
+              <w:bottom w:val="single" w:color="BFBFBF" w:sz="4"/>
+              <w:right w:val="single" w:color="BFBFBF" w:sz="4"/>
+            </w:tcBorders>
+            <w:tcMar>
+              <w:top w:type="dxa" w:w="50"/>
+              <w:left w:type="dxa" w:w="90"/>
+              <w:bottom w:type="dxa" w:w="50"/>
+              <w:right w:type="dxa" w:w="90"/>
+            </w:tcMar>
+          </w:tcPr>
+          <w:p>
+            <w:pPr>
+              <w:spacing w:after="0" w:line="252"/>
+              <w:jc w:val="center"/>
+            </w:pPr>
+            <w:r>
+              <w:rPr>
+                <w:sz w:val="16"/>
+                <w:szCs w:val="16"/>
+              </w:rPr>
+              <w:t xml:space="preserve">0.837</w:t>
+            </w:r>
+          </w:p>
+        </w:tc>
+        <w:tc>
+          <w:tcPr>
+            <w:tcW w:type="dxa" w:w="941"/>
+            <w:tcBorders>
+              <w:top w:val="single" w:color="BFBFBF" w:sz="4"/>
+              <w:left w:val="single" w:color="BFBFBF" w:sz="4"/>
+              <w:bottom w:val="single" w:color="BFBFBF" w:sz="4"/>
+              <w:right w:val="single" w:color="BFBFBF" w:sz="4"/>
+            </w:tcBorders>
+            <w:tcMar>
+              <w:top w:type="dxa" w:w="50"/>
+              <w:left w:type="dxa" w:w="90"/>
+              <w:bottom w:type="dxa" w:w="50"/>
+              <w:right w:type="dxa" w:w="90"/>
+            </w:tcMar>
+          </w:tcPr>
+          <w:p>
+            <w:pPr>
+              <w:spacing w:after="0" w:line="252"/>
+              <w:jc w:val="center"/>
+            </w:pPr>
+            <w:r>
+              <w:rPr>
+                <w:sz w:val="16"/>
+                <w:szCs w:val="16"/>
+              </w:rPr>
+              <w:t xml:space="preserve">0.821</w:t>
+            </w:r>
+          </w:p>
+        </w:tc>
+        <w:tc>
+          <w:tcPr>
+            <w:tcW w:type="dxa" w:w="679"/>
+            <w:tcBorders>
+              <w:top w:val="single" w:color="BFBFBF" w:sz="4"/>
+              <w:left w:val="single" w:color="BFBFBF" w:sz="4"/>
+              <w:bottom w:val="single" w:color="BFBFBF" w:sz="4"/>
+              <w:right w:val="single" w:color="BFBFBF" w:sz="4"/>
+            </w:tcBorders>
+            <w:tcMar>
+              <w:top w:type="dxa" w:w="50"/>
+              <w:left w:type="dxa" w:w="90"/>
+              <w:bottom w:type="dxa" w:w="50"/>
+              <w:right w:type="dxa" w:w="90"/>
+            </w:tcMar>
+          </w:tcPr>
+          <w:p>
+            <w:pPr>
+              <w:spacing w:after="0" w:line="252"/>
+              <w:jc w:val="center"/>
+            </w:pPr>
+            <w:r>
+              <w:rPr>
+                <w:sz w:val="16"/>
+                <w:szCs w:val="16"/>
+              </w:rPr>
+              <w:t xml:space="preserve">4.3</w:t>
+            </w:r>
+          </w:p>
+        </w:tc>
+        <w:tc>
+          <w:tcPr>
+            <w:tcW w:type="dxa" w:w="784"/>
+            <w:tcBorders>
+              <w:top w:val="single" w:color="BFBFBF" w:sz="4"/>
+              <w:left w:val="single" w:color="BFBFBF" w:sz="4"/>
+              <w:bottom w:val="single" w:color="BFBFBF" w:sz="4"/>
+              <w:right w:val="single" w:color="BFBFBF" w:sz="4"/>
+            </w:tcBorders>
+            <w:tcMar>
+              <w:top w:type="dxa" w:w="50"/>
+              <w:left w:type="dxa" w:w="90"/>
+              <w:bottom w:type="dxa" w:w="50"/>
+              <w:right w:type="dxa" w:w="90"/>
+            </w:tcMar>
+          </w:tcPr>
+          <w:p>
+            <w:pPr>
+              <w:spacing w:after="0" w:line="252"/>
+              <w:jc w:val="center"/>
+            </w:pPr>
+            <w:r>
+              <w:rPr>
+                <w:sz w:val="16"/>
+                <w:szCs w:val="16"/>
+              </w:rPr>
+              <w:t xml:space="preserve">3.05</w:t>
+            </w:r>
+          </w:p>
+        </w:tc>
+        <w:tc>
+          <w:tcPr>
+            <w:tcW w:type="dxa" w:w="1518"/>
+            <w:tcBorders>
+              <w:top w:val="single" w:color="BFBFBF" w:sz="4"/>
+              <w:left w:val="single" w:color="BFBFBF" w:sz="4"/>
+              <w:bottom w:val="single" w:color="BFBFBF" w:sz="4"/>
+              <w:right w:val="single" w:color="BFBFBF" w:sz="4"/>
+            </w:tcBorders>
+            <w:tcMar>
+              <w:top w:type="dxa" w:w="50"/>
+              <w:left w:type="dxa" w:w="90"/>
+              <w:bottom w:type="dxa" w:w="50"/>
+              <w:right w:type="dxa" w:w="90"/>
+            </w:tcMar>
+          </w:tcPr>
+          <w:p>
+            <w:pPr>
+              <w:spacing w:after="0" w:line="252"/>
+              <w:jc w:val="center"/>
+            </w:pPr>
+            <w:r>
+              <w:rPr>
+                <w:sz w:val="16"/>
+                <w:szCs w:val="16"/>
+              </w:rPr>
+              <w:t xml:space="preserve">−0.011 to +0.008</w:t>
+            </w:r>
+          </w:p>
+        </w:tc>
+      </w:tr>
+      <w:tr>
+        <w:trPr>
+          <w:cantSplit/>
+        </w:trPr>
+        <w:tc>
+          <w:tcPr>
+            <w:tcW w:type="dxa" w:w="3136"/>
+            <w:tcBorders>
+              <w:top w:val="single" w:color="BFBFBF" w:sz="4"/>
+              <w:left w:val="single" w:color="BFBFBF" w:sz="4"/>
+              <w:bottom w:val="single" w:color="BFBFBF" w:sz="4"/>
+              <w:right w:val="single" w:color="BFBFBF" w:sz="4"/>
+            </w:tcBorders>
+            <w:tcMar>
+              <w:top w:type="dxa" w:w="50"/>
+              <w:left w:type="dxa" w:w="90"/>
+              <w:bottom w:type="dxa" w:w="50"/>
+              <w:right w:type="dxa" w:w="90"/>
+            </w:tcMar>
+          </w:tcPr>
+          <w:p>
+            <w:pPr>
+              <w:spacing w:after="0" w:line="252"/>
+              <w:jc w:val="left"/>
+            </w:pPr>
+            <w:r>
+              <w:rPr>
+                <w:sz w:val="16"/>
+                <w:szCs w:val="16"/>
+              </w:rPr>
+              <w:t xml:space="preserve">Blend, FinBERT, 1 seed</w:t>
+            </w:r>
+          </w:p>
+        </w:tc>
+        <w:tc>
+          <w:tcPr>
+            <w:tcW w:type="dxa" w:w="1307"/>
+            <w:tcBorders>
+              <w:top w:val="single" w:color="BFBFBF" w:sz="4"/>
+              <w:left w:val="single" w:color="BFBFBF" w:sz="4"/>
+              <w:bottom w:val="single" w:color="BFBFBF" w:sz="4"/>
+              <w:right w:val="single" w:color="BFBFBF" w:sz="4"/>
+            </w:tcBorders>
+            <w:tcMar>
+              <w:top w:type="dxa" w:w="50"/>
+              <w:left w:type="dxa" w:w="90"/>
+              <w:bottom w:type="dxa" w:w="50"/>
+              <w:right w:type="dxa" w:w="90"/>
+            </w:tcMar>
+          </w:tcPr>
+          <w:p>
+            <w:pPr>
+              <w:spacing w:after="0" w:line="252"/>
+              <w:jc w:val="center"/>
+            </w:pPr>
+            <w:r>
+              <w:rPr>
+                <w:sz w:val="16"/>
+                <w:szCs w:val="16"/>
+              </w:rPr>
+              <w:t xml:space="preserve">0.795 ± 0.072</w:t>
+            </w:r>
+          </w:p>
+        </w:tc>
+        <w:tc>
+          <w:tcPr>
+            <w:tcW w:type="dxa" w:w="941"/>
+            <w:tcBorders>
+              <w:top w:val="single" w:color="BFBFBF" w:sz="4"/>
+              <w:left w:val="single" w:color="BFBFBF" w:sz="4"/>
+              <w:bottom w:val="single" w:color="BFBFBF" w:sz="4"/>
+              <w:right w:val="single" w:color="BFBFBF" w:sz="4"/>
+            </w:tcBorders>
+            <w:tcMar>
+              <w:top w:type="dxa" w:w="50"/>
+              <w:left w:type="dxa" w:w="90"/>
+              <w:bottom w:type="dxa" w:w="50"/>
+              <w:right w:type="dxa" w:w="90"/>
+            </w:tcMar>
+          </w:tcPr>
+          <w:p>
+            <w:pPr>
+              <w:spacing w:after="0" w:line="252"/>
+              <w:jc w:val="center"/>
+            </w:pPr>
+            <w:r>
+              <w:rPr>
+                <w:sz w:val="16"/>
+                <w:szCs w:val="16"/>
+              </w:rPr>
+              <w:t xml:space="preserve">0.832</w:t>
+            </w:r>
+          </w:p>
+        </w:tc>
+        <w:tc>
+          <w:tcPr>
+            <w:tcW w:type="dxa" w:w="941"/>
+            <w:tcBorders>
+              <w:top w:val="single" w:color="BFBFBF" w:sz="4"/>
+              <w:left w:val="single" w:color="BFBFBF" w:sz="4"/>
+              <w:bottom w:val="single" w:color="BFBFBF" w:sz="4"/>
+              <w:right w:val="single" w:color="BFBFBF" w:sz="4"/>
+            </w:tcBorders>
+            <w:tcMar>
+              <w:top w:type="dxa" w:w="50"/>
+              <w:left w:type="dxa" w:w="90"/>
+              <w:bottom w:type="dxa" w:w="50"/>
+              <w:right w:type="dxa" w:w="90"/>
+            </w:tcMar>
+          </w:tcPr>
+          <w:p>
+            <w:pPr>
+              <w:spacing w:after="0" w:line="252"/>
+              <w:jc w:val="center"/>
+            </w:pPr>
+            <w:r>
+              <w:rPr>
+                <w:sz w:val="16"/>
+                <w:szCs w:val="16"/>
+              </w:rPr>
+              <w:t xml:space="preserve">0.813</w:t>
+            </w:r>
+          </w:p>
+        </w:tc>
+        <w:tc>
+          <w:tcPr>
+            <w:tcW w:type="dxa" w:w="679"/>
+            <w:tcBorders>
+              <w:top w:val="single" w:color="BFBFBF" w:sz="4"/>
+              <w:left w:val="single" w:color="BFBFBF" w:sz="4"/>
+              <w:bottom w:val="single" w:color="BFBFBF" w:sz="4"/>
+              <w:right w:val="single" w:color="BFBFBF" w:sz="4"/>
+            </w:tcBorders>
+            <w:tcMar>
+              <w:top w:type="dxa" w:w="50"/>
+              <w:left w:type="dxa" w:w="90"/>
+              <w:bottom w:type="dxa" w:w="50"/>
+              <w:right w:type="dxa" w:w="90"/>
+            </w:tcMar>
+          </w:tcPr>
+          <w:p>
+            <w:pPr>
+              <w:spacing w:after="0" w:line="252"/>
+              <w:jc w:val="center"/>
+            </w:pPr>
+            <w:r>
+              <w:rPr>
+                <w:sz w:val="16"/>
+                <w:szCs w:val="16"/>
+              </w:rPr>
+              <w:t xml:space="preserve">2.4</w:t>
+            </w:r>
+          </w:p>
+        </w:tc>
+        <w:tc>
+          <w:tcPr>
+            <w:tcW w:type="dxa" w:w="784"/>
+            <w:tcBorders>
+              <w:top w:val="single" w:color="BFBFBF" w:sz="4"/>
+              <w:left w:val="single" w:color="BFBFBF" w:sz="4"/>
+              <w:bottom w:val="single" w:color="BFBFBF" w:sz="4"/>
+              <w:right w:val="single" w:color="BFBFBF" w:sz="4"/>
+            </w:tcBorders>
+            <w:tcMar>
+              <w:top w:type="dxa" w:w="50"/>
+              <w:left w:type="dxa" w:w="90"/>
+              <w:bottom w:type="dxa" w:w="50"/>
+              <w:right w:type="dxa" w:w="90"/>
+            </w:tcMar>
+          </w:tcPr>
+          <w:p>
+            <w:pPr>
+              <w:spacing w:after="0" w:line="252"/>
+              <w:jc w:val="center"/>
+            </w:pPr>
+            <w:r>
+              <w:rPr>
+                <w:sz w:val="16"/>
+                <w:szCs w:val="16"/>
+              </w:rPr>
+              <w:t xml:space="preserve">1.74</w:t>
+            </w:r>
+          </w:p>
+        </w:tc>
+        <w:tc>
+          <w:tcPr>
+            <w:tcW w:type="dxa" w:w="1518"/>
+            <w:tcBorders>
+              <w:top w:val="single" w:color="BFBFBF" w:sz="4"/>
+              <w:left w:val="single" w:color="BFBFBF" w:sz="4"/>
+              <w:bottom w:val="single" w:color="BFBFBF" w:sz="4"/>
+              <w:right w:val="single" w:color="BFBFBF" w:sz="4"/>
+            </w:tcBorders>
+            <w:tcMar>
+              <w:top w:type="dxa" w:w="50"/>
+              <w:left w:type="dxa" w:w="90"/>
+              <w:bottom w:type="dxa" w:w="50"/>
+              <w:right w:type="dxa" w:w="90"/>
+            </w:tcMar>
+          </w:tcPr>
+          <w:p>
+            <w:pPr>
+              <w:spacing w:after="0" w:line="252"/>
+              <w:jc w:val="center"/>
+            </w:pPr>
+            <w:r>
+              <w:rPr>
+                <w:sz w:val="16"/>
+                <w:szCs w:val="16"/>
+              </w:rPr>
+              <w:t xml:space="preserve">−0.026 to +0.004</w:t>
+            </w:r>
+          </w:p>
+        </w:tc>
+      </w:tr>
+      <w:tr>
+        <w:trPr>
+          <w:cantSplit/>
+        </w:trPr>
+        <w:tc>
+          <w:tcPr>
+            <w:tcW w:type="dxa" w:w="3136"/>
+            <w:tcBorders>
+              <w:top w:val="single" w:color="BFBFBF" w:sz="4"/>
+              <w:left w:val="single" w:color="BFBFBF" w:sz="4"/>
+              <w:bottom w:val="single" w:color="BFBFBF" w:sz="4"/>
+              <w:right w:val="single" w:color="BFBFBF" w:sz="4"/>
+            </w:tcBorders>
+            <w:tcMar>
+              <w:top w:type="dxa" w:w="50"/>
+              <w:left w:type="dxa" w:w="90"/>
+              <w:bottom w:type="dxa" w:w="50"/>
+              <w:right w:type="dxa" w:w="90"/>
+            </w:tcMar>
+          </w:tcPr>
+          <w:p>
+            <w:pPr>
+              <w:spacing w:after="0" w:line="252"/>
+              <w:jc w:val="left"/>
+            </w:pPr>
+            <w:r>
+              <w:rPr>
+                <w:sz w:val="16"/>
+                <w:szCs w:val="16"/>
+              </w:rPr>
+              <w:t xml:space="preserve">Network only, FinBERT, 7 seeds</w:t>
+            </w:r>
+          </w:p>
+        </w:tc>
+        <w:tc>
+          <w:tcPr>
+            <w:tcW w:type="dxa" w:w="1307"/>
+            <w:tcBorders>
+              <w:top w:val="single" w:color="BFBFBF" w:sz="4"/>
+              <w:left w:val="single" w:color="BFBFBF" w:sz="4"/>
+              <w:bottom w:val="single" w:color="BFBFBF" w:sz="4"/>
+              <w:right w:val="single" w:color="BFBFBF" w:sz="4"/>
+            </w:tcBorders>
+            <w:tcMar>
+              <w:top w:type="dxa" w:w="50"/>
+              <w:left w:type="dxa" w:w="90"/>
+              <w:bottom w:type="dxa" w:w="50"/>
+              <w:right w:type="dxa" w:w="90"/>
+            </w:tcMar>
+          </w:tcPr>
+          <w:p>
+            <w:pPr>
+              <w:spacing w:after="0" w:line="252"/>
+              <w:jc w:val="center"/>
+            </w:pPr>
+            <w:r>
+              <w:rPr>
+                <w:sz w:val="16"/>
+                <w:szCs w:val="16"/>
+              </w:rPr>
+              <w:t xml:space="preserve">0.783 ± 0.070</w:t>
+            </w:r>
+          </w:p>
+        </w:tc>
+        <w:tc>
+          <w:tcPr>
+            <w:tcW w:type="dxa" w:w="941"/>
+            <w:tcBorders>
+              <w:top w:val="single" w:color="BFBFBF" w:sz="4"/>
+              <w:left w:val="single" w:color="BFBFBF" w:sz="4"/>
+              <w:bottom w:val="single" w:color="BFBFBF" w:sz="4"/>
+              <w:right w:val="single" w:color="BFBFBF" w:sz="4"/>
+            </w:tcBorders>
+            <w:tcMar>
+              <w:top w:type="dxa" w:w="50"/>
+              <w:left w:type="dxa" w:w="90"/>
+              <w:bottom w:type="dxa" w:w="50"/>
+              <w:right w:type="dxa" w:w="90"/>
+            </w:tcMar>
+          </w:tcPr>
+          <w:p>
+            <w:pPr>
+              <w:spacing w:after="0" w:line="252"/>
+              <w:jc w:val="center"/>
+            </w:pPr>
+            <w:r>
+              <w:rPr>
+                <w:sz w:val="16"/>
+                <w:szCs w:val="16"/>
+              </w:rPr>
+              <w:t xml:space="preserve">0.823</w:t>
+            </w:r>
+          </w:p>
+        </w:tc>
+        <w:tc>
+          <w:tcPr>
+            <w:tcW w:type="dxa" w:w="941"/>
+            <w:tcBorders>
+              <w:top w:val="single" w:color="BFBFBF" w:sz="4"/>
+              <w:left w:val="single" w:color="BFBFBF" w:sz="4"/>
+              <w:bottom w:val="single" w:color="BFBFBF" w:sz="4"/>
+              <w:right w:val="single" w:color="BFBFBF" w:sz="4"/>
+            </w:tcBorders>
+            <w:tcMar>
+              <w:top w:type="dxa" w:w="50"/>
+              <w:left w:type="dxa" w:w="90"/>
+              <w:bottom w:type="dxa" w:w="50"/>
+              <w:right w:type="dxa" w:w="90"/>
+            </w:tcMar>
+          </w:tcPr>
+          <w:p>
+            <w:pPr>
+              <w:spacing w:after="0" w:line="252"/>
+              <w:jc w:val="center"/>
+            </w:pPr>
+            <w:r>
+              <w:rPr>
+                <w:sz w:val="16"/>
+                <w:szCs w:val="16"/>
+              </w:rPr>
+              <w:t xml:space="preserve">0.793</w:t>
+            </w:r>
+          </w:p>
+        </w:tc>
+        <w:tc>
+          <w:tcPr>
+            <w:tcW w:type="dxa" w:w="679"/>
+            <w:tcBorders>
+              <w:top w:val="single" w:color="BFBFBF" w:sz="4"/>
+              <w:left w:val="single" w:color="BFBFBF" w:sz="4"/>
+              <w:bottom w:val="single" w:color="BFBFBF" w:sz="4"/>
+              <w:right w:val="single" w:color="BFBFBF" w:sz="4"/>
+            </w:tcBorders>
+            <w:tcMar>
+              <w:top w:type="dxa" w:w="50"/>
+              <w:left w:type="dxa" w:w="90"/>
+              <w:bottom w:type="dxa" w:w="50"/>
+              <w:right w:type="dxa" w:w="90"/>
+            </w:tcMar>
+          </w:tcPr>
+          <w:p>
+            <w:pPr>
+              <w:spacing w:after="0" w:line="252"/>
+              <w:jc w:val="center"/>
+            </w:pPr>
+            <w:r>
+              <w:rPr>
+                <w:sz w:val="16"/>
+                <w:szCs w:val="16"/>
+              </w:rPr>
+              <w:t xml:space="preserve">8.7</w:t>
+            </w:r>
+          </w:p>
+        </w:tc>
+        <w:tc>
+          <w:tcPr>
+            <w:tcW w:type="dxa" w:w="784"/>
+            <w:tcBorders>
+              <w:top w:val="single" w:color="BFBFBF" w:sz="4"/>
+              <w:left w:val="single" w:color="BFBFBF" w:sz="4"/>
+              <w:bottom w:val="single" w:color="BFBFBF" w:sz="4"/>
+              <w:right w:val="single" w:color="BFBFBF" w:sz="4"/>
+            </w:tcBorders>
+            <w:tcMar>
+              <w:top w:type="dxa" w:w="50"/>
+              <w:left w:type="dxa" w:w="90"/>
+              <w:bottom w:type="dxa" w:w="50"/>
+              <w:right w:type="dxa" w:w="90"/>
+            </w:tcMar>
+          </w:tcPr>
+          <w:p>
+            <w:pPr>
+              <w:spacing w:after="0" w:line="252"/>
+              <w:jc w:val="center"/>
+            </w:pPr>
+            <w:r>
+              <w:rPr>
+                <w:sz w:val="16"/>
+                <w:szCs w:val="16"/>
+              </w:rPr>
+              <w:t xml:space="preserve">6.22</w:t>
+            </w:r>
+          </w:p>
+        </w:tc>
+        <w:tc>
+          <w:tcPr>
+            <w:tcW w:type="dxa" w:w="1518"/>
+            <w:tcBorders>
+              <w:top w:val="single" w:color="BFBFBF" w:sz="4"/>
+              <w:left w:val="single" w:color="BFBFBF" w:sz="4"/>
+              <w:bottom w:val="single" w:color="BFBFBF" w:sz="4"/>
+              <w:right w:val="single" w:color="BFBFBF" w:sz="4"/>
+            </w:tcBorders>
+            <w:tcMar>
+              <w:top w:type="dxa" w:w="50"/>
+              <w:left w:type="dxa" w:w="90"/>
+              <w:bottom w:type="dxa" w:w="50"/>
+              <w:right w:type="dxa" w:w="90"/>
+            </w:tcMar>
+          </w:tcPr>
+          <w:p>
+            <w:pPr>
+              <w:spacing w:after="0" w:line="252"/>
+              <w:jc w:val="center"/>
+            </w:pPr>
+            <w:r>
+              <w:rPr>
+                <w:sz w:val="16"/>
+                <w:szCs w:val="16"/>
+              </w:rPr>
+              <w:t xml:space="preserve">−0.045 to −0.008</w:t>
+            </w:r>
+          </w:p>
+        </w:tc>
+      </w:tr>
+      <w:tr>
+        <w:trPr>
+          <w:cantSplit/>
+        </w:trPr>
+        <w:tc>
+          <w:tcPr>
+            <w:tcW w:type="dxa" w:w="3136"/>
+            <w:tcBorders>
+              <w:top w:val="single" w:color="BFBFBF" w:sz="4"/>
+              <w:left w:val="single" w:color="BFBFBF" w:sz="4"/>
+              <w:bottom w:val="single" w:color="BFBFBF" w:sz="4"/>
+              <w:right w:val="single" w:color="BFBFBF" w:sz="4"/>
+            </w:tcBorders>
+            <w:tcMar>
+              <w:top w:type="dxa" w:w="50"/>
+              <w:left w:type="dxa" w:w="90"/>
+              <w:bottom w:type="dxa" w:w="50"/>
+              <w:right w:type="dxa" w:w="90"/>
+            </w:tcMar>
+          </w:tcPr>
+          <w:p>
+            <w:pPr>
+              <w:spacing w:after="0" w:line="252"/>
+              <w:jc w:val="left"/>
+            </w:pPr>
+            <w:r>
+              <w:rPr>
+                <w:sz w:val="16"/>
+                <w:szCs w:val="16"/>
+              </w:rPr>
+              <w:t xml:space="preserve">GB, ratios + language, no network (chosen)</w:t>
+            </w:r>
+          </w:p>
+        </w:tc>
+        <w:tc>
+          <w:tcPr>
+            <w:tcW w:type="dxa" w:w="1307"/>
+            <w:tcBorders>
+              <w:top w:val="single" w:color="BFBFBF" w:sz="4"/>
+              <w:left w:val="single" w:color="BFBFBF" w:sz="4"/>
+              <w:bottom w:val="single" w:color="BFBFBF" w:sz="4"/>
+              <w:right w:val="single" w:color="BFBFBF" w:sz="4"/>
+            </w:tcBorders>
+            <w:tcMar>
+              <w:top w:type="dxa" w:w="50"/>
+              <w:left w:type="dxa" w:w="90"/>
+              <w:bottom w:type="dxa" w:w="50"/>
+              <w:right w:type="dxa" w:w="90"/>
+            </w:tcMar>
+          </w:tcPr>
+          <w:p>
+            <w:pPr>
+              <w:spacing w:after="0" w:line="252"/>
+              <w:jc w:val="center"/>
+            </w:pPr>
+            <w:r>
+              <w:rPr>
+                <w:sz w:val="16"/>
+                <w:szCs w:val="16"/>
+              </w:rPr>
+              <w:t xml:space="preserve">0.795 ± 0.070</w:t>
+            </w:r>
+          </w:p>
+        </w:tc>
+        <w:tc>
+          <w:tcPr>
+            <w:tcW w:type="dxa" w:w="941"/>
+            <w:tcBorders>
+              <w:top w:val="single" w:color="BFBFBF" w:sz="4"/>
+              <w:left w:val="single" w:color="BFBFBF" w:sz="4"/>
+              <w:bottom w:val="single" w:color="BFBFBF" w:sz="4"/>
+              <w:right w:val="single" w:color="BFBFBF" w:sz="4"/>
+            </w:tcBorders>
+            <w:tcMar>
+              <w:top w:type="dxa" w:w="50"/>
+              <w:left w:type="dxa" w:w="90"/>
+              <w:bottom w:type="dxa" w:w="50"/>
+              <w:right w:type="dxa" w:w="90"/>
+            </w:tcMar>
+          </w:tcPr>
+          <w:p>
+            <w:pPr>
+              <w:spacing w:after="0" w:line="252"/>
+              <w:jc w:val="center"/>
+            </w:pPr>
+            <w:r>
+              <w:rPr>
+                <w:sz w:val="16"/>
+                <w:szCs w:val="16"/>
+              </w:rPr>
+              <w:t xml:space="preserve">0.822</w:t>
+            </w:r>
+          </w:p>
+        </w:tc>
+        <w:tc>
+          <w:tcPr>
+            <w:tcW w:type="dxa" w:w="941"/>
+            <w:tcBorders>
+              <w:top w:val="single" w:color="BFBFBF" w:sz="4"/>
+              <w:left w:val="single" w:color="BFBFBF" w:sz="4"/>
+              <w:bottom w:val="single" w:color="BFBFBF" w:sz="4"/>
+              <w:right w:val="single" w:color="BFBFBF" w:sz="4"/>
+            </w:tcBorders>
+            <w:tcMar>
+              <w:top w:type="dxa" w:w="50"/>
+              <w:left w:type="dxa" w:w="90"/>
+              <w:bottom w:type="dxa" w:w="50"/>
+              <w:right w:type="dxa" w:w="90"/>
+            </w:tcMar>
+          </w:tcPr>
+          <w:p>
+            <w:pPr>
+              <w:spacing w:after="0" w:line="252"/>
+              <w:jc w:val="center"/>
+            </w:pPr>
+            <w:r>
+              <w:rPr>
+                <w:sz w:val="16"/>
+                <w:szCs w:val="16"/>
+              </w:rPr>
+              <w:t xml:space="preserve">0.809</w:t>
+            </w:r>
+          </w:p>
+        </w:tc>
+        <w:tc>
+          <w:tcPr>
+            <w:tcW w:type="dxa" w:w="679"/>
+            <w:tcBorders>
+              <w:top w:val="single" w:color="BFBFBF" w:sz="4"/>
+              <w:left w:val="single" w:color="BFBFBF" w:sz="4"/>
+              <w:bottom w:val="single" w:color="BFBFBF" w:sz="4"/>
+              <w:right w:val="single" w:color="BFBFBF" w:sz="4"/>
+            </w:tcBorders>
+            <w:tcMar>
+              <w:top w:type="dxa" w:w="50"/>
+              <w:left w:type="dxa" w:w="90"/>
+              <w:bottom w:type="dxa" w:w="50"/>
+              <w:right w:type="dxa" w:w="90"/>
+            </w:tcMar>
+          </w:tcPr>
+          <w:p>
+            <w:pPr>
+              <w:spacing w:after="0" w:line="252"/>
+              <w:jc w:val="center"/>
+            </w:pPr>
+            <w:r>
+              <w:rPr>
+                <w:sz w:val="16"/>
+                <w:szCs w:val="16"/>
+              </w:rPr>
+              <w:t xml:space="preserve">0.2</w:t>
+            </w:r>
+          </w:p>
+        </w:tc>
+        <w:tc>
+          <w:tcPr>
+            <w:tcW w:type="dxa" w:w="784"/>
+            <w:tcBorders>
+              <w:top w:val="single" w:color="BFBFBF" w:sz="4"/>
+              <w:left w:val="single" w:color="BFBFBF" w:sz="4"/>
+              <w:bottom w:val="single" w:color="BFBFBF" w:sz="4"/>
+              <w:right w:val="single" w:color="BFBFBF" w:sz="4"/>
+            </w:tcBorders>
+            <w:tcMar>
+              <w:top w:type="dxa" w:w="50"/>
+              <w:left w:type="dxa" w:w="90"/>
+              <w:bottom w:type="dxa" w:w="50"/>
+              <w:right w:type="dxa" w:w="90"/>
+            </w:tcMar>
+          </w:tcPr>
+          <w:p>
+            <w:pPr>
+              <w:spacing w:after="0" w:line="252"/>
+              <w:jc w:val="center"/>
+            </w:pPr>
+            <w:r>
+              <w:rPr>
+                <w:sz w:val="16"/>
+                <w:szCs w:val="16"/>
+              </w:rPr>
+              <w:t xml:space="preserve">0.15</w:t>
+            </w:r>
+          </w:p>
+        </w:tc>
+        <w:tc>
+          <w:tcPr>
+            <w:tcW w:type="dxa" w:w="1518"/>
+            <w:tcBorders>
+              <w:top w:val="single" w:color="BFBFBF" w:sz="4"/>
+              <w:left w:val="single" w:color="BFBFBF" w:sz="4"/>
+              <w:bottom w:val="single" w:color="BFBFBF" w:sz="4"/>
+              <w:right w:val="single" w:color="BFBFBF" w:sz="4"/>
+            </w:tcBorders>
+            <w:tcMar>
+              <w:top w:type="dxa" w:w="50"/>
+              <w:left w:type="dxa" w:w="90"/>
+              <w:bottom w:type="dxa" w:w="50"/>
+              <w:right w:type="dxa" w:w="90"/>
+            </w:tcMar>
+          </w:tcPr>
+          <w:p>
+            <w:pPr>
+              <w:spacing w:after="0" w:line="252"/>
+              <w:jc w:val="center"/>
+            </w:pPr>
+            <w:r>
+              <w:rPr>
+                <w:sz w:val="16"/>
+                <w:szCs w:val="16"/>
+              </w:rPr>
+              <w:t xml:space="preserve">−0.031 to +0.009</w:t>
+            </w:r>
+          </w:p>
+        </w:tc>
+      </w:tr>
+      <w:tr>
+        <w:trPr>
+          <w:cantSplit/>
+        </w:trPr>
+        <w:tc>
+          <w:tcPr>
+            <w:tcW w:type="dxa" w:w="3136"/>
+            <w:tcBorders>
+              <w:top w:val="single" w:color="BFBFBF" w:sz="4"/>
+              <w:left w:val="single" w:color="BFBFBF" w:sz="4"/>
+              <w:bottom w:val="single" w:color="BFBFBF" w:sz="4"/>
+              <w:right w:val="single" w:color="BFBFBF" w:sz="4"/>
+            </w:tcBorders>
+            <w:tcMar>
+              <w:top w:type="dxa" w:w="50"/>
+              <w:left w:type="dxa" w:w="90"/>
+              <w:bottom w:type="dxa" w:w="50"/>
+              <w:right w:type="dxa" w:w="90"/>
+            </w:tcMar>
+          </w:tcPr>
+          <w:p>
+            <w:pPr>
+              <w:spacing w:after="0" w:line="252"/>
+              <w:jc w:val="left"/>
+            </w:pPr>
+            <w:r>
+              <w:rPr>
+                <w:sz w:val="16"/>
+                <w:szCs w:val="16"/>
+              </w:rPr>
+              <w:t xml:space="preserve">GB, ratios only</w:t>
+            </w:r>
+          </w:p>
+        </w:tc>
+        <w:tc>
+          <w:tcPr>
+            <w:tcW w:type="dxa" w:w="1307"/>
+            <w:tcBorders>
+              <w:top w:val="single" w:color="BFBFBF" w:sz="4"/>
+              <w:left w:val="single" w:color="BFBFBF" w:sz="4"/>
+              <w:bottom w:val="single" w:color="BFBFBF" w:sz="4"/>
+              <w:right w:val="single" w:color="BFBFBF" w:sz="4"/>
+            </w:tcBorders>
+            <w:tcMar>
+              <w:top w:type="dxa" w:w="50"/>
+              <w:left w:type="dxa" w:w="90"/>
+              <w:bottom w:type="dxa" w:w="50"/>
+              <w:right w:type="dxa" w:w="90"/>
+            </w:tcMar>
+          </w:tcPr>
+          <w:p>
+            <w:pPr>
+              <w:spacing w:after="0" w:line="252"/>
+              <w:jc w:val="center"/>
+            </w:pPr>
+            <w:r>
+              <w:rPr>
+                <w:sz w:val="16"/>
+                <w:szCs w:val="16"/>
+              </w:rPr>
+              <w:t xml:space="preserve">0.747 ± 0.080</w:t>
+            </w:r>
+          </w:p>
+        </w:tc>
+        <w:tc>
+          <w:tcPr>
+            <w:tcW w:type="dxa" w:w="941"/>
+            <w:tcBorders>
+              <w:top w:val="single" w:color="BFBFBF" w:sz="4"/>
+              <w:left w:val="single" w:color="BFBFBF" w:sz="4"/>
+              <w:bottom w:val="single" w:color="BFBFBF" w:sz="4"/>
+              <w:right w:val="single" w:color="BFBFBF" w:sz="4"/>
+            </w:tcBorders>
+            <w:tcMar>
+              <w:top w:type="dxa" w:w="50"/>
+              <w:left w:type="dxa" w:w="90"/>
+              <w:bottom w:type="dxa" w:w="50"/>
+              <w:right w:type="dxa" w:w="90"/>
+            </w:tcMar>
+          </w:tcPr>
+          <w:p>
+            <w:pPr>
+              <w:spacing w:after="0" w:line="252"/>
+              <w:jc w:val="center"/>
+            </w:pPr>
+            <w:r>
+              <w:rPr>
+                <w:sz w:val="16"/>
+                <w:szCs w:val="16"/>
+              </w:rPr>
+              <w:t xml:space="preserve">0.786</w:t>
+            </w:r>
+          </w:p>
+        </w:tc>
+        <w:tc>
+          <w:tcPr>
+            <w:tcW w:type="dxa" w:w="941"/>
+            <w:tcBorders>
+              <w:top w:val="single" w:color="BFBFBF" w:sz="4"/>
+              <w:left w:val="single" w:color="BFBFBF" w:sz="4"/>
+              <w:bottom w:val="single" w:color="BFBFBF" w:sz="4"/>
+              <w:right w:val="single" w:color="BFBFBF" w:sz="4"/>
+            </w:tcBorders>
+            <w:tcMar>
+              <w:top w:type="dxa" w:w="50"/>
+              <w:left w:type="dxa" w:w="90"/>
+              <w:bottom w:type="dxa" w:w="50"/>
+              <w:right w:type="dxa" w:w="90"/>
+            </w:tcMar>
+          </w:tcPr>
+          <w:p>
+            <w:pPr>
+              <w:spacing w:after="0" w:line="252"/>
+              <w:jc w:val="center"/>
+            </w:pPr>
+            <w:r>
+              <w:rPr>
+                <w:sz w:val="16"/>
+                <w:szCs w:val="16"/>
+              </w:rPr>
+              <w:t xml:space="preserve">0.772</w:t>
+            </w:r>
+          </w:p>
+        </w:tc>
+        <w:tc>
+          <w:tcPr>
+            <w:tcW w:type="dxa" w:w="679"/>
+            <w:tcBorders>
+              <w:top w:val="single" w:color="BFBFBF" w:sz="4"/>
+              <w:left w:val="single" w:color="BFBFBF" w:sz="4"/>
+              <w:bottom w:val="single" w:color="BFBFBF" w:sz="4"/>
+              <w:right w:val="single" w:color="BFBFBF" w:sz="4"/>
+            </w:tcBorders>
+            <w:tcMar>
+              <w:top w:type="dxa" w:w="50"/>
+              <w:left w:type="dxa" w:w="90"/>
+              <w:bottom w:type="dxa" w:w="50"/>
+              <w:right w:type="dxa" w:w="90"/>
+            </w:tcMar>
+          </w:tcPr>
+          <w:p>
+            <w:pPr>
+              <w:spacing w:after="0" w:line="252"/>
+              <w:jc w:val="center"/>
+            </w:pPr>
+            <w:r>
+              <w:rPr>
+                <w:sz w:val="16"/>
+                <w:szCs w:val="16"/>
+              </w:rPr>
+              <w:t xml:space="preserve">0.2</w:t>
+            </w:r>
+          </w:p>
+        </w:tc>
+        <w:tc>
+          <w:tcPr>
+            <w:tcW w:type="dxa" w:w="784"/>
+            <w:tcBorders>
+              <w:top w:val="single" w:color="BFBFBF" w:sz="4"/>
+              <w:left w:val="single" w:color="BFBFBF" w:sz="4"/>
+              <w:bottom w:val="single" w:color="BFBFBF" w:sz="4"/>
+              <w:right w:val="single" w:color="BFBFBF" w:sz="4"/>
+            </w:tcBorders>
+            <w:tcMar>
+              <w:top w:type="dxa" w:w="50"/>
+              <w:left w:type="dxa" w:w="90"/>
+              <w:bottom w:type="dxa" w:w="50"/>
+              <w:right w:type="dxa" w:w="90"/>
+            </w:tcMar>
+          </w:tcPr>
+          <w:p>
+            <w:pPr>
+              <w:spacing w:after="0" w:line="252"/>
+              <w:jc w:val="center"/>
+            </w:pPr>
+            <w:r>
+              <w:rPr>
+                <w:sz w:val="16"/>
+                <w:szCs w:val="16"/>
+              </w:rPr>
+              <w:t xml:space="preserve">0.14</w:t>
+            </w:r>
+          </w:p>
+        </w:tc>
+        <w:tc>
+          <w:tcPr>
+            <w:tcW w:type="dxa" w:w="1518"/>
+            <w:tcBorders>
+              <w:top w:val="single" w:color="BFBFBF" w:sz="4"/>
+              <w:left w:val="single" w:color="BFBFBF" w:sz="4"/>
+              <w:bottom w:val="single" w:color="BFBFBF" w:sz="4"/>
+              <w:right w:val="single" w:color="BFBFBF" w:sz="4"/>
+            </w:tcBorders>
+            <w:tcMar>
+              <w:top w:type="dxa" w:w="50"/>
+              <w:left w:type="dxa" w:w="90"/>
+              <w:bottom w:type="dxa" w:w="50"/>
+              <w:right w:type="dxa" w:w="90"/>
+            </w:tcMar>
+          </w:tcPr>
+          <w:p>
+            <w:pPr>
+              <w:spacing w:after="0" w:line="252"/>
+              <w:jc w:val="center"/>
+            </w:pPr>
+            <w:r>
+              <w:rPr>
+                <w:sz w:val="16"/>
+                <w:szCs w:val="16"/>
+              </w:rPr>
+              <w:t xml:space="preserve">−0.111 to −0.009</w:t>
+            </w:r>
+          </w:p>
+        </w:tc>
+      </w:tr>
+    </w:tbl>
+    <w:p>
+      <w:pPr>
+        <w:spacing w:after="120" w:line="276"/>
+      </w:pPr>
+      <w:r>
+        <w:rPr>
+          <w:b/>
+          <w:bCs/>
+        </w:rPr>
+        <w:t xml:space="preserve">The chosen configuration.</w:t>
+      </w:r>
+      <w:r>
+        <w:t xml:space="preserve"> The selection rule was fixed before any variant was run: the lowest-energy configuration whose PR-AUC is within 0.010 of the current system, or whose pair-bootstrap interval against it includes zero (energies within 5% of the lowest count as a tie, broken by PR-AUC). On both versions of the data it selects </w:t>
+      </w:r>
+      <w:r>
+        <w:rPr>
+          <w:b/>
+          <w:bCs/>
+        </w:rPr>
+        <w:t xml:space="preserve">gradient boosting on the ratios and language features, with no neural network</w:t>
+      </w:r>
+      <w:r>
+        <w:t xml:space="preserve">. On the data of Section 7 it scores PR-AUC 0.795 against 0.807 for the full system (0.822 against 0.838 on the strict 609 rows): a difference of −0.012 whose pair-bootstrap interval (−0.031 to +0.009) includes zero, with a per-fold Wilcoxon p of 0.81; gradient boosting is ahead in 3 of the 5 folds. Its GPU energy is 0.2 Wh instead of 8.7 Wh, all of it the idle card while the processor builds the table: </w:t>
+      </w:r>
+      <w:r>
+        <w:rPr>
+          <w:b/>
+          <w:bCs/>
+        </w:rPr>
+        <w:t xml:space="preserve">97.6% less GPU energy and CO₂e, about 42 times less</w:t>
+      </w:r>
+      <w:r>
+        <w:t xml:space="preserve">. Per annual report, the current scorer spends 213 ms and 10.3 J of GPU energy on FinBERT and the seven networks; the chosen model needs no GPU and scores a report in about 2 ms on the processor. On these data the choice does not depend on the tie clause, because gradient boosting on ratios alone, the only cheaper candidate, does not qualify (interval −0.111 to −0.009). The price is the small gain the network adds on top of the language features, which Section 7 already found to be statistically unclear.</w:t>
+      </w:r>
+    </w:p>
+    <w:p>
+      <w:pPr>
+        <w:spacing w:after="120" w:line="276"/>
+      </w:pPr>
+      <w:r>
+        <w:rPr>
+          <w:b/>
+          <w:bCs/>
+        </w:rPr>
+        <w:t xml:space="preserve">If the network is kept</w:t>
+      </w:r>
+      <w:r>
+        <w:t xml:space="preserve">, the number of seeds is the cheapest lever, because training the seven networks takes 81% of the GPU energy. Three seeds instead of seven change PR-AUC by −0.002 (interval −0.011 to +0.008) for 51% less GPU energy; five seeds by +0.001 for 24% less; one seed by −0.012 for 72% less. In the full study a three-seed blend with DistilRoBERTa matched the current system (+0.005) for 60% less, and FinBERT on the first 32 MD&amp;A sentences with one seed lost 0.004 for 85% less.</w:t>
+      </w:r>
+    </w:p>
+    <w:p>
+      <w:pPr>
+        <w:keepNext/>
+        <w:spacing w:after="80" w:before="160"/>
+      </w:pPr>
+      <w:r>
+        <w:rPr>
+          <w:b/>
+          <w:bCs/>
+          <w:sz w:val="20"/>
+          <w:szCs w:val="20"/>
+        </w:rPr>
+        <w:t xml:space="preserve">Table 23. </w:t>
+      </w:r>
+      <w:r>
+        <w:rPr>
+          <w:sz w:val="20"/>
+          <w:szCs w:val="20"/>
+        </w:rPr>
+        <w:t xml:space="preserve">The full study, on the data before the CARO correction (Section 8): accuracy and GPU energy of selected configurations (mean ± sd over the 5 folds; GPU energy, NVML; CO₂e from GPU energy only). Δ PR-AUC: 95% pair-bootstrap interval against the current blend of that study (PR-AUC 0.792). All 82 configurations are in results/green/green_results.csv.</w:t>
+      </w:r>
+    </w:p>
+    <w:tbl>
+      <w:tblPr>
+        <w:tblW w:type="dxa" w:w="9306"/>
+        <w:tblBorders>
+          <w:top w:val="single" w:color="auto" w:sz="4"/>
+          <w:left w:val="single" w:color="auto" w:sz="4"/>
+          <w:bottom w:val="single" w:color="auto" w:sz="4"/>
+          <w:right w:val="single" w:color="auto" w:sz="4"/>
+          <w:insideH w:val="single" w:color="auto" w:sz="4"/>
+          <w:insideV w:val="single" w:color="auto" w:sz="4"/>
+        </w:tblBorders>
+      </w:tblPr>
+      <w:tblGrid>
+        <w:gridCol w:w="3136"/>
+        <w:gridCol w:w="1307"/>
+        <w:gridCol w:w="941"/>
+        <w:gridCol w:w="941"/>
+        <w:gridCol w:w="679"/>
+        <w:gridCol w:w="784"/>
+        <w:gridCol w:w="1518"/>
+      </w:tblGrid>
+      <w:tr>
+        <w:trPr>
+          <w:cantSplit/>
+          <w:tblHeader/>
+        </w:trPr>
+        <w:tc>
+          <w:tcPr>
+            <w:tcW w:type="dxa" w:w="3136"/>
+            <w:tcBorders>
+              <w:top w:val="single" w:color="BFBFBF" w:sz="4"/>
+              <w:left w:val="single" w:color="BFBFBF" w:sz="4"/>
+              <w:bottom w:val="single" w:color="BFBFBF" w:sz="4"/>
+              <w:right w:val="single" w:color="BFBFBF" w:sz="4"/>
+            </w:tcBorders>
+            <w:shd w:fill="D9D9D9" w:color="auto" w:val="clear"/>
+            <w:tcMar>
+              <w:top w:type="dxa" w:w="50"/>
+              <w:left w:type="dxa" w:w="90"/>
+              <w:bottom w:type="dxa" w:w="50"/>
+              <w:right w:type="dxa" w:w="90"/>
+            </w:tcMar>
+          </w:tcPr>
+          <w:p>
+            <w:pPr>
+              <w:spacing w:after="0" w:line="252"/>
+              <w:jc w:val="left"/>
+            </w:pPr>
+            <w:r>
+              <w:rPr>
+                <w:b/>
+                <w:bCs/>
+                <w:sz w:val="16"/>
+                <w:szCs w:val="16"/>
+              </w:rPr>
+              <w:t xml:space="preserve">Configuration</w:t>
+            </w:r>
+          </w:p>
+        </w:tc>
+        <w:tc>
+          <w:tcPr>
+            <w:tcW w:type="dxa" w:w="1307"/>
+            <w:tcBorders>
+              <w:top w:val="single" w:color="BFBFBF" w:sz="4"/>
+              <w:left w:val="single" w:color="BFBFBF" w:sz="4"/>
+              <w:bottom w:val="single" w:color="BFBFBF" w:sz="4"/>
+              <w:right w:val="single" w:color="BFBFBF" w:sz="4"/>
+            </w:tcBorders>
+            <w:shd w:fill="D9D9D9" w:color="auto" w:val="clear"/>
+            <w:tcMar>
+              <w:top w:type="dxa" w:w="50"/>
+              <w:left w:type="dxa" w:w="90"/>
+              <w:bottom w:type="dxa" w:w="50"/>
+              <w:right w:type="dxa" w:w="90"/>
+            </w:tcMar>
+          </w:tcPr>
+          <w:p>
+            <w:pPr>
+              <w:spacing w:after="0" w:line="252"/>
+              <w:jc w:val="center"/>
+            </w:pPr>
+            <w:r>
+              <w:rPr>
+                <w:b/>
+                <w:bCs/>
+                <w:sz w:val="16"/>
+                <w:szCs w:val="16"/>
+              </w:rPr>
+              <w:t xml:space="preserve">PR-AUC (763)</w:t>
+            </w:r>
+          </w:p>
+        </w:tc>
+        <w:tc>
+          <w:tcPr>
+            <w:tcW w:type="dxa" w:w="941"/>
+            <w:tcBorders>
+              <w:top w:val="single" w:color="BFBFBF" w:sz="4"/>
+              <w:left w:val="single" w:color="BFBFBF" w:sz="4"/>
+              <w:bottom w:val="single" w:color="BFBFBF" w:sz="4"/>
+              <w:right w:val="single" w:color="BFBFBF" w:sz="4"/>
+            </w:tcBorders>
+            <w:shd w:fill="D9D9D9" w:color="auto" w:val="clear"/>
+            <w:tcMar>
+              <w:top w:type="dxa" w:w="50"/>
+              <w:left w:type="dxa" w:w="90"/>
+              <w:bottom w:type="dxa" w:w="50"/>
+              <w:right w:type="dxa" w:w="90"/>
+            </w:tcMar>
+          </w:tcPr>
+          <w:p>
+            <w:pPr>
+              <w:spacing w:after="0" w:line="252"/>
+              <w:jc w:val="center"/>
+            </w:pPr>
+            <w:r>
+              <w:rPr>
+                <w:b/>
+                <w:bCs/>
+                <w:sz w:val="16"/>
+                <w:szCs w:val="16"/>
+              </w:rPr>
+              <w:t xml:space="preserve">PR-AUC (609)</w:t>
+            </w:r>
+          </w:p>
+        </w:tc>
+        <w:tc>
+          <w:tcPr>
+            <w:tcW w:type="dxa" w:w="941"/>
+            <w:tcBorders>
+              <w:top w:val="single" w:color="BFBFBF" w:sz="4"/>
+              <w:left w:val="single" w:color="BFBFBF" w:sz="4"/>
+              <w:bottom w:val="single" w:color="BFBFBF" w:sz="4"/>
+              <w:right w:val="single" w:color="BFBFBF" w:sz="4"/>
+            </w:tcBorders>
+            <w:shd w:fill="D9D9D9" w:color="auto" w:val="clear"/>
+            <w:tcMar>
+              <w:top w:type="dxa" w:w="50"/>
+              <w:left w:type="dxa" w:w="90"/>
+              <w:bottom w:type="dxa" w:w="50"/>
+              <w:right w:type="dxa" w:w="90"/>
+            </w:tcMar>
+          </w:tcPr>
+          <w:p>
+            <w:pPr>
+              <w:spacing w:after="0" w:line="252"/>
+              <w:jc w:val="center"/>
+            </w:pPr>
+            <w:r>
+              <w:rPr>
+                <w:b/>
+                <w:bCs/>
+                <w:sz w:val="16"/>
+                <w:szCs w:val="16"/>
+              </w:rPr>
+              <w:t xml:space="preserve">ROC-AUC (763)</w:t>
+            </w:r>
+          </w:p>
+        </w:tc>
+        <w:tc>
+          <w:tcPr>
+            <w:tcW w:type="dxa" w:w="679"/>
+            <w:tcBorders>
+              <w:top w:val="single" w:color="BFBFBF" w:sz="4"/>
+              <w:left w:val="single" w:color="BFBFBF" w:sz="4"/>
+              <w:bottom w:val="single" w:color="BFBFBF" w:sz="4"/>
+              <w:right w:val="single" w:color="BFBFBF" w:sz="4"/>
+            </w:tcBorders>
+            <w:shd w:fill="D9D9D9" w:color="auto" w:val="clear"/>
+            <w:tcMar>
+              <w:top w:type="dxa" w:w="50"/>
+              <w:left w:type="dxa" w:w="90"/>
+              <w:bottom w:type="dxa" w:w="50"/>
+              <w:right w:type="dxa" w:w="90"/>
+            </w:tcMar>
+          </w:tcPr>
+          <w:p>
+            <w:pPr>
+              <w:spacing w:after="0" w:line="252"/>
+              <w:jc w:val="center"/>
+            </w:pPr>
+            <w:r>
+              <w:rPr>
+                <w:b/>
+                <w:bCs/>
+                <w:sz w:val="16"/>
+                <w:szCs w:val="16"/>
+              </w:rPr>
+              <w:t xml:space="preserve">GPU Wh</w:t>
+            </w:r>
+          </w:p>
+        </w:tc>
+        <w:tc>
+          <w:tcPr>
+            <w:tcW w:type="dxa" w:w="784"/>
+            <w:tcBorders>
+              <w:top w:val="single" w:color="BFBFBF" w:sz="4"/>
+              <w:left w:val="single" w:color="BFBFBF" w:sz="4"/>
+              <w:bottom w:val="single" w:color="BFBFBF" w:sz="4"/>
+              <w:right w:val="single" w:color="BFBFBF" w:sz="4"/>
+            </w:tcBorders>
+            <w:shd w:fill="D9D9D9" w:color="auto" w:val="clear"/>
+            <w:tcMar>
+              <w:top w:type="dxa" w:w="50"/>
+              <w:left w:type="dxa" w:w="90"/>
+              <w:bottom w:type="dxa" w:w="50"/>
+              <w:right w:type="dxa" w:w="90"/>
+            </w:tcMar>
+          </w:tcPr>
+          <w:p>
+            <w:pPr>
+              <w:spacing w:after="0" w:line="252"/>
+              <w:jc w:val="center"/>
+            </w:pPr>
+            <w:r>
+              <w:rPr>
+                <w:b/>
+                <w:bCs/>
+                <w:sz w:val="16"/>
+                <w:szCs w:val="16"/>
+              </w:rPr>
+              <w:t xml:space="preserve">g CO₂e (GPU)</w:t>
+            </w:r>
+          </w:p>
+        </w:tc>
+        <w:tc>
+          <w:tcPr>
+            <w:tcW w:type="dxa" w:w="1518"/>
+            <w:tcBorders>
+              <w:top w:val="single" w:color="BFBFBF" w:sz="4"/>
+              <w:left w:val="single" w:color="BFBFBF" w:sz="4"/>
+              <w:bottom w:val="single" w:color="BFBFBF" w:sz="4"/>
+              <w:right w:val="single" w:color="BFBFBF" w:sz="4"/>
+            </w:tcBorders>
+            <w:shd w:fill="D9D9D9" w:color="auto" w:val="clear"/>
+            <w:tcMar>
+              <w:top w:type="dxa" w:w="50"/>
+              <w:left w:type="dxa" w:w="90"/>
+              <w:bottom w:type="dxa" w:w="50"/>
+              <w:right w:type="dxa" w:w="90"/>
+            </w:tcMar>
+          </w:tcPr>
+          <w:p>
+            <w:pPr>
+              <w:spacing w:after="0" w:line="252"/>
+              <w:jc w:val="center"/>
+            </w:pPr>
+            <w:r>
+              <w:rPr>
+                <w:b/>
+                <w:bCs/>
+                <w:sz w:val="16"/>
+                <w:szCs w:val="16"/>
+              </w:rPr>
+              <w:t xml:space="preserve">Δ PR-AUC 95% interval</w:t>
+            </w:r>
+          </w:p>
+        </w:tc>
+      </w:tr>
+      <w:tr>
+        <w:trPr>
+          <w:cantSplit/>
+        </w:trPr>
+        <w:tc>
+          <w:tcPr>
+            <w:tcW w:type="dxa" w:w="3136"/>
+            <w:tcBorders>
+              <w:top w:val="single" w:color="BFBFBF" w:sz="4"/>
+              <w:left w:val="single" w:color="BFBFBF" w:sz="4"/>
+              <w:bottom w:val="single" w:color="BFBFBF" w:sz="4"/>
+              <w:right w:val="single" w:color="BFBFBF" w:sz="4"/>
+            </w:tcBorders>
+            <w:tcMar>
+              <w:top w:type="dxa" w:w="50"/>
+              <w:left w:type="dxa" w:w="90"/>
+              <w:bottom w:type="dxa" w:w="50"/>
+              <w:right w:type="dxa" w:w="90"/>
+            </w:tcMar>
+          </w:tcPr>
+          <w:p>
+            <w:pPr>
+              <w:spacing w:after="0" w:line="252"/>
+              <w:jc w:val="left"/>
+            </w:pPr>
+            <w:r>
+              <w:rPr>
+                <w:sz w:val="16"/>
+                <w:szCs w:val="16"/>
+              </w:rPr>
+              <w:t xml:space="preserve">Blend, FinBERT fp16 (current)</w:t>
+            </w:r>
+          </w:p>
+        </w:tc>
+        <w:tc>
+          <w:tcPr>
+            <w:tcW w:type="dxa" w:w="1307"/>
+            <w:tcBorders>
+              <w:top w:val="single" w:color="BFBFBF" w:sz="4"/>
+              <w:left w:val="single" w:color="BFBFBF" w:sz="4"/>
+              <w:bottom w:val="single" w:color="BFBFBF" w:sz="4"/>
+              <w:right w:val="single" w:color="BFBFBF" w:sz="4"/>
+            </w:tcBorders>
+            <w:tcMar>
+              <w:top w:type="dxa" w:w="50"/>
+              <w:left w:type="dxa" w:w="90"/>
+              <w:bottom w:type="dxa" w:w="50"/>
+              <w:right w:type="dxa" w:w="90"/>
+            </w:tcMar>
+          </w:tcPr>
+          <w:p>
+            <w:pPr>
+              <w:spacing w:after="0" w:line="252"/>
+              <w:jc w:val="center"/>
+            </w:pPr>
+            <w:r>
+              <w:rPr>
+                <w:sz w:val="16"/>
+                <w:szCs w:val="16"/>
+              </w:rPr>
+              <w:t xml:space="preserve">0.792 ± 0.068</w:t>
+            </w:r>
+          </w:p>
+        </w:tc>
+        <w:tc>
+          <w:tcPr>
+            <w:tcW w:type="dxa" w:w="941"/>
+            <w:tcBorders>
+              <w:top w:val="single" w:color="BFBFBF" w:sz="4"/>
+              <w:left w:val="single" w:color="BFBFBF" w:sz="4"/>
+              <w:bottom w:val="single" w:color="BFBFBF" w:sz="4"/>
+              <w:right w:val="single" w:color="BFBFBF" w:sz="4"/>
+            </w:tcBorders>
+            <w:tcMar>
+              <w:top w:type="dxa" w:w="50"/>
+              <w:left w:type="dxa" w:w="90"/>
+              <w:bottom w:type="dxa" w:w="50"/>
+              <w:right w:type="dxa" w:w="90"/>
+            </w:tcMar>
+          </w:tcPr>
+          <w:p>
+            <w:pPr>
+              <w:spacing w:after="0" w:line="252"/>
+              <w:jc w:val="center"/>
+            </w:pPr>
+            <w:r>
+              <w:rPr>
+                <w:sz w:val="16"/>
+                <w:szCs w:val="16"/>
+              </w:rPr>
+              <w:t xml:space="preserve">0.827</w:t>
+            </w:r>
+          </w:p>
+        </w:tc>
+        <w:tc>
+          <w:tcPr>
+            <w:tcW w:type="dxa" w:w="941"/>
+            <w:tcBorders>
+              <w:top w:val="single" w:color="BFBFBF" w:sz="4"/>
+              <w:left w:val="single" w:color="BFBFBF" w:sz="4"/>
+              <w:bottom w:val="single" w:color="BFBFBF" w:sz="4"/>
+              <w:right w:val="single" w:color="BFBFBF" w:sz="4"/>
+            </w:tcBorders>
+            <w:tcMar>
+              <w:top w:type="dxa" w:w="50"/>
+              <w:left w:type="dxa" w:w="90"/>
+              <w:bottom w:type="dxa" w:w="50"/>
+              <w:right w:type="dxa" w:w="90"/>
+            </w:tcMar>
+          </w:tcPr>
+          <w:p>
+            <w:pPr>
+              <w:spacing w:after="0" w:line="252"/>
+              <w:jc w:val="center"/>
+            </w:pPr>
+            <w:r>
+              <w:rPr>
+                <w:sz w:val="16"/>
+                <w:szCs w:val="16"/>
+              </w:rPr>
+              <w:t xml:space="preserve">0.808</w:t>
+            </w:r>
+          </w:p>
+        </w:tc>
+        <w:tc>
+          <w:tcPr>
+            <w:tcW w:type="dxa" w:w="679"/>
+            <w:tcBorders>
+              <w:top w:val="single" w:color="BFBFBF" w:sz="4"/>
+              <w:left w:val="single" w:color="BFBFBF" w:sz="4"/>
+              <w:bottom w:val="single" w:color="BFBFBF" w:sz="4"/>
+              <w:right w:val="single" w:color="BFBFBF" w:sz="4"/>
+            </w:tcBorders>
+            <w:tcMar>
+              <w:top w:type="dxa" w:w="50"/>
+              <w:left w:type="dxa" w:w="90"/>
+              <w:bottom w:type="dxa" w:w="50"/>
+              <w:right w:type="dxa" w:w="90"/>
+            </w:tcMar>
+          </w:tcPr>
+          <w:p>
+            <w:pPr>
+              <w:spacing w:after="0" w:line="252"/>
+              <w:jc w:val="center"/>
+            </w:pPr>
+            <w:r>
+              <w:rPr>
+                <w:sz w:val="16"/>
+                <w:szCs w:val="16"/>
+              </w:rPr>
+              <w:t xml:space="preserve">8.7</w:t>
+            </w:r>
+          </w:p>
+        </w:tc>
+        <w:tc>
+          <w:tcPr>
+            <w:tcW w:type="dxa" w:w="784"/>
+            <w:tcBorders>
+              <w:top w:val="single" w:color="BFBFBF" w:sz="4"/>
+              <w:left w:val="single" w:color="BFBFBF" w:sz="4"/>
+              <w:bottom w:val="single" w:color="BFBFBF" w:sz="4"/>
+              <w:right w:val="single" w:color="BFBFBF" w:sz="4"/>
+            </w:tcBorders>
+            <w:tcMar>
+              <w:top w:type="dxa" w:w="50"/>
+              <w:left w:type="dxa" w:w="90"/>
+              <w:bottom w:type="dxa" w:w="50"/>
+              <w:right w:type="dxa" w:w="90"/>
+            </w:tcMar>
+          </w:tcPr>
+          <w:p>
+            <w:pPr>
+              <w:spacing w:after="0" w:line="252"/>
+              <w:jc w:val="center"/>
+            </w:pPr>
+            <w:r>
+              <w:rPr>
+                <w:sz w:val="16"/>
+                <w:szCs w:val="16"/>
+              </w:rPr>
+              <w:t xml:space="preserve">6.23</w:t>
+            </w:r>
+          </w:p>
+        </w:tc>
+        <w:tc>
+          <w:tcPr>
+            <w:tcW w:type="dxa" w:w="1518"/>
+            <w:tcBorders>
+              <w:top w:val="single" w:color="BFBFBF" w:sz="4"/>
+              <w:left w:val="single" w:color="BFBFBF" w:sz="4"/>
+              <w:bottom w:val="single" w:color="BFBFBF" w:sz="4"/>
+              <w:right w:val="single" w:color="BFBFBF" w:sz="4"/>
+            </w:tcBorders>
+            <w:tcMar>
+              <w:top w:type="dxa" w:w="50"/>
+              <w:left w:type="dxa" w:w="90"/>
+              <w:bottom w:type="dxa" w:w="50"/>
+              <w:right w:type="dxa" w:w="90"/>
+            </w:tcMar>
+          </w:tcPr>
+          <w:p>
+            <w:pPr>
+              <w:spacing w:after="0" w:line="252"/>
+              <w:jc w:val="center"/>
+            </w:pPr>
+            <w:r>
+              <w:rPr>
+                <w:sz w:val="16"/>
+                <w:szCs w:val="16"/>
+              </w:rPr>
+              <w:t xml:space="preserve">reference</w:t>
+            </w:r>
+          </w:p>
+        </w:tc>
+      </w:tr>
+      <w:tr>
+        <w:trPr>
+          <w:cantSplit/>
+        </w:trPr>
+        <w:tc>
+          <w:tcPr>
+            <w:tcW w:type="dxa" w:w="3136"/>
+            <w:tcBorders>
+              <w:top w:val="single" w:color="BFBFBF" w:sz="4"/>
+              <w:left w:val="single" w:color="BFBFBF" w:sz="4"/>
+              <w:bottom w:val="single" w:color="BFBFBF" w:sz="4"/>
+              <w:right w:val="single" w:color="BFBFBF" w:sz="4"/>
+            </w:tcBorders>
+            <w:tcMar>
+              <w:top w:type="dxa" w:w="50"/>
+              <w:left w:type="dxa" w:w="90"/>
+              <w:bottom w:type="dxa" w:w="50"/>
+              <w:right w:type="dxa" w:w="90"/>
+            </w:tcMar>
+          </w:tcPr>
+          <w:p>
+            <w:pPr>
+              <w:spacing w:after="0" w:line="252"/>
+              <w:jc w:val="left"/>
+            </w:pPr>
+            <w:r>
+              <w:rPr>
+                <w:sz w:val="16"/>
+                <w:szCs w:val="16"/>
+              </w:rPr>
+              <w:t xml:space="preserve">Network only, FinBERT fp16 (current)</w:t>
+            </w:r>
+          </w:p>
+        </w:tc>
+        <w:tc>
+          <w:tcPr>
+            <w:tcW w:type="dxa" w:w="1307"/>
+            <w:tcBorders>
+              <w:top w:val="single" w:color="BFBFBF" w:sz="4"/>
+              <w:left w:val="single" w:color="BFBFBF" w:sz="4"/>
+              <w:bottom w:val="single" w:color="BFBFBF" w:sz="4"/>
+              <w:right w:val="single" w:color="BFBFBF" w:sz="4"/>
+            </w:tcBorders>
+            <w:tcMar>
+              <w:top w:type="dxa" w:w="50"/>
+              <w:left w:type="dxa" w:w="90"/>
+              <w:bottom w:type="dxa" w:w="50"/>
+              <w:right w:type="dxa" w:w="90"/>
+            </w:tcMar>
+          </w:tcPr>
+          <w:p>
+            <w:pPr>
+              <w:spacing w:after="0" w:line="252"/>
+              <w:jc w:val="center"/>
+            </w:pPr>
+            <w:r>
+              <w:rPr>
+                <w:sz w:val="16"/>
+                <w:szCs w:val="16"/>
+              </w:rPr>
+              <w:t xml:space="preserve">0.755 ± 0.059</w:t>
+            </w:r>
+          </w:p>
+        </w:tc>
+        <w:tc>
+          <w:tcPr>
+            <w:tcW w:type="dxa" w:w="941"/>
+            <w:tcBorders>
+              <w:top w:val="single" w:color="BFBFBF" w:sz="4"/>
+              <w:left w:val="single" w:color="BFBFBF" w:sz="4"/>
+              <w:bottom w:val="single" w:color="BFBFBF" w:sz="4"/>
+              <w:right w:val="single" w:color="BFBFBF" w:sz="4"/>
+            </w:tcBorders>
+            <w:tcMar>
+              <w:top w:type="dxa" w:w="50"/>
+              <w:left w:type="dxa" w:w="90"/>
+              <w:bottom w:type="dxa" w:w="50"/>
+              <w:right w:type="dxa" w:w="90"/>
+            </w:tcMar>
+          </w:tcPr>
+          <w:p>
+            <w:pPr>
+              <w:spacing w:after="0" w:line="252"/>
+              <w:jc w:val="center"/>
+            </w:pPr>
+            <w:r>
+              <w:rPr>
+                <w:sz w:val="16"/>
+                <w:szCs w:val="16"/>
+              </w:rPr>
+              <w:t xml:space="preserve">0.803</w:t>
+            </w:r>
+          </w:p>
+        </w:tc>
+        <w:tc>
+          <w:tcPr>
+            <w:tcW w:type="dxa" w:w="941"/>
+            <w:tcBorders>
+              <w:top w:val="single" w:color="BFBFBF" w:sz="4"/>
+              <w:left w:val="single" w:color="BFBFBF" w:sz="4"/>
+              <w:bottom w:val="single" w:color="BFBFBF" w:sz="4"/>
+              <w:right w:val="single" w:color="BFBFBF" w:sz="4"/>
+            </w:tcBorders>
+            <w:tcMar>
+              <w:top w:type="dxa" w:w="50"/>
+              <w:left w:type="dxa" w:w="90"/>
+              <w:bottom w:type="dxa" w:w="50"/>
+              <w:right w:type="dxa" w:w="90"/>
+            </w:tcMar>
+          </w:tcPr>
+          <w:p>
+            <w:pPr>
+              <w:spacing w:after="0" w:line="252"/>
+              <w:jc w:val="center"/>
+            </w:pPr>
+            <w:r>
+              <w:rPr>
+                <w:sz w:val="16"/>
+                <w:szCs w:val="16"/>
+              </w:rPr>
+              <w:t xml:space="preserve">0.769</w:t>
+            </w:r>
+          </w:p>
+        </w:tc>
+        <w:tc>
+          <w:tcPr>
+            <w:tcW w:type="dxa" w:w="679"/>
+            <w:tcBorders>
+              <w:top w:val="single" w:color="BFBFBF" w:sz="4"/>
+              <w:left w:val="single" w:color="BFBFBF" w:sz="4"/>
+              <w:bottom w:val="single" w:color="BFBFBF" w:sz="4"/>
+              <w:right w:val="single" w:color="BFBFBF" w:sz="4"/>
+            </w:tcBorders>
+            <w:tcMar>
+              <w:top w:type="dxa" w:w="50"/>
+              <w:left w:type="dxa" w:w="90"/>
+              <w:bottom w:type="dxa" w:w="50"/>
+              <w:right w:type="dxa" w:w="90"/>
+            </w:tcMar>
+          </w:tcPr>
+          <w:p>
+            <w:pPr>
+              <w:spacing w:after="0" w:line="252"/>
+              <w:jc w:val="center"/>
+            </w:pPr>
+            <w:r>
+              <w:rPr>
+                <w:sz w:val="16"/>
+                <w:szCs w:val="16"/>
+              </w:rPr>
+              <w:t xml:space="preserve">8.7</w:t>
+            </w:r>
+          </w:p>
+        </w:tc>
+        <w:tc>
+          <w:tcPr>
+            <w:tcW w:type="dxa" w:w="784"/>
+            <w:tcBorders>
+              <w:top w:val="single" w:color="BFBFBF" w:sz="4"/>
+              <w:left w:val="single" w:color="BFBFBF" w:sz="4"/>
+              <w:bottom w:val="single" w:color="BFBFBF" w:sz="4"/>
+              <w:right w:val="single" w:color="BFBFBF" w:sz="4"/>
+            </w:tcBorders>
+            <w:tcMar>
+              <w:top w:type="dxa" w:w="50"/>
+              <w:left w:type="dxa" w:w="90"/>
+              <w:bottom w:type="dxa" w:w="50"/>
+              <w:right w:type="dxa" w:w="90"/>
+            </w:tcMar>
+          </w:tcPr>
+          <w:p>
+            <w:pPr>
+              <w:spacing w:after="0" w:line="252"/>
+              <w:jc w:val="center"/>
+            </w:pPr>
+            <w:r>
+              <w:rPr>
+                <w:sz w:val="16"/>
+                <w:szCs w:val="16"/>
+              </w:rPr>
+              <w:t xml:space="preserve">6.22</w:t>
+            </w:r>
+          </w:p>
+        </w:tc>
+        <w:tc>
+          <w:tcPr>
+            <w:tcW w:type="dxa" w:w="1518"/>
+            <w:tcBorders>
+              <w:top w:val="single" w:color="BFBFBF" w:sz="4"/>
+              <w:left w:val="single" w:color="BFBFBF" w:sz="4"/>
+              <w:bottom w:val="single" w:color="BFBFBF" w:sz="4"/>
+              <w:right w:val="single" w:color="BFBFBF" w:sz="4"/>
+            </w:tcBorders>
+            <w:tcMar>
+              <w:top w:type="dxa" w:w="50"/>
+              <w:left w:type="dxa" w:w="90"/>
+              <w:bottom w:type="dxa" w:w="50"/>
+              <w:right w:type="dxa" w:w="90"/>
+            </w:tcMar>
+          </w:tcPr>
+          <w:p>
+            <w:pPr>
+              <w:spacing w:after="0" w:line="252"/>
+              <w:jc w:val="center"/>
+            </w:pPr>
+            <w:r>
+              <w:rPr>
+                <w:sz w:val="16"/>
+                <w:szCs w:val="16"/>
+              </w:rPr>
+              <w:t xml:space="preserve">−0.065 to −0.017</w:t>
+            </w:r>
+          </w:p>
+        </w:tc>
+      </w:tr>
+      <w:tr>
+        <w:trPr>
+          <w:cantSplit/>
+        </w:trPr>
+        <w:tc>
+          <w:tcPr>
+            <w:tcW w:type="dxa" w:w="3136"/>
+            <w:tcBorders>
+              <w:top w:val="single" w:color="BFBFBF" w:sz="4"/>
+              <w:left w:val="single" w:color="BFBFBF" w:sz="4"/>
+              <w:bottom w:val="single" w:color="BFBFBF" w:sz="4"/>
+              <w:right w:val="single" w:color="BFBFBF" w:sz="4"/>
+            </w:tcBorders>
+            <w:tcMar>
+              <w:top w:type="dxa" w:w="50"/>
+              <w:left w:type="dxa" w:w="90"/>
+              <w:bottom w:type="dxa" w:w="50"/>
+              <w:right w:type="dxa" w:w="90"/>
+            </w:tcMar>
+          </w:tcPr>
+          <w:p>
+            <w:pPr>
+              <w:spacing w:after="0" w:line="252"/>
+              <w:jc w:val="left"/>
+            </w:pPr>
+            <w:r>
+              <w:rPr>
+                <w:sz w:val="16"/>
+                <w:szCs w:val="16"/>
+              </w:rPr>
+              <w:t xml:space="preserve">GB, ratios only</w:t>
+            </w:r>
+          </w:p>
+        </w:tc>
+        <w:tc>
+          <w:tcPr>
+            <w:tcW w:type="dxa" w:w="1307"/>
+            <w:tcBorders>
+              <w:top w:val="single" w:color="BFBFBF" w:sz="4"/>
+              <w:left w:val="single" w:color="BFBFBF" w:sz="4"/>
+              <w:bottom w:val="single" w:color="BFBFBF" w:sz="4"/>
+              <w:right w:val="single" w:color="BFBFBF" w:sz="4"/>
+            </w:tcBorders>
+            <w:tcMar>
+              <w:top w:type="dxa" w:w="50"/>
+              <w:left w:type="dxa" w:w="90"/>
+              <w:bottom w:type="dxa" w:w="50"/>
+              <w:right w:type="dxa" w:w="90"/>
+            </w:tcMar>
+          </w:tcPr>
+          <w:p>
+            <w:pPr>
+              <w:spacing w:after="0" w:line="252"/>
+              <w:jc w:val="center"/>
+            </w:pPr>
+            <w:r>
+              <w:rPr>
+                <w:sz w:val="16"/>
+                <w:szCs w:val="16"/>
+              </w:rPr>
+              <w:t xml:space="preserve">0.747 ± 0.080</w:t>
+            </w:r>
+          </w:p>
+        </w:tc>
+        <w:tc>
+          <w:tcPr>
+            <w:tcW w:type="dxa" w:w="941"/>
+            <w:tcBorders>
+              <w:top w:val="single" w:color="BFBFBF" w:sz="4"/>
+              <w:left w:val="single" w:color="BFBFBF" w:sz="4"/>
+              <w:bottom w:val="single" w:color="BFBFBF" w:sz="4"/>
+              <w:right w:val="single" w:color="BFBFBF" w:sz="4"/>
+            </w:tcBorders>
+            <w:tcMar>
+              <w:top w:type="dxa" w:w="50"/>
+              <w:left w:type="dxa" w:w="90"/>
+              <w:bottom w:type="dxa" w:w="50"/>
+              <w:right w:type="dxa" w:w="90"/>
+            </w:tcMar>
+          </w:tcPr>
+          <w:p>
+            <w:pPr>
+              <w:spacing w:after="0" w:line="252"/>
+              <w:jc w:val="center"/>
+            </w:pPr>
+            <w:r>
+              <w:rPr>
+                <w:sz w:val="16"/>
+                <w:szCs w:val="16"/>
+              </w:rPr>
+              <w:t xml:space="preserve">0.786</w:t>
+            </w:r>
+          </w:p>
+        </w:tc>
+        <w:tc>
+          <w:tcPr>
+            <w:tcW w:type="dxa" w:w="941"/>
+            <w:tcBorders>
+              <w:top w:val="single" w:color="BFBFBF" w:sz="4"/>
+              <w:left w:val="single" w:color="BFBFBF" w:sz="4"/>
+              <w:bottom w:val="single" w:color="BFBFBF" w:sz="4"/>
+              <w:right w:val="single" w:color="BFBFBF" w:sz="4"/>
+            </w:tcBorders>
+            <w:tcMar>
+              <w:top w:type="dxa" w:w="50"/>
+              <w:left w:type="dxa" w:w="90"/>
+              <w:bottom w:type="dxa" w:w="50"/>
+              <w:right w:type="dxa" w:w="90"/>
+            </w:tcMar>
+          </w:tcPr>
+          <w:p>
+            <w:pPr>
+              <w:spacing w:after="0" w:line="252"/>
+              <w:jc w:val="center"/>
+            </w:pPr>
+            <w:r>
+              <w:rPr>
+                <w:sz w:val="16"/>
+                <w:szCs w:val="16"/>
+              </w:rPr>
+              <w:t xml:space="preserve">0.772</w:t>
+            </w:r>
+          </w:p>
+        </w:tc>
+        <w:tc>
+          <w:tcPr>
+            <w:tcW w:type="dxa" w:w="679"/>
+            <w:tcBorders>
+              <w:top w:val="single" w:color="BFBFBF" w:sz="4"/>
+              <w:left w:val="single" w:color="BFBFBF" w:sz="4"/>
+              <w:bottom w:val="single" w:color="BFBFBF" w:sz="4"/>
+              <w:right w:val="single" w:color="BFBFBF" w:sz="4"/>
+            </w:tcBorders>
+            <w:tcMar>
+              <w:top w:type="dxa" w:w="50"/>
+              <w:left w:type="dxa" w:w="90"/>
+              <w:bottom w:type="dxa" w:w="50"/>
+              <w:right w:type="dxa" w:w="90"/>
+            </w:tcMar>
+          </w:tcPr>
+          <w:p>
+            <w:pPr>
+              <w:spacing w:after="0" w:line="252"/>
+              <w:jc w:val="center"/>
+            </w:pPr>
+            <w:r>
+              <w:rPr>
+                <w:sz w:val="16"/>
+                <w:szCs w:val="16"/>
+              </w:rPr>
+              <w:t xml:space="preserve">0.2</w:t>
+            </w:r>
+          </w:p>
+        </w:tc>
+        <w:tc>
+          <w:tcPr>
+            <w:tcW w:type="dxa" w:w="784"/>
+            <w:tcBorders>
+              <w:top w:val="single" w:color="BFBFBF" w:sz="4"/>
+              <w:left w:val="single" w:color="BFBFBF" w:sz="4"/>
+              <w:bottom w:val="single" w:color="BFBFBF" w:sz="4"/>
+              <w:right w:val="single" w:color="BFBFBF" w:sz="4"/>
+            </w:tcBorders>
+            <w:tcMar>
+              <w:top w:type="dxa" w:w="50"/>
+              <w:left w:type="dxa" w:w="90"/>
+              <w:bottom w:type="dxa" w:w="50"/>
+              <w:right w:type="dxa" w:w="90"/>
+            </w:tcMar>
+          </w:tcPr>
+          <w:p>
+            <w:pPr>
+              <w:spacing w:after="0" w:line="252"/>
+              <w:jc w:val="center"/>
+            </w:pPr>
+            <w:r>
+              <w:rPr>
+                <w:sz w:val="16"/>
+                <w:szCs w:val="16"/>
+              </w:rPr>
+              <w:t xml:space="preserve">0.14</w:t>
+            </w:r>
+          </w:p>
+        </w:tc>
+        <w:tc>
+          <w:tcPr>
+            <w:tcW w:type="dxa" w:w="1518"/>
+            <w:tcBorders>
+              <w:top w:val="single" w:color="BFBFBF" w:sz="4"/>
+              <w:left w:val="single" w:color="BFBFBF" w:sz="4"/>
+              <w:bottom w:val="single" w:color="BFBFBF" w:sz="4"/>
+              <w:right w:val="single" w:color="BFBFBF" w:sz="4"/>
+            </w:tcBorders>
+            <w:tcMar>
+              <w:top w:type="dxa" w:w="50"/>
+              <w:left w:type="dxa" w:w="90"/>
+              <w:bottom w:type="dxa" w:w="50"/>
+              <w:right w:type="dxa" w:w="90"/>
+            </w:tcMar>
+          </w:tcPr>
+          <w:p>
+            <w:pPr>
+              <w:spacing w:after="0" w:line="252"/>
+              <w:jc w:val="center"/>
+            </w:pPr>
+            <w:r>
+              <w:rPr>
+                <w:sz w:val="16"/>
+                <w:szCs w:val="16"/>
+              </w:rPr>
+              <w:t xml:space="preserve">−0.094 to +0.002</w:t>
+            </w:r>
+          </w:p>
+        </w:tc>
+      </w:tr>
+      <w:tr>
+        <w:trPr>
+          <w:cantSplit/>
+        </w:trPr>
+        <w:tc>
+          <w:tcPr>
+            <w:tcW w:type="dxa" w:w="3136"/>
+            <w:tcBorders>
+              <w:top w:val="single" w:color="BFBFBF" w:sz="4"/>
+              <w:left w:val="single" w:color="BFBFBF" w:sz="4"/>
+              <w:bottom w:val="single" w:color="BFBFBF" w:sz="4"/>
+              <w:right w:val="single" w:color="BFBFBF" w:sz="4"/>
+            </w:tcBorders>
+            <w:tcMar>
+              <w:top w:type="dxa" w:w="50"/>
+              <w:left w:type="dxa" w:w="90"/>
+              <w:bottom w:type="dxa" w:w="50"/>
+              <w:right w:type="dxa" w:w="90"/>
+            </w:tcMar>
+          </w:tcPr>
+          <w:p>
+            <w:pPr>
+              <w:spacing w:after="0" w:line="252"/>
+              <w:jc w:val="left"/>
+            </w:pPr>
+            <w:r>
+              <w:rPr>
+                <w:sz w:val="16"/>
+                <w:szCs w:val="16"/>
+              </w:rPr>
+              <w:t xml:space="preserve">GB, ratios + language (no neural model) (chosen)</w:t>
+            </w:r>
+          </w:p>
+        </w:tc>
+        <w:tc>
+          <w:tcPr>
+            <w:tcW w:type="dxa" w:w="1307"/>
+            <w:tcBorders>
+              <w:top w:val="single" w:color="BFBFBF" w:sz="4"/>
+              <w:left w:val="single" w:color="BFBFBF" w:sz="4"/>
+              <w:bottom w:val="single" w:color="BFBFBF" w:sz="4"/>
+              <w:right w:val="single" w:color="BFBFBF" w:sz="4"/>
+            </w:tcBorders>
+            <w:tcMar>
+              <w:top w:type="dxa" w:w="50"/>
+              <w:left w:type="dxa" w:w="90"/>
+              <w:bottom w:type="dxa" w:w="50"/>
+              <w:right w:type="dxa" w:w="90"/>
+            </w:tcMar>
+          </w:tcPr>
+          <w:p>
+            <w:pPr>
+              <w:spacing w:after="0" w:line="252"/>
+              <w:jc w:val="center"/>
+            </w:pPr>
+            <w:r>
+              <w:rPr>
+                <w:sz w:val="16"/>
+                <w:szCs w:val="16"/>
+              </w:rPr>
+              <w:t xml:space="preserve">0.782 ± 0.073</w:t>
+            </w:r>
+          </w:p>
+        </w:tc>
+        <w:tc>
+          <w:tcPr>
+            <w:tcW w:type="dxa" w:w="941"/>
+            <w:tcBorders>
+              <w:top w:val="single" w:color="BFBFBF" w:sz="4"/>
+              <w:left w:val="single" w:color="BFBFBF" w:sz="4"/>
+              <w:bottom w:val="single" w:color="BFBFBF" w:sz="4"/>
+              <w:right w:val="single" w:color="BFBFBF" w:sz="4"/>
+            </w:tcBorders>
+            <w:tcMar>
+              <w:top w:type="dxa" w:w="50"/>
+              <w:left w:type="dxa" w:w="90"/>
+              <w:bottom w:type="dxa" w:w="50"/>
+              <w:right w:type="dxa" w:w="90"/>
+            </w:tcMar>
+          </w:tcPr>
+          <w:p>
+            <w:pPr>
+              <w:spacing w:after="0" w:line="252"/>
+              <w:jc w:val="center"/>
+            </w:pPr>
+            <w:r>
+              <w:rPr>
+                <w:sz w:val="16"/>
+                <w:szCs w:val="16"/>
+              </w:rPr>
+              <w:t xml:space="preserve">0.810</w:t>
+            </w:r>
+          </w:p>
+        </w:tc>
+        <w:tc>
+          <w:tcPr>
+            <w:tcW w:type="dxa" w:w="941"/>
+            <w:tcBorders>
+              <w:top w:val="single" w:color="BFBFBF" w:sz="4"/>
+              <w:left w:val="single" w:color="BFBFBF" w:sz="4"/>
+              <w:bottom w:val="single" w:color="BFBFBF" w:sz="4"/>
+              <w:right w:val="single" w:color="BFBFBF" w:sz="4"/>
+            </w:tcBorders>
+            <w:tcMar>
+              <w:top w:type="dxa" w:w="50"/>
+              <w:left w:type="dxa" w:w="90"/>
+              <w:bottom w:type="dxa" w:w="50"/>
+              <w:right w:type="dxa" w:w="90"/>
+            </w:tcMar>
+          </w:tcPr>
+          <w:p>
+            <w:pPr>
+              <w:spacing w:after="0" w:line="252"/>
+              <w:jc w:val="center"/>
+            </w:pPr>
+            <w:r>
+              <w:rPr>
+                <w:sz w:val="16"/>
+                <w:szCs w:val="16"/>
+              </w:rPr>
+              <w:t xml:space="preserve">0.802</w:t>
+            </w:r>
+          </w:p>
+        </w:tc>
+        <w:tc>
+          <w:tcPr>
+            <w:tcW w:type="dxa" w:w="679"/>
+            <w:tcBorders>
+              <w:top w:val="single" w:color="BFBFBF" w:sz="4"/>
+              <w:left w:val="single" w:color="BFBFBF" w:sz="4"/>
+              <w:bottom w:val="single" w:color="BFBFBF" w:sz="4"/>
+              <w:right w:val="single" w:color="BFBFBF" w:sz="4"/>
+            </w:tcBorders>
+            <w:tcMar>
+              <w:top w:type="dxa" w:w="50"/>
+              <w:left w:type="dxa" w:w="90"/>
+              <w:bottom w:type="dxa" w:w="50"/>
+              <w:right w:type="dxa" w:w="90"/>
+            </w:tcMar>
+          </w:tcPr>
+          <w:p>
+            <w:pPr>
+              <w:spacing w:after="0" w:line="252"/>
+              <w:jc w:val="center"/>
+            </w:pPr>
+            <w:r>
+              <w:rPr>
+                <w:sz w:val="16"/>
+                <w:szCs w:val="16"/>
+              </w:rPr>
+              <w:t xml:space="preserve">0.2</w:t>
+            </w:r>
+          </w:p>
+        </w:tc>
+        <w:tc>
+          <w:tcPr>
+            <w:tcW w:type="dxa" w:w="784"/>
+            <w:tcBorders>
+              <w:top w:val="single" w:color="BFBFBF" w:sz="4"/>
+              <w:left w:val="single" w:color="BFBFBF" w:sz="4"/>
+              <w:bottom w:val="single" w:color="BFBFBF" w:sz="4"/>
+              <w:right w:val="single" w:color="BFBFBF" w:sz="4"/>
+            </w:tcBorders>
+            <w:tcMar>
+              <w:top w:type="dxa" w:w="50"/>
+              <w:left w:type="dxa" w:w="90"/>
+              <w:bottom w:type="dxa" w:w="50"/>
+              <w:right w:type="dxa" w:w="90"/>
+            </w:tcMar>
+          </w:tcPr>
+          <w:p>
+            <w:pPr>
+              <w:spacing w:after="0" w:line="252"/>
+              <w:jc w:val="center"/>
+            </w:pPr>
+            <w:r>
+              <w:rPr>
+                <w:sz w:val="16"/>
+                <w:szCs w:val="16"/>
+              </w:rPr>
+              <w:t xml:space="preserve">0.15</w:t>
+            </w:r>
+          </w:p>
+        </w:tc>
+        <w:tc>
+          <w:tcPr>
+            <w:tcW w:type="dxa" w:w="1518"/>
+            <w:tcBorders>
+              <w:top w:val="single" w:color="BFBFBF" w:sz="4"/>
+              <w:left w:val="single" w:color="BFBFBF" w:sz="4"/>
+              <w:bottom w:val="single" w:color="BFBFBF" w:sz="4"/>
+              <w:right w:val="single" w:color="BFBFBF" w:sz="4"/>
+            </w:tcBorders>
+            <w:tcMar>
+              <w:top w:type="dxa" w:w="50"/>
+              <w:left w:type="dxa" w:w="90"/>
+              <w:bottom w:type="dxa" w:w="50"/>
+              <w:right w:type="dxa" w:w="90"/>
+            </w:tcMar>
+          </w:tcPr>
+          <w:p>
+            <w:pPr>
+              <w:spacing w:after="0" w:line="252"/>
+              <w:jc w:val="center"/>
+            </w:pPr>
+            <w:r>
+              <w:rPr>
+                <w:sz w:val="16"/>
+                <w:szCs w:val="16"/>
+              </w:rPr>
+              <w:t xml:space="preserve">−0.035 to +0.015</w:t>
+            </w:r>
+          </w:p>
+        </w:tc>
+      </w:tr>
+      <w:tr>
+        <w:trPr>
+          <w:cantSplit/>
+        </w:trPr>
+        <w:tc>
+          <w:tcPr>
+            <w:tcW w:type="dxa" w:w="3136"/>
+            <w:tcBorders>
+              <w:top w:val="single" w:color="BFBFBF" w:sz="4"/>
+              <w:left w:val="single" w:color="BFBFBF" w:sz="4"/>
+              <w:bottom w:val="single" w:color="BFBFBF" w:sz="4"/>
+              <w:right w:val="single" w:color="BFBFBF" w:sz="4"/>
+            </w:tcBorders>
+            <w:tcMar>
+              <w:top w:type="dxa" w:w="50"/>
+              <w:left w:type="dxa" w:w="90"/>
+              <w:bottom w:type="dxa" w:w="50"/>
+              <w:right w:type="dxa" w:w="90"/>
+            </w:tcMar>
+          </w:tcPr>
+          <w:p>
+            <w:pPr>
+              <w:spacing w:after="0" w:line="252"/>
+              <w:jc w:val="left"/>
+            </w:pPr>
+            <w:r>
+              <w:rPr>
+                <w:sz w:val="16"/>
+                <w:szCs w:val="16"/>
+              </w:rPr>
+              <w:t xml:space="preserve">Blend, FinBERT fp16 (current), 3 seeds</w:t>
+            </w:r>
+          </w:p>
+        </w:tc>
+        <w:tc>
+          <w:tcPr>
+            <w:tcW w:type="dxa" w:w="1307"/>
+            <w:tcBorders>
+              <w:top w:val="single" w:color="BFBFBF" w:sz="4"/>
+              <w:left w:val="single" w:color="BFBFBF" w:sz="4"/>
+              <w:bottom w:val="single" w:color="BFBFBF" w:sz="4"/>
+              <w:right w:val="single" w:color="BFBFBF" w:sz="4"/>
+            </w:tcBorders>
+            <w:tcMar>
+              <w:top w:type="dxa" w:w="50"/>
+              <w:left w:type="dxa" w:w="90"/>
+              <w:bottom w:type="dxa" w:w="50"/>
+              <w:right w:type="dxa" w:w="90"/>
+            </w:tcMar>
+          </w:tcPr>
+          <w:p>
+            <w:pPr>
+              <w:spacing w:after="0" w:line="252"/>
+              <w:jc w:val="center"/>
+            </w:pPr>
+            <w:r>
+              <w:rPr>
+                <w:sz w:val="16"/>
+                <w:szCs w:val="16"/>
+              </w:rPr>
+              <w:t xml:space="preserve">0.790 ± 0.071</w:t>
+            </w:r>
+          </w:p>
+        </w:tc>
+        <w:tc>
+          <w:tcPr>
+            <w:tcW w:type="dxa" w:w="941"/>
+            <w:tcBorders>
+              <w:top w:val="single" w:color="BFBFBF" w:sz="4"/>
+              <w:left w:val="single" w:color="BFBFBF" w:sz="4"/>
+              <w:bottom w:val="single" w:color="BFBFBF" w:sz="4"/>
+              <w:right w:val="single" w:color="BFBFBF" w:sz="4"/>
+            </w:tcBorders>
+            <w:tcMar>
+              <w:top w:type="dxa" w:w="50"/>
+              <w:left w:type="dxa" w:w="90"/>
+              <w:bottom w:type="dxa" w:w="50"/>
+              <w:right w:type="dxa" w:w="90"/>
+            </w:tcMar>
+          </w:tcPr>
+          <w:p>
+            <w:pPr>
+              <w:spacing w:after="0" w:line="252"/>
+              <w:jc w:val="center"/>
+            </w:pPr>
+            <w:r>
+              <w:rPr>
+                <w:sz w:val="16"/>
+                <w:szCs w:val="16"/>
+              </w:rPr>
+              <w:t xml:space="preserve">0.827</w:t>
+            </w:r>
+          </w:p>
+        </w:tc>
+        <w:tc>
+          <w:tcPr>
+            <w:tcW w:type="dxa" w:w="941"/>
+            <w:tcBorders>
+              <w:top w:val="single" w:color="BFBFBF" w:sz="4"/>
+              <w:left w:val="single" w:color="BFBFBF" w:sz="4"/>
+              <w:bottom w:val="single" w:color="BFBFBF" w:sz="4"/>
+              <w:right w:val="single" w:color="BFBFBF" w:sz="4"/>
+            </w:tcBorders>
+            <w:tcMar>
+              <w:top w:type="dxa" w:w="50"/>
+              <w:left w:type="dxa" w:w="90"/>
+              <w:bottom w:type="dxa" w:w="50"/>
+              <w:right w:type="dxa" w:w="90"/>
+            </w:tcMar>
+          </w:tcPr>
+          <w:p>
+            <w:pPr>
+              <w:spacing w:after="0" w:line="252"/>
+              <w:jc w:val="center"/>
+            </w:pPr>
+            <w:r>
+              <w:rPr>
+                <w:sz w:val="16"/>
+                <w:szCs w:val="16"/>
+              </w:rPr>
+              <w:t xml:space="preserve">0.809</w:t>
+            </w:r>
+          </w:p>
+        </w:tc>
+        <w:tc>
+          <w:tcPr>
+            <w:tcW w:type="dxa" w:w="679"/>
+            <w:tcBorders>
+              <w:top w:val="single" w:color="BFBFBF" w:sz="4"/>
+              <w:left w:val="single" w:color="BFBFBF" w:sz="4"/>
+              <w:bottom w:val="single" w:color="BFBFBF" w:sz="4"/>
+              <w:right w:val="single" w:color="BFBFBF" w:sz="4"/>
+            </w:tcBorders>
+            <w:tcMar>
+              <w:top w:type="dxa" w:w="50"/>
+              <w:left w:type="dxa" w:w="90"/>
+              <w:bottom w:type="dxa" w:w="50"/>
+              <w:right w:type="dxa" w:w="90"/>
+            </w:tcMar>
+          </w:tcPr>
+          <w:p>
+            <w:pPr>
+              <w:spacing w:after="0" w:line="252"/>
+              <w:jc w:val="center"/>
+            </w:pPr>
+            <w:r>
+              <w:rPr>
+                <w:sz w:val="16"/>
+                <w:szCs w:val="16"/>
+              </w:rPr>
+              <w:t xml:space="preserve">4.3</w:t>
+            </w:r>
+          </w:p>
+        </w:tc>
+        <w:tc>
+          <w:tcPr>
+            <w:tcW w:type="dxa" w:w="784"/>
+            <w:tcBorders>
+              <w:top w:val="single" w:color="BFBFBF" w:sz="4"/>
+              <w:left w:val="single" w:color="BFBFBF" w:sz="4"/>
+              <w:bottom w:val="single" w:color="BFBFBF" w:sz="4"/>
+              <w:right w:val="single" w:color="BFBFBF" w:sz="4"/>
+            </w:tcBorders>
+            <w:tcMar>
+              <w:top w:type="dxa" w:w="50"/>
+              <w:left w:type="dxa" w:w="90"/>
+              <w:bottom w:type="dxa" w:w="50"/>
+              <w:right w:type="dxa" w:w="90"/>
+            </w:tcMar>
+          </w:tcPr>
+          <w:p>
+            <w:pPr>
+              <w:spacing w:after="0" w:line="252"/>
+              <w:jc w:val="center"/>
+            </w:pPr>
+            <w:r>
+              <w:rPr>
+                <w:sz w:val="16"/>
+                <w:szCs w:val="16"/>
+              </w:rPr>
+              <w:t xml:space="preserve">3.05</w:t>
+            </w:r>
+          </w:p>
+        </w:tc>
+        <w:tc>
+          <w:tcPr>
+            <w:tcW w:type="dxa" w:w="1518"/>
+            <w:tcBorders>
+              <w:top w:val="single" w:color="BFBFBF" w:sz="4"/>
+              <w:left w:val="single" w:color="BFBFBF" w:sz="4"/>
+              <w:bottom w:val="single" w:color="BFBFBF" w:sz="4"/>
+              <w:right w:val="single" w:color="BFBFBF" w:sz="4"/>
+            </w:tcBorders>
+            <w:tcMar>
+              <w:top w:type="dxa" w:w="50"/>
+              <w:left w:type="dxa" w:w="90"/>
+              <w:bottom w:type="dxa" w:w="50"/>
+              <w:right w:type="dxa" w:w="90"/>
+            </w:tcMar>
+          </w:tcPr>
+          <w:p>
+            <w:pPr>
+              <w:spacing w:after="0" w:line="252"/>
+              <w:jc w:val="center"/>
+            </w:pPr>
+            <w:r>
+              <w:rPr>
+                <w:sz w:val="16"/>
+                <w:szCs w:val="16"/>
+              </w:rPr>
+              <w:t xml:space="preserve">−0.012 to +0.004</w:t>
+            </w:r>
+          </w:p>
+        </w:tc>
+      </w:tr>
+      <w:tr>
+        <w:trPr>
+          <w:cantSplit/>
+        </w:trPr>
+        <w:tc>
+          <w:tcPr>
+            <w:tcW w:type="dxa" w:w="3136"/>
+            <w:tcBorders>
+              <w:top w:val="single" w:color="BFBFBF" w:sz="4"/>
+              <w:left w:val="single" w:color="BFBFBF" w:sz="4"/>
+              <w:bottom w:val="single" w:color="BFBFBF" w:sz="4"/>
+              <w:right w:val="single" w:color="BFBFBF" w:sz="4"/>
+            </w:tcBorders>
+            <w:tcMar>
+              <w:top w:type="dxa" w:w="50"/>
+              <w:left w:type="dxa" w:w="90"/>
+              <w:bottom w:type="dxa" w:w="50"/>
+              <w:right w:type="dxa" w:w="90"/>
+            </w:tcMar>
+          </w:tcPr>
+          <w:p>
+            <w:pPr>
+              <w:spacing w:after="0" w:line="252"/>
+              <w:jc w:val="left"/>
+            </w:pPr>
+            <w:r>
+              <w:rPr>
+                <w:sz w:val="16"/>
+                <w:szCs w:val="16"/>
+              </w:rPr>
+              <w:t xml:space="preserve">Blend, MiniLM-L6</w:t>
+            </w:r>
+          </w:p>
+        </w:tc>
+        <w:tc>
+          <w:tcPr>
+            <w:tcW w:type="dxa" w:w="1307"/>
+            <w:tcBorders>
+              <w:top w:val="single" w:color="BFBFBF" w:sz="4"/>
+              <w:left w:val="single" w:color="BFBFBF" w:sz="4"/>
+              <w:bottom w:val="single" w:color="BFBFBF" w:sz="4"/>
+              <w:right w:val="single" w:color="BFBFBF" w:sz="4"/>
+            </w:tcBorders>
+            <w:tcMar>
+              <w:top w:type="dxa" w:w="50"/>
+              <w:left w:type="dxa" w:w="90"/>
+              <w:bottom w:type="dxa" w:w="50"/>
+              <w:right w:type="dxa" w:w="90"/>
+            </w:tcMar>
+          </w:tcPr>
+          <w:p>
+            <w:pPr>
+              <w:spacing w:after="0" w:line="252"/>
+              <w:jc w:val="center"/>
+            </w:pPr>
+            <w:r>
+              <w:rPr>
+                <w:sz w:val="16"/>
+                <w:szCs w:val="16"/>
+              </w:rPr>
+              <w:t xml:space="preserve">0.794 ± 0.080</w:t>
+            </w:r>
+          </w:p>
+        </w:tc>
+        <w:tc>
+          <w:tcPr>
+            <w:tcW w:type="dxa" w:w="941"/>
+            <w:tcBorders>
+              <w:top w:val="single" w:color="BFBFBF" w:sz="4"/>
+              <w:left w:val="single" w:color="BFBFBF" w:sz="4"/>
+              <w:bottom w:val="single" w:color="BFBFBF" w:sz="4"/>
+              <w:right w:val="single" w:color="BFBFBF" w:sz="4"/>
+            </w:tcBorders>
+            <w:tcMar>
+              <w:top w:type="dxa" w:w="50"/>
+              <w:left w:type="dxa" w:w="90"/>
+              <w:bottom w:type="dxa" w:w="50"/>
+              <w:right w:type="dxa" w:w="90"/>
+            </w:tcMar>
+          </w:tcPr>
+          <w:p>
+            <w:pPr>
+              <w:spacing w:after="0" w:line="252"/>
+              <w:jc w:val="center"/>
+            </w:pPr>
+            <w:r>
+              <w:rPr>
+                <w:sz w:val="16"/>
+                <w:szCs w:val="16"/>
+              </w:rPr>
+              <w:t xml:space="preserve">0.830</w:t>
+            </w:r>
+          </w:p>
+        </w:tc>
+        <w:tc>
+          <w:tcPr>
+            <w:tcW w:type="dxa" w:w="941"/>
+            <w:tcBorders>
+              <w:top w:val="single" w:color="BFBFBF" w:sz="4"/>
+              <w:left w:val="single" w:color="BFBFBF" w:sz="4"/>
+              <w:bottom w:val="single" w:color="BFBFBF" w:sz="4"/>
+              <w:right w:val="single" w:color="BFBFBF" w:sz="4"/>
+            </w:tcBorders>
+            <w:tcMar>
+              <w:top w:type="dxa" w:w="50"/>
+              <w:left w:type="dxa" w:w="90"/>
+              <w:bottom w:type="dxa" w:w="50"/>
+              <w:right w:type="dxa" w:w="90"/>
+            </w:tcMar>
+          </w:tcPr>
+          <w:p>
+            <w:pPr>
+              <w:spacing w:after="0" w:line="252"/>
+              <w:jc w:val="center"/>
+            </w:pPr>
+            <w:r>
+              <w:rPr>
+                <w:sz w:val="16"/>
+                <w:szCs w:val="16"/>
+              </w:rPr>
+              <w:t xml:space="preserve">0.806</w:t>
+            </w:r>
+          </w:p>
+        </w:tc>
+        <w:tc>
+          <w:tcPr>
+            <w:tcW w:type="dxa" w:w="679"/>
+            <w:tcBorders>
+              <w:top w:val="single" w:color="BFBFBF" w:sz="4"/>
+              <w:left w:val="single" w:color="BFBFBF" w:sz="4"/>
+              <w:bottom w:val="single" w:color="BFBFBF" w:sz="4"/>
+              <w:right w:val="single" w:color="BFBFBF" w:sz="4"/>
+            </w:tcBorders>
+            <w:tcMar>
+              <w:top w:type="dxa" w:w="50"/>
+              <w:left w:type="dxa" w:w="90"/>
+              <w:bottom w:type="dxa" w:w="50"/>
+              <w:right w:type="dxa" w:w="90"/>
+            </w:tcMar>
+          </w:tcPr>
+          <w:p>
+            <w:pPr>
+              <w:spacing w:after="0" w:line="252"/>
+              <w:jc w:val="center"/>
+            </w:pPr>
+            <w:r>
+              <w:rPr>
+                <w:sz w:val="16"/>
+                <w:szCs w:val="16"/>
+              </w:rPr>
+              <w:t xml:space="preserve">6.0</w:t>
+            </w:r>
+          </w:p>
+        </w:tc>
+        <w:tc>
+          <w:tcPr>
+            <w:tcW w:type="dxa" w:w="784"/>
+            <w:tcBorders>
+              <w:top w:val="single" w:color="BFBFBF" w:sz="4"/>
+              <w:left w:val="single" w:color="BFBFBF" w:sz="4"/>
+              <w:bottom w:val="single" w:color="BFBFBF" w:sz="4"/>
+              <w:right w:val="single" w:color="BFBFBF" w:sz="4"/>
+            </w:tcBorders>
+            <w:tcMar>
+              <w:top w:type="dxa" w:w="50"/>
+              <w:left w:type="dxa" w:w="90"/>
+              <w:bottom w:type="dxa" w:w="50"/>
+              <w:right w:type="dxa" w:w="90"/>
+            </w:tcMar>
+          </w:tcPr>
+          <w:p>
+            <w:pPr>
+              <w:spacing w:after="0" w:line="252"/>
+              <w:jc w:val="center"/>
+            </w:pPr>
+            <w:r>
+              <w:rPr>
+                <w:sz w:val="16"/>
+                <w:szCs w:val="16"/>
+              </w:rPr>
+              <w:t xml:space="preserve">4.28</w:t>
+            </w:r>
+          </w:p>
+        </w:tc>
+        <w:tc>
+          <w:tcPr>
+            <w:tcW w:type="dxa" w:w="1518"/>
+            <w:tcBorders>
+              <w:top w:val="single" w:color="BFBFBF" w:sz="4"/>
+              <w:left w:val="single" w:color="BFBFBF" w:sz="4"/>
+              <w:bottom w:val="single" w:color="BFBFBF" w:sz="4"/>
+              <w:right w:val="single" w:color="BFBFBF" w:sz="4"/>
+            </w:tcBorders>
+            <w:tcMar>
+              <w:top w:type="dxa" w:w="50"/>
+              <w:left w:type="dxa" w:w="90"/>
+              <w:bottom w:type="dxa" w:w="50"/>
+              <w:right w:type="dxa" w:w="90"/>
+            </w:tcMar>
+          </w:tcPr>
+          <w:p>
+            <w:pPr>
+              <w:spacing w:after="0" w:line="252"/>
+              <w:jc w:val="center"/>
+            </w:pPr>
+            <w:r>
+              <w:rPr>
+                <w:sz w:val="16"/>
+                <w:szCs w:val="16"/>
+              </w:rPr>
+              <w:t xml:space="preserve">−0.010 to +0.015</w:t>
+            </w:r>
+          </w:p>
+        </w:tc>
+      </w:tr>
+      <w:tr>
+        <w:trPr>
+          <w:cantSplit/>
+        </w:trPr>
+        <w:tc>
+          <w:tcPr>
+            <w:tcW w:type="dxa" w:w="3136"/>
+            <w:tcBorders>
+              <w:top w:val="single" w:color="BFBFBF" w:sz="4"/>
+              <w:left w:val="single" w:color="BFBFBF" w:sz="4"/>
+              <w:bottom w:val="single" w:color="BFBFBF" w:sz="4"/>
+              <w:right w:val="single" w:color="BFBFBF" w:sz="4"/>
+            </w:tcBorders>
+            <w:tcMar>
+              <w:top w:type="dxa" w:w="50"/>
+              <w:left w:type="dxa" w:w="90"/>
+              <w:bottom w:type="dxa" w:w="50"/>
+              <w:right w:type="dxa" w:w="90"/>
+            </w:tcMar>
+          </w:tcPr>
+          <w:p>
+            <w:pPr>
+              <w:spacing w:after="0" w:line="252"/>
+              <w:jc w:val="left"/>
+            </w:pPr>
+            <w:r>
+              <w:rPr>
+                <w:sz w:val="16"/>
+                <w:szCs w:val="16"/>
+              </w:rPr>
+              <w:t xml:space="preserve">Blend, DistilRoBERTa, 3 seeds</w:t>
+            </w:r>
+          </w:p>
+        </w:tc>
+        <w:tc>
+          <w:tcPr>
+            <w:tcW w:type="dxa" w:w="1307"/>
+            <w:tcBorders>
+              <w:top w:val="single" w:color="BFBFBF" w:sz="4"/>
+              <w:left w:val="single" w:color="BFBFBF" w:sz="4"/>
+              <w:bottom w:val="single" w:color="BFBFBF" w:sz="4"/>
+              <w:right w:val="single" w:color="BFBFBF" w:sz="4"/>
+            </w:tcBorders>
+            <w:tcMar>
+              <w:top w:type="dxa" w:w="50"/>
+              <w:left w:type="dxa" w:w="90"/>
+              <w:bottom w:type="dxa" w:w="50"/>
+              <w:right w:type="dxa" w:w="90"/>
+            </w:tcMar>
+          </w:tcPr>
+          <w:p>
+            <w:pPr>
+              <w:spacing w:after="0" w:line="252"/>
+              <w:jc w:val="center"/>
+            </w:pPr>
+            <w:r>
+              <w:rPr>
+                <w:sz w:val="16"/>
+                <w:szCs w:val="16"/>
+              </w:rPr>
+              <w:t xml:space="preserve">0.796 ± 0.079</w:t>
+            </w:r>
+          </w:p>
+        </w:tc>
+        <w:tc>
+          <w:tcPr>
+            <w:tcW w:type="dxa" w:w="941"/>
+            <w:tcBorders>
+              <w:top w:val="single" w:color="BFBFBF" w:sz="4"/>
+              <w:left w:val="single" w:color="BFBFBF" w:sz="4"/>
+              <w:bottom w:val="single" w:color="BFBFBF" w:sz="4"/>
+              <w:right w:val="single" w:color="BFBFBF" w:sz="4"/>
+            </w:tcBorders>
+            <w:tcMar>
+              <w:top w:type="dxa" w:w="50"/>
+              <w:left w:type="dxa" w:w="90"/>
+              <w:bottom w:type="dxa" w:w="50"/>
+              <w:right w:type="dxa" w:w="90"/>
+            </w:tcMar>
+          </w:tcPr>
+          <w:p>
+            <w:pPr>
+              <w:spacing w:after="0" w:line="252"/>
+              <w:jc w:val="center"/>
+            </w:pPr>
+            <w:r>
+              <w:rPr>
+                <w:sz w:val="16"/>
+                <w:szCs w:val="16"/>
+              </w:rPr>
+              <w:t xml:space="preserve">0.834</w:t>
+            </w:r>
+          </w:p>
+        </w:tc>
+        <w:tc>
+          <w:tcPr>
+            <w:tcW w:type="dxa" w:w="941"/>
+            <w:tcBorders>
+              <w:top w:val="single" w:color="BFBFBF" w:sz="4"/>
+              <w:left w:val="single" w:color="BFBFBF" w:sz="4"/>
+              <w:bottom w:val="single" w:color="BFBFBF" w:sz="4"/>
+              <w:right w:val="single" w:color="BFBFBF" w:sz="4"/>
+            </w:tcBorders>
+            <w:tcMar>
+              <w:top w:type="dxa" w:w="50"/>
+              <w:left w:type="dxa" w:w="90"/>
+              <w:bottom w:type="dxa" w:w="50"/>
+              <w:right w:type="dxa" w:w="90"/>
+            </w:tcMar>
+          </w:tcPr>
+          <w:p>
+            <w:pPr>
+              <w:spacing w:after="0" w:line="252"/>
+              <w:jc w:val="center"/>
+            </w:pPr>
+            <w:r>
+              <w:rPr>
+                <w:sz w:val="16"/>
+                <w:szCs w:val="16"/>
+              </w:rPr>
+              <w:t xml:space="preserve">0.813</w:t>
+            </w:r>
+          </w:p>
+        </w:tc>
+        <w:tc>
+          <w:tcPr>
+            <w:tcW w:type="dxa" w:w="679"/>
+            <w:tcBorders>
+              <w:top w:val="single" w:color="BFBFBF" w:sz="4"/>
+              <w:left w:val="single" w:color="BFBFBF" w:sz="4"/>
+              <w:bottom w:val="single" w:color="BFBFBF" w:sz="4"/>
+              <w:right w:val="single" w:color="BFBFBF" w:sz="4"/>
+            </w:tcBorders>
+            <w:tcMar>
+              <w:top w:type="dxa" w:w="50"/>
+              <w:left w:type="dxa" w:w="90"/>
+              <w:bottom w:type="dxa" w:w="50"/>
+              <w:right w:type="dxa" w:w="90"/>
+            </w:tcMar>
+          </w:tcPr>
+          <w:p>
+            <w:pPr>
+              <w:spacing w:after="0" w:line="252"/>
+              <w:jc w:val="center"/>
+            </w:pPr>
+            <w:r>
+              <w:rPr>
+                <w:sz w:val="16"/>
+                <w:szCs w:val="16"/>
+              </w:rPr>
+              <w:t xml:space="preserve">3.5</w:t>
+            </w:r>
+          </w:p>
+        </w:tc>
+        <w:tc>
+          <w:tcPr>
+            <w:tcW w:type="dxa" w:w="784"/>
+            <w:tcBorders>
+              <w:top w:val="single" w:color="BFBFBF" w:sz="4"/>
+              <w:left w:val="single" w:color="BFBFBF" w:sz="4"/>
+              <w:bottom w:val="single" w:color="BFBFBF" w:sz="4"/>
+              <w:right w:val="single" w:color="BFBFBF" w:sz="4"/>
+            </w:tcBorders>
+            <w:tcMar>
+              <w:top w:type="dxa" w:w="50"/>
+              <w:left w:type="dxa" w:w="90"/>
+              <w:bottom w:type="dxa" w:w="50"/>
+              <w:right w:type="dxa" w:w="90"/>
+            </w:tcMar>
+          </w:tcPr>
+          <w:p>
+            <w:pPr>
+              <w:spacing w:after="0" w:line="252"/>
+              <w:jc w:val="center"/>
+            </w:pPr>
+            <w:r>
+              <w:rPr>
+                <w:sz w:val="16"/>
+                <w:szCs w:val="16"/>
+              </w:rPr>
+              <w:t xml:space="preserve">2.51</w:t>
+            </w:r>
+          </w:p>
+        </w:tc>
+        <w:tc>
+          <w:tcPr>
+            <w:tcW w:type="dxa" w:w="1518"/>
+            <w:tcBorders>
+              <w:top w:val="single" w:color="BFBFBF" w:sz="4"/>
+              <w:left w:val="single" w:color="BFBFBF" w:sz="4"/>
+              <w:bottom w:val="single" w:color="BFBFBF" w:sz="4"/>
+              <w:right w:val="single" w:color="BFBFBF" w:sz="4"/>
+            </w:tcBorders>
+            <w:tcMar>
+              <w:top w:type="dxa" w:w="50"/>
+              <w:left w:type="dxa" w:w="90"/>
+              <w:bottom w:type="dxa" w:w="50"/>
+              <w:right w:type="dxa" w:w="90"/>
+            </w:tcMar>
+          </w:tcPr>
+          <w:p>
+            <w:pPr>
+              <w:spacing w:after="0" w:line="252"/>
+              <w:jc w:val="center"/>
+            </w:pPr>
+            <w:r>
+              <w:rPr>
+                <w:sz w:val="16"/>
+                <w:szCs w:val="16"/>
+              </w:rPr>
+              <w:t xml:space="preserve">−0.006 to +0.012</w:t>
+            </w:r>
+          </w:p>
+        </w:tc>
+      </w:tr>
+      <w:tr>
+        <w:trPr>
+          <w:cantSplit/>
+        </w:trPr>
+        <w:tc>
+          <w:tcPr>
+            <w:tcW w:type="dxa" w:w="3136"/>
+            <w:tcBorders>
+              <w:top w:val="single" w:color="BFBFBF" w:sz="4"/>
+              <w:left w:val="single" w:color="BFBFBF" w:sz="4"/>
+              <w:bottom w:val="single" w:color="BFBFBF" w:sz="4"/>
+              <w:right w:val="single" w:color="BFBFBF" w:sz="4"/>
+            </w:tcBorders>
+            <w:tcMar>
+              <w:top w:type="dxa" w:w="50"/>
+              <w:left w:type="dxa" w:w="90"/>
+              <w:bottom w:type="dxa" w:w="50"/>
+              <w:right w:type="dxa" w:w="90"/>
+            </w:tcMar>
+          </w:tcPr>
+          <w:p>
+            <w:pPr>
+              <w:spacing w:after="0" w:line="252"/>
+              <w:jc w:val="left"/>
+            </w:pPr>
+            <w:r>
+              <w:rPr>
+                <w:sz w:val="16"/>
+                <w:szCs w:val="16"/>
+              </w:rPr>
+              <w:t xml:space="preserve">Blend, FinBERT fp32</w:t>
+            </w:r>
+          </w:p>
+        </w:tc>
+        <w:tc>
+          <w:tcPr>
+            <w:tcW w:type="dxa" w:w="1307"/>
+            <w:tcBorders>
+              <w:top w:val="single" w:color="BFBFBF" w:sz="4"/>
+              <w:left w:val="single" w:color="BFBFBF" w:sz="4"/>
+              <w:bottom w:val="single" w:color="BFBFBF" w:sz="4"/>
+              <w:right w:val="single" w:color="BFBFBF" w:sz="4"/>
+            </w:tcBorders>
+            <w:tcMar>
+              <w:top w:type="dxa" w:w="50"/>
+              <w:left w:type="dxa" w:w="90"/>
+              <w:bottom w:type="dxa" w:w="50"/>
+              <w:right w:type="dxa" w:w="90"/>
+            </w:tcMar>
+          </w:tcPr>
+          <w:p>
+            <w:pPr>
+              <w:spacing w:after="0" w:line="252"/>
+              <w:jc w:val="center"/>
+            </w:pPr>
+            <w:r>
+              <w:rPr>
+                <w:sz w:val="16"/>
+                <w:szCs w:val="16"/>
+              </w:rPr>
+              <w:t xml:space="preserve">0.790 ± 0.068</w:t>
+            </w:r>
+          </w:p>
+        </w:tc>
+        <w:tc>
+          <w:tcPr>
+            <w:tcW w:type="dxa" w:w="941"/>
+            <w:tcBorders>
+              <w:top w:val="single" w:color="BFBFBF" w:sz="4"/>
+              <w:left w:val="single" w:color="BFBFBF" w:sz="4"/>
+              <w:bottom w:val="single" w:color="BFBFBF" w:sz="4"/>
+              <w:right w:val="single" w:color="BFBFBF" w:sz="4"/>
+            </w:tcBorders>
+            <w:tcMar>
+              <w:top w:type="dxa" w:w="50"/>
+              <w:left w:type="dxa" w:w="90"/>
+              <w:bottom w:type="dxa" w:w="50"/>
+              <w:right w:type="dxa" w:w="90"/>
+            </w:tcMar>
+          </w:tcPr>
+          <w:p>
+            <w:pPr>
+              <w:spacing w:after="0" w:line="252"/>
+              <w:jc w:val="center"/>
+            </w:pPr>
+            <w:r>
+              <w:rPr>
+                <w:sz w:val="16"/>
+                <w:szCs w:val="16"/>
+              </w:rPr>
+              <w:t xml:space="preserve">0.828</w:t>
+            </w:r>
+          </w:p>
+        </w:tc>
+        <w:tc>
+          <w:tcPr>
+            <w:tcW w:type="dxa" w:w="941"/>
+            <w:tcBorders>
+              <w:top w:val="single" w:color="BFBFBF" w:sz="4"/>
+              <w:left w:val="single" w:color="BFBFBF" w:sz="4"/>
+              <w:bottom w:val="single" w:color="BFBFBF" w:sz="4"/>
+              <w:right w:val="single" w:color="BFBFBF" w:sz="4"/>
+            </w:tcBorders>
+            <w:tcMar>
+              <w:top w:type="dxa" w:w="50"/>
+              <w:left w:type="dxa" w:w="90"/>
+              <w:bottom w:type="dxa" w:w="50"/>
+              <w:right w:type="dxa" w:w="90"/>
+            </w:tcMar>
+          </w:tcPr>
+          <w:p>
+            <w:pPr>
+              <w:spacing w:after="0" w:line="252"/>
+              <w:jc w:val="center"/>
+            </w:pPr>
+            <w:r>
+              <w:rPr>
+                <w:sz w:val="16"/>
+                <w:szCs w:val="16"/>
+              </w:rPr>
+              <w:t xml:space="preserve">0.807</w:t>
+            </w:r>
+          </w:p>
+        </w:tc>
+        <w:tc>
+          <w:tcPr>
+            <w:tcW w:type="dxa" w:w="679"/>
+            <w:tcBorders>
+              <w:top w:val="single" w:color="BFBFBF" w:sz="4"/>
+              <w:left w:val="single" w:color="BFBFBF" w:sz="4"/>
+              <w:bottom w:val="single" w:color="BFBFBF" w:sz="4"/>
+              <w:right w:val="single" w:color="BFBFBF" w:sz="4"/>
+            </w:tcBorders>
+            <w:tcMar>
+              <w:top w:type="dxa" w:w="50"/>
+              <w:left w:type="dxa" w:w="90"/>
+              <w:bottom w:type="dxa" w:w="50"/>
+              <w:right w:type="dxa" w:w="90"/>
+            </w:tcMar>
+          </w:tcPr>
+          <w:p>
+            <w:pPr>
+              <w:spacing w:after="0" w:line="252"/>
+              <w:jc w:val="center"/>
+            </w:pPr>
+            <w:r>
+              <w:rPr>
+                <w:sz w:val="16"/>
+                <w:szCs w:val="16"/>
+              </w:rPr>
+              <w:t xml:space="preserve">13.4</w:t>
+            </w:r>
+          </w:p>
+        </w:tc>
+        <w:tc>
+          <w:tcPr>
+            <w:tcW w:type="dxa" w:w="784"/>
+            <w:tcBorders>
+              <w:top w:val="single" w:color="BFBFBF" w:sz="4"/>
+              <w:left w:val="single" w:color="BFBFBF" w:sz="4"/>
+              <w:bottom w:val="single" w:color="BFBFBF" w:sz="4"/>
+              <w:right w:val="single" w:color="BFBFBF" w:sz="4"/>
+            </w:tcBorders>
+            <w:tcMar>
+              <w:top w:type="dxa" w:w="50"/>
+              <w:left w:type="dxa" w:w="90"/>
+              <w:bottom w:type="dxa" w:w="50"/>
+              <w:right w:type="dxa" w:w="90"/>
+            </w:tcMar>
+          </w:tcPr>
+          <w:p>
+            <w:pPr>
+              <w:spacing w:after="0" w:line="252"/>
+              <w:jc w:val="center"/>
+            </w:pPr>
+            <w:r>
+              <w:rPr>
+                <w:sz w:val="16"/>
+                <w:szCs w:val="16"/>
+              </w:rPr>
+              <w:t xml:space="preserve">9.53</w:t>
+            </w:r>
+          </w:p>
+        </w:tc>
+        <w:tc>
+          <w:tcPr>
+            <w:tcW w:type="dxa" w:w="1518"/>
+            <w:tcBorders>
+              <w:top w:val="single" w:color="BFBFBF" w:sz="4"/>
+              <w:left w:val="single" w:color="BFBFBF" w:sz="4"/>
+              <w:bottom w:val="single" w:color="BFBFBF" w:sz="4"/>
+              <w:right w:val="single" w:color="BFBFBF" w:sz="4"/>
+            </w:tcBorders>
+            <w:tcMar>
+              <w:top w:type="dxa" w:w="50"/>
+              <w:left w:type="dxa" w:w="90"/>
+              <w:bottom w:type="dxa" w:w="50"/>
+              <w:right w:type="dxa" w:w="90"/>
+            </w:tcMar>
+          </w:tcPr>
+          <w:p>
+            <w:pPr>
+              <w:spacing w:after="0" w:line="252"/>
+              <w:jc w:val="center"/>
+            </w:pPr>
+            <w:r>
+              <w:rPr>
+                <w:sz w:val="16"/>
+                <w:szCs w:val="16"/>
+              </w:rPr>
+              <w:t xml:space="preserve">−0.005 to +0.004</w:t>
+            </w:r>
+          </w:p>
+        </w:tc>
+      </w:tr>
+      <w:tr>
+        <w:trPr>
+          <w:cantSplit/>
+        </w:trPr>
+        <w:tc>
+          <w:tcPr>
+            <w:tcW w:type="dxa" w:w="3136"/>
+            <w:tcBorders>
+              <w:top w:val="single" w:color="BFBFBF" w:sz="4"/>
+              <w:left w:val="single" w:color="BFBFBF" w:sz="4"/>
+              <w:bottom w:val="single" w:color="BFBFBF" w:sz="4"/>
+              <w:right w:val="single" w:color="BFBFBF" w:sz="4"/>
+            </w:tcBorders>
+            <w:tcMar>
+              <w:top w:type="dxa" w:w="50"/>
+              <w:left w:type="dxa" w:w="90"/>
+              <w:bottom w:type="dxa" w:w="50"/>
+              <w:right w:type="dxa" w:w="90"/>
+            </w:tcMar>
+          </w:tcPr>
+          <w:p>
+            <w:pPr>
+              <w:spacing w:after="0" w:line="252"/>
+              <w:jc w:val="left"/>
+            </w:pPr>
+            <w:r>
+              <w:rPr>
+                <w:sz w:val="16"/>
+                <w:szCs w:val="16"/>
+              </w:rPr>
+              <w:t xml:space="preserve">Blend, FinBERT, 32 sent., 1 seed</w:t>
+            </w:r>
+          </w:p>
+        </w:tc>
+        <w:tc>
+          <w:tcPr>
+            <w:tcW w:type="dxa" w:w="1307"/>
+            <w:tcBorders>
+              <w:top w:val="single" w:color="BFBFBF" w:sz="4"/>
+              <w:left w:val="single" w:color="BFBFBF" w:sz="4"/>
+              <w:bottom w:val="single" w:color="BFBFBF" w:sz="4"/>
+              <w:right w:val="single" w:color="BFBFBF" w:sz="4"/>
+            </w:tcBorders>
+            <w:tcMar>
+              <w:top w:type="dxa" w:w="50"/>
+              <w:left w:type="dxa" w:w="90"/>
+              <w:bottom w:type="dxa" w:w="50"/>
+              <w:right w:type="dxa" w:w="90"/>
+            </w:tcMar>
+          </w:tcPr>
+          <w:p>
+            <w:pPr>
+              <w:spacing w:after="0" w:line="252"/>
+              <w:jc w:val="center"/>
+            </w:pPr>
+            <w:r>
+              <w:rPr>
+                <w:sz w:val="16"/>
+                <w:szCs w:val="16"/>
+              </w:rPr>
+              <w:t xml:space="preserve">0.787 ± 0.070</w:t>
+            </w:r>
+          </w:p>
+        </w:tc>
+        <w:tc>
+          <w:tcPr>
+            <w:tcW w:type="dxa" w:w="941"/>
+            <w:tcBorders>
+              <w:top w:val="single" w:color="BFBFBF" w:sz="4"/>
+              <w:left w:val="single" w:color="BFBFBF" w:sz="4"/>
+              <w:bottom w:val="single" w:color="BFBFBF" w:sz="4"/>
+              <w:right w:val="single" w:color="BFBFBF" w:sz="4"/>
+            </w:tcBorders>
+            <w:tcMar>
+              <w:top w:type="dxa" w:w="50"/>
+              <w:left w:type="dxa" w:w="90"/>
+              <w:bottom w:type="dxa" w:w="50"/>
+              <w:right w:type="dxa" w:w="90"/>
+            </w:tcMar>
+          </w:tcPr>
+          <w:p>
+            <w:pPr>
+              <w:spacing w:after="0" w:line="252"/>
+              <w:jc w:val="center"/>
+            </w:pPr>
+            <w:r>
+              <w:rPr>
+                <w:sz w:val="16"/>
+                <w:szCs w:val="16"/>
+              </w:rPr>
+              <w:t xml:space="preserve">0.828</w:t>
+            </w:r>
+          </w:p>
+        </w:tc>
+        <w:tc>
+          <w:tcPr>
+            <w:tcW w:type="dxa" w:w="941"/>
+            <w:tcBorders>
+              <w:top w:val="single" w:color="BFBFBF" w:sz="4"/>
+              <w:left w:val="single" w:color="BFBFBF" w:sz="4"/>
+              <w:bottom w:val="single" w:color="BFBFBF" w:sz="4"/>
+              <w:right w:val="single" w:color="BFBFBF" w:sz="4"/>
+            </w:tcBorders>
+            <w:tcMar>
+              <w:top w:type="dxa" w:w="50"/>
+              <w:left w:type="dxa" w:w="90"/>
+              <w:bottom w:type="dxa" w:w="50"/>
+              <w:right w:type="dxa" w:w="90"/>
+            </w:tcMar>
+          </w:tcPr>
+          <w:p>
+            <w:pPr>
+              <w:spacing w:after="0" w:line="252"/>
+              <w:jc w:val="center"/>
+            </w:pPr>
+            <w:r>
+              <w:rPr>
+                <w:sz w:val="16"/>
+                <w:szCs w:val="16"/>
+              </w:rPr>
+              <w:t xml:space="preserve">0.801</w:t>
+            </w:r>
+          </w:p>
+        </w:tc>
+        <w:tc>
+          <w:tcPr>
+            <w:tcW w:type="dxa" w:w="679"/>
+            <w:tcBorders>
+              <w:top w:val="single" w:color="BFBFBF" w:sz="4"/>
+              <w:left w:val="single" w:color="BFBFBF" w:sz="4"/>
+              <w:bottom w:val="single" w:color="BFBFBF" w:sz="4"/>
+              <w:right w:val="single" w:color="BFBFBF" w:sz="4"/>
+            </w:tcBorders>
+            <w:tcMar>
+              <w:top w:type="dxa" w:w="50"/>
+              <w:left w:type="dxa" w:w="90"/>
+              <w:bottom w:type="dxa" w:w="50"/>
+              <w:right w:type="dxa" w:w="90"/>
+            </w:tcMar>
+          </w:tcPr>
+          <w:p>
+            <w:pPr>
+              <w:spacing w:after="0" w:line="252"/>
+              <w:jc w:val="center"/>
+            </w:pPr>
+            <w:r>
+              <w:rPr>
+                <w:sz w:val="16"/>
+                <w:szCs w:val="16"/>
+              </w:rPr>
+              <w:t xml:space="preserve">1.3</w:t>
+            </w:r>
+          </w:p>
+        </w:tc>
+        <w:tc>
+          <w:tcPr>
+            <w:tcW w:type="dxa" w:w="784"/>
+            <w:tcBorders>
+              <w:top w:val="single" w:color="BFBFBF" w:sz="4"/>
+              <w:left w:val="single" w:color="BFBFBF" w:sz="4"/>
+              <w:bottom w:val="single" w:color="BFBFBF" w:sz="4"/>
+              <w:right w:val="single" w:color="BFBFBF" w:sz="4"/>
+            </w:tcBorders>
+            <w:tcMar>
+              <w:top w:type="dxa" w:w="50"/>
+              <w:left w:type="dxa" w:w="90"/>
+              <w:bottom w:type="dxa" w:w="50"/>
+              <w:right w:type="dxa" w:w="90"/>
+            </w:tcMar>
+          </w:tcPr>
+          <w:p>
+            <w:pPr>
+              <w:spacing w:after="0" w:line="252"/>
+              <w:jc w:val="center"/>
+            </w:pPr>
+            <w:r>
+              <w:rPr>
+                <w:sz w:val="16"/>
+                <w:szCs w:val="16"/>
+              </w:rPr>
+              <w:t xml:space="preserve">0.91</w:t>
+            </w:r>
+          </w:p>
+        </w:tc>
+        <w:tc>
+          <w:tcPr>
+            <w:tcW w:type="dxa" w:w="1518"/>
+            <w:tcBorders>
+              <w:top w:val="single" w:color="BFBFBF" w:sz="4"/>
+              <w:left w:val="single" w:color="BFBFBF" w:sz="4"/>
+              <w:bottom w:val="single" w:color="BFBFBF" w:sz="4"/>
+              <w:right w:val="single" w:color="BFBFBF" w:sz="4"/>
+            </w:tcBorders>
+            <w:tcMar>
+              <w:top w:type="dxa" w:w="50"/>
+              <w:left w:type="dxa" w:w="90"/>
+              <w:bottom w:type="dxa" w:w="50"/>
+              <w:right w:type="dxa" w:w="90"/>
+            </w:tcMar>
+          </w:tcPr>
+          <w:p>
+            <w:pPr>
+              <w:spacing w:after="0" w:line="252"/>
+              <w:jc w:val="center"/>
+            </w:pPr>
+            <w:r>
+              <w:rPr>
+                <w:sz w:val="16"/>
+                <w:szCs w:val="16"/>
+              </w:rPr>
+              <w:t xml:space="preserve">−0.019 to +0.010</w:t>
+            </w:r>
+          </w:p>
+        </w:tc>
+      </w:tr>
+      <w:tr>
+        <w:trPr>
+          <w:cantSplit/>
+        </w:trPr>
+        <w:tc>
+          <w:tcPr>
+            <w:tcW w:type="dxa" w:w="3136"/>
+            <w:tcBorders>
+              <w:top w:val="single" w:color="BFBFBF" w:sz="4"/>
+              <w:left w:val="single" w:color="BFBFBF" w:sz="4"/>
+              <w:bottom w:val="single" w:color="BFBFBF" w:sz="4"/>
+              <w:right w:val="single" w:color="BFBFBF" w:sz="4"/>
+            </w:tcBorders>
+            <w:tcMar>
+              <w:top w:type="dxa" w:w="50"/>
+              <w:left w:type="dxa" w:w="90"/>
+              <w:bottom w:type="dxa" w:w="50"/>
+              <w:right w:type="dxa" w:w="90"/>
+            </w:tcMar>
+          </w:tcPr>
+          <w:p>
+            <w:pPr>
+              <w:spacing w:after="0" w:line="252"/>
+              <w:jc w:val="left"/>
+            </w:pPr>
+            <w:r>
+              <w:rPr>
+                <w:sz w:val="16"/>
+                <w:szCs w:val="16"/>
+              </w:rPr>
+              <w:t xml:space="preserve">Blend, FinBERT INT8 (CPU)</w:t>
+            </w:r>
+          </w:p>
+        </w:tc>
+        <w:tc>
+          <w:tcPr>
+            <w:tcW w:type="dxa" w:w="1307"/>
+            <w:tcBorders>
+              <w:top w:val="single" w:color="BFBFBF" w:sz="4"/>
+              <w:left w:val="single" w:color="BFBFBF" w:sz="4"/>
+              <w:bottom w:val="single" w:color="BFBFBF" w:sz="4"/>
+              <w:right w:val="single" w:color="BFBFBF" w:sz="4"/>
+            </w:tcBorders>
+            <w:tcMar>
+              <w:top w:type="dxa" w:w="50"/>
+              <w:left w:type="dxa" w:w="90"/>
+              <w:bottom w:type="dxa" w:w="50"/>
+              <w:right w:type="dxa" w:w="90"/>
+            </w:tcMar>
+          </w:tcPr>
+          <w:p>
+            <w:pPr>
+              <w:spacing w:after="0" w:line="252"/>
+              <w:jc w:val="center"/>
+            </w:pPr>
+            <w:r>
+              <w:rPr>
+                <w:sz w:val="16"/>
+                <w:szCs w:val="16"/>
+              </w:rPr>
+              <w:t xml:space="preserve">0.793 ± 0.070</w:t>
+            </w:r>
+          </w:p>
+        </w:tc>
+        <w:tc>
+          <w:tcPr>
+            <w:tcW w:type="dxa" w:w="941"/>
+            <w:tcBorders>
+              <w:top w:val="single" w:color="BFBFBF" w:sz="4"/>
+              <w:left w:val="single" w:color="BFBFBF" w:sz="4"/>
+              <w:bottom w:val="single" w:color="BFBFBF" w:sz="4"/>
+              <w:right w:val="single" w:color="BFBFBF" w:sz="4"/>
+            </w:tcBorders>
+            <w:tcMar>
+              <w:top w:type="dxa" w:w="50"/>
+              <w:left w:type="dxa" w:w="90"/>
+              <w:bottom w:type="dxa" w:w="50"/>
+              <w:right w:type="dxa" w:w="90"/>
+            </w:tcMar>
+          </w:tcPr>
+          <w:p>
+            <w:pPr>
+              <w:spacing w:after="0" w:line="252"/>
+              <w:jc w:val="center"/>
+            </w:pPr>
+            <w:r>
+              <w:rPr>
+                <w:sz w:val="16"/>
+                <w:szCs w:val="16"/>
+              </w:rPr>
+              <w:t xml:space="preserve">0.829</w:t>
+            </w:r>
+          </w:p>
+        </w:tc>
+        <w:tc>
+          <w:tcPr>
+            <w:tcW w:type="dxa" w:w="941"/>
+            <w:tcBorders>
+              <w:top w:val="single" w:color="BFBFBF" w:sz="4"/>
+              <w:left w:val="single" w:color="BFBFBF" w:sz="4"/>
+              <w:bottom w:val="single" w:color="BFBFBF" w:sz="4"/>
+              <w:right w:val="single" w:color="BFBFBF" w:sz="4"/>
+            </w:tcBorders>
+            <w:tcMar>
+              <w:top w:type="dxa" w:w="50"/>
+              <w:left w:type="dxa" w:w="90"/>
+              <w:bottom w:type="dxa" w:w="50"/>
+              <w:right w:type="dxa" w:w="90"/>
+            </w:tcMar>
+          </w:tcPr>
+          <w:p>
+            <w:pPr>
+              <w:spacing w:after="0" w:line="252"/>
+              <w:jc w:val="center"/>
+            </w:pPr>
+            <w:r>
+              <w:rPr>
+                <w:sz w:val="16"/>
+                <w:szCs w:val="16"/>
+              </w:rPr>
+              <w:t xml:space="preserve">0.809</w:t>
+            </w:r>
+          </w:p>
+        </w:tc>
+        <w:tc>
+          <w:tcPr>
+            <w:tcW w:type="dxa" w:w="679"/>
+            <w:tcBorders>
+              <w:top w:val="single" w:color="BFBFBF" w:sz="4"/>
+              <w:left w:val="single" w:color="BFBFBF" w:sz="4"/>
+              <w:bottom w:val="single" w:color="BFBFBF" w:sz="4"/>
+              <w:right w:val="single" w:color="BFBFBF" w:sz="4"/>
+            </w:tcBorders>
+            <w:tcMar>
+              <w:top w:type="dxa" w:w="50"/>
+              <w:left w:type="dxa" w:w="90"/>
+              <w:bottom w:type="dxa" w:w="50"/>
+              <w:right w:type="dxa" w:w="90"/>
+            </w:tcMar>
+          </w:tcPr>
+          <w:p>
+            <w:pPr>
+              <w:spacing w:after="0" w:line="252"/>
+              <w:jc w:val="center"/>
+            </w:pPr>
+            <w:r>
+              <w:rPr>
+                <w:sz w:val="16"/>
+                <w:szCs w:val="16"/>
+              </w:rPr>
+              <w:t xml:space="preserve">13.8</w:t>
+            </w:r>
+          </w:p>
+        </w:tc>
+        <w:tc>
+          <w:tcPr>
+            <w:tcW w:type="dxa" w:w="784"/>
+            <w:tcBorders>
+              <w:top w:val="single" w:color="BFBFBF" w:sz="4"/>
+              <w:left w:val="single" w:color="BFBFBF" w:sz="4"/>
+              <w:bottom w:val="single" w:color="BFBFBF" w:sz="4"/>
+              <w:right w:val="single" w:color="BFBFBF" w:sz="4"/>
+            </w:tcBorders>
+            <w:tcMar>
+              <w:top w:type="dxa" w:w="50"/>
+              <w:left w:type="dxa" w:w="90"/>
+              <w:bottom w:type="dxa" w:w="50"/>
+              <w:right w:type="dxa" w:w="90"/>
+            </w:tcMar>
+          </w:tcPr>
+          <w:p>
+            <w:pPr>
+              <w:spacing w:after="0" w:line="252"/>
+              <w:jc w:val="center"/>
+            </w:pPr>
+            <w:r>
+              <w:rPr>
+                <w:sz w:val="16"/>
+                <w:szCs w:val="16"/>
+              </w:rPr>
+              <w:t xml:space="preserve">9.85</w:t>
+            </w:r>
+          </w:p>
+        </w:tc>
+        <w:tc>
+          <w:tcPr>
+            <w:tcW w:type="dxa" w:w="1518"/>
+            <w:tcBorders>
+              <w:top w:val="single" w:color="BFBFBF" w:sz="4"/>
+              <w:left w:val="single" w:color="BFBFBF" w:sz="4"/>
+              <w:bottom w:val="single" w:color="BFBFBF" w:sz="4"/>
+              <w:right w:val="single" w:color="BFBFBF" w:sz="4"/>
+            </w:tcBorders>
+            <w:tcMar>
+              <w:top w:type="dxa" w:w="50"/>
+              <w:left w:type="dxa" w:w="90"/>
+              <w:bottom w:type="dxa" w:w="50"/>
+              <w:right w:type="dxa" w:w="90"/>
+            </w:tcMar>
+          </w:tcPr>
+          <w:p>
+            <w:pPr>
+              <w:spacing w:after="0" w:line="252"/>
+              <w:jc w:val="center"/>
+            </w:pPr>
+            <w:r>
+              <w:rPr>
+                <w:sz w:val="16"/>
+                <w:szCs w:val="16"/>
+              </w:rPr>
+              <w:t xml:space="preserve">−0.004 to +0.007</w:t>
+            </w:r>
+          </w:p>
+        </w:tc>
+      </w:tr>
+    </w:tbl>
+    <w:p>
+      <w:pPr>
+        <w:keepNext/>
+        <w:spacing w:after="40" w:before="120"/>
+        <w:jc w:val="center"/>
+      </w:pPr>
+      <w:r>
+        <w:drawing>
+          <wp:inline distT="0" distB="0" distL="0" distR="0">
+            <wp:extent cx="5486400" cy="2862469"/>
+            <wp:effectExtent t="0" r="0" b="0" l="0"/>
+            <wp:docPr id="911" name="Figure 11" descr="Figure 10. The score card for SEL Manufacturing's FY2017 report (top of the page)." title="Figure 10. The score card for SEL Manufacturing's FY2017 report (top of the page)."/>
+            <wp:cNvGraphicFramePr>
+              <a:graphicFrameLocks xmlns:a="http://schemas.openxmlformats.org/drawingml/2006/main" noChangeAspect="1"/>
+            </wp:cNvGraphicFramePr>
+            <a:graphic xmlns:a="http://schemas.openxmlformats.org/drawingml/2006/main">
+              <a:graphicData uri="http://schemas.openxmlformats.org/drawingml/2006/picture">
+                <pic:pic xmlns:pic="http://schemas.openxmlformats.org/drawingml/2006/picture">
+                  <pic:nvPicPr>
+                    <pic:cNvPr id="0" name="" descr=""/>
+                    <pic:cNvPicPr>
+                      <a:picLocks noChangeAspect="1" noChangeArrowheads="1"/>
+                    </pic:cNvPicPr>
+                  </pic:nvPicPr>
+                  <pic:blipFill>
+                    <a:blip r:embed="rId19" cstate="none"/>
+                    <a:srcRect/>
+                    <a:stretch>
+                      <a:fillRect/>
+                    </a:stretch>
+                  </pic:blipFill>
+                  <pic:spPr bwMode="auto">
+                    <a:xfrm>
+                      <a:off x="0" y="0"/>
+                      <a:ext cx="5486400" cy="2862469"/>
+                    </a:xfrm>
+                    <a:prstGeom prst="rect">
+                      <a:avLst/>
+                    </a:prstGeom>
+                  </pic:spPr>
+                </pic:pic>
+              </a:graphicData>
+            </a:graphic>
+          </wp:inline>
+        </w:drawing>
+      </w:r>
+    </w:p>
+    <w:p>
+      <w:pPr>
+        <w:spacing w:after="200" w:before="60"/>
+      </w:pPr>
+      <w:r>
+        <w:rPr>
+          <w:i/>
+          <w:iCs/>
+          <w:color w:val="404040"/>
+          <w:sz w:val="19"/>
+          <w:szCs w:val="19"/>
+        </w:rPr>
+        <w:t xml:space="preserve">Figure 11. PR-AUC against GPU energy (log scale) for all 82 configurations of the full study (data before the CARO correction). The dashed line is the Pareto front; numbered points are listed beside the plot.</w:t>
+      </w:r>
+    </w:p>
+    <w:p>
+      <w:pPr>
+        <w:spacing w:after="120" w:line="276"/>
+      </w:pPr>
+      <w:r>
+        <w:rPr>
+          <w:b/>
+          <w:bCs/>
+        </w:rPr>
+        <w:t xml:space="preserve">What did not help much.</w:t>
+      </w:r>
+      <w:r>
+        <w:t xml:space="preserve"> Smaller encoders keep the accuracy (MiniLM-L6, five times smaller: 0.794 against 0.792 in the full study), and fp16 embeddings match fp32 (cosine similarity above 0.9999) for 4.4 times less GPU energy in the embedding stage, but the encoder is the smaller share of the bill: the network runs are. The network reads only the first 96 sentence slots, so about a third of the sentences the pipeline embeds (24,522 of 77,523) are never read; capping the embedding at 96 sentences saves energy without changing what the network sees. Caching the embeddings, which the pipeline already did, saves 8.7 Wh of GPU energy over re-embedding for every seed and 58.4 Wh over the original 45-run experiment grid. Notebook 1 now applies these choices: it embeds only the 96 sentences per section that the network reads, in fp16, with a cache, and records the energy of each heavy step (energy_log.csv); Part 2 and the results of Section 7 are unchanged.</w:t>
+      </w:r>
+    </w:p>
+    <w:p>
+      <w:pPr>
+        <w:spacing w:after="120" w:line="276"/>
+      </w:pPr>
+      <w:r>
+        <w:rPr>
+          <w:b/>
+          <w:bCs/>
+        </w:rPr>
+        <w:t xml:space="preserve">INT8 on the processor: inconclusive.</w:t>
+      </w:r>
+      <w:r>
+        <w:t xml:space="preserve"> Dynamic INT8 quantisation of FinBERT changed the sentence vectors substantially (cosine 0.74 to fp32), yet the blend trained on them still scored 0.793 in the full study; that accuracy result stands. Its cost does not: the INT8 embedding and the per-document processor benchmarks ran while the background processes held about 11 of the 20 hardware threads, so neither their speed nor their energy can be compared with the GPU figures. Those measurements are listed in Table 24 as upper bounds and are not used in any conclusion.</w:t>
+      </w:r>
+    </w:p>
+    <w:p>
+      <w:pPr>
+        <w:spacing w:after="120" w:line="276"/>
+      </w:pPr>
+      <w:r>
+        <w:rPr>
+          <w:b/>
+          <w:bCs/>
+        </w:rPr>
+        <w:t xml:space="preserve">Limitations of these numbers.</w:t>
+      </w:r>
+    </w:p>
+    <w:p>
+      <w:pPr>
+        <w:pStyle w:val="ListParagraph"/>
+        <w:numPr>
+          <w:ilvl w:val="0"/>
+          <w:numId w:val="3"/>
+        </w:numPr>
+        <w:spacing w:after="80" w:line="270"/>
+      </w:pPr>
+      <w:r>
+        <w:t xml:space="preserve">GPU energy is a driver reading; CO₂e applies codecarbon's India grid factor to it. It leaves out the processor and memory, so it understates the true energy of every configuration, most of all the processor-only ones; it is used because the processor figure cannot be separated from the background load.</w:t>
+      </w:r>
+    </w:p>
+    <w:p>
+      <w:pPr>
+        <w:pStyle w:val="ListParagraph"/>
+        <w:numPr>
+          <w:ilvl w:val="0"/>
+          <w:numId w:val="3"/>
+        </w:numPr>
+        <w:spacing w:after="80" w:line="270"/>
+      </w:pPr>
+      <w:r>
+        <w:t xml:space="preserve">For the chosen configuration, the GPU figure is the card's idle draw while the processor works, so it is best read as "no GPU work" rather than as a precise number; a computer without a GPU would draw none.</w:t>
+      </w:r>
+    </w:p>
+    <w:p>
+      <w:pPr>
+        <w:pStyle w:val="ListParagraph"/>
+        <w:numPr>
+          <w:ilvl w:val="0"/>
+          <w:numId w:val="3"/>
+        </w:numPr>
+        <w:spacing w:after="80" w:line="270"/>
+      </w:pPr>
+      <w:r>
+        <w:t xml:space="preserve">The India grid factor is an assumption; another year's or region's factor scales every CO₂ figure, not the percentages.</w:t>
+      </w:r>
+    </w:p>
+    <w:p>
+      <w:pPr>
+        <w:pStyle w:val="ListParagraph"/>
+        <w:numPr>
+          <w:ilvl w:val="0"/>
+          <w:numId w:val="3"/>
+        </w:numPr>
+        <w:spacing w:after="80" w:line="270"/>
+      </w:pPr>
+      <w:r>
+        <w:t xml:space="preserve">All runs are on one computer (Intel i9-7900X, RTX 5060 Ti), once per configuration; early stopping makes a single network run's energy vary by up to 1.8 times between seeds. PDF reading and feature extraction, shared by every configuration, were not measured, so the true saving per report is smaller.</w:t>
+      </w:r>
+    </w:p>
+    <w:p>
+      <w:pPr>
+        <w:pStyle w:val="ListParagraph"/>
+        <w:numPr>
+          <w:ilvl w:val="0"/>
+          <w:numId w:val="3"/>
+        </w:numPr>
+        <w:spacing w:after="80" w:line="270"/>
+      </w:pPr>
+      <w:r>
+        <w:t xml:space="preserve">The encoder, precision and sentence-cap comparisons of the full study use the data before the CARO correction. Every configuration there saw the same data, so the comparisons stand, but their absolute accuracies should not be quoted as the project's results; those are in Table 22 and Section 7.</w:t>
+      </w:r>
+    </w:p>
+    <w:p>
+      <w:pPr>
+        <w:keepNext/>
+        <w:spacing w:after="80" w:before="160"/>
+      </w:pPr>
+      <w:r>
+        <w:rPr>
+          <w:b/>
+          <w:bCs/>
+          <w:sz w:val="20"/>
+          <w:szCs w:val="20"/>
+        </w:rPr>
+        <w:t xml:space="preserve">Table 24. </w:t>
+      </w:r>
+      <w:r>
+        <w:rPr>
+          <w:sz w:val="20"/>
+          <w:szCs w:val="20"/>
+        </w:rPr>
+        <w:t xml:space="preserve">Appendix: whole-machine energy, upper bounds only. codecarbon totals including the processor (rated power × utilisation) and memory, and per-report energy from the same benchmarks, all measured while unrelated processes held about 11 of the 20 hardware threads. They overstate every configuration, most of all those that run longest on the processor; no conclusion rests on them.</w:t>
+      </w:r>
+    </w:p>
+    <w:tbl>
+      <w:tblPr>
+        <w:tblW w:type="dxa" w:w="9306"/>
+        <w:tblBorders>
+          <w:top w:val="single" w:color="auto" w:sz="4"/>
+          <w:left w:val="single" w:color="auto" w:sz="4"/>
+          <w:bottom w:val="single" w:color="auto" w:sz="4"/>
+          <w:right w:val="single" w:color="auto" w:sz="4"/>
+          <w:insideH w:val="single" w:color="auto" w:sz="4"/>
+          <w:insideV w:val="single" w:color="auto" w:sz="4"/>
+        </w:tblBorders>
+      </w:tblPr>
+      <w:tblGrid>
+        <w:gridCol w:w="3284"/>
+        <w:gridCol w:w="766"/>
+        <w:gridCol w:w="1040"/>
+        <w:gridCol w:w="1094"/>
+        <w:gridCol w:w="930"/>
+        <w:gridCol w:w="985"/>
+        <w:gridCol w:w="1207"/>
+      </w:tblGrid>
+      <w:tr>
+        <w:trPr>
+          <w:cantSplit/>
+          <w:tblHeader/>
+        </w:trPr>
+        <w:tc>
+          <w:tcPr>
+            <w:tcW w:type="dxa" w:w="3284"/>
+            <w:tcBorders>
+              <w:top w:val="single" w:color="BFBFBF" w:sz="4"/>
+              <w:left w:val="single" w:color="BFBFBF" w:sz="4"/>
+              <w:bottom w:val="single" w:color="BFBFBF" w:sz="4"/>
+              <w:right w:val="single" w:color="BFBFBF" w:sz="4"/>
+            </w:tcBorders>
+            <w:shd w:fill="D9D9D9" w:color="auto" w:val="clear"/>
+            <w:tcMar>
+              <w:top w:type="dxa" w:w="50"/>
+              <w:left w:type="dxa" w:w="90"/>
+              <w:bottom w:type="dxa" w:w="50"/>
+              <w:right w:type="dxa" w:w="90"/>
+            </w:tcMar>
+          </w:tcPr>
+          <w:p>
+            <w:pPr>
+              <w:spacing w:after="0" w:line="252"/>
+              <w:jc w:val="left"/>
+            </w:pPr>
+            <w:r>
+              <w:rPr>
+                <w:b/>
+                <w:bCs/>
+                <w:sz w:val="16"/>
+                <w:szCs w:val="16"/>
+              </w:rPr>
+              <w:t xml:space="preserve">Configuration</w:t>
+            </w:r>
+          </w:p>
+        </w:tc>
+        <w:tc>
+          <w:tcPr>
+            <w:tcW w:type="dxa" w:w="766"/>
+            <w:tcBorders>
+              <w:top w:val="single" w:color="BFBFBF" w:sz="4"/>
+              <w:left w:val="single" w:color="BFBFBF" w:sz="4"/>
+              <w:bottom w:val="single" w:color="BFBFBF" w:sz="4"/>
+              <w:right w:val="single" w:color="BFBFBF" w:sz="4"/>
+            </w:tcBorders>
+            <w:shd w:fill="D9D9D9" w:color="auto" w:val="clear"/>
+            <w:tcMar>
+              <w:top w:type="dxa" w:w="50"/>
+              <w:left w:type="dxa" w:w="90"/>
+              <w:bottom w:type="dxa" w:w="50"/>
+              <w:right w:type="dxa" w:w="90"/>
+            </w:tcMar>
+          </w:tcPr>
+          <w:p>
+            <w:pPr>
+              <w:spacing w:after="0" w:line="252"/>
+              <w:jc w:val="center"/>
+            </w:pPr>
+            <w:r>
+              <w:rPr>
+                <w:b/>
+                <w:bCs/>
+                <w:sz w:val="16"/>
+                <w:szCs w:val="16"/>
+              </w:rPr>
+              <w:t xml:space="preserve">GPU Wh</w:t>
+            </w:r>
+          </w:p>
+        </w:tc>
+        <w:tc>
+          <w:tcPr>
+            <w:tcW w:type="dxa" w:w="1040"/>
+            <w:tcBorders>
+              <w:top w:val="single" w:color="BFBFBF" w:sz="4"/>
+              <w:left w:val="single" w:color="BFBFBF" w:sz="4"/>
+              <w:bottom w:val="single" w:color="BFBFBF" w:sz="4"/>
+              <w:right w:val="single" w:color="BFBFBF" w:sz="4"/>
+            </w:tcBorders>
+            <w:shd w:fill="D9D9D9" w:color="auto" w:val="clear"/>
+            <w:tcMar>
+              <w:top w:type="dxa" w:w="50"/>
+              <w:left w:type="dxa" w:w="90"/>
+              <w:bottom w:type="dxa" w:w="50"/>
+              <w:right w:type="dxa" w:w="90"/>
+            </w:tcMar>
+          </w:tcPr>
+          <w:p>
+            <w:pPr>
+              <w:spacing w:after="0" w:line="252"/>
+              <w:jc w:val="center"/>
+            </w:pPr>
+            <w:r>
+              <w:rPr>
+                <w:b/>
+                <w:bCs/>
+                <w:sz w:val="16"/>
+                <w:szCs w:val="16"/>
+              </w:rPr>
+              <w:t xml:space="preserve">Total Wh (upper bound)</w:t>
+            </w:r>
+          </w:p>
+        </w:tc>
+        <w:tc>
+          <w:tcPr>
+            <w:tcW w:type="dxa" w:w="1094"/>
+            <w:tcBorders>
+              <w:top w:val="single" w:color="BFBFBF" w:sz="4"/>
+              <w:left w:val="single" w:color="BFBFBF" w:sz="4"/>
+              <w:bottom w:val="single" w:color="BFBFBF" w:sz="4"/>
+              <w:right w:val="single" w:color="BFBFBF" w:sz="4"/>
+            </w:tcBorders>
+            <w:shd w:fill="D9D9D9" w:color="auto" w:val="clear"/>
+            <w:tcMar>
+              <w:top w:type="dxa" w:w="50"/>
+              <w:left w:type="dxa" w:w="90"/>
+              <w:bottom w:type="dxa" w:w="50"/>
+              <w:right w:type="dxa" w:w="90"/>
+            </w:tcMar>
+          </w:tcPr>
+          <w:p>
+            <w:pPr>
+              <w:spacing w:after="0" w:line="252"/>
+              <w:jc w:val="center"/>
+            </w:pPr>
+            <w:r>
+              <w:rPr>
+                <w:b/>
+                <w:bCs/>
+                <w:sz w:val="16"/>
+                <w:szCs w:val="16"/>
+              </w:rPr>
+              <w:t xml:space="preserve">Total g CO₂e (upper bound)</w:t>
+            </w:r>
+          </w:p>
+        </w:tc>
+        <w:tc>
+          <w:tcPr>
+            <w:tcW w:type="dxa" w:w="930"/>
+            <w:tcBorders>
+              <w:top w:val="single" w:color="BFBFBF" w:sz="4"/>
+              <w:left w:val="single" w:color="BFBFBF" w:sz="4"/>
+              <w:bottom w:val="single" w:color="BFBFBF" w:sz="4"/>
+              <w:right w:val="single" w:color="BFBFBF" w:sz="4"/>
+            </w:tcBorders>
+            <w:shd w:fill="D9D9D9" w:color="auto" w:val="clear"/>
+            <w:tcMar>
+              <w:top w:type="dxa" w:w="50"/>
+              <w:left w:type="dxa" w:w="90"/>
+              <w:bottom w:type="dxa" w:w="50"/>
+              <w:right w:type="dxa" w:w="90"/>
+            </w:tcMar>
+          </w:tcPr>
+          <w:p>
+            <w:pPr>
+              <w:spacing w:after="0" w:line="252"/>
+              <w:jc w:val="center"/>
+            </w:pPr>
+            <w:r>
+              <w:rPr>
+                <w:b/>
+                <w:bCs/>
+                <w:sz w:val="16"/>
+                <w:szCs w:val="16"/>
+              </w:rPr>
+              <w:t xml:space="preserve">Wall time (min)</w:t>
+            </w:r>
+          </w:p>
+        </w:tc>
+        <w:tc>
+          <w:tcPr>
+            <w:tcW w:type="dxa" w:w="985"/>
+            <w:tcBorders>
+              <w:top w:val="single" w:color="BFBFBF" w:sz="4"/>
+              <w:left w:val="single" w:color="BFBFBF" w:sz="4"/>
+              <w:bottom w:val="single" w:color="BFBFBF" w:sz="4"/>
+              <w:right w:val="single" w:color="BFBFBF" w:sz="4"/>
+            </w:tcBorders>
+            <w:shd w:fill="D9D9D9" w:color="auto" w:val="clear"/>
+            <w:tcMar>
+              <w:top w:type="dxa" w:w="50"/>
+              <w:left w:type="dxa" w:w="90"/>
+              <w:bottom w:type="dxa" w:w="50"/>
+              <w:right w:type="dxa" w:w="90"/>
+            </w:tcMar>
+          </w:tcPr>
+          <w:p>
+            <w:pPr>
+              <w:spacing w:after="0" w:line="252"/>
+              <w:jc w:val="center"/>
+            </w:pPr>
+            <w:r>
+              <w:rPr>
+                <w:b/>
+                <w:bCs/>
+                <w:sz w:val="16"/>
+                <w:szCs w:val="16"/>
+              </w:rPr>
+              <w:t xml:space="preserve">J per report, GPU</w:t>
+            </w:r>
+          </w:p>
+        </w:tc>
+        <w:tc>
+          <w:tcPr>
+            <w:tcW w:type="dxa" w:w="1207"/>
+            <w:tcBorders>
+              <w:top w:val="single" w:color="BFBFBF" w:sz="4"/>
+              <w:left w:val="single" w:color="BFBFBF" w:sz="4"/>
+              <w:bottom w:val="single" w:color="BFBFBF" w:sz="4"/>
+              <w:right w:val="single" w:color="BFBFBF" w:sz="4"/>
+            </w:tcBorders>
+            <w:shd w:fill="D9D9D9" w:color="auto" w:val="clear"/>
+            <w:tcMar>
+              <w:top w:type="dxa" w:w="50"/>
+              <w:left w:type="dxa" w:w="90"/>
+              <w:bottom w:type="dxa" w:w="50"/>
+              <w:right w:type="dxa" w:w="90"/>
+            </w:tcMar>
+          </w:tcPr>
+          <w:p>
+            <w:pPr>
+              <w:spacing w:after="0" w:line="252"/>
+              <w:jc w:val="center"/>
+            </w:pPr>
+            <w:r>
+              <w:rPr>
+                <w:b/>
+                <w:bCs/>
+                <w:sz w:val="16"/>
+                <w:szCs w:val="16"/>
+              </w:rPr>
+              <w:t xml:space="preserve">J per report, total (upper bound)</w:t>
+            </w:r>
+          </w:p>
+        </w:tc>
+      </w:tr>
+      <w:tr>
+        <w:trPr>
+          <w:cantSplit/>
+        </w:trPr>
+        <w:tc>
+          <w:tcPr>
+            <w:tcW w:type="dxa" w:w="3284"/>
+            <w:tcBorders>
+              <w:top w:val="single" w:color="BFBFBF" w:sz="4"/>
+              <w:left w:val="single" w:color="BFBFBF" w:sz="4"/>
+              <w:bottom w:val="single" w:color="BFBFBF" w:sz="4"/>
+              <w:right w:val="single" w:color="BFBFBF" w:sz="4"/>
+            </w:tcBorders>
+            <w:tcMar>
+              <w:top w:type="dxa" w:w="50"/>
+              <w:left w:type="dxa" w:w="90"/>
+              <w:bottom w:type="dxa" w:w="50"/>
+              <w:right w:type="dxa" w:w="90"/>
+            </w:tcMar>
+          </w:tcPr>
+          <w:p>
+            <w:pPr>
+              <w:spacing w:after="0" w:line="252"/>
+              <w:jc w:val="left"/>
+            </w:pPr>
+            <w:r>
+              <w:rPr>
+                <w:sz w:val="16"/>
+                <w:szCs w:val="16"/>
+              </w:rPr>
+              <w:t xml:space="preserve">Blend, FinBERT fp16 (current)</w:t>
+            </w:r>
+          </w:p>
+        </w:tc>
+        <w:tc>
+          <w:tcPr>
+            <w:tcW w:type="dxa" w:w="766"/>
+            <w:tcBorders>
+              <w:top w:val="single" w:color="BFBFBF" w:sz="4"/>
+              <w:left w:val="single" w:color="BFBFBF" w:sz="4"/>
+              <w:bottom w:val="single" w:color="BFBFBF" w:sz="4"/>
+              <w:right w:val="single" w:color="BFBFBF" w:sz="4"/>
+            </w:tcBorders>
+            <w:tcMar>
+              <w:top w:type="dxa" w:w="50"/>
+              <w:left w:type="dxa" w:w="90"/>
+              <w:bottom w:type="dxa" w:w="50"/>
+              <w:right w:type="dxa" w:w="90"/>
+            </w:tcMar>
+          </w:tcPr>
+          <w:p>
+            <w:pPr>
+              <w:spacing w:after="0" w:line="252"/>
+              <w:jc w:val="center"/>
+            </w:pPr>
+            <w:r>
+              <w:rPr>
+                <w:sz w:val="16"/>
+                <w:szCs w:val="16"/>
+              </w:rPr>
+              <w:t xml:space="preserve">8.7</w:t>
+            </w:r>
+          </w:p>
+        </w:tc>
+        <w:tc>
+          <w:tcPr>
+            <w:tcW w:type="dxa" w:w="1040"/>
+            <w:tcBorders>
+              <w:top w:val="single" w:color="BFBFBF" w:sz="4"/>
+              <w:left w:val="single" w:color="BFBFBF" w:sz="4"/>
+              <w:bottom w:val="single" w:color="BFBFBF" w:sz="4"/>
+              <w:right w:val="single" w:color="BFBFBF" w:sz="4"/>
+            </w:tcBorders>
+            <w:tcMar>
+              <w:top w:type="dxa" w:w="50"/>
+              <w:left w:type="dxa" w:w="90"/>
+              <w:bottom w:type="dxa" w:w="50"/>
+              <w:right w:type="dxa" w:w="90"/>
+            </w:tcMar>
+          </w:tcPr>
+          <w:p>
+            <w:pPr>
+              <w:spacing w:after="0" w:line="252"/>
+              <w:jc w:val="center"/>
+            </w:pPr>
+            <w:r>
+              <w:rPr>
+                <w:sz w:val="16"/>
+                <w:szCs w:val="16"/>
+              </w:rPr>
+              <w:t xml:space="preserve">47.4</w:t>
+            </w:r>
+          </w:p>
+        </w:tc>
+        <w:tc>
+          <w:tcPr>
+            <w:tcW w:type="dxa" w:w="1094"/>
+            <w:tcBorders>
+              <w:top w:val="single" w:color="BFBFBF" w:sz="4"/>
+              <w:left w:val="single" w:color="BFBFBF" w:sz="4"/>
+              <w:bottom w:val="single" w:color="BFBFBF" w:sz="4"/>
+              <w:right w:val="single" w:color="BFBFBF" w:sz="4"/>
+            </w:tcBorders>
+            <w:tcMar>
+              <w:top w:type="dxa" w:w="50"/>
+              <w:left w:type="dxa" w:w="90"/>
+              <w:bottom w:type="dxa" w:w="50"/>
+              <w:right w:type="dxa" w:w="90"/>
+            </w:tcMar>
+          </w:tcPr>
+          <w:p>
+            <w:pPr>
+              <w:spacing w:after="0" w:line="252"/>
+              <w:jc w:val="center"/>
+            </w:pPr>
+            <w:r>
+              <w:rPr>
+                <w:sz w:val="16"/>
+                <w:szCs w:val="16"/>
+              </w:rPr>
+              <w:t xml:space="preserve">33.8</w:t>
+            </w:r>
+          </w:p>
+        </w:tc>
+        <w:tc>
+          <w:tcPr>
+            <w:tcW w:type="dxa" w:w="930"/>
+            <w:tcBorders>
+              <w:top w:val="single" w:color="BFBFBF" w:sz="4"/>
+              <w:left w:val="single" w:color="BFBFBF" w:sz="4"/>
+              <w:bottom w:val="single" w:color="BFBFBF" w:sz="4"/>
+              <w:right w:val="single" w:color="BFBFBF" w:sz="4"/>
+            </w:tcBorders>
+            <w:tcMar>
+              <w:top w:type="dxa" w:w="50"/>
+              <w:left w:type="dxa" w:w="90"/>
+              <w:bottom w:type="dxa" w:w="50"/>
+              <w:right w:type="dxa" w:w="90"/>
+            </w:tcMar>
+          </w:tcPr>
+          <w:p>
+            <w:pPr>
+              <w:spacing w:after="0" w:line="252"/>
+              <w:jc w:val="center"/>
+            </w:pPr>
+            <w:r>
+              <w:rPr>
+                <w:sz w:val="16"/>
+                <w:szCs w:val="16"/>
+              </w:rPr>
+              <w:t xml:space="preserve">21.3</w:t>
+            </w:r>
+          </w:p>
+        </w:tc>
+        <w:tc>
+          <w:tcPr>
+            <w:tcW w:type="dxa" w:w="985"/>
+            <w:tcBorders>
+              <w:top w:val="single" w:color="BFBFBF" w:sz="4"/>
+              <w:left w:val="single" w:color="BFBFBF" w:sz="4"/>
+              <w:bottom w:val="single" w:color="BFBFBF" w:sz="4"/>
+              <w:right w:val="single" w:color="BFBFBF" w:sz="4"/>
+            </w:tcBorders>
+            <w:tcMar>
+              <w:top w:type="dxa" w:w="50"/>
+              <w:left w:type="dxa" w:w="90"/>
+              <w:bottom w:type="dxa" w:w="50"/>
+              <w:right w:type="dxa" w:w="90"/>
+            </w:tcMar>
+          </w:tcPr>
+          <w:p>
+            <w:pPr>
+              <w:spacing w:after="0" w:line="252"/>
+              <w:jc w:val="center"/>
+            </w:pPr>
+            <w:r>
+              <w:rPr>
+                <w:sz w:val="16"/>
+                <w:szCs w:val="16"/>
+              </w:rPr>
+              <w:t xml:space="preserve">10.3</w:t>
+            </w:r>
+          </w:p>
+        </w:tc>
+        <w:tc>
+          <w:tcPr>
+            <w:tcW w:type="dxa" w:w="1207"/>
+            <w:tcBorders>
+              <w:top w:val="single" w:color="BFBFBF" w:sz="4"/>
+              <w:left w:val="single" w:color="BFBFBF" w:sz="4"/>
+              <w:bottom w:val="single" w:color="BFBFBF" w:sz="4"/>
+              <w:right w:val="single" w:color="BFBFBF" w:sz="4"/>
+            </w:tcBorders>
+            <w:tcMar>
+              <w:top w:type="dxa" w:w="50"/>
+              <w:left w:type="dxa" w:w="90"/>
+              <w:bottom w:type="dxa" w:w="50"/>
+              <w:right w:type="dxa" w:w="90"/>
+            </w:tcMar>
+          </w:tcPr>
+          <w:p>
+            <w:pPr>
+              <w:spacing w:after="0" w:line="252"/>
+              <w:jc w:val="center"/>
+            </w:pPr>
+            <w:r>
+              <w:rPr>
+                <w:sz w:val="16"/>
+                <w:szCs w:val="16"/>
+              </w:rPr>
+              <w:t xml:space="preserve">28.9</w:t>
+            </w:r>
+          </w:p>
+        </w:tc>
+      </w:tr>
+      <w:tr>
+        <w:trPr>
+          <w:cantSplit/>
+        </w:trPr>
+        <w:tc>
+          <w:tcPr>
+            <w:tcW w:type="dxa" w:w="3284"/>
+            <w:tcBorders>
+              <w:top w:val="single" w:color="BFBFBF" w:sz="4"/>
+              <w:left w:val="single" w:color="BFBFBF" w:sz="4"/>
+              <w:bottom w:val="single" w:color="BFBFBF" w:sz="4"/>
+              <w:right w:val="single" w:color="BFBFBF" w:sz="4"/>
+            </w:tcBorders>
+            <w:tcMar>
+              <w:top w:type="dxa" w:w="50"/>
+              <w:left w:type="dxa" w:w="90"/>
+              <w:bottom w:type="dxa" w:w="50"/>
+              <w:right w:type="dxa" w:w="90"/>
+            </w:tcMar>
+          </w:tcPr>
+          <w:p>
+            <w:pPr>
+              <w:spacing w:after="0" w:line="252"/>
+              <w:jc w:val="left"/>
+            </w:pPr>
+            <w:r>
+              <w:rPr>
+                <w:sz w:val="16"/>
+                <w:szCs w:val="16"/>
+              </w:rPr>
+              <w:t xml:space="preserve">Network only, FinBERT fp16 (current)</w:t>
+            </w:r>
+          </w:p>
+        </w:tc>
+        <w:tc>
+          <w:tcPr>
+            <w:tcW w:type="dxa" w:w="766"/>
+            <w:tcBorders>
+              <w:top w:val="single" w:color="BFBFBF" w:sz="4"/>
+              <w:left w:val="single" w:color="BFBFBF" w:sz="4"/>
+              <w:bottom w:val="single" w:color="BFBFBF" w:sz="4"/>
+              <w:right w:val="single" w:color="BFBFBF" w:sz="4"/>
+            </w:tcBorders>
+            <w:tcMar>
+              <w:top w:type="dxa" w:w="50"/>
+              <w:left w:type="dxa" w:w="90"/>
+              <w:bottom w:type="dxa" w:w="50"/>
+              <w:right w:type="dxa" w:w="90"/>
+            </w:tcMar>
+          </w:tcPr>
+          <w:p>
+            <w:pPr>
+              <w:spacing w:after="0" w:line="252"/>
+              <w:jc w:val="center"/>
+            </w:pPr>
+            <w:r>
+              <w:rPr>
+                <w:sz w:val="16"/>
+                <w:szCs w:val="16"/>
+              </w:rPr>
+              <w:t xml:space="preserve">8.7</w:t>
+            </w:r>
+          </w:p>
+        </w:tc>
+        <w:tc>
+          <w:tcPr>
+            <w:tcW w:type="dxa" w:w="1040"/>
+            <w:tcBorders>
+              <w:top w:val="single" w:color="BFBFBF" w:sz="4"/>
+              <w:left w:val="single" w:color="BFBFBF" w:sz="4"/>
+              <w:bottom w:val="single" w:color="BFBFBF" w:sz="4"/>
+              <w:right w:val="single" w:color="BFBFBF" w:sz="4"/>
+            </w:tcBorders>
+            <w:tcMar>
+              <w:top w:type="dxa" w:w="50"/>
+              <w:left w:type="dxa" w:w="90"/>
+              <w:bottom w:type="dxa" w:w="50"/>
+              <w:right w:type="dxa" w:w="90"/>
+            </w:tcMar>
+          </w:tcPr>
+          <w:p>
+            <w:pPr>
+              <w:spacing w:after="0" w:line="252"/>
+              <w:jc w:val="center"/>
+            </w:pPr>
+            <w:r>
+              <w:rPr>
+                <w:sz w:val="16"/>
+                <w:szCs w:val="16"/>
+              </w:rPr>
+              <w:t xml:space="preserve">47.3</w:t>
+            </w:r>
+          </w:p>
+        </w:tc>
+        <w:tc>
+          <w:tcPr>
+            <w:tcW w:type="dxa" w:w="1094"/>
+            <w:tcBorders>
+              <w:top w:val="single" w:color="BFBFBF" w:sz="4"/>
+              <w:left w:val="single" w:color="BFBFBF" w:sz="4"/>
+              <w:bottom w:val="single" w:color="BFBFBF" w:sz="4"/>
+              <w:right w:val="single" w:color="BFBFBF" w:sz="4"/>
+            </w:tcBorders>
+            <w:tcMar>
+              <w:top w:type="dxa" w:w="50"/>
+              <w:left w:type="dxa" w:w="90"/>
+              <w:bottom w:type="dxa" w:w="50"/>
+              <w:right w:type="dxa" w:w="90"/>
+            </w:tcMar>
+          </w:tcPr>
+          <w:p>
+            <w:pPr>
+              <w:spacing w:after="0" w:line="252"/>
+              <w:jc w:val="center"/>
+            </w:pPr>
+            <w:r>
+              <w:rPr>
+                <w:sz w:val="16"/>
+                <w:szCs w:val="16"/>
+              </w:rPr>
+              <w:t xml:space="preserve">33.8</w:t>
+            </w:r>
+          </w:p>
+        </w:tc>
+        <w:tc>
+          <w:tcPr>
+            <w:tcW w:type="dxa" w:w="930"/>
+            <w:tcBorders>
+              <w:top w:val="single" w:color="BFBFBF" w:sz="4"/>
+              <w:left w:val="single" w:color="BFBFBF" w:sz="4"/>
+              <w:bottom w:val="single" w:color="BFBFBF" w:sz="4"/>
+              <w:right w:val="single" w:color="BFBFBF" w:sz="4"/>
+            </w:tcBorders>
+            <w:tcMar>
+              <w:top w:type="dxa" w:w="50"/>
+              <w:left w:type="dxa" w:w="90"/>
+              <w:bottom w:type="dxa" w:w="50"/>
+              <w:right w:type="dxa" w:w="90"/>
+            </w:tcMar>
+          </w:tcPr>
+          <w:p>
+            <w:pPr>
+              <w:spacing w:after="0" w:line="252"/>
+              <w:jc w:val="center"/>
+            </w:pPr>
+            <w:r>
+              <w:rPr>
+                <w:sz w:val="16"/>
+                <w:szCs w:val="16"/>
+              </w:rPr>
+              <w:t xml:space="preserve">21.2</w:t>
+            </w:r>
+          </w:p>
+        </w:tc>
+        <w:tc>
+          <w:tcPr>
+            <w:tcW w:type="dxa" w:w="985"/>
+            <w:tcBorders>
+              <w:top w:val="single" w:color="BFBFBF" w:sz="4"/>
+              <w:left w:val="single" w:color="BFBFBF" w:sz="4"/>
+              <w:bottom w:val="single" w:color="BFBFBF" w:sz="4"/>
+              <w:right w:val="single" w:color="BFBFBF" w:sz="4"/>
+            </w:tcBorders>
+            <w:tcMar>
+              <w:top w:type="dxa" w:w="50"/>
+              <w:left w:type="dxa" w:w="90"/>
+              <w:bottom w:type="dxa" w:w="50"/>
+              <w:right w:type="dxa" w:w="90"/>
+            </w:tcMar>
+          </w:tcPr>
+          <w:p>
+            <w:pPr>
+              <w:spacing w:after="0" w:line="252"/>
+              <w:jc w:val="center"/>
+            </w:pPr>
+            <w:r>
+              <w:rPr>
+                <w:sz w:val="16"/>
+                <w:szCs w:val="16"/>
+              </w:rPr>
+              <w:t xml:space="preserve">10.3</w:t>
+            </w:r>
+          </w:p>
+        </w:tc>
+        <w:tc>
+          <w:tcPr>
+            <w:tcW w:type="dxa" w:w="1207"/>
+            <w:tcBorders>
+              <w:top w:val="single" w:color="BFBFBF" w:sz="4"/>
+              <w:left w:val="single" w:color="BFBFBF" w:sz="4"/>
+              <w:bottom w:val="single" w:color="BFBFBF" w:sz="4"/>
+              <w:right w:val="single" w:color="BFBFBF" w:sz="4"/>
+            </w:tcBorders>
+            <w:tcMar>
+              <w:top w:type="dxa" w:w="50"/>
+              <w:left w:type="dxa" w:w="90"/>
+              <w:bottom w:type="dxa" w:w="50"/>
+              <w:right w:type="dxa" w:w="90"/>
+            </w:tcMar>
+          </w:tcPr>
+          <w:p>
+            <w:pPr>
+              <w:spacing w:after="0" w:line="252"/>
+              <w:jc w:val="center"/>
+            </w:pPr>
+            <w:r>
+              <w:rPr>
+                <w:sz w:val="16"/>
+                <w:szCs w:val="16"/>
+              </w:rPr>
+              <w:t xml:space="preserve">28.9</w:t>
+            </w:r>
+          </w:p>
+        </w:tc>
+      </w:tr>
+      <w:tr>
+        <w:trPr>
+          <w:cantSplit/>
+        </w:trPr>
+        <w:tc>
+          <w:tcPr>
+            <w:tcW w:type="dxa" w:w="3284"/>
+            <w:tcBorders>
+              <w:top w:val="single" w:color="BFBFBF" w:sz="4"/>
+              <w:left w:val="single" w:color="BFBFBF" w:sz="4"/>
+              <w:bottom w:val="single" w:color="BFBFBF" w:sz="4"/>
+              <w:right w:val="single" w:color="BFBFBF" w:sz="4"/>
+            </w:tcBorders>
+            <w:tcMar>
+              <w:top w:type="dxa" w:w="50"/>
+              <w:left w:type="dxa" w:w="90"/>
+              <w:bottom w:type="dxa" w:w="50"/>
+              <w:right w:type="dxa" w:w="90"/>
+            </w:tcMar>
+          </w:tcPr>
+          <w:p>
+            <w:pPr>
+              <w:spacing w:after="0" w:line="252"/>
+              <w:jc w:val="left"/>
+            </w:pPr>
+            <w:r>
+              <w:rPr>
+                <w:sz w:val="16"/>
+                <w:szCs w:val="16"/>
+              </w:rPr>
+              <w:t xml:space="preserve">GB, ratios only</w:t>
+            </w:r>
+          </w:p>
+        </w:tc>
+        <w:tc>
+          <w:tcPr>
+            <w:tcW w:type="dxa" w:w="766"/>
+            <w:tcBorders>
+              <w:top w:val="single" w:color="BFBFBF" w:sz="4"/>
+              <w:left w:val="single" w:color="BFBFBF" w:sz="4"/>
+              <w:bottom w:val="single" w:color="BFBFBF" w:sz="4"/>
+              <w:right w:val="single" w:color="BFBFBF" w:sz="4"/>
+            </w:tcBorders>
+            <w:tcMar>
+              <w:top w:type="dxa" w:w="50"/>
+              <w:left w:type="dxa" w:w="90"/>
+              <w:bottom w:type="dxa" w:w="50"/>
+              <w:right w:type="dxa" w:w="90"/>
+            </w:tcMar>
+          </w:tcPr>
+          <w:p>
+            <w:pPr>
+              <w:spacing w:after="0" w:line="252"/>
+              <w:jc w:val="center"/>
+            </w:pPr>
+            <w:r>
+              <w:rPr>
+                <w:sz w:val="16"/>
+                <w:szCs w:val="16"/>
+              </w:rPr>
+              <w:t xml:space="preserve">0.2</w:t>
+            </w:r>
+          </w:p>
+        </w:tc>
+        <w:tc>
+          <w:tcPr>
+            <w:tcW w:type="dxa" w:w="1040"/>
+            <w:tcBorders>
+              <w:top w:val="single" w:color="BFBFBF" w:sz="4"/>
+              <w:left w:val="single" w:color="BFBFBF" w:sz="4"/>
+              <w:bottom w:val="single" w:color="BFBFBF" w:sz="4"/>
+              <w:right w:val="single" w:color="BFBFBF" w:sz="4"/>
+            </w:tcBorders>
+            <w:tcMar>
+              <w:top w:type="dxa" w:w="50"/>
+              <w:left w:type="dxa" w:w="90"/>
+              <w:bottom w:type="dxa" w:w="50"/>
+              <w:right w:type="dxa" w:w="90"/>
+            </w:tcMar>
+          </w:tcPr>
+          <w:p>
+            <w:pPr>
+              <w:spacing w:after="0" w:line="252"/>
+              <w:jc w:val="center"/>
+            </w:pPr>
+            <w:r>
+              <w:rPr>
+                <w:sz w:val="16"/>
+                <w:szCs w:val="16"/>
+              </w:rPr>
+              <w:t xml:space="preserve">1.9</w:t>
+            </w:r>
+          </w:p>
+        </w:tc>
+        <w:tc>
+          <w:tcPr>
+            <w:tcW w:type="dxa" w:w="1094"/>
+            <w:tcBorders>
+              <w:top w:val="single" w:color="BFBFBF" w:sz="4"/>
+              <w:left w:val="single" w:color="BFBFBF" w:sz="4"/>
+              <w:bottom w:val="single" w:color="BFBFBF" w:sz="4"/>
+              <w:right w:val="single" w:color="BFBFBF" w:sz="4"/>
+            </w:tcBorders>
+            <w:tcMar>
+              <w:top w:type="dxa" w:w="50"/>
+              <w:left w:type="dxa" w:w="90"/>
+              <w:bottom w:type="dxa" w:w="50"/>
+              <w:right w:type="dxa" w:w="90"/>
+            </w:tcMar>
+          </w:tcPr>
+          <w:p>
+            <w:pPr>
+              <w:spacing w:after="0" w:line="252"/>
+              <w:jc w:val="center"/>
+            </w:pPr>
+            <w:r>
+              <w:rPr>
+                <w:sz w:val="16"/>
+                <w:szCs w:val="16"/>
+              </w:rPr>
+              <w:t xml:space="preserve">1.3</w:t>
+            </w:r>
+          </w:p>
+        </w:tc>
+        <w:tc>
+          <w:tcPr>
+            <w:tcW w:type="dxa" w:w="930"/>
+            <w:tcBorders>
+              <w:top w:val="single" w:color="BFBFBF" w:sz="4"/>
+              <w:left w:val="single" w:color="BFBFBF" w:sz="4"/>
+              <w:bottom w:val="single" w:color="BFBFBF" w:sz="4"/>
+              <w:right w:val="single" w:color="BFBFBF" w:sz="4"/>
+            </w:tcBorders>
+            <w:tcMar>
+              <w:top w:type="dxa" w:w="50"/>
+              <w:left w:type="dxa" w:w="90"/>
+              <w:bottom w:type="dxa" w:w="50"/>
+              <w:right w:type="dxa" w:w="90"/>
+            </w:tcMar>
+          </w:tcPr>
+          <w:p>
+            <w:pPr>
+              <w:spacing w:after="0" w:line="252"/>
+              <w:jc w:val="center"/>
+            </w:pPr>
+            <w:r>
+              <w:rPr>
+                <w:sz w:val="16"/>
+                <w:szCs w:val="16"/>
+              </w:rPr>
+              <w:t xml:space="preserve">1.8</w:t>
+            </w:r>
+          </w:p>
+        </w:tc>
+        <w:tc>
+          <w:tcPr>
+            <w:tcW w:type="dxa" w:w="985"/>
+            <w:tcBorders>
+              <w:top w:val="single" w:color="BFBFBF" w:sz="4"/>
+              <w:left w:val="single" w:color="BFBFBF" w:sz="4"/>
+              <w:bottom w:val="single" w:color="BFBFBF" w:sz="4"/>
+              <w:right w:val="single" w:color="BFBFBF" w:sz="4"/>
+            </w:tcBorders>
+            <w:tcMar>
+              <w:top w:type="dxa" w:w="50"/>
+              <w:left w:type="dxa" w:w="90"/>
+              <w:bottom w:type="dxa" w:w="50"/>
+              <w:right w:type="dxa" w:w="90"/>
+            </w:tcMar>
+          </w:tcPr>
+          <w:p>
+            <w:pPr>
+              <w:spacing w:after="0" w:line="252"/>
+              <w:jc w:val="center"/>
+            </w:pPr>
+            <w:r>
+              <w:rPr>
+                <w:sz w:val="16"/>
+                <w:szCs w:val="16"/>
+              </w:rPr>
+              <w:t xml:space="preserve">0.0</w:t>
+            </w:r>
+          </w:p>
+        </w:tc>
+        <w:tc>
+          <w:tcPr>
+            <w:tcW w:type="dxa" w:w="1207"/>
+            <w:tcBorders>
+              <w:top w:val="single" w:color="BFBFBF" w:sz="4"/>
+              <w:left w:val="single" w:color="BFBFBF" w:sz="4"/>
+              <w:bottom w:val="single" w:color="BFBFBF" w:sz="4"/>
+              <w:right w:val="single" w:color="BFBFBF" w:sz="4"/>
+            </w:tcBorders>
+            <w:tcMar>
+              <w:top w:type="dxa" w:w="50"/>
+              <w:left w:type="dxa" w:w="90"/>
+              <w:bottom w:type="dxa" w:w="50"/>
+              <w:right w:type="dxa" w:w="90"/>
+            </w:tcMar>
+          </w:tcPr>
+          <w:p>
+            <w:pPr>
+              <w:spacing w:after="0" w:line="252"/>
+              <w:jc w:val="center"/>
+            </w:pPr>
+            <w:r>
+              <w:rPr>
+                <w:sz w:val="16"/>
+                <w:szCs w:val="16"/>
+              </w:rPr>
+              <w:t xml:space="preserve">0.3</w:t>
+            </w:r>
+          </w:p>
+        </w:tc>
+      </w:tr>
+      <w:tr>
+        <w:trPr>
+          <w:cantSplit/>
+        </w:trPr>
+        <w:tc>
+          <w:tcPr>
+            <w:tcW w:type="dxa" w:w="3284"/>
+            <w:tcBorders>
+              <w:top w:val="single" w:color="BFBFBF" w:sz="4"/>
+              <w:left w:val="single" w:color="BFBFBF" w:sz="4"/>
+              <w:bottom w:val="single" w:color="BFBFBF" w:sz="4"/>
+              <w:right w:val="single" w:color="BFBFBF" w:sz="4"/>
+            </w:tcBorders>
+            <w:tcMar>
+              <w:top w:type="dxa" w:w="50"/>
+              <w:left w:type="dxa" w:w="90"/>
+              <w:bottom w:type="dxa" w:w="50"/>
+              <w:right w:type="dxa" w:w="90"/>
+            </w:tcMar>
+          </w:tcPr>
+          <w:p>
+            <w:pPr>
+              <w:spacing w:after="0" w:line="252"/>
+              <w:jc w:val="left"/>
+            </w:pPr>
+            <w:r>
+              <w:rPr>
+                <w:sz w:val="16"/>
+                <w:szCs w:val="16"/>
+              </w:rPr>
+              <w:t xml:space="preserve">GB, ratios + language (no neural model)</w:t>
+            </w:r>
+          </w:p>
+        </w:tc>
+        <w:tc>
+          <w:tcPr>
+            <w:tcW w:type="dxa" w:w="766"/>
+            <w:tcBorders>
+              <w:top w:val="single" w:color="BFBFBF" w:sz="4"/>
+              <w:left w:val="single" w:color="BFBFBF" w:sz="4"/>
+              <w:bottom w:val="single" w:color="BFBFBF" w:sz="4"/>
+              <w:right w:val="single" w:color="BFBFBF" w:sz="4"/>
+            </w:tcBorders>
+            <w:tcMar>
+              <w:top w:type="dxa" w:w="50"/>
+              <w:left w:type="dxa" w:w="90"/>
+              <w:bottom w:type="dxa" w:w="50"/>
+              <w:right w:type="dxa" w:w="90"/>
+            </w:tcMar>
+          </w:tcPr>
+          <w:p>
+            <w:pPr>
+              <w:spacing w:after="0" w:line="252"/>
+              <w:jc w:val="center"/>
+            </w:pPr>
+            <w:r>
+              <w:rPr>
+                <w:sz w:val="16"/>
+                <w:szCs w:val="16"/>
+              </w:rPr>
+              <w:t xml:space="preserve">0.2</w:t>
+            </w:r>
+          </w:p>
+        </w:tc>
+        <w:tc>
+          <w:tcPr>
+            <w:tcW w:type="dxa" w:w="1040"/>
+            <w:tcBorders>
+              <w:top w:val="single" w:color="BFBFBF" w:sz="4"/>
+              <w:left w:val="single" w:color="BFBFBF" w:sz="4"/>
+              <w:bottom w:val="single" w:color="BFBFBF" w:sz="4"/>
+              <w:right w:val="single" w:color="BFBFBF" w:sz="4"/>
+            </w:tcBorders>
+            <w:tcMar>
+              <w:top w:type="dxa" w:w="50"/>
+              <w:left w:type="dxa" w:w="90"/>
+              <w:bottom w:type="dxa" w:w="50"/>
+              <w:right w:type="dxa" w:w="90"/>
+            </w:tcMar>
+          </w:tcPr>
+          <w:p>
+            <w:pPr>
+              <w:spacing w:after="0" w:line="252"/>
+              <w:jc w:val="center"/>
+            </w:pPr>
+            <w:r>
+              <w:rPr>
+                <w:sz w:val="16"/>
+                <w:szCs w:val="16"/>
+              </w:rPr>
+              <w:t xml:space="preserve">1.8</w:t>
+            </w:r>
+          </w:p>
+        </w:tc>
+        <w:tc>
+          <w:tcPr>
+            <w:tcW w:type="dxa" w:w="1094"/>
+            <w:tcBorders>
+              <w:top w:val="single" w:color="BFBFBF" w:sz="4"/>
+              <w:left w:val="single" w:color="BFBFBF" w:sz="4"/>
+              <w:bottom w:val="single" w:color="BFBFBF" w:sz="4"/>
+              <w:right w:val="single" w:color="BFBFBF" w:sz="4"/>
+            </w:tcBorders>
+            <w:tcMar>
+              <w:top w:type="dxa" w:w="50"/>
+              <w:left w:type="dxa" w:w="90"/>
+              <w:bottom w:type="dxa" w:w="50"/>
+              <w:right w:type="dxa" w:w="90"/>
+            </w:tcMar>
+          </w:tcPr>
+          <w:p>
+            <w:pPr>
+              <w:spacing w:after="0" w:line="252"/>
+              <w:jc w:val="center"/>
+            </w:pPr>
+            <w:r>
+              <w:rPr>
+                <w:sz w:val="16"/>
+                <w:szCs w:val="16"/>
+              </w:rPr>
+              <w:t xml:space="preserve">1.3</w:t>
+            </w:r>
+          </w:p>
+        </w:tc>
+        <w:tc>
+          <w:tcPr>
+            <w:tcW w:type="dxa" w:w="930"/>
+            <w:tcBorders>
+              <w:top w:val="single" w:color="BFBFBF" w:sz="4"/>
+              <w:left w:val="single" w:color="BFBFBF" w:sz="4"/>
+              <w:bottom w:val="single" w:color="BFBFBF" w:sz="4"/>
+              <w:right w:val="single" w:color="BFBFBF" w:sz="4"/>
+            </w:tcBorders>
+            <w:tcMar>
+              <w:top w:type="dxa" w:w="50"/>
+              <w:left w:type="dxa" w:w="90"/>
+              <w:bottom w:type="dxa" w:w="50"/>
+              <w:right w:type="dxa" w:w="90"/>
+            </w:tcMar>
+          </w:tcPr>
+          <w:p>
+            <w:pPr>
+              <w:spacing w:after="0" w:line="252"/>
+              <w:jc w:val="center"/>
+            </w:pPr>
+            <w:r>
+              <w:rPr>
+                <w:sz w:val="16"/>
+                <w:szCs w:val="16"/>
+              </w:rPr>
+              <w:t xml:space="preserve">1.8</w:t>
+            </w:r>
+          </w:p>
+        </w:tc>
+        <w:tc>
+          <w:tcPr>
+            <w:tcW w:type="dxa" w:w="985"/>
+            <w:tcBorders>
+              <w:top w:val="single" w:color="BFBFBF" w:sz="4"/>
+              <w:left w:val="single" w:color="BFBFBF" w:sz="4"/>
+              <w:bottom w:val="single" w:color="BFBFBF" w:sz="4"/>
+              <w:right w:val="single" w:color="BFBFBF" w:sz="4"/>
+            </w:tcBorders>
+            <w:tcMar>
+              <w:top w:type="dxa" w:w="50"/>
+              <w:left w:type="dxa" w:w="90"/>
+              <w:bottom w:type="dxa" w:w="50"/>
+              <w:right w:type="dxa" w:w="90"/>
+            </w:tcMar>
+          </w:tcPr>
+          <w:p>
+            <w:pPr>
+              <w:spacing w:after="0" w:line="252"/>
+              <w:jc w:val="center"/>
+            </w:pPr>
+            <w:r>
+              <w:rPr>
+                <w:sz w:val="16"/>
+                <w:szCs w:val="16"/>
+              </w:rPr>
+              <w:t xml:space="preserve">0.0</w:t>
+            </w:r>
+          </w:p>
+        </w:tc>
+        <w:tc>
+          <w:tcPr>
+            <w:tcW w:type="dxa" w:w="1207"/>
+            <w:tcBorders>
+              <w:top w:val="single" w:color="BFBFBF" w:sz="4"/>
+              <w:left w:val="single" w:color="BFBFBF" w:sz="4"/>
+              <w:bottom w:val="single" w:color="BFBFBF" w:sz="4"/>
+              <w:right w:val="single" w:color="BFBFBF" w:sz="4"/>
+            </w:tcBorders>
+            <w:tcMar>
+              <w:top w:type="dxa" w:w="50"/>
+              <w:left w:type="dxa" w:w="90"/>
+              <w:bottom w:type="dxa" w:w="50"/>
+              <w:right w:type="dxa" w:w="90"/>
+            </w:tcMar>
+          </w:tcPr>
+          <w:p>
+            <w:pPr>
+              <w:spacing w:after="0" w:line="252"/>
+              <w:jc w:val="center"/>
+            </w:pPr>
+            <w:r>
+              <w:rPr>
+                <w:sz w:val="16"/>
+                <w:szCs w:val="16"/>
+              </w:rPr>
+              <w:t xml:space="preserve">0.3</w:t>
+            </w:r>
+          </w:p>
+        </w:tc>
+      </w:tr>
+      <w:tr>
+        <w:trPr>
+          <w:cantSplit/>
+        </w:trPr>
+        <w:tc>
+          <w:tcPr>
+            <w:tcW w:type="dxa" w:w="3284"/>
+            <w:tcBorders>
+              <w:top w:val="single" w:color="BFBFBF" w:sz="4"/>
+              <w:left w:val="single" w:color="BFBFBF" w:sz="4"/>
+              <w:bottom w:val="single" w:color="BFBFBF" w:sz="4"/>
+              <w:right w:val="single" w:color="BFBFBF" w:sz="4"/>
+            </w:tcBorders>
+            <w:tcMar>
+              <w:top w:type="dxa" w:w="50"/>
+              <w:left w:type="dxa" w:w="90"/>
+              <w:bottom w:type="dxa" w:w="50"/>
+              <w:right w:type="dxa" w:w="90"/>
+            </w:tcMar>
+          </w:tcPr>
+          <w:p>
+            <w:pPr>
+              <w:spacing w:after="0" w:line="252"/>
+              <w:jc w:val="left"/>
+            </w:pPr>
+            <w:r>
+              <w:rPr>
+                <w:sz w:val="16"/>
+                <w:szCs w:val="16"/>
+              </w:rPr>
+              <w:t xml:space="preserve">Blend, FinBERT fp16 (current), 3 seeds</w:t>
+            </w:r>
+          </w:p>
+        </w:tc>
+        <w:tc>
+          <w:tcPr>
+            <w:tcW w:type="dxa" w:w="766"/>
+            <w:tcBorders>
+              <w:top w:val="single" w:color="BFBFBF" w:sz="4"/>
+              <w:left w:val="single" w:color="BFBFBF" w:sz="4"/>
+              <w:bottom w:val="single" w:color="BFBFBF" w:sz="4"/>
+              <w:right w:val="single" w:color="BFBFBF" w:sz="4"/>
+            </w:tcBorders>
+            <w:tcMar>
+              <w:top w:type="dxa" w:w="50"/>
+              <w:left w:type="dxa" w:w="90"/>
+              <w:bottom w:type="dxa" w:w="50"/>
+              <w:right w:type="dxa" w:w="90"/>
+            </w:tcMar>
+          </w:tcPr>
+          <w:p>
+            <w:pPr>
+              <w:spacing w:after="0" w:line="252"/>
+              <w:jc w:val="center"/>
+            </w:pPr>
+            <w:r>
+              <w:rPr>
+                <w:sz w:val="16"/>
+                <w:szCs w:val="16"/>
+              </w:rPr>
+              <w:t xml:space="preserve">4.3</w:t>
+            </w:r>
+          </w:p>
+        </w:tc>
+        <w:tc>
+          <w:tcPr>
+            <w:tcW w:type="dxa" w:w="1040"/>
+            <w:tcBorders>
+              <w:top w:val="single" w:color="BFBFBF" w:sz="4"/>
+              <w:left w:val="single" w:color="BFBFBF" w:sz="4"/>
+              <w:bottom w:val="single" w:color="BFBFBF" w:sz="4"/>
+              <w:right w:val="single" w:color="BFBFBF" w:sz="4"/>
+            </w:tcBorders>
+            <w:tcMar>
+              <w:top w:type="dxa" w:w="50"/>
+              <w:left w:type="dxa" w:w="90"/>
+              <w:bottom w:type="dxa" w:w="50"/>
+              <w:right w:type="dxa" w:w="90"/>
+            </w:tcMar>
+          </w:tcPr>
+          <w:p>
+            <w:pPr>
+              <w:spacing w:after="0" w:line="252"/>
+              <w:jc w:val="center"/>
+            </w:pPr>
+            <w:r>
+              <w:rPr>
+                <w:sz w:val="16"/>
+                <w:szCs w:val="16"/>
+              </w:rPr>
+              <w:t xml:space="preserve">20.3</w:t>
+            </w:r>
+          </w:p>
+        </w:tc>
+        <w:tc>
+          <w:tcPr>
+            <w:tcW w:type="dxa" w:w="1094"/>
+            <w:tcBorders>
+              <w:top w:val="single" w:color="BFBFBF" w:sz="4"/>
+              <w:left w:val="single" w:color="BFBFBF" w:sz="4"/>
+              <w:bottom w:val="single" w:color="BFBFBF" w:sz="4"/>
+              <w:right w:val="single" w:color="BFBFBF" w:sz="4"/>
+            </w:tcBorders>
+            <w:tcMar>
+              <w:top w:type="dxa" w:w="50"/>
+              <w:left w:type="dxa" w:w="90"/>
+              <w:bottom w:type="dxa" w:w="50"/>
+              <w:right w:type="dxa" w:w="90"/>
+            </w:tcMar>
+          </w:tcPr>
+          <w:p>
+            <w:pPr>
+              <w:spacing w:after="0" w:line="252"/>
+              <w:jc w:val="center"/>
+            </w:pPr>
+            <w:r>
+              <w:rPr>
+                <w:sz w:val="16"/>
+                <w:szCs w:val="16"/>
+              </w:rPr>
+              <w:t xml:space="preserve">14.5</w:t>
+            </w:r>
+          </w:p>
+        </w:tc>
+        <w:tc>
+          <w:tcPr>
+            <w:tcW w:type="dxa" w:w="930"/>
+            <w:tcBorders>
+              <w:top w:val="single" w:color="BFBFBF" w:sz="4"/>
+              <w:left w:val="single" w:color="BFBFBF" w:sz="4"/>
+              <w:bottom w:val="single" w:color="BFBFBF" w:sz="4"/>
+              <w:right w:val="single" w:color="BFBFBF" w:sz="4"/>
+            </w:tcBorders>
+            <w:tcMar>
+              <w:top w:type="dxa" w:w="50"/>
+              <w:left w:type="dxa" w:w="90"/>
+              <w:bottom w:type="dxa" w:w="50"/>
+              <w:right w:type="dxa" w:w="90"/>
+            </w:tcMar>
+          </w:tcPr>
+          <w:p>
+            <w:pPr>
+              <w:spacing w:after="0" w:line="252"/>
+              <w:jc w:val="center"/>
+            </w:pPr>
+            <w:r>
+              <w:rPr>
+                <w:sz w:val="16"/>
+                <w:szCs w:val="16"/>
+              </w:rPr>
+              <w:t xml:space="preserve">9.7</w:t>
+            </w:r>
+          </w:p>
+        </w:tc>
+        <w:tc>
+          <w:tcPr>
+            <w:tcW w:type="dxa" w:w="985"/>
+            <w:tcBorders>
+              <w:top w:val="single" w:color="BFBFBF" w:sz="4"/>
+              <w:left w:val="single" w:color="BFBFBF" w:sz="4"/>
+              <w:bottom w:val="single" w:color="BFBFBF" w:sz="4"/>
+              <w:right w:val="single" w:color="BFBFBF" w:sz="4"/>
+            </w:tcBorders>
+            <w:tcMar>
+              <w:top w:type="dxa" w:w="50"/>
+              <w:left w:type="dxa" w:w="90"/>
+              <w:bottom w:type="dxa" w:w="50"/>
+              <w:right w:type="dxa" w:w="90"/>
+            </w:tcMar>
+          </w:tcPr>
+          <w:p>
+            <w:pPr>
+              <w:spacing w:after="0" w:line="252"/>
+              <w:jc w:val="center"/>
+            </w:pPr>
+            <w:r>
+              <w:rPr>
+                <w:sz w:val="16"/>
+                <w:szCs w:val="16"/>
+              </w:rPr>
+              <w:t xml:space="preserve">10.3</w:t>
+            </w:r>
+          </w:p>
+        </w:tc>
+        <w:tc>
+          <w:tcPr>
+            <w:tcW w:type="dxa" w:w="1207"/>
+            <w:tcBorders>
+              <w:top w:val="single" w:color="BFBFBF" w:sz="4"/>
+              <w:left w:val="single" w:color="BFBFBF" w:sz="4"/>
+              <w:bottom w:val="single" w:color="BFBFBF" w:sz="4"/>
+              <w:right w:val="single" w:color="BFBFBF" w:sz="4"/>
+            </w:tcBorders>
+            <w:tcMar>
+              <w:top w:type="dxa" w:w="50"/>
+              <w:left w:type="dxa" w:w="90"/>
+              <w:bottom w:type="dxa" w:w="50"/>
+              <w:right w:type="dxa" w:w="90"/>
+            </w:tcMar>
+          </w:tcPr>
+          <w:p>
+            <w:pPr>
+              <w:spacing w:after="0" w:line="252"/>
+              <w:jc w:val="center"/>
+            </w:pPr>
+            <w:r>
+              <w:rPr>
+                <w:sz w:val="16"/>
+                <w:szCs w:val="16"/>
+              </w:rPr>
+              <w:t xml:space="preserve">28.9</w:t>
+            </w:r>
+          </w:p>
+        </w:tc>
+      </w:tr>
+      <w:tr>
+        <w:trPr>
+          <w:cantSplit/>
+        </w:trPr>
+        <w:tc>
+          <w:tcPr>
+            <w:tcW w:type="dxa" w:w="3284"/>
+            <w:tcBorders>
+              <w:top w:val="single" w:color="BFBFBF" w:sz="4"/>
+              <w:left w:val="single" w:color="BFBFBF" w:sz="4"/>
+              <w:bottom w:val="single" w:color="BFBFBF" w:sz="4"/>
+              <w:right w:val="single" w:color="BFBFBF" w:sz="4"/>
+            </w:tcBorders>
+            <w:tcMar>
+              <w:top w:type="dxa" w:w="50"/>
+              <w:left w:type="dxa" w:w="90"/>
+              <w:bottom w:type="dxa" w:w="50"/>
+              <w:right w:type="dxa" w:w="90"/>
+            </w:tcMar>
+          </w:tcPr>
+          <w:p>
+            <w:pPr>
+              <w:spacing w:after="0" w:line="252"/>
+              <w:jc w:val="left"/>
+            </w:pPr>
+            <w:r>
+              <w:rPr>
+                <w:sz w:val="16"/>
+                <w:szCs w:val="16"/>
+              </w:rPr>
+              <w:t xml:space="preserve">Blend, MiniLM-L6</w:t>
+            </w:r>
+          </w:p>
+        </w:tc>
+        <w:tc>
+          <w:tcPr>
+            <w:tcW w:type="dxa" w:w="766"/>
+            <w:tcBorders>
+              <w:top w:val="single" w:color="BFBFBF" w:sz="4"/>
+              <w:left w:val="single" w:color="BFBFBF" w:sz="4"/>
+              <w:bottom w:val="single" w:color="BFBFBF" w:sz="4"/>
+              <w:right w:val="single" w:color="BFBFBF" w:sz="4"/>
+            </w:tcBorders>
+            <w:tcMar>
+              <w:top w:type="dxa" w:w="50"/>
+              <w:left w:type="dxa" w:w="90"/>
+              <w:bottom w:type="dxa" w:w="50"/>
+              <w:right w:type="dxa" w:w="90"/>
+            </w:tcMar>
+          </w:tcPr>
+          <w:p>
+            <w:pPr>
+              <w:spacing w:after="0" w:line="252"/>
+              <w:jc w:val="center"/>
+            </w:pPr>
+            <w:r>
+              <w:rPr>
+                <w:sz w:val="16"/>
+                <w:szCs w:val="16"/>
+              </w:rPr>
+              <w:t xml:space="preserve">6.0</w:t>
+            </w:r>
+          </w:p>
+        </w:tc>
+        <w:tc>
+          <w:tcPr>
+            <w:tcW w:type="dxa" w:w="1040"/>
+            <w:tcBorders>
+              <w:top w:val="single" w:color="BFBFBF" w:sz="4"/>
+              <w:left w:val="single" w:color="BFBFBF" w:sz="4"/>
+              <w:bottom w:val="single" w:color="BFBFBF" w:sz="4"/>
+              <w:right w:val="single" w:color="BFBFBF" w:sz="4"/>
+            </w:tcBorders>
+            <w:tcMar>
+              <w:top w:type="dxa" w:w="50"/>
+              <w:left w:type="dxa" w:w="90"/>
+              <w:bottom w:type="dxa" w:w="50"/>
+              <w:right w:type="dxa" w:w="90"/>
+            </w:tcMar>
+          </w:tcPr>
+          <w:p>
+            <w:pPr>
+              <w:spacing w:after="0" w:line="252"/>
+              <w:jc w:val="center"/>
+            </w:pPr>
+            <w:r>
+              <w:rPr>
+                <w:sz w:val="16"/>
+                <w:szCs w:val="16"/>
+              </w:rPr>
+              <w:t xml:space="preserve">36.1</w:t>
+            </w:r>
+          </w:p>
+        </w:tc>
+        <w:tc>
+          <w:tcPr>
+            <w:tcW w:type="dxa" w:w="1094"/>
+            <w:tcBorders>
+              <w:top w:val="single" w:color="BFBFBF" w:sz="4"/>
+              <w:left w:val="single" w:color="BFBFBF" w:sz="4"/>
+              <w:bottom w:val="single" w:color="BFBFBF" w:sz="4"/>
+              <w:right w:val="single" w:color="BFBFBF" w:sz="4"/>
+            </w:tcBorders>
+            <w:tcMar>
+              <w:top w:type="dxa" w:w="50"/>
+              <w:left w:type="dxa" w:w="90"/>
+              <w:bottom w:type="dxa" w:w="50"/>
+              <w:right w:type="dxa" w:w="90"/>
+            </w:tcMar>
+          </w:tcPr>
+          <w:p>
+            <w:pPr>
+              <w:spacing w:after="0" w:line="252"/>
+              <w:jc w:val="center"/>
+            </w:pPr>
+            <w:r>
+              <w:rPr>
+                <w:sz w:val="16"/>
+                <w:szCs w:val="16"/>
+              </w:rPr>
+              <w:t xml:space="preserve">25.7</w:t>
+            </w:r>
+          </w:p>
+        </w:tc>
+        <w:tc>
+          <w:tcPr>
+            <w:tcW w:type="dxa" w:w="930"/>
+            <w:tcBorders>
+              <w:top w:val="single" w:color="BFBFBF" w:sz="4"/>
+              <w:left w:val="single" w:color="BFBFBF" w:sz="4"/>
+              <w:bottom w:val="single" w:color="BFBFBF" w:sz="4"/>
+              <w:right w:val="single" w:color="BFBFBF" w:sz="4"/>
+            </w:tcBorders>
+            <w:tcMar>
+              <w:top w:type="dxa" w:w="50"/>
+              <w:left w:type="dxa" w:w="90"/>
+              <w:bottom w:type="dxa" w:w="50"/>
+              <w:right w:type="dxa" w:w="90"/>
+            </w:tcMar>
+          </w:tcPr>
+          <w:p>
+            <w:pPr>
+              <w:spacing w:after="0" w:line="252"/>
+              <w:jc w:val="center"/>
+            </w:pPr>
+            <w:r>
+              <w:rPr>
+                <w:sz w:val="16"/>
+                <w:szCs w:val="16"/>
+              </w:rPr>
+              <w:t xml:space="preserve">16.5</w:t>
+            </w:r>
+          </w:p>
+        </w:tc>
+        <w:tc>
+          <w:tcPr>
+            <w:tcW w:type="dxa" w:w="985"/>
+            <w:tcBorders>
+              <w:top w:val="single" w:color="BFBFBF" w:sz="4"/>
+              <w:left w:val="single" w:color="BFBFBF" w:sz="4"/>
+              <w:bottom w:val="single" w:color="BFBFBF" w:sz="4"/>
+              <w:right w:val="single" w:color="BFBFBF" w:sz="4"/>
+            </w:tcBorders>
+            <w:tcMar>
+              <w:top w:type="dxa" w:w="50"/>
+              <w:left w:type="dxa" w:w="90"/>
+              <w:bottom w:type="dxa" w:w="50"/>
+              <w:right w:type="dxa" w:w="90"/>
+            </w:tcMar>
+          </w:tcPr>
+          <w:p>
+            <w:pPr>
+              <w:spacing w:after="0" w:line="252"/>
+              <w:jc w:val="center"/>
+            </w:pPr>
+            <w:r>
+              <w:rPr>
+                <w:sz w:val="16"/>
+                <w:szCs w:val="16"/>
+              </w:rPr>
+              <w:t xml:space="preserve">4.7</w:t>
+            </w:r>
+          </w:p>
+        </w:tc>
+        <w:tc>
+          <w:tcPr>
+            <w:tcW w:type="dxa" w:w="1207"/>
+            <w:tcBorders>
+              <w:top w:val="single" w:color="BFBFBF" w:sz="4"/>
+              <w:left w:val="single" w:color="BFBFBF" w:sz="4"/>
+              <w:bottom w:val="single" w:color="BFBFBF" w:sz="4"/>
+              <w:right w:val="single" w:color="BFBFBF" w:sz="4"/>
+            </w:tcBorders>
+            <w:tcMar>
+              <w:top w:type="dxa" w:w="50"/>
+              <w:left w:type="dxa" w:w="90"/>
+              <w:bottom w:type="dxa" w:w="50"/>
+              <w:right w:type="dxa" w:w="90"/>
+            </w:tcMar>
+          </w:tcPr>
+          <w:p>
+            <w:pPr>
+              <w:spacing w:after="0" w:line="252"/>
+              <w:jc w:val="center"/>
+            </w:pPr>
+            <w:r>
+              <w:rPr>
+                <w:sz w:val="16"/>
+                <w:szCs w:val="16"/>
+              </w:rPr>
+              <w:t xml:space="preserve">22.1</w:t>
+            </w:r>
+          </w:p>
+        </w:tc>
+      </w:tr>
+      <w:tr>
+        <w:trPr>
+          <w:cantSplit/>
+        </w:trPr>
+        <w:tc>
+          <w:tcPr>
+            <w:tcW w:type="dxa" w:w="3284"/>
+            <w:tcBorders>
+              <w:top w:val="single" w:color="BFBFBF" w:sz="4"/>
+              <w:left w:val="single" w:color="BFBFBF" w:sz="4"/>
+              <w:bottom w:val="single" w:color="BFBFBF" w:sz="4"/>
+              <w:right w:val="single" w:color="BFBFBF" w:sz="4"/>
+            </w:tcBorders>
+            <w:tcMar>
+              <w:top w:type="dxa" w:w="50"/>
+              <w:left w:type="dxa" w:w="90"/>
+              <w:bottom w:type="dxa" w:w="50"/>
+              <w:right w:type="dxa" w:w="90"/>
+            </w:tcMar>
+          </w:tcPr>
+          <w:p>
+            <w:pPr>
+              <w:spacing w:after="0" w:line="252"/>
+              <w:jc w:val="left"/>
+            </w:pPr>
+            <w:r>
+              <w:rPr>
+                <w:sz w:val="16"/>
+                <w:szCs w:val="16"/>
+              </w:rPr>
+              <w:t xml:space="preserve">Blend, DistilRoBERTa, 3 seeds</w:t>
+            </w:r>
+          </w:p>
+        </w:tc>
+        <w:tc>
+          <w:tcPr>
+            <w:tcW w:type="dxa" w:w="766"/>
+            <w:tcBorders>
+              <w:top w:val="single" w:color="BFBFBF" w:sz="4"/>
+              <w:left w:val="single" w:color="BFBFBF" w:sz="4"/>
+              <w:bottom w:val="single" w:color="BFBFBF" w:sz="4"/>
+              <w:right w:val="single" w:color="BFBFBF" w:sz="4"/>
+            </w:tcBorders>
+            <w:tcMar>
+              <w:top w:type="dxa" w:w="50"/>
+              <w:left w:type="dxa" w:w="90"/>
+              <w:bottom w:type="dxa" w:w="50"/>
+              <w:right w:type="dxa" w:w="90"/>
+            </w:tcMar>
+          </w:tcPr>
+          <w:p>
+            <w:pPr>
+              <w:spacing w:after="0" w:line="252"/>
+              <w:jc w:val="center"/>
+            </w:pPr>
+            <w:r>
+              <w:rPr>
+                <w:sz w:val="16"/>
+                <w:szCs w:val="16"/>
+              </w:rPr>
+              <w:t xml:space="preserve">3.5</w:t>
+            </w:r>
+          </w:p>
+        </w:tc>
+        <w:tc>
+          <w:tcPr>
+            <w:tcW w:type="dxa" w:w="1040"/>
+            <w:tcBorders>
+              <w:top w:val="single" w:color="BFBFBF" w:sz="4"/>
+              <w:left w:val="single" w:color="BFBFBF" w:sz="4"/>
+              <w:bottom w:val="single" w:color="BFBFBF" w:sz="4"/>
+              <w:right w:val="single" w:color="BFBFBF" w:sz="4"/>
+            </w:tcBorders>
+            <w:tcMar>
+              <w:top w:type="dxa" w:w="50"/>
+              <w:left w:type="dxa" w:w="90"/>
+              <w:bottom w:type="dxa" w:w="50"/>
+              <w:right w:type="dxa" w:w="90"/>
+            </w:tcMar>
+          </w:tcPr>
+          <w:p>
+            <w:pPr>
+              <w:spacing w:after="0" w:line="252"/>
+              <w:jc w:val="center"/>
+            </w:pPr>
+            <w:r>
+              <w:rPr>
+                <w:sz w:val="16"/>
+                <w:szCs w:val="16"/>
+              </w:rPr>
+              <w:t xml:space="preserve">18.9</w:t>
+            </w:r>
+          </w:p>
+        </w:tc>
+        <w:tc>
+          <w:tcPr>
+            <w:tcW w:type="dxa" w:w="1094"/>
+            <w:tcBorders>
+              <w:top w:val="single" w:color="BFBFBF" w:sz="4"/>
+              <w:left w:val="single" w:color="BFBFBF" w:sz="4"/>
+              <w:bottom w:val="single" w:color="BFBFBF" w:sz="4"/>
+              <w:right w:val="single" w:color="BFBFBF" w:sz="4"/>
+            </w:tcBorders>
+            <w:tcMar>
+              <w:top w:type="dxa" w:w="50"/>
+              <w:left w:type="dxa" w:w="90"/>
+              <w:bottom w:type="dxa" w:w="50"/>
+              <w:right w:type="dxa" w:w="90"/>
+            </w:tcMar>
+          </w:tcPr>
+          <w:p>
+            <w:pPr>
+              <w:spacing w:after="0" w:line="252"/>
+              <w:jc w:val="center"/>
+            </w:pPr>
+            <w:r>
+              <w:rPr>
+                <w:sz w:val="16"/>
+                <w:szCs w:val="16"/>
+              </w:rPr>
+              <w:t xml:space="preserve">13.5</w:t>
+            </w:r>
+          </w:p>
+        </w:tc>
+        <w:tc>
+          <w:tcPr>
+            <w:tcW w:type="dxa" w:w="930"/>
+            <w:tcBorders>
+              <w:top w:val="single" w:color="BFBFBF" w:sz="4"/>
+              <w:left w:val="single" w:color="BFBFBF" w:sz="4"/>
+              <w:bottom w:val="single" w:color="BFBFBF" w:sz="4"/>
+              <w:right w:val="single" w:color="BFBFBF" w:sz="4"/>
+            </w:tcBorders>
+            <w:tcMar>
+              <w:top w:type="dxa" w:w="50"/>
+              <w:left w:type="dxa" w:w="90"/>
+              <w:bottom w:type="dxa" w:w="50"/>
+              <w:right w:type="dxa" w:w="90"/>
+            </w:tcMar>
+          </w:tcPr>
+          <w:p>
+            <w:pPr>
+              <w:spacing w:after="0" w:line="252"/>
+              <w:jc w:val="center"/>
+            </w:pPr>
+            <w:r>
+              <w:rPr>
+                <w:sz w:val="16"/>
+                <w:szCs w:val="16"/>
+              </w:rPr>
+              <w:t xml:space="preserve">9.2</w:t>
+            </w:r>
+          </w:p>
+        </w:tc>
+        <w:tc>
+          <w:tcPr>
+            <w:tcW w:type="dxa" w:w="985"/>
+            <w:tcBorders>
+              <w:top w:val="single" w:color="BFBFBF" w:sz="4"/>
+              <w:left w:val="single" w:color="BFBFBF" w:sz="4"/>
+              <w:bottom w:val="single" w:color="BFBFBF" w:sz="4"/>
+              <w:right w:val="single" w:color="BFBFBF" w:sz="4"/>
+            </w:tcBorders>
+            <w:tcMar>
+              <w:top w:type="dxa" w:w="50"/>
+              <w:left w:type="dxa" w:w="90"/>
+              <w:bottom w:type="dxa" w:w="50"/>
+              <w:right w:type="dxa" w:w="90"/>
+            </w:tcMar>
+          </w:tcPr>
+          <w:p>
+            <w:pPr>
+              <w:spacing w:after="0" w:line="252"/>
+              <w:jc w:val="center"/>
+            </w:pPr>
+            <w:r>
+              <w:rPr>
+                <w:sz w:val="16"/>
+                <w:szCs w:val="16"/>
+              </w:rPr>
+              <w:t xml:space="preserve">n/a</w:t>
+            </w:r>
+          </w:p>
+        </w:tc>
+        <w:tc>
+          <w:tcPr>
+            <w:tcW w:type="dxa" w:w="1207"/>
+            <w:tcBorders>
+              <w:top w:val="single" w:color="BFBFBF" w:sz="4"/>
+              <w:left w:val="single" w:color="BFBFBF" w:sz="4"/>
+              <w:bottom w:val="single" w:color="BFBFBF" w:sz="4"/>
+              <w:right w:val="single" w:color="BFBFBF" w:sz="4"/>
+            </w:tcBorders>
+            <w:tcMar>
+              <w:top w:type="dxa" w:w="50"/>
+              <w:left w:type="dxa" w:w="90"/>
+              <w:bottom w:type="dxa" w:w="50"/>
+              <w:right w:type="dxa" w:w="90"/>
+            </w:tcMar>
+          </w:tcPr>
+          <w:p>
+            <w:pPr>
+              <w:spacing w:after="0" w:line="252"/>
+              <w:jc w:val="center"/>
+            </w:pPr>
+            <w:r>
+              <w:rPr>
+                <w:sz w:val="16"/>
+                <w:szCs w:val="16"/>
+              </w:rPr>
+              <w:t xml:space="preserve">n/a</w:t>
+            </w:r>
+          </w:p>
+        </w:tc>
+      </w:tr>
+      <w:tr>
+        <w:trPr>
+          <w:cantSplit/>
+        </w:trPr>
+        <w:tc>
+          <w:tcPr>
+            <w:tcW w:type="dxa" w:w="3284"/>
+            <w:tcBorders>
+              <w:top w:val="single" w:color="BFBFBF" w:sz="4"/>
+              <w:left w:val="single" w:color="BFBFBF" w:sz="4"/>
+              <w:bottom w:val="single" w:color="BFBFBF" w:sz="4"/>
+              <w:right w:val="single" w:color="BFBFBF" w:sz="4"/>
+            </w:tcBorders>
+            <w:tcMar>
+              <w:top w:type="dxa" w:w="50"/>
+              <w:left w:type="dxa" w:w="90"/>
+              <w:bottom w:type="dxa" w:w="50"/>
+              <w:right w:type="dxa" w:w="90"/>
+            </w:tcMar>
+          </w:tcPr>
+          <w:p>
+            <w:pPr>
+              <w:spacing w:after="0" w:line="252"/>
+              <w:jc w:val="left"/>
+            </w:pPr>
+            <w:r>
+              <w:rPr>
+                <w:sz w:val="16"/>
+                <w:szCs w:val="16"/>
+              </w:rPr>
+              <w:t xml:space="preserve">Blend, FinBERT fp32</w:t>
+            </w:r>
+          </w:p>
+        </w:tc>
+        <w:tc>
+          <w:tcPr>
+            <w:tcW w:type="dxa" w:w="766"/>
+            <w:tcBorders>
+              <w:top w:val="single" w:color="BFBFBF" w:sz="4"/>
+              <w:left w:val="single" w:color="BFBFBF" w:sz="4"/>
+              <w:bottom w:val="single" w:color="BFBFBF" w:sz="4"/>
+              <w:right w:val="single" w:color="BFBFBF" w:sz="4"/>
+            </w:tcBorders>
+            <w:tcMar>
+              <w:top w:type="dxa" w:w="50"/>
+              <w:left w:type="dxa" w:w="90"/>
+              <w:bottom w:type="dxa" w:w="50"/>
+              <w:right w:type="dxa" w:w="90"/>
+            </w:tcMar>
+          </w:tcPr>
+          <w:p>
+            <w:pPr>
+              <w:spacing w:after="0" w:line="252"/>
+              <w:jc w:val="center"/>
+            </w:pPr>
+            <w:r>
+              <w:rPr>
+                <w:sz w:val="16"/>
+                <w:szCs w:val="16"/>
+              </w:rPr>
+              <w:t xml:space="preserve">13.4</w:t>
+            </w:r>
+          </w:p>
+        </w:tc>
+        <w:tc>
+          <w:tcPr>
+            <w:tcW w:type="dxa" w:w="1040"/>
+            <w:tcBorders>
+              <w:top w:val="single" w:color="BFBFBF" w:sz="4"/>
+              <w:left w:val="single" w:color="BFBFBF" w:sz="4"/>
+              <w:bottom w:val="single" w:color="BFBFBF" w:sz="4"/>
+              <w:right w:val="single" w:color="BFBFBF" w:sz="4"/>
+            </w:tcBorders>
+            <w:tcMar>
+              <w:top w:type="dxa" w:w="50"/>
+              <w:left w:type="dxa" w:w="90"/>
+              <w:bottom w:type="dxa" w:w="50"/>
+              <w:right w:type="dxa" w:w="90"/>
+            </w:tcMar>
+          </w:tcPr>
+          <w:p>
+            <w:pPr>
+              <w:spacing w:after="0" w:line="252"/>
+              <w:jc w:val="center"/>
+            </w:pPr>
+            <w:r>
+              <w:rPr>
+                <w:sz w:val="16"/>
+                <w:szCs w:val="16"/>
+              </w:rPr>
+              <w:t xml:space="preserve">51.6</w:t>
+            </w:r>
+          </w:p>
+        </w:tc>
+        <w:tc>
+          <w:tcPr>
+            <w:tcW w:type="dxa" w:w="1094"/>
+            <w:tcBorders>
+              <w:top w:val="single" w:color="BFBFBF" w:sz="4"/>
+              <w:left w:val="single" w:color="BFBFBF" w:sz="4"/>
+              <w:bottom w:val="single" w:color="BFBFBF" w:sz="4"/>
+              <w:right w:val="single" w:color="BFBFBF" w:sz="4"/>
+            </w:tcBorders>
+            <w:tcMar>
+              <w:top w:type="dxa" w:w="50"/>
+              <w:left w:type="dxa" w:w="90"/>
+              <w:bottom w:type="dxa" w:w="50"/>
+              <w:right w:type="dxa" w:w="90"/>
+            </w:tcMar>
+          </w:tcPr>
+          <w:p>
+            <w:pPr>
+              <w:spacing w:after="0" w:line="252"/>
+              <w:jc w:val="center"/>
+            </w:pPr>
+            <w:r>
+              <w:rPr>
+                <w:sz w:val="16"/>
+                <w:szCs w:val="16"/>
+              </w:rPr>
+              <w:t xml:space="preserve">36.8</w:t>
+            </w:r>
+          </w:p>
+        </w:tc>
+        <w:tc>
+          <w:tcPr>
+            <w:tcW w:type="dxa" w:w="930"/>
+            <w:tcBorders>
+              <w:top w:val="single" w:color="BFBFBF" w:sz="4"/>
+              <w:left w:val="single" w:color="BFBFBF" w:sz="4"/>
+              <w:bottom w:val="single" w:color="BFBFBF" w:sz="4"/>
+              <w:right w:val="single" w:color="BFBFBF" w:sz="4"/>
+            </w:tcBorders>
+            <w:tcMar>
+              <w:top w:type="dxa" w:w="50"/>
+              <w:left w:type="dxa" w:w="90"/>
+              <w:bottom w:type="dxa" w:w="50"/>
+              <w:right w:type="dxa" w:w="90"/>
+            </w:tcMar>
+          </w:tcPr>
+          <w:p>
+            <w:pPr>
+              <w:spacing w:after="0" w:line="252"/>
+              <w:jc w:val="center"/>
+            </w:pPr>
+            <w:r>
+              <w:rPr>
+                <w:sz w:val="16"/>
+                <w:szCs w:val="16"/>
+              </w:rPr>
+              <w:t xml:space="preserve">21.7</w:t>
+            </w:r>
+          </w:p>
+        </w:tc>
+        <w:tc>
+          <w:tcPr>
+            <w:tcW w:type="dxa" w:w="985"/>
+            <w:tcBorders>
+              <w:top w:val="single" w:color="BFBFBF" w:sz="4"/>
+              <w:left w:val="single" w:color="BFBFBF" w:sz="4"/>
+              <w:bottom w:val="single" w:color="BFBFBF" w:sz="4"/>
+              <w:right w:val="single" w:color="BFBFBF" w:sz="4"/>
+            </w:tcBorders>
+            <w:tcMar>
+              <w:top w:type="dxa" w:w="50"/>
+              <w:left w:type="dxa" w:w="90"/>
+              <w:bottom w:type="dxa" w:w="50"/>
+              <w:right w:type="dxa" w:w="90"/>
+            </w:tcMar>
+          </w:tcPr>
+          <w:p>
+            <w:pPr>
+              <w:spacing w:after="0" w:line="252"/>
+              <w:jc w:val="center"/>
+            </w:pPr>
+            <w:r>
+              <w:rPr>
+                <w:sz w:val="16"/>
+                <w:szCs w:val="16"/>
+              </w:rPr>
+              <w:t xml:space="preserve">33.6</w:t>
+            </w:r>
+          </w:p>
+        </w:tc>
+        <w:tc>
+          <w:tcPr>
+            <w:tcW w:type="dxa" w:w="1207"/>
+            <w:tcBorders>
+              <w:top w:val="single" w:color="BFBFBF" w:sz="4"/>
+              <w:left w:val="single" w:color="BFBFBF" w:sz="4"/>
+              <w:bottom w:val="single" w:color="BFBFBF" w:sz="4"/>
+              <w:right w:val="single" w:color="BFBFBF" w:sz="4"/>
+            </w:tcBorders>
+            <w:tcMar>
+              <w:top w:type="dxa" w:w="50"/>
+              <w:left w:type="dxa" w:w="90"/>
+              <w:bottom w:type="dxa" w:w="50"/>
+              <w:right w:type="dxa" w:w="90"/>
+            </w:tcMar>
+          </w:tcPr>
+          <w:p>
+            <w:pPr>
+              <w:spacing w:after="0" w:line="252"/>
+              <w:jc w:val="center"/>
+            </w:pPr>
+            <w:r>
+              <w:rPr>
+                <w:sz w:val="16"/>
+                <w:szCs w:val="16"/>
+              </w:rPr>
+              <w:t xml:space="preserve">58.1</w:t>
+            </w:r>
+          </w:p>
+        </w:tc>
+      </w:tr>
+      <w:tr>
+        <w:trPr>
+          <w:cantSplit/>
+        </w:trPr>
+        <w:tc>
+          <w:tcPr>
+            <w:tcW w:type="dxa" w:w="3284"/>
+            <w:tcBorders>
+              <w:top w:val="single" w:color="BFBFBF" w:sz="4"/>
+              <w:left w:val="single" w:color="BFBFBF" w:sz="4"/>
+              <w:bottom w:val="single" w:color="BFBFBF" w:sz="4"/>
+              <w:right w:val="single" w:color="BFBFBF" w:sz="4"/>
+            </w:tcBorders>
+            <w:tcMar>
+              <w:top w:type="dxa" w:w="50"/>
+              <w:left w:type="dxa" w:w="90"/>
+              <w:bottom w:type="dxa" w:w="50"/>
+              <w:right w:type="dxa" w:w="90"/>
+            </w:tcMar>
+          </w:tcPr>
+          <w:p>
+            <w:pPr>
+              <w:spacing w:after="0" w:line="252"/>
+              <w:jc w:val="left"/>
+            </w:pPr>
+            <w:r>
+              <w:rPr>
+                <w:sz w:val="16"/>
+                <w:szCs w:val="16"/>
+              </w:rPr>
+              <w:t xml:space="preserve">Blend, FinBERT, 32 sent., 1 seed</w:t>
+            </w:r>
+          </w:p>
+        </w:tc>
+        <w:tc>
+          <w:tcPr>
+            <w:tcW w:type="dxa" w:w="766"/>
+            <w:tcBorders>
+              <w:top w:val="single" w:color="BFBFBF" w:sz="4"/>
+              <w:left w:val="single" w:color="BFBFBF" w:sz="4"/>
+              <w:bottom w:val="single" w:color="BFBFBF" w:sz="4"/>
+              <w:right w:val="single" w:color="BFBFBF" w:sz="4"/>
+            </w:tcBorders>
+            <w:tcMar>
+              <w:top w:type="dxa" w:w="50"/>
+              <w:left w:type="dxa" w:w="90"/>
+              <w:bottom w:type="dxa" w:w="50"/>
+              <w:right w:type="dxa" w:w="90"/>
+            </w:tcMar>
+          </w:tcPr>
+          <w:p>
+            <w:pPr>
+              <w:spacing w:after="0" w:line="252"/>
+              <w:jc w:val="center"/>
+            </w:pPr>
+            <w:r>
+              <w:rPr>
+                <w:sz w:val="16"/>
+                <w:szCs w:val="16"/>
+              </w:rPr>
+              <w:t xml:space="preserve">1.3</w:t>
+            </w:r>
+          </w:p>
+        </w:tc>
+        <w:tc>
+          <w:tcPr>
+            <w:tcW w:type="dxa" w:w="1040"/>
+            <w:tcBorders>
+              <w:top w:val="single" w:color="BFBFBF" w:sz="4"/>
+              <w:left w:val="single" w:color="BFBFBF" w:sz="4"/>
+              <w:bottom w:val="single" w:color="BFBFBF" w:sz="4"/>
+              <w:right w:val="single" w:color="BFBFBF" w:sz="4"/>
+            </w:tcBorders>
+            <w:tcMar>
+              <w:top w:type="dxa" w:w="50"/>
+              <w:left w:type="dxa" w:w="90"/>
+              <w:bottom w:type="dxa" w:w="50"/>
+              <w:right w:type="dxa" w:w="90"/>
+            </w:tcMar>
+          </w:tcPr>
+          <w:p>
+            <w:pPr>
+              <w:spacing w:after="0" w:line="252"/>
+              <w:jc w:val="center"/>
+            </w:pPr>
+            <w:r>
+              <w:rPr>
+                <w:sz w:val="16"/>
+                <w:szCs w:val="16"/>
+              </w:rPr>
+              <w:t xml:space="preserve">6.9</w:t>
+            </w:r>
+          </w:p>
+        </w:tc>
+        <w:tc>
+          <w:tcPr>
+            <w:tcW w:type="dxa" w:w="1094"/>
+            <w:tcBorders>
+              <w:top w:val="single" w:color="BFBFBF" w:sz="4"/>
+              <w:left w:val="single" w:color="BFBFBF" w:sz="4"/>
+              <w:bottom w:val="single" w:color="BFBFBF" w:sz="4"/>
+              <w:right w:val="single" w:color="BFBFBF" w:sz="4"/>
+            </w:tcBorders>
+            <w:tcMar>
+              <w:top w:type="dxa" w:w="50"/>
+              <w:left w:type="dxa" w:w="90"/>
+              <w:bottom w:type="dxa" w:w="50"/>
+              <w:right w:type="dxa" w:w="90"/>
+            </w:tcMar>
+          </w:tcPr>
+          <w:p>
+            <w:pPr>
+              <w:spacing w:after="0" w:line="252"/>
+              <w:jc w:val="center"/>
+            </w:pPr>
+            <w:r>
+              <w:rPr>
+                <w:sz w:val="16"/>
+                <w:szCs w:val="16"/>
+              </w:rPr>
+              <w:t xml:space="preserve">4.9</w:t>
+            </w:r>
+          </w:p>
+        </w:tc>
+        <w:tc>
+          <w:tcPr>
+            <w:tcW w:type="dxa" w:w="930"/>
+            <w:tcBorders>
+              <w:top w:val="single" w:color="BFBFBF" w:sz="4"/>
+              <w:left w:val="single" w:color="BFBFBF" w:sz="4"/>
+              <w:bottom w:val="single" w:color="BFBFBF" w:sz="4"/>
+              <w:right w:val="single" w:color="BFBFBF" w:sz="4"/>
+            </w:tcBorders>
+            <w:tcMar>
+              <w:top w:type="dxa" w:w="50"/>
+              <w:left w:type="dxa" w:w="90"/>
+              <w:bottom w:type="dxa" w:w="50"/>
+              <w:right w:type="dxa" w:w="90"/>
+            </w:tcMar>
+          </w:tcPr>
+          <w:p>
+            <w:pPr>
+              <w:spacing w:after="0" w:line="252"/>
+              <w:jc w:val="center"/>
+            </w:pPr>
+            <w:r>
+              <w:rPr>
+                <w:sz w:val="16"/>
+                <w:szCs w:val="16"/>
+              </w:rPr>
+              <w:t xml:space="preserve">3.9</w:t>
+            </w:r>
+          </w:p>
+        </w:tc>
+        <w:tc>
+          <w:tcPr>
+            <w:tcW w:type="dxa" w:w="985"/>
+            <w:tcBorders>
+              <w:top w:val="single" w:color="BFBFBF" w:sz="4"/>
+              <w:left w:val="single" w:color="BFBFBF" w:sz="4"/>
+              <w:bottom w:val="single" w:color="BFBFBF" w:sz="4"/>
+              <w:right w:val="single" w:color="BFBFBF" w:sz="4"/>
+            </w:tcBorders>
+            <w:tcMar>
+              <w:top w:type="dxa" w:w="50"/>
+              <w:left w:type="dxa" w:w="90"/>
+              <w:bottom w:type="dxa" w:w="50"/>
+              <w:right w:type="dxa" w:w="90"/>
+            </w:tcMar>
+          </w:tcPr>
+          <w:p>
+            <w:pPr>
+              <w:spacing w:after="0" w:line="252"/>
+              <w:jc w:val="center"/>
+            </w:pPr>
+            <w:r>
+              <w:rPr>
+                <w:sz w:val="16"/>
+                <w:szCs w:val="16"/>
+              </w:rPr>
+              <w:t xml:space="preserve">n/a</w:t>
+            </w:r>
+          </w:p>
+        </w:tc>
+        <w:tc>
+          <w:tcPr>
+            <w:tcW w:type="dxa" w:w="1207"/>
+            <w:tcBorders>
+              <w:top w:val="single" w:color="BFBFBF" w:sz="4"/>
+              <w:left w:val="single" w:color="BFBFBF" w:sz="4"/>
+              <w:bottom w:val="single" w:color="BFBFBF" w:sz="4"/>
+              <w:right w:val="single" w:color="BFBFBF" w:sz="4"/>
+            </w:tcBorders>
+            <w:tcMar>
+              <w:top w:type="dxa" w:w="50"/>
+              <w:left w:type="dxa" w:w="90"/>
+              <w:bottom w:type="dxa" w:w="50"/>
+              <w:right w:type="dxa" w:w="90"/>
+            </w:tcMar>
+          </w:tcPr>
+          <w:p>
+            <w:pPr>
+              <w:spacing w:after="0" w:line="252"/>
+              <w:jc w:val="center"/>
+            </w:pPr>
+            <w:r>
+              <w:rPr>
+                <w:sz w:val="16"/>
+                <w:szCs w:val="16"/>
+              </w:rPr>
+              <w:t xml:space="preserve">n/a</w:t>
+            </w:r>
+          </w:p>
+        </w:tc>
+      </w:tr>
+      <w:tr>
+        <w:trPr>
+          <w:cantSplit/>
+        </w:trPr>
+        <w:tc>
+          <w:tcPr>
+            <w:tcW w:type="dxa" w:w="3284"/>
+            <w:tcBorders>
+              <w:top w:val="single" w:color="BFBFBF" w:sz="4"/>
+              <w:left w:val="single" w:color="BFBFBF" w:sz="4"/>
+              <w:bottom w:val="single" w:color="BFBFBF" w:sz="4"/>
+              <w:right w:val="single" w:color="BFBFBF" w:sz="4"/>
+            </w:tcBorders>
+            <w:tcMar>
+              <w:top w:type="dxa" w:w="50"/>
+              <w:left w:type="dxa" w:w="90"/>
+              <w:bottom w:type="dxa" w:w="50"/>
+              <w:right w:type="dxa" w:w="90"/>
+            </w:tcMar>
+          </w:tcPr>
+          <w:p>
+            <w:pPr>
+              <w:spacing w:after="0" w:line="252"/>
+              <w:jc w:val="left"/>
+            </w:pPr>
+            <w:r>
+              <w:rPr>
+                <w:sz w:val="16"/>
+                <w:szCs w:val="16"/>
+              </w:rPr>
+              <w:t xml:space="preserve">Blend, FinBERT INT8 (CPU)</w:t>
+            </w:r>
+          </w:p>
+        </w:tc>
+        <w:tc>
+          <w:tcPr>
+            <w:tcW w:type="dxa" w:w="766"/>
+            <w:tcBorders>
+              <w:top w:val="single" w:color="BFBFBF" w:sz="4"/>
+              <w:left w:val="single" w:color="BFBFBF" w:sz="4"/>
+              <w:bottom w:val="single" w:color="BFBFBF" w:sz="4"/>
+              <w:right w:val="single" w:color="BFBFBF" w:sz="4"/>
+            </w:tcBorders>
+            <w:tcMar>
+              <w:top w:type="dxa" w:w="50"/>
+              <w:left w:type="dxa" w:w="90"/>
+              <w:bottom w:type="dxa" w:w="50"/>
+              <w:right w:type="dxa" w:w="90"/>
+            </w:tcMar>
+          </w:tcPr>
+          <w:p>
+            <w:pPr>
+              <w:spacing w:after="0" w:line="252"/>
+              <w:jc w:val="center"/>
+            </w:pPr>
+            <w:r>
+              <w:rPr>
+                <w:sz w:val="16"/>
+                <w:szCs w:val="16"/>
+              </w:rPr>
+              <w:t xml:space="preserve">13.8</w:t>
+            </w:r>
+          </w:p>
+        </w:tc>
+        <w:tc>
+          <w:tcPr>
+            <w:tcW w:type="dxa" w:w="1040"/>
+            <w:tcBorders>
+              <w:top w:val="single" w:color="BFBFBF" w:sz="4"/>
+              <w:left w:val="single" w:color="BFBFBF" w:sz="4"/>
+              <w:bottom w:val="single" w:color="BFBFBF" w:sz="4"/>
+              <w:right w:val="single" w:color="BFBFBF" w:sz="4"/>
+            </w:tcBorders>
+            <w:tcMar>
+              <w:top w:type="dxa" w:w="50"/>
+              <w:left w:type="dxa" w:w="90"/>
+              <w:bottom w:type="dxa" w:w="50"/>
+              <w:right w:type="dxa" w:w="90"/>
+            </w:tcMar>
+          </w:tcPr>
+          <w:p>
+            <w:pPr>
+              <w:spacing w:after="0" w:line="252"/>
+              <w:jc w:val="center"/>
+            </w:pPr>
+            <w:r>
+              <w:rPr>
+                <w:sz w:val="16"/>
+                <w:szCs w:val="16"/>
+              </w:rPr>
+              <w:t xml:space="preserve">238.1</w:t>
+            </w:r>
+          </w:p>
+        </w:tc>
+        <w:tc>
+          <w:tcPr>
+            <w:tcW w:type="dxa" w:w="1094"/>
+            <w:tcBorders>
+              <w:top w:val="single" w:color="BFBFBF" w:sz="4"/>
+              <w:left w:val="single" w:color="BFBFBF" w:sz="4"/>
+              <w:bottom w:val="single" w:color="BFBFBF" w:sz="4"/>
+              <w:right w:val="single" w:color="BFBFBF" w:sz="4"/>
+            </w:tcBorders>
+            <w:tcMar>
+              <w:top w:type="dxa" w:w="50"/>
+              <w:left w:type="dxa" w:w="90"/>
+              <w:bottom w:type="dxa" w:w="50"/>
+              <w:right w:type="dxa" w:w="90"/>
+            </w:tcMar>
+          </w:tcPr>
+          <w:p>
+            <w:pPr>
+              <w:spacing w:after="0" w:line="252"/>
+              <w:jc w:val="center"/>
+            </w:pPr>
+            <w:r>
+              <w:rPr>
+                <w:sz w:val="16"/>
+                <w:szCs w:val="16"/>
+              </w:rPr>
+              <w:t xml:space="preserve">169.9</w:t>
+            </w:r>
+          </w:p>
+        </w:tc>
+        <w:tc>
+          <w:tcPr>
+            <w:tcW w:type="dxa" w:w="930"/>
+            <w:tcBorders>
+              <w:top w:val="single" w:color="BFBFBF" w:sz="4"/>
+              <w:left w:val="single" w:color="BFBFBF" w:sz="4"/>
+              <w:bottom w:val="single" w:color="BFBFBF" w:sz="4"/>
+              <w:right w:val="single" w:color="BFBFBF" w:sz="4"/>
+            </w:tcBorders>
+            <w:tcMar>
+              <w:top w:type="dxa" w:w="50"/>
+              <w:left w:type="dxa" w:w="90"/>
+              <w:bottom w:type="dxa" w:w="50"/>
+              <w:right w:type="dxa" w:w="90"/>
+            </w:tcMar>
+          </w:tcPr>
+          <w:p>
+            <w:pPr>
+              <w:spacing w:after="0" w:line="252"/>
+              <w:jc w:val="center"/>
+            </w:pPr>
+            <w:r>
+              <w:rPr>
+                <w:sz w:val="16"/>
+                <w:szCs w:val="16"/>
+              </w:rPr>
+              <w:t xml:space="preserve">104.4</w:t>
+            </w:r>
+          </w:p>
+        </w:tc>
+        <w:tc>
+          <w:tcPr>
+            <w:tcW w:type="dxa" w:w="985"/>
+            <w:tcBorders>
+              <w:top w:val="single" w:color="BFBFBF" w:sz="4"/>
+              <w:left w:val="single" w:color="BFBFBF" w:sz="4"/>
+              <w:bottom w:val="single" w:color="BFBFBF" w:sz="4"/>
+              <w:right w:val="single" w:color="BFBFBF" w:sz="4"/>
+            </w:tcBorders>
+            <w:tcMar>
+              <w:top w:type="dxa" w:w="50"/>
+              <w:left w:type="dxa" w:w="90"/>
+              <w:bottom w:type="dxa" w:w="50"/>
+              <w:right w:type="dxa" w:w="90"/>
+            </w:tcMar>
+          </w:tcPr>
+          <w:p>
+            <w:pPr>
+              <w:spacing w:after="0" w:line="252"/>
+              <w:jc w:val="center"/>
+            </w:pPr>
+            <w:r>
+              <w:rPr>
+                <w:sz w:val="16"/>
+                <w:szCs w:val="16"/>
+              </w:rPr>
+              <w:t xml:space="preserve">31.8</w:t>
+            </w:r>
+          </w:p>
+        </w:tc>
+        <w:tc>
+          <w:tcPr>
+            <w:tcW w:type="dxa" w:w="1207"/>
+            <w:tcBorders>
+              <w:top w:val="single" w:color="BFBFBF" w:sz="4"/>
+              <w:left w:val="single" w:color="BFBFBF" w:sz="4"/>
+              <w:bottom w:val="single" w:color="BFBFBF" w:sz="4"/>
+              <w:right w:val="single" w:color="BFBFBF" w:sz="4"/>
+            </w:tcBorders>
+            <w:tcMar>
+              <w:top w:type="dxa" w:w="50"/>
+              <w:left w:type="dxa" w:w="90"/>
+              <w:bottom w:type="dxa" w:w="50"/>
+              <w:right w:type="dxa" w:w="90"/>
+            </w:tcMar>
+          </w:tcPr>
+          <w:p>
+            <w:pPr>
+              <w:spacing w:after="0" w:line="252"/>
+              <w:jc w:val="center"/>
+            </w:pPr>
+            <w:r>
+              <w:rPr>
+                <w:sz w:val="16"/>
+                <w:szCs w:val="16"/>
+              </w:rPr>
+              <w:t xml:space="preserve">947.5</w:t>
+            </w:r>
+          </w:p>
+        </w:tc>
+      </w:tr>
+    </w:tbl>
+    <w:p>
+      <w:pPr>
+        <w:pStyle w:val="Heading1"/>
+        <w:keepNext/>
+        <w:spacing w:after="140" w:before="300"/>
+      </w:pPr>
+      <w:r>
+        <w:t xml:space="preserve">12. Conclusion</w:t>
       </w:r>
     </w:p>
     <w:p>
@@ -23265,12 +30228,20 @@
     </w:p>
     <w:p>
       <w:pPr>
+        <w:spacing w:after="120" w:line="276"/>
+      </w:pPr>
+      <w:r>
+        <w:t xml:space="preserve">The Green AI study adds a practical point: most of the energy goes into training the deep model, and gradient boosting on ratios and language features gives up 0.012 PR-AUC, inside the noise, for about 42 times less GPU energy. Where the energy cost matters, that model, or the blend with three seeds instead of seven, is the sensible deployment.</w:t>
+      </w:r>
+    </w:p>
+    <w:p>
+      <w:pPr>
         <w:pStyle w:val="Heading1"/>
         <w:keepNext/>
         <w:spacing w:after="140" w:before="300"/>
       </w:pPr>
       <w:r>
-        <w:t xml:space="preserve">12. Reproducibility</w:t>
+        <w:t xml:space="preserve">13. Reproducibility</w:t>
       </w:r>
     </w:p>
     <w:p>
@@ -23293,7 +30264,7 @@
           <w:sz w:val="20"/>
           <w:szCs w:val="20"/>
         </w:rPr>
-        <w:t xml:space="preserve">Table 22. </w:t>
+        <w:t xml:space="preserve">Table 25. </w:t>
       </w:r>
       <w:r>
         <w:rPr>
@@ -24106,6 +31077,71 @@
           </w:p>
         </w:tc>
       </w:tr>
+      <w:tr>
+        <w:trPr>
+          <w:cantSplit/>
+        </w:trPr>
+        <w:tc>
+          <w:tcPr>
+            <w:tcW w:type="dxa" w:w="4032"/>
+            <w:tcBorders>
+              <w:top w:val="single" w:color="BFBFBF" w:sz="4"/>
+              <w:left w:val="single" w:color="BFBFBF" w:sz="4"/>
+              <w:bottom w:val="single" w:color="BFBFBF" w:sz="4"/>
+              <w:right w:val="single" w:color="BFBFBF" w:sz="4"/>
+            </w:tcBorders>
+            <w:tcMar>
+              <w:top w:type="dxa" w:w="50"/>
+              <w:left w:type="dxa" w:w="90"/>
+              <w:bottom w:type="dxa" w:w="50"/>
+              <w:right w:type="dxa" w:w="90"/>
+            </w:tcMar>
+          </w:tcPr>
+          <w:p>
+            <w:pPr>
+              <w:spacing w:after="0" w:line="252"/>
+              <w:jc w:val="left"/>
+            </w:pPr>
+            <w:r>
+              <w:rPr>
+                <w:sz w:val="18"/>
+                <w:szCs w:val="18"/>
+              </w:rPr>
+              <w:t xml:space="preserve">run_green.py, green_report.py, green_on_corrected_data.py, bppfinal/green.py, report/merge_green_section.py; results/green/ (in the code repository)</w:t>
+            </w:r>
+          </w:p>
+        </w:tc>
+        <w:tc>
+          <w:tcPr>
+            <w:tcW w:type="dxa" w:w="5274"/>
+            <w:tcBorders>
+              <w:top w:val="single" w:color="BFBFBF" w:sz="4"/>
+              <w:left w:val="single" w:color="BFBFBF" w:sz="4"/>
+              <w:bottom w:val="single" w:color="BFBFBF" w:sz="4"/>
+              <w:right w:val="single" w:color="BFBFBF" w:sz="4"/>
+            </w:tcBorders>
+            <w:tcMar>
+              <w:top w:type="dxa" w:w="50"/>
+              <w:left w:type="dxa" w:w="90"/>
+              <w:bottom w:type="dxa" w:w="50"/>
+              <w:right w:type="dxa" w:w="90"/>
+            </w:tcMar>
+          </w:tcPr>
+          <w:p>
+            <w:pPr>
+              <w:spacing w:after="0" w:line="252"/>
+              <w:jc w:val="left"/>
+            </w:pPr>
+            <w:r>
+              <w:rPr>
+                <w:sz w:val="18"/>
+                <w:szCs w:val="18"/>
+              </w:rPr>
+              <w:t xml:space="preserve">The Green AI study of Section 11: energy-measured runs, the comparison tables, the Pareto figure, the selection rule and its decisions log (results/green/DECISIONS.md); green_on_corrected_data.py scores Table 22 from the saved predictions</w:t>
+            </w:r>
+          </w:p>
+        </w:tc>
+      </w:tr>
     </w:tbl>
     <w:p>
       <w:pPr>
@@ -24114,7 +31150,7 @@
         <w:spacing w:after="140" w:before="300"/>
       </w:pPr>
       <w:r>
-        <w:t xml:space="preserve">13. References</w:t>
+        <w:t xml:space="preserve">14. References</w:t>
       </w:r>
     </w:p>
     <w:p>

--- a/docs/Final_Report_Bankruptcy_Prediction.docx
+++ b/docs/Final_Report_Bankruptcy_Prediction.docx
@@ -249,7 +249,7 @@
                 <w:sz w:val="19"/>
                 <w:szCs w:val="19"/>
               </w:rPr>
-              <w:t xml:space="preserve">22 October 2026 (Green AI study added as Section 11; 3 October for Sections 1 to 10)</w:t>
+              <w:t>22 October 2026 (first issued 3 October; Green AI study added as Section 10)</w:t>
             </w:r>
           </w:p>
         </w:tc>
@@ -600,7 +600,7 @@
           <w:b/>
           <w:bCs/>
         </w:rPr>
-        <w:t xml:space="preserve">A much greener system costs little accuracy (Section 11).</w:t>
+        <w:t xml:space="preserve">A much greener system costs little accuracy (Section 10).</w:t>
       </w:r>
       <w:r>
         <w:t xml:space="preserve"> Measured on the GPU, the full system draws 8.7 Wh to produce its five-fold predictions, 81% of it to train the seven networks. Gradient boosting on ratios and language features, with no neural network, scores PR-AUC 0.795 against 0.807 (interval of the difference −0.031 to +0.009) with no GPU work: about 42 times less GPU energy and CO₂e. If the network is kept, three seeds instead of seven save 51% of its energy for −0.002 PR-AUC.</w:t>
@@ -20962,7 +20962,7 @@
                 <w:sz w:val="17"/>
                 <w:szCs w:val="17"/>
               </w:rPr>
-              <w:t xml:space="preserve">The rule cut clauses at the PDF's line breaks, so "has not / defaulted" read as a default; found while building the scoring tool (Section 10)</w:t>
+              <w:t xml:space="preserve">The rule cut clauses at the PDF's line breaks, so "has not / defaulted" read as a default; found while building the scoring tool (Section 11)</w:t>
             </w:r>
           </w:p>
         </w:tc>
@@ -21905,1354 +21905,7 @@
         <w:spacing w:after="140" w:before="300"/>
       </w:pPr>
       <w:r>
-        <w:t xml:space="preserve">10. Scoring a New Company</w:t>
-      </w:r>
-    </w:p>
-    <w:p>
-      <w:pPr>
-        <w:spacing w:after="120" w:line="276"/>
-      </w:pPr>
-      <w:r>
-        <w:t xml:space="preserve">The project's purpose is a tool: an annual report goes in, and a statement of insolvency risk comes out. score.py does this for any listed company's report as a PDF, in under a minute on the GPU computer (about 20 seconds without the network). It runs the same code that built the training data, so a new report is read exactly as the 763 training reports were: on two training reports it reproduced all 51 language features exactly, and the ratios wherever the financial statements have a text layer.</w:t>
-      </w:r>
-    </w:p>
-    <w:p>
-      <w:pPr>
-        <w:keepNext/>
-        <w:spacing w:after="80" w:before="160"/>
-      </w:pPr>
-      <w:r>
-        <w:rPr>
-          <w:b/>
-          <w:bCs/>
-          <w:sz w:val="20"/>
-          <w:szCs w:val="20"/>
-        </w:rPr>
-        <w:t xml:space="preserve">Table 20. </w:t>
-      </w:r>
-      <w:r>
-        <w:rPr>
-          <w:sz w:val="20"/>
-          <w:szCs w:val="20"/>
-        </w:rPr>
-        <w:t xml:space="preserve">What score.py does with one annual report.</w:t>
-      </w:r>
-    </w:p>
-    <w:tbl>
-      <w:tblPr>
-        <w:tblW w:type="dxa" w:w="9306"/>
-        <w:tblBorders>
-          <w:top w:val="single" w:color="auto" w:sz="4"/>
-          <w:left w:val="single" w:color="auto" w:sz="4"/>
-          <w:bottom w:val="single" w:color="auto" w:sz="4"/>
-          <w:right w:val="single" w:color="auto" w:sz="4"/>
-          <w:insideH w:val="single" w:color="auto" w:sz="4"/>
-          <w:insideV w:val="single" w:color="auto" w:sz="4"/>
-        </w:tblBorders>
-      </w:tblPr>
-      <w:tblGrid>
-        <w:gridCol w:w="2050"/>
-        <w:gridCol w:w="7256"/>
-      </w:tblGrid>
-      <w:tr>
-        <w:trPr>
-          <w:cantSplit/>
-          <w:tblHeader/>
-        </w:trPr>
-        <w:tc>
-          <w:tcPr>
-            <w:tcW w:type="dxa" w:w="2050"/>
-            <w:tcBorders>
-              <w:top w:val="single" w:color="BFBFBF" w:sz="4"/>
-              <w:left w:val="single" w:color="BFBFBF" w:sz="4"/>
-              <w:bottom w:val="single" w:color="BFBFBF" w:sz="4"/>
-              <w:right w:val="single" w:color="BFBFBF" w:sz="4"/>
-            </w:tcBorders>
-            <w:shd w:fill="D9D9D9" w:color="auto" w:val="clear"/>
-            <w:tcMar>
-              <w:top w:type="dxa" w:w="50"/>
-              <w:left w:type="dxa" w:w="90"/>
-              <w:bottom w:type="dxa" w:w="50"/>
-              <w:right w:type="dxa" w:w="90"/>
-            </w:tcMar>
-          </w:tcPr>
-          <w:p>
-            <w:pPr>
-              <w:spacing w:after="0" w:line="252"/>
-              <w:jc w:val="left"/>
-            </w:pPr>
-            <w:r>
-              <w:rPr>
-                <w:b/>
-                <w:bCs/>
-                <w:sz w:val="18"/>
-                <w:szCs w:val="18"/>
-              </w:rPr>
-              <w:t xml:space="preserve">Step</w:t>
-            </w:r>
-          </w:p>
-        </w:tc>
-        <w:tc>
-          <w:tcPr>
-            <w:tcW w:type="dxa" w:w="7256"/>
-            <w:tcBorders>
-              <w:top w:val="single" w:color="BFBFBF" w:sz="4"/>
-              <w:left w:val="single" w:color="BFBFBF" w:sz="4"/>
-              <w:bottom w:val="single" w:color="BFBFBF" w:sz="4"/>
-              <w:right w:val="single" w:color="BFBFBF" w:sz="4"/>
-            </w:tcBorders>
-            <w:shd w:fill="D9D9D9" w:color="auto" w:val="clear"/>
-            <w:tcMar>
-              <w:top w:type="dxa" w:w="50"/>
-              <w:left w:type="dxa" w:w="90"/>
-              <w:bottom w:type="dxa" w:w="50"/>
-              <w:right w:type="dxa" w:w="90"/>
-            </w:tcMar>
-          </w:tcPr>
-          <w:p>
-            <w:pPr>
-              <w:spacing w:after="0" w:line="252"/>
-              <w:jc w:val="left"/>
-            </w:pPr>
-            <w:r>
-              <w:rPr>
-                <w:b/>
-                <w:bCs/>
-                <w:sz w:val="18"/>
-                <w:szCs w:val="18"/>
-              </w:rPr>
-              <w:t xml:space="preserve">What happens</w:t>
-            </w:r>
-          </w:p>
-        </w:tc>
-      </w:tr>
-      <w:tr>
-        <w:trPr>
-          <w:cantSplit/>
-        </w:trPr>
-        <w:tc>
-          <w:tcPr>
-            <w:tcW w:type="dxa" w:w="2050"/>
-            <w:tcBorders>
-              <w:top w:val="single" w:color="BFBFBF" w:sz="4"/>
-              <w:left w:val="single" w:color="BFBFBF" w:sz="4"/>
-              <w:bottom w:val="single" w:color="BFBFBF" w:sz="4"/>
-              <w:right w:val="single" w:color="BFBFBF" w:sz="4"/>
-            </w:tcBorders>
-            <w:tcMar>
-              <w:top w:type="dxa" w:w="50"/>
-              <w:left w:type="dxa" w:w="90"/>
-              <w:bottom w:type="dxa" w:w="50"/>
-              <w:right w:type="dxa" w:w="90"/>
-            </w:tcMar>
-          </w:tcPr>
-          <w:p>
-            <w:pPr>
-              <w:spacing w:after="0" w:line="252"/>
-              <w:jc w:val="left"/>
-            </w:pPr>
-            <w:r>
-              <w:rPr>
-                <w:sz w:val="18"/>
-                <w:szCs w:val="18"/>
-              </w:rPr>
-              <w:t xml:space="preserve">Read</w:t>
-            </w:r>
-          </w:p>
-        </w:tc>
-        <w:tc>
-          <w:tcPr>
-            <w:tcW w:type="dxa" w:w="7256"/>
-            <w:tcBorders>
-              <w:top w:val="single" w:color="BFBFBF" w:sz="4"/>
-              <w:left w:val="single" w:color="BFBFBF" w:sz="4"/>
-              <w:bottom w:val="single" w:color="BFBFBF" w:sz="4"/>
-              <w:right w:val="single" w:color="BFBFBF" w:sz="4"/>
-            </w:tcBorders>
-            <w:tcMar>
-              <w:top w:type="dxa" w:w="50"/>
-              <w:left w:type="dxa" w:w="90"/>
-              <w:bottom w:type="dxa" w:w="50"/>
-              <w:right w:type="dxa" w:w="90"/>
-            </w:tcMar>
-          </w:tcPr>
-          <w:p>
-            <w:pPr>
-              <w:spacing w:after="0" w:line="252"/>
-              <w:jc w:val="left"/>
-            </w:pPr>
-            <w:r>
-              <w:rPr>
-                <w:sz w:val="18"/>
-                <w:szCs w:val="18"/>
-              </w:rPr>
-              <w:t xml:space="preserve">Text of every page (OCR for scanned pages when Tesseract is installed); the MD&amp;A, auditor's report and CARO annexure located; the report year checked</w:t>
-            </w:r>
-          </w:p>
-        </w:tc>
-      </w:tr>
-      <w:tr>
-        <w:trPr>
-          <w:cantSplit/>
-        </w:trPr>
-        <w:tc>
-          <w:tcPr>
-            <w:tcW w:type="dxa" w:w="2050"/>
-            <w:tcBorders>
-              <w:top w:val="single" w:color="BFBFBF" w:sz="4"/>
-              <w:left w:val="single" w:color="BFBFBF" w:sz="4"/>
-              <w:bottom w:val="single" w:color="BFBFBF" w:sz="4"/>
-              <w:right w:val="single" w:color="BFBFBF" w:sz="4"/>
-            </w:tcBorders>
-            <w:tcMar>
-              <w:top w:type="dxa" w:w="50"/>
-              <w:left w:type="dxa" w:w="90"/>
-              <w:bottom w:type="dxa" w:w="50"/>
-              <w:right w:type="dxa" w:w="90"/>
-            </w:tcMar>
-          </w:tcPr>
-          <w:p>
-            <w:pPr>
-              <w:spacing w:after="0" w:line="252"/>
-              <w:jc w:val="left"/>
-            </w:pPr>
-            <w:r>
-              <w:rPr>
-                <w:sz w:val="18"/>
-                <w:szCs w:val="18"/>
-              </w:rPr>
-              <w:t xml:space="preserve">Language features</w:t>
-            </w:r>
-          </w:p>
-        </w:tc>
-        <w:tc>
-          <w:tcPr>
-            <w:tcW w:type="dxa" w:w="7256"/>
-            <w:tcBorders>
-              <w:top w:val="single" w:color="BFBFBF" w:sz="4"/>
-              <w:left w:val="single" w:color="BFBFBF" w:sz="4"/>
-              <w:bottom w:val="single" w:color="BFBFBF" w:sz="4"/>
-              <w:right w:val="single" w:color="BFBFBF" w:sz="4"/>
-            </w:tcBorders>
-            <w:tcMar>
-              <w:top w:type="dxa" w:w="50"/>
-              <w:left w:type="dxa" w:w="90"/>
-              <w:bottom w:type="dxa" w:w="50"/>
-              <w:right w:type="dxa" w:w="90"/>
-            </w:tcMar>
-          </w:tcPr>
-          <w:p>
-            <w:pPr>
-              <w:spacing w:after="0" w:line="252"/>
-              <w:jc w:val="left"/>
-            </w:pPr>
-            <w:r>
-              <w:rPr>
-                <w:sz w:val="18"/>
-                <w:szCs w:val="18"/>
-              </w:rPr>
-              <w:t xml:space="preserve">The 51 engineered features, the CARO flags, perplexity under the five fold language models (so its scale matches training), and drift when last year's report is supplied</w:t>
-            </w:r>
-          </w:p>
-        </w:tc>
-      </w:tr>
-      <w:tr>
-        <w:trPr>
-          <w:cantSplit/>
-        </w:trPr>
-        <w:tc>
-          <w:tcPr>
-            <w:tcW w:type="dxa" w:w="2050"/>
-            <w:tcBorders>
-              <w:top w:val="single" w:color="BFBFBF" w:sz="4"/>
-              <w:left w:val="single" w:color="BFBFBF" w:sz="4"/>
-              <w:bottom w:val="single" w:color="BFBFBF" w:sz="4"/>
-              <w:right w:val="single" w:color="BFBFBF" w:sz="4"/>
-            </w:tcBorders>
-            <w:tcMar>
-              <w:top w:type="dxa" w:w="50"/>
-              <w:left w:type="dxa" w:w="90"/>
-              <w:bottom w:type="dxa" w:w="50"/>
-              <w:right w:type="dxa" w:w="90"/>
-            </w:tcMar>
-          </w:tcPr>
-          <w:p>
-            <w:pPr>
-              <w:spacing w:after="0" w:line="252"/>
-              <w:jc w:val="left"/>
-            </w:pPr>
-            <w:r>
-              <w:rPr>
-                <w:sz w:val="18"/>
-                <w:szCs w:val="18"/>
-              </w:rPr>
-              <w:t xml:space="preserve">Ratios</w:t>
-            </w:r>
-          </w:p>
-        </w:tc>
-        <w:tc>
-          <w:tcPr>
-            <w:tcW w:type="dxa" w:w="7256"/>
-            <w:tcBorders>
-              <w:top w:val="single" w:color="BFBFBF" w:sz="4"/>
-              <w:left w:val="single" w:color="BFBFBF" w:sz="4"/>
-              <w:bottom w:val="single" w:color="BFBFBF" w:sz="4"/>
-              <w:right w:val="single" w:color="BFBFBF" w:sz="4"/>
-            </w:tcBorders>
-            <w:tcMar>
-              <w:top w:type="dxa" w:w="50"/>
-              <w:left w:type="dxa" w:w="90"/>
-              <w:bottom w:type="dxa" w:w="50"/>
-              <w:right w:type="dxa" w:w="90"/>
-            </w:tcMar>
-          </w:tcPr>
-          <w:p>
-            <w:pPr>
-              <w:spacing w:after="0" w:line="252"/>
-              <w:jc w:val="left"/>
-            </w:pPr>
-            <w:r>
-              <w:rPr>
-                <w:sz w:val="18"/>
-                <w:szCs w:val="18"/>
-              </w:rPr>
-              <w:t xml:space="preserve">The balance sheet and profit and loss read from the report; the 11 ratios; figures the reader misses can be supplied in a file</w:t>
-            </w:r>
-          </w:p>
-        </w:tc>
-      </w:tr>
-      <w:tr>
-        <w:trPr>
-          <w:cantSplit/>
-        </w:trPr>
-        <w:tc>
-          <w:tcPr>
-            <w:tcW w:type="dxa" w:w="2050"/>
-            <w:tcBorders>
-              <w:top w:val="single" w:color="BFBFBF" w:sz="4"/>
-              <w:left w:val="single" w:color="BFBFBF" w:sz="4"/>
-              <w:bottom w:val="single" w:color="BFBFBF" w:sz="4"/>
-              <w:right w:val="single" w:color="BFBFBF" w:sz="4"/>
-            </w:tcBorders>
-            <w:tcMar>
-              <w:top w:type="dxa" w:w="50"/>
-              <w:left w:type="dxa" w:w="90"/>
-              <w:bottom w:type="dxa" w:w="50"/>
-              <w:right w:type="dxa" w:w="90"/>
-            </w:tcMar>
-          </w:tcPr>
-          <w:p>
-            <w:pPr>
-              <w:spacing w:after="0" w:line="252"/>
-              <w:jc w:val="left"/>
-            </w:pPr>
-            <w:r>
-              <w:rPr>
-                <w:sz w:val="18"/>
-                <w:szCs w:val="18"/>
-              </w:rPr>
-              <w:t xml:space="preserve">Models</w:t>
-            </w:r>
-          </w:p>
-        </w:tc>
-        <w:tc>
-          <w:tcPr>
-            <w:tcW w:type="dxa" w:w="7256"/>
-            <w:tcBorders>
-              <w:top w:val="single" w:color="BFBFBF" w:sz="4"/>
-              <w:left w:val="single" w:color="BFBFBF" w:sz="4"/>
-              <w:bottom w:val="single" w:color="BFBFBF" w:sz="4"/>
-              <w:right w:val="single" w:color="BFBFBF" w:sz="4"/>
-            </w:tcBorders>
-            <w:tcMar>
-              <w:top w:type="dxa" w:w="50"/>
-              <w:left w:type="dxa" w:w="90"/>
-              <w:bottom w:type="dxa" w:w="50"/>
-              <w:right w:type="dxa" w:w="90"/>
-            </w:tcMar>
-          </w:tcPr>
-          <w:p>
-            <w:pPr>
-              <w:spacing w:after="0" w:line="252"/>
-              <w:jc w:val="left"/>
-            </w:pPr>
-            <w:r>
-              <w:rPr>
-                <w:sz w:val="18"/>
-                <w:szCs w:val="18"/>
-              </w:rPr>
-              <w:t xml:space="preserve">Gradient boosting fitted on all 763 company-years, and the gated network trained seven times on all of them (FinBERT reads the MD&amp;A)</w:t>
-            </w:r>
-          </w:p>
-        </w:tc>
-      </w:tr>
-      <w:tr>
-        <w:trPr>
-          <w:cantSplit/>
-        </w:trPr>
-        <w:tc>
-          <w:tcPr>
-            <w:tcW w:type="dxa" w:w="2050"/>
-            <w:tcBorders>
-              <w:top w:val="single" w:color="BFBFBF" w:sz="4"/>
-              <w:left w:val="single" w:color="BFBFBF" w:sz="4"/>
-              <w:bottom w:val="single" w:color="BFBFBF" w:sz="4"/>
-              <w:right w:val="single" w:color="BFBFBF" w:sz="4"/>
-            </w:tcBorders>
-            <w:tcMar>
-              <w:top w:type="dxa" w:w="50"/>
-              <w:left w:type="dxa" w:w="90"/>
-              <w:bottom w:type="dxa" w:w="50"/>
-              <w:right w:type="dxa" w:w="90"/>
-            </w:tcMar>
-          </w:tcPr>
-          <w:p>
-            <w:pPr>
-              <w:spacing w:after="0" w:line="252"/>
-              <w:jc w:val="left"/>
-            </w:pPr>
-            <w:r>
-              <w:rPr>
-                <w:sz w:val="18"/>
-                <w:szCs w:val="18"/>
-              </w:rPr>
-              <w:t xml:space="preserve">Score</w:t>
-            </w:r>
-          </w:p>
-        </w:tc>
-        <w:tc>
-          <w:tcPr>
-            <w:tcW w:type="dxa" w:w="7256"/>
-            <w:tcBorders>
-              <w:top w:val="single" w:color="BFBFBF" w:sz="4"/>
-              <w:left w:val="single" w:color="BFBFBF" w:sz="4"/>
-              <w:bottom w:val="single" w:color="BFBFBF" w:sz="4"/>
-              <w:right w:val="single" w:color="BFBFBF" w:sz="4"/>
-            </w:tcBorders>
-            <w:tcMar>
-              <w:top w:type="dxa" w:w="50"/>
-              <w:left w:type="dxa" w:w="90"/>
-              <w:bottom w:type="dxa" w:w="50"/>
-              <w:right w:type="dxa" w:w="90"/>
-            </w:tcMar>
-          </w:tcPr>
-          <w:p>
-            <w:pPr>
-              <w:spacing w:after="0" w:line="252"/>
-              <w:jc w:val="left"/>
-            </w:pPr>
-            <w:r>
-              <w:rPr>
-                <w:sz w:val="18"/>
-                <w:szCs w:val="18"/>
-              </w:rPr>
-              <w:t xml:space="preserve">Each model's output is placed among its own cross-validated scores and the two are averaged 50/50; the risk score is the share of healthy company-years that scored lower</w:t>
-            </w:r>
-          </w:p>
-        </w:tc>
-      </w:tr>
-      <w:tr>
-        <w:trPr>
-          <w:cantSplit/>
-        </w:trPr>
-        <w:tc>
-          <w:tcPr>
-            <w:tcW w:type="dxa" w:w="2050"/>
-            <w:tcBorders>
-              <w:top w:val="single" w:color="BFBFBF" w:sz="4"/>
-              <w:left w:val="single" w:color="BFBFBF" w:sz="4"/>
-              <w:bottom w:val="single" w:color="BFBFBF" w:sz="4"/>
-              <w:right w:val="single" w:color="BFBFBF" w:sz="4"/>
-            </w:tcBorders>
-            <w:tcMar>
-              <w:top w:type="dxa" w:w="50"/>
-              <w:left w:type="dxa" w:w="90"/>
-              <w:bottom w:type="dxa" w:w="50"/>
-              <w:right w:type="dxa" w:w="90"/>
-            </w:tcMar>
-          </w:tcPr>
-          <w:p>
-            <w:pPr>
-              <w:spacing w:after="0" w:line="252"/>
-              <w:jc w:val="left"/>
-            </w:pPr>
-            <w:r>
-              <w:rPr>
-                <w:sz w:val="18"/>
-                <w:szCs w:val="18"/>
-              </w:rPr>
-              <w:t xml:space="preserve">Band</w:t>
-            </w:r>
-          </w:p>
-        </w:tc>
-        <w:tc>
-          <w:tcPr>
-            <w:tcW w:type="dxa" w:w="7256"/>
-            <w:tcBorders>
-              <w:top w:val="single" w:color="BFBFBF" w:sz="4"/>
-              <w:left w:val="single" w:color="BFBFBF" w:sz="4"/>
-              <w:bottom w:val="single" w:color="BFBFBF" w:sz="4"/>
-              <w:right w:val="single" w:color="BFBFBF" w:sz="4"/>
-            </w:tcBorders>
-            <w:tcMar>
-              <w:top w:type="dxa" w:w="50"/>
-              <w:left w:type="dxa" w:w="90"/>
-              <w:bottom w:type="dxa" w:w="50"/>
-              <w:right w:type="dxa" w:w="90"/>
-            </w:tcMar>
-          </w:tcPr>
-          <w:p>
-            <w:pPr>
-              <w:spacing w:after="0" w:line="252"/>
-              <w:jc w:val="left"/>
-            </w:pPr>
-            <w:r>
-              <w:rPr>
-                <w:sz w:val="18"/>
-                <w:szCs w:val="18"/>
-              </w:rPr>
-              <w:t xml:space="preserve">High: above 90% of healthy company-years (in cross-validation this band caught 49% of insolvent company-years); Watch: above 70% (caught 78%); Low: the rest</w:t>
-            </w:r>
-          </w:p>
-        </w:tc>
-      </w:tr>
-      <w:tr>
-        <w:trPr>
-          <w:cantSplit/>
-        </w:trPr>
-        <w:tc>
-          <w:tcPr>
-            <w:tcW w:type="dxa" w:w="2050"/>
-            <w:tcBorders>
-              <w:top w:val="single" w:color="BFBFBF" w:sz="4"/>
-              <w:left w:val="single" w:color="BFBFBF" w:sz="4"/>
-              <w:bottom w:val="single" w:color="BFBFBF" w:sz="4"/>
-              <w:right w:val="single" w:color="BFBFBF" w:sz="4"/>
-            </w:tcBorders>
-            <w:tcMar>
-              <w:top w:type="dxa" w:w="50"/>
-              <w:left w:type="dxa" w:w="90"/>
-              <w:bottom w:type="dxa" w:w="50"/>
-              <w:right w:type="dxa" w:w="90"/>
-            </w:tcMar>
-          </w:tcPr>
-          <w:p>
-            <w:pPr>
-              <w:spacing w:after="0" w:line="252"/>
-              <w:jc w:val="left"/>
-            </w:pPr>
-            <w:r>
-              <w:rPr>
-                <w:sz w:val="18"/>
-                <w:szCs w:val="18"/>
-              </w:rPr>
-              <w:t xml:space="preserve">Reasons</w:t>
-            </w:r>
-          </w:p>
-        </w:tc>
-        <w:tc>
-          <w:tcPr>
-            <w:tcW w:type="dxa" w:w="7256"/>
-            <w:tcBorders>
-              <w:top w:val="single" w:color="BFBFBF" w:sz="4"/>
-              <w:left w:val="single" w:color="BFBFBF" w:sz="4"/>
-              <w:bottom w:val="single" w:color="BFBFBF" w:sz="4"/>
-              <w:right w:val="single" w:color="BFBFBF" w:sz="4"/>
-            </w:tcBorders>
-            <w:tcMar>
-              <w:top w:type="dxa" w:w="50"/>
-              <w:left w:type="dxa" w:w="90"/>
-              <w:bottom w:type="dxa" w:w="50"/>
-              <w:right w:type="dxa" w:w="90"/>
-            </w:tcMar>
-          </w:tcPr>
-          <w:p>
-            <w:pPr>
-              <w:spacing w:after="0" w:line="252"/>
-              <w:jc w:val="left"/>
-            </w:pPr>
-            <w:r>
-              <w:rPr>
-                <w:sz w:val="18"/>
-                <w:szCs w:val="18"/>
-              </w:rPr>
-              <w:t xml:space="preserve">Score change when each family of features is swapped for that of 150 real healthy company-years; the auditor's own sentences behind every flag; each ratio against healthy companies; the MD&amp;A sentences the network weighted most; warnings about anything the reader could not find</w:t>
-            </w:r>
-          </w:p>
-        </w:tc>
-      </w:tr>
-    </w:tbl>
-    <w:p>
-      <w:pPr>
-        <w:spacing w:after="120" w:line="276"/>
-      </w:pPr>
-      <w:r>
-        <w:rPr>
-          <w:b/>
-          <w:bCs/>
-        </w:rPr>
-        <w:t xml:space="preserve">Three companies the models never saw.</w:t>
-      </w:r>
-      <w:r>
-        <w:t xml:space="preserve"> None of these firms is in the training data: two insolvent companies that had no eligible peer and one healthy company whose pair was retired from the cohort.</w:t>
-      </w:r>
-    </w:p>
-    <w:p>
-      <w:pPr>
-        <w:keepNext/>
-        <w:spacing w:after="80" w:before="160"/>
-      </w:pPr>
-      <w:r>
-        <w:rPr>
-          <w:b/>
-          <w:bCs/>
-          <w:sz w:val="20"/>
-          <w:szCs w:val="20"/>
-        </w:rPr>
-        <w:t xml:space="preserve">Table 21. </w:t>
-      </w:r>
-      <w:r>
-        <w:rPr>
-          <w:sz w:val="20"/>
-          <w:szCs w:val="20"/>
-        </w:rPr>
-        <w:t xml:space="preserve">Scores of three unseen annual reports (full system).</w:t>
-      </w:r>
-    </w:p>
-    <w:tbl>
-      <w:tblPr>
-        <w:tblW w:type="dxa" w:w="9306"/>
-        <w:tblBorders>
-          <w:top w:val="single" w:color="auto" w:sz="4"/>
-          <w:left w:val="single" w:color="auto" w:sz="4"/>
-          <w:bottom w:val="single" w:color="auto" w:sz="4"/>
-          <w:right w:val="single" w:color="auto" w:sz="4"/>
-          <w:insideH w:val="single" w:color="auto" w:sz="4"/>
-          <w:insideV w:val="single" w:color="auto" w:sz="4"/>
-        </w:tblBorders>
-      </w:tblPr>
-      <w:tblGrid>
-        <w:gridCol w:w="2189"/>
-        <w:gridCol w:w="1779"/>
-        <w:gridCol w:w="957"/>
-        <w:gridCol w:w="821"/>
-        <w:gridCol w:w="3560"/>
-      </w:tblGrid>
-      <w:tr>
-        <w:trPr>
-          <w:cantSplit/>
-          <w:tblHeader/>
-        </w:trPr>
-        <w:tc>
-          <w:tcPr>
-            <w:tcW w:type="dxa" w:w="2189"/>
-            <w:tcBorders>
-              <w:top w:val="single" w:color="BFBFBF" w:sz="4"/>
-              <w:left w:val="single" w:color="BFBFBF" w:sz="4"/>
-              <w:bottom w:val="single" w:color="BFBFBF" w:sz="4"/>
-              <w:right w:val="single" w:color="BFBFBF" w:sz="4"/>
-            </w:tcBorders>
-            <w:shd w:fill="D9D9D9" w:color="auto" w:val="clear"/>
-            <w:tcMar>
-              <w:top w:type="dxa" w:w="50"/>
-              <w:left w:type="dxa" w:w="90"/>
-              <w:bottom w:type="dxa" w:w="50"/>
-              <w:right w:type="dxa" w:w="90"/>
-            </w:tcMar>
-          </w:tcPr>
-          <w:p>
-            <w:pPr>
-              <w:spacing w:after="0" w:line="252"/>
-              <w:jc w:val="left"/>
-            </w:pPr>
-            <w:r>
-              <w:rPr>
-                <w:b/>
-                <w:bCs/>
-                <w:sz w:val="17"/>
-                <w:szCs w:val="17"/>
-              </w:rPr>
-              <w:t xml:space="preserve">Company and report</w:t>
-            </w:r>
-          </w:p>
-        </w:tc>
-        <w:tc>
-          <w:tcPr>
-            <w:tcW w:type="dxa" w:w="1779"/>
-            <w:tcBorders>
-              <w:top w:val="single" w:color="BFBFBF" w:sz="4"/>
-              <w:left w:val="single" w:color="BFBFBF" w:sz="4"/>
-              <w:bottom w:val="single" w:color="BFBFBF" w:sz="4"/>
-              <w:right w:val="single" w:color="BFBFBF" w:sz="4"/>
-            </w:tcBorders>
-            <w:shd w:fill="D9D9D9" w:color="auto" w:val="clear"/>
-            <w:tcMar>
-              <w:top w:type="dxa" w:w="50"/>
-              <w:left w:type="dxa" w:w="90"/>
-              <w:bottom w:type="dxa" w:w="50"/>
-              <w:right w:type="dxa" w:w="90"/>
-            </w:tcMar>
-          </w:tcPr>
-          <w:p>
-            <w:pPr>
-              <w:spacing w:after="0" w:line="252"/>
-              <w:jc w:val="left"/>
-            </w:pPr>
-            <w:r>
-              <w:rPr>
-                <w:b/>
-                <w:bCs/>
-                <w:sz w:val="17"/>
-                <w:szCs w:val="17"/>
-              </w:rPr>
-              <w:t xml:space="preserve">What happened</w:t>
-            </w:r>
-          </w:p>
-        </w:tc>
-        <w:tc>
-          <w:tcPr>
-            <w:tcW w:type="dxa" w:w="957"/>
-            <w:tcBorders>
-              <w:top w:val="single" w:color="BFBFBF" w:sz="4"/>
-              <w:left w:val="single" w:color="BFBFBF" w:sz="4"/>
-              <w:bottom w:val="single" w:color="BFBFBF" w:sz="4"/>
-              <w:right w:val="single" w:color="BFBFBF" w:sz="4"/>
-            </w:tcBorders>
-            <w:shd w:fill="D9D9D9" w:color="auto" w:val="clear"/>
-            <w:tcMar>
-              <w:top w:type="dxa" w:w="50"/>
-              <w:left w:type="dxa" w:w="90"/>
-              <w:bottom w:type="dxa" w:w="50"/>
-              <w:right w:type="dxa" w:w="90"/>
-            </w:tcMar>
-          </w:tcPr>
-          <w:p>
-            <w:pPr>
-              <w:spacing w:after="0" w:line="252"/>
-              <w:jc w:val="center"/>
-            </w:pPr>
-            <w:r>
-              <w:rPr>
-                <w:b/>
-                <w:bCs/>
-                <w:sz w:val="17"/>
-                <w:szCs w:val="17"/>
-              </w:rPr>
-              <w:t xml:space="preserve">Risk score</w:t>
-            </w:r>
-          </w:p>
-        </w:tc>
-        <w:tc>
-          <w:tcPr>
-            <w:tcW w:type="dxa" w:w="821"/>
-            <w:tcBorders>
-              <w:top w:val="single" w:color="BFBFBF" w:sz="4"/>
-              <w:left w:val="single" w:color="BFBFBF" w:sz="4"/>
-              <w:bottom w:val="single" w:color="BFBFBF" w:sz="4"/>
-              <w:right w:val="single" w:color="BFBFBF" w:sz="4"/>
-            </w:tcBorders>
-            <w:shd w:fill="D9D9D9" w:color="auto" w:val="clear"/>
-            <w:tcMar>
-              <w:top w:type="dxa" w:w="50"/>
-              <w:left w:type="dxa" w:w="90"/>
-              <w:bottom w:type="dxa" w:w="50"/>
-              <w:right w:type="dxa" w:w="90"/>
-            </w:tcMar>
-          </w:tcPr>
-          <w:p>
-            <w:pPr>
-              <w:spacing w:after="0" w:line="252"/>
-              <w:jc w:val="left"/>
-            </w:pPr>
-            <w:r>
-              <w:rPr>
-                <w:b/>
-                <w:bCs/>
-                <w:sz w:val="17"/>
-                <w:szCs w:val="17"/>
-              </w:rPr>
-              <w:t xml:space="preserve">Band</w:t>
-            </w:r>
-          </w:p>
-        </w:tc>
-        <w:tc>
-          <w:tcPr>
-            <w:tcW w:type="dxa" w:w="3560"/>
-            <w:tcBorders>
-              <w:top w:val="single" w:color="BFBFBF" w:sz="4"/>
-              <w:left w:val="single" w:color="BFBFBF" w:sz="4"/>
-              <w:bottom w:val="single" w:color="BFBFBF" w:sz="4"/>
-              <w:right w:val="single" w:color="BFBFBF" w:sz="4"/>
-            </w:tcBorders>
-            <w:shd w:fill="D9D9D9" w:color="auto" w:val="clear"/>
-            <w:tcMar>
-              <w:top w:type="dxa" w:w="50"/>
-              <w:left w:type="dxa" w:w="90"/>
-              <w:bottom w:type="dxa" w:w="50"/>
-              <w:right w:type="dxa" w:w="90"/>
-            </w:tcMar>
-          </w:tcPr>
-          <w:p>
-            <w:pPr>
-              <w:spacing w:after="0" w:line="252"/>
-              <w:jc w:val="left"/>
-            </w:pPr>
-            <w:r>
-              <w:rPr>
-                <w:b/>
-                <w:bCs/>
-                <w:sz w:val="17"/>
-                <w:szCs w:val="17"/>
-              </w:rPr>
-              <w:t xml:space="preserve">What the tool showed</w:t>
-            </w:r>
-          </w:p>
-        </w:tc>
-      </w:tr>
-      <w:tr>
-        <w:trPr>
-          <w:cantSplit/>
-        </w:trPr>
-        <w:tc>
-          <w:tcPr>
-            <w:tcW w:type="dxa" w:w="2189"/>
-            <w:tcBorders>
-              <w:top w:val="single" w:color="BFBFBF" w:sz="4"/>
-              <w:left w:val="single" w:color="BFBFBF" w:sz="4"/>
-              <w:bottom w:val="single" w:color="BFBFBF" w:sz="4"/>
-              <w:right w:val="single" w:color="BFBFBF" w:sz="4"/>
-            </w:tcBorders>
-            <w:tcMar>
-              <w:top w:type="dxa" w:w="50"/>
-              <w:left w:type="dxa" w:w="90"/>
-              <w:bottom w:type="dxa" w:w="50"/>
-              <w:right w:type="dxa" w:w="90"/>
-            </w:tcMar>
-          </w:tcPr>
-          <w:p>
-            <w:pPr>
-              <w:spacing w:after="0" w:line="252"/>
-              <w:jc w:val="left"/>
-            </w:pPr>
-            <w:r>
-              <w:rPr>
-                <w:sz w:val="17"/>
-                <w:szCs w:val="17"/>
-              </w:rPr>
-              <w:t xml:space="preserve">SEL Manufacturing, FY2017 report</w:t>
-            </w:r>
-          </w:p>
-        </w:tc>
-        <w:tc>
-          <w:tcPr>
-            <w:tcW w:type="dxa" w:w="1779"/>
-            <w:tcBorders>
-              <w:top w:val="single" w:color="BFBFBF" w:sz="4"/>
-              <w:left w:val="single" w:color="BFBFBF" w:sz="4"/>
-              <w:bottom w:val="single" w:color="BFBFBF" w:sz="4"/>
-              <w:right w:val="single" w:color="BFBFBF" w:sz="4"/>
-            </w:tcBorders>
-            <w:tcMar>
-              <w:top w:type="dxa" w:w="50"/>
-              <w:left w:type="dxa" w:w="90"/>
-              <w:bottom w:type="dxa" w:w="50"/>
-              <w:right w:type="dxa" w:w="90"/>
-            </w:tcMar>
-          </w:tcPr>
-          <w:p>
-            <w:pPr>
-              <w:spacing w:after="0" w:line="252"/>
-              <w:jc w:val="left"/>
-            </w:pPr>
-            <w:r>
-              <w:rPr>
-                <w:sz w:val="17"/>
-                <w:szCs w:val="17"/>
-              </w:rPr>
-              <w:t xml:space="preserve">Admitted to insolvency 27 April 2018</w:t>
-            </w:r>
-          </w:p>
-        </w:tc>
-        <w:tc>
-          <w:tcPr>
-            <w:tcW w:type="dxa" w:w="957"/>
-            <w:tcBorders>
-              <w:top w:val="single" w:color="BFBFBF" w:sz="4"/>
-              <w:left w:val="single" w:color="BFBFBF" w:sz="4"/>
-              <w:bottom w:val="single" w:color="BFBFBF" w:sz="4"/>
-              <w:right w:val="single" w:color="BFBFBF" w:sz="4"/>
-            </w:tcBorders>
-            <w:tcMar>
-              <w:top w:type="dxa" w:w="50"/>
-              <w:left w:type="dxa" w:w="90"/>
-              <w:bottom w:type="dxa" w:w="50"/>
-              <w:right w:type="dxa" w:w="90"/>
-            </w:tcMar>
-          </w:tcPr>
-          <w:p>
-            <w:pPr>
-              <w:spacing w:after="0" w:line="252"/>
-              <w:jc w:val="center"/>
-            </w:pPr>
-            <w:r>
-              <w:rPr>
-                <w:sz w:val="17"/>
-                <w:szCs w:val="17"/>
-              </w:rPr>
-              <w:t xml:space="preserve">97</w:t>
-            </w:r>
-          </w:p>
-        </w:tc>
-        <w:tc>
-          <w:tcPr>
-            <w:tcW w:type="dxa" w:w="821"/>
-            <w:tcBorders>
-              <w:top w:val="single" w:color="BFBFBF" w:sz="4"/>
-              <w:left w:val="single" w:color="BFBFBF" w:sz="4"/>
-              <w:bottom w:val="single" w:color="BFBFBF" w:sz="4"/>
-              <w:right w:val="single" w:color="BFBFBF" w:sz="4"/>
-            </w:tcBorders>
-            <w:tcMar>
-              <w:top w:type="dxa" w:w="50"/>
-              <w:left w:type="dxa" w:w="90"/>
-              <w:bottom w:type="dxa" w:w="50"/>
-              <w:right w:type="dxa" w:w="90"/>
-            </w:tcMar>
-          </w:tcPr>
-          <w:p>
-            <w:pPr>
-              <w:spacing w:after="0" w:line="252"/>
-              <w:jc w:val="left"/>
-            </w:pPr>
-            <w:r>
-              <w:rPr>
-                <w:sz w:val="17"/>
-                <w:szCs w:val="17"/>
-              </w:rPr>
-              <w:t xml:space="preserve">High</w:t>
-            </w:r>
-          </w:p>
-        </w:tc>
-        <w:tc>
-          <w:tcPr>
-            <w:tcW w:type="dxa" w:w="3560"/>
-            <w:tcBorders>
-              <w:top w:val="single" w:color="BFBFBF" w:sz="4"/>
-              <w:left w:val="single" w:color="BFBFBF" w:sz="4"/>
-              <w:bottom w:val="single" w:color="BFBFBF" w:sz="4"/>
-              <w:right w:val="single" w:color="BFBFBF" w:sz="4"/>
-            </w:tcBorders>
-            <w:tcMar>
-              <w:top w:type="dxa" w:w="50"/>
-              <w:left w:type="dxa" w:w="90"/>
-              <w:bottom w:type="dxa" w:w="50"/>
-              <w:right w:type="dxa" w:w="90"/>
-            </w:tcMar>
-          </w:tcPr>
-          <w:p>
-            <w:pPr>
-              <w:spacing w:after="0" w:line="252"/>
-              <w:jc w:val="left"/>
-            </w:pPr>
-            <w:r>
-              <w:rPr>
-                <w:sz w:val="17"/>
-                <w:szCs w:val="17"/>
-              </w:rPr>
-              <w:t xml:space="preserve">Qualified audit opinion (interest of Rs 359 crore not provided on bank loans classed as NPA), the CARO statement that it "has defaulted in repayment of loans", debt 22.6 times equity, all shown on the card</w:t>
-            </w:r>
-          </w:p>
-        </w:tc>
-      </w:tr>
-      <w:tr>
-        <w:trPr>
-          <w:cantSplit/>
-        </w:trPr>
-        <w:tc>
-          <w:tcPr>
-            <w:tcW w:type="dxa" w:w="2189"/>
-            <w:tcBorders>
-              <w:top w:val="single" w:color="BFBFBF" w:sz="4"/>
-              <w:left w:val="single" w:color="BFBFBF" w:sz="4"/>
-              <w:bottom w:val="single" w:color="BFBFBF" w:sz="4"/>
-              <w:right w:val="single" w:color="BFBFBF" w:sz="4"/>
-            </w:tcBorders>
-            <w:tcMar>
-              <w:top w:type="dxa" w:w="50"/>
-              <w:left w:type="dxa" w:w="90"/>
-              <w:bottom w:type="dxa" w:w="50"/>
-              <w:right w:type="dxa" w:w="90"/>
-            </w:tcMar>
-          </w:tcPr>
-          <w:p>
-            <w:pPr>
-              <w:spacing w:after="0" w:line="252"/>
-              <w:jc w:val="left"/>
-            </w:pPr>
-            <w:r>
-              <w:rPr>
-                <w:sz w:val="17"/>
-                <w:szCs w:val="17"/>
-              </w:rPr>
-              <w:t xml:space="preserve">Rane (Madras), FY2022 report</w:t>
-            </w:r>
-          </w:p>
-        </w:tc>
-        <w:tc>
-          <w:tcPr>
-            <w:tcW w:type="dxa" w:w="1779"/>
-            <w:tcBorders>
-              <w:top w:val="single" w:color="BFBFBF" w:sz="4"/>
-              <w:left w:val="single" w:color="BFBFBF" w:sz="4"/>
-              <w:bottom w:val="single" w:color="BFBFBF" w:sz="4"/>
-              <w:right w:val="single" w:color="BFBFBF" w:sz="4"/>
-            </w:tcBorders>
-            <w:tcMar>
-              <w:top w:type="dxa" w:w="50"/>
-              <w:left w:type="dxa" w:w="90"/>
-              <w:bottom w:type="dxa" w:w="50"/>
-              <w:right w:type="dxa" w:w="90"/>
-            </w:tcMar>
-          </w:tcPr>
-          <w:p>
-            <w:pPr>
-              <w:spacing w:after="0" w:line="252"/>
-              <w:jc w:val="left"/>
-            </w:pPr>
-            <w:r>
-              <w:rPr>
-                <w:sz w:val="17"/>
-                <w:szCs w:val="17"/>
-              </w:rPr>
-              <w:t xml:space="preserve">Healthy (a matched peer; never admitted)</w:t>
-            </w:r>
-          </w:p>
-        </w:tc>
-        <w:tc>
-          <w:tcPr>
-            <w:tcW w:type="dxa" w:w="957"/>
-            <w:tcBorders>
-              <w:top w:val="single" w:color="BFBFBF" w:sz="4"/>
-              <w:left w:val="single" w:color="BFBFBF" w:sz="4"/>
-              <w:bottom w:val="single" w:color="BFBFBF" w:sz="4"/>
-              <w:right w:val="single" w:color="BFBFBF" w:sz="4"/>
-            </w:tcBorders>
-            <w:tcMar>
-              <w:top w:type="dxa" w:w="50"/>
-              <w:left w:type="dxa" w:w="90"/>
-              <w:bottom w:type="dxa" w:w="50"/>
-              <w:right w:type="dxa" w:w="90"/>
-            </w:tcMar>
-          </w:tcPr>
-          <w:p>
-            <w:pPr>
-              <w:spacing w:after="0" w:line="252"/>
-              <w:jc w:val="center"/>
-            </w:pPr>
-            <w:r>
-              <w:rPr>
-                <w:sz w:val="17"/>
-                <w:szCs w:val="17"/>
-              </w:rPr>
-              <w:t xml:space="preserve">40</w:t>
-            </w:r>
-          </w:p>
-        </w:tc>
-        <w:tc>
-          <w:tcPr>
-            <w:tcW w:type="dxa" w:w="821"/>
-            <w:tcBorders>
-              <w:top w:val="single" w:color="BFBFBF" w:sz="4"/>
-              <w:left w:val="single" w:color="BFBFBF" w:sz="4"/>
-              <w:bottom w:val="single" w:color="BFBFBF" w:sz="4"/>
-              <w:right w:val="single" w:color="BFBFBF" w:sz="4"/>
-            </w:tcBorders>
-            <w:tcMar>
-              <w:top w:type="dxa" w:w="50"/>
-              <w:left w:type="dxa" w:w="90"/>
-              <w:bottom w:type="dxa" w:w="50"/>
-              <w:right w:type="dxa" w:w="90"/>
-            </w:tcMar>
-          </w:tcPr>
-          <w:p>
-            <w:pPr>
-              <w:spacing w:after="0" w:line="252"/>
-              <w:jc w:val="left"/>
-            </w:pPr>
-            <w:r>
-              <w:rPr>
-                <w:sz w:val="17"/>
-                <w:szCs w:val="17"/>
-              </w:rPr>
-              <w:t xml:space="preserve">Low</w:t>
-            </w:r>
-          </w:p>
-        </w:tc>
-        <w:tc>
-          <w:tcPr>
-            <w:tcW w:type="dxa" w:w="3560"/>
-            <w:tcBorders>
-              <w:top w:val="single" w:color="BFBFBF" w:sz="4"/>
-              <w:left w:val="single" w:color="BFBFBF" w:sz="4"/>
-              <w:bottom w:val="single" w:color="BFBFBF" w:sz="4"/>
-              <w:right w:val="single" w:color="BFBFBF" w:sz="4"/>
-            </w:tcBorders>
-            <w:tcMar>
-              <w:top w:type="dxa" w:w="50"/>
-              <w:left w:type="dxa" w:w="90"/>
-              <w:bottom w:type="dxa" w:w="50"/>
-              <w:right w:type="dxa" w:w="90"/>
-            </w:tcMar>
-          </w:tcPr>
-          <w:p>
-            <w:pPr>
-              <w:spacing w:after="0" w:line="252"/>
-              <w:jc w:val="left"/>
-            </w:pPr>
-            <w:r>
-              <w:rPr>
-                <w:sz w:val="17"/>
-                <w:szCs w:val="17"/>
-              </w:rPr>
-              <w:t xml:space="preserve">No auditor's flags beyond a COVID-19 emphasis of matter; current ratio 0.89 and debt/equity 1.19 are weak, the other ratios near healthy medians</w:t>
-            </w:r>
-          </w:p>
-        </w:tc>
-      </w:tr>
-      <w:tr>
-        <w:trPr>
-          <w:cantSplit/>
-        </w:trPr>
-        <w:tc>
-          <w:tcPr>
-            <w:tcW w:type="dxa" w:w="2189"/>
-            <w:tcBorders>
-              <w:top w:val="single" w:color="BFBFBF" w:sz="4"/>
-              <w:left w:val="single" w:color="BFBFBF" w:sz="4"/>
-              <w:bottom w:val="single" w:color="BFBFBF" w:sz="4"/>
-              <w:right w:val="single" w:color="BFBFBF" w:sz="4"/>
-            </w:tcBorders>
-            <w:tcMar>
-              <w:top w:type="dxa" w:w="50"/>
-              <w:left w:type="dxa" w:w="90"/>
-              <w:bottom w:type="dxa" w:w="50"/>
-              <w:right w:type="dxa" w:w="90"/>
-            </w:tcMar>
-          </w:tcPr>
-          <w:p>
-            <w:pPr>
-              <w:spacing w:after="0" w:line="252"/>
-              <w:jc w:val="left"/>
-            </w:pPr>
-            <w:r>
-              <w:rPr>
-                <w:sz w:val="17"/>
-                <w:szCs w:val="17"/>
-              </w:rPr>
-              <w:t xml:space="preserve">JVL Agro Industries, FY2017 report</w:t>
-            </w:r>
-          </w:p>
-        </w:tc>
-        <w:tc>
-          <w:tcPr>
-            <w:tcW w:type="dxa" w:w="1779"/>
-            <w:tcBorders>
-              <w:top w:val="single" w:color="BFBFBF" w:sz="4"/>
-              <w:left w:val="single" w:color="BFBFBF" w:sz="4"/>
-              <w:bottom w:val="single" w:color="BFBFBF" w:sz="4"/>
-              <w:right w:val="single" w:color="BFBFBF" w:sz="4"/>
-            </w:tcBorders>
-            <w:tcMar>
-              <w:top w:type="dxa" w:w="50"/>
-              <w:left w:type="dxa" w:w="90"/>
-              <w:bottom w:type="dxa" w:w="50"/>
-              <w:right w:type="dxa" w:w="90"/>
-            </w:tcMar>
-          </w:tcPr>
-          <w:p>
-            <w:pPr>
-              <w:spacing w:after="0" w:line="252"/>
-              <w:jc w:val="left"/>
-            </w:pPr>
-            <w:r>
-              <w:rPr>
-                <w:sz w:val="17"/>
-                <w:szCs w:val="17"/>
-              </w:rPr>
-              <w:t xml:space="preserve">Admitted to insolvency 27 July 2018</w:t>
-            </w:r>
-          </w:p>
-        </w:tc>
-        <w:tc>
-          <w:tcPr>
-            <w:tcW w:type="dxa" w:w="957"/>
-            <w:tcBorders>
-              <w:top w:val="single" w:color="BFBFBF" w:sz="4"/>
-              <w:left w:val="single" w:color="BFBFBF" w:sz="4"/>
-              <w:bottom w:val="single" w:color="BFBFBF" w:sz="4"/>
-              <w:right w:val="single" w:color="BFBFBF" w:sz="4"/>
-            </w:tcBorders>
-            <w:tcMar>
-              <w:top w:type="dxa" w:w="50"/>
-              <w:left w:type="dxa" w:w="90"/>
-              <w:bottom w:type="dxa" w:w="50"/>
-              <w:right w:type="dxa" w:w="90"/>
-            </w:tcMar>
-          </w:tcPr>
-          <w:p>
-            <w:pPr>
-              <w:spacing w:after="0" w:line="252"/>
-              <w:jc w:val="center"/>
-            </w:pPr>
-            <w:r>
-              <w:rPr>
-                <w:sz w:val="17"/>
-                <w:szCs w:val="17"/>
-              </w:rPr>
-              <w:t xml:space="preserve">58</w:t>
-            </w:r>
-          </w:p>
-        </w:tc>
-        <w:tc>
-          <w:tcPr>
-            <w:tcW w:type="dxa" w:w="821"/>
-            <w:tcBorders>
-              <w:top w:val="single" w:color="BFBFBF" w:sz="4"/>
-              <w:left w:val="single" w:color="BFBFBF" w:sz="4"/>
-              <w:bottom w:val="single" w:color="BFBFBF" w:sz="4"/>
-              <w:right w:val="single" w:color="BFBFBF" w:sz="4"/>
-            </w:tcBorders>
-            <w:tcMar>
-              <w:top w:type="dxa" w:w="50"/>
-              <w:left w:type="dxa" w:w="90"/>
-              <w:bottom w:type="dxa" w:w="50"/>
-              <w:right w:type="dxa" w:w="90"/>
-            </w:tcMar>
-          </w:tcPr>
-          <w:p>
-            <w:pPr>
-              <w:spacing w:after="0" w:line="252"/>
-              <w:jc w:val="left"/>
-            </w:pPr>
-            <w:r>
-              <w:rPr>
-                <w:sz w:val="17"/>
-                <w:szCs w:val="17"/>
-              </w:rPr>
-              <w:t xml:space="preserve">Low</w:t>
-            </w:r>
-          </w:p>
-        </w:tc>
-        <w:tc>
-          <w:tcPr>
-            <w:tcW w:type="dxa" w:w="3560"/>
-            <w:tcBorders>
-              <w:top w:val="single" w:color="BFBFBF" w:sz="4"/>
-              <w:left w:val="single" w:color="BFBFBF" w:sz="4"/>
-              <w:bottom w:val="single" w:color="BFBFBF" w:sz="4"/>
-              <w:right w:val="single" w:color="BFBFBF" w:sz="4"/>
-            </w:tcBorders>
-            <w:tcMar>
-              <w:top w:type="dxa" w:w="50"/>
-              <w:left w:type="dxa" w:w="90"/>
-              <w:bottom w:type="dxa" w:w="50"/>
-              <w:right w:type="dxa" w:w="90"/>
-            </w:tcMar>
-          </w:tcPr>
-          <w:p>
-            <w:pPr>
-              <w:spacing w:after="0" w:line="252"/>
-              <w:jc w:val="left"/>
-            </w:pPr>
-            <w:r>
-              <w:rPr>
-                <w:sz w:val="17"/>
-                <w:szCs w:val="17"/>
-              </w:rPr>
-              <w:t xml:space="preserve">Missed. Only 1,968 characters of the auditor's report were found and the opinion was not identified (both flagged as warnings on the card); ratios middling</w:t>
-            </w:r>
-          </w:p>
-        </w:tc>
-      </w:tr>
-    </w:tbl>
-    <w:p>
-      <w:pPr>
-        <w:keepNext/>
-        <w:spacing w:after="40" w:before="120"/>
-        <w:jc w:val="center"/>
-      </w:pPr>
-      <w:r>
-        <w:drawing>
-          <wp:inline distT="0" distB="0" distL="0" distR="0">
-            <wp:extent cx="5486400" cy="4743450"/>
-            <wp:effectExtent t="0" r="0" b="0" l="0"/>
-            <wp:docPr id="1" name="Figure 10. The score card for SEL Manufacturing's FY2017 report (top of the page)." descr="Figure 10. The score card for SEL Manufacturing's FY2017 report (top of the page)." title="Figure 10. The score card for SEL Manufacturing's FY2017 report (top of the page)."/>
-            <wp:cNvGraphicFramePr>
-              <a:graphicFrameLocks xmlns:a="http://schemas.openxmlformats.org/drawingml/2006/main" noChangeAspect="1"/>
-            </wp:cNvGraphicFramePr>
-            <a:graphic xmlns:a="http://schemas.openxmlformats.org/drawingml/2006/main">
-              <a:graphicData uri="http://schemas.openxmlformats.org/drawingml/2006/picture">
-                <pic:pic xmlns:pic="http://schemas.openxmlformats.org/drawingml/2006/picture">
-                  <pic:nvPicPr>
-                    <pic:cNvPr id="0" name="" descr=""/>
-                    <pic:cNvPicPr>
-                      <a:picLocks noChangeAspect="1" noChangeArrowheads="1"/>
-                    </pic:cNvPicPr>
-                  </pic:nvPicPr>
-                  <pic:blipFill>
-                    <a:blip r:embed="rId17" cstate="none"/>
-                    <a:srcRect/>
-                    <a:stretch>
-                      <a:fillRect/>
-                    </a:stretch>
-                  </pic:blipFill>
-                  <pic:spPr bwMode="auto">
-                    <a:xfrm>
-                      <a:off x="0" y="0"/>
-                      <a:ext cx="5486400" cy="4743450"/>
-                    </a:xfrm>
-                    <a:prstGeom prst="rect">
-                      <a:avLst/>
-                    </a:prstGeom>
-                  </pic:spPr>
-                </pic:pic>
-              </a:graphicData>
-            </a:graphic>
-          </wp:inline>
-        </w:drawing>
-      </w:r>
-    </w:p>
-    <w:p>
-      <w:pPr>
-        <w:spacing w:after="200" w:before="60"/>
-      </w:pPr>
-      <w:r>
-        <w:rPr>
-          <w:i/>
-          <w:iCs/>
-          <w:color w:val="404040"/>
-          <w:sz w:val="19"/>
-          <w:szCs w:val="19"/>
-        </w:rPr>
-        <w:t xml:space="preserve">Figure 10. The score card for SEL Manufacturing's FY2017 report (top of the page).</w:t>
-      </w:r>
-    </w:p>
-    <w:p>
-      <w:pPr>
-        <w:spacing w:after="120" w:line="276"/>
-      </w:pPr>
-      <w:r>
-        <w:t xml:space="preserve">The two correct calls behave as intended: SEL Manufacturing, a year before admission, is flagged on its auditor's qualified opinion and its loan default, both quoted; Rane (Madras) scores below most healthy companies. JVL Agro is a miss, and the card says why it may be one: only 1,968 characters of its auditor's report were found and the opinion could not be identified, so the strongest family of features was largely missing. A score is a ranking against the study's sample, not a probability: the sample is one insolvent company for every healthy one, while insolvency is far rarer among listed companies.</w:t>
-      </w:r>
-    </w:p>
-    <w:p>
-      <w:pPr>
-        <w:pStyle w:val="Heading1"/>
-        <w:keepNext/>
-        <w:spacing w:after="140" w:before="300"/>
-      </w:pPr>
-      <w:r>
-        <w:t xml:space="preserve">11. Green AI: accuracy versus energy cost</w:t>
+        <w:t xml:space="preserve">10. Green AI: accuracy versus energy cost</w:t>
       </w:r>
     </w:p>
     <w:p>
@@ -23280,7 +21933,7 @@
         <w:t xml:space="preserve">CO₂e is computed from GPU energy alone</w:t>
       </w:r>
       <w:r>
-        <w:t xml:space="preserve"> with codecarbon's India grid factor (0.713 kg per kWh). The whole-machine figure, which adds the processor's rated power times its utilisation, is not used as a result: unrelated background processes kept about 11 of the GPU computer's 20 hardware threads busy throughout the runs, which inflates every processor figure by an unknown amount. GPU energy includes the card's idle draw of 6 to 7 W while the processor works. Whole-machine totals are given in Table 24 as upper bounds only.</w:t>
+        <w:t xml:space="preserve"> with codecarbon's India grid factor (0.713 kg per kWh). The whole-machine figure, which adds the processor's rated power times its utilisation, is not used as a result: unrelated background processes kept about 11 of the GPU computer's 20 hardware threads busy throughout the runs, which inflates every processor figure by an unknown amount. GPU energy includes the card's idle draw of 6 to 7 W while the processor works. Whole-machine totals are given in Table 22 as upper bounds only.</w:t>
       </w:r>
     </w:p>
     <w:p>
@@ -23298,7 +21951,7 @@
         <w:t xml:space="preserve">On the data of Section 7</w:t>
       </w:r>
       <w:r>
-        <w:t xml:space="preserve">, the configurations that differ only in how many networks are trained, or in whether a network is used at all, were scored from the saved out-of-fold predictions of the final run, so their accuracy is exactly that of Tables 10 and 11; their GPU energy is that of the measured runs, which perform the same computation (Table 22). The current system draws </w:t>
+        <w:t xml:space="preserve">, the configurations that differ only in how many networks are trained, or in whether a network is used at all, were scored from the saved out-of-fold predictions of the final run, so their accuracy is exactly that of Tables 10 and 11; their GPU energy is that of the measured runs, which perform the same computation (Table 20). The current system draws </w:t>
       </w:r>
       <w:r>
         <w:rPr>
@@ -23318,7 +21971,7 @@
         <w:t xml:space="preserve">The full study of 82 configurations</w:t>
       </w:r>
       <w:r>
-        <w:t xml:space="preserve"> (smaller encoders: MiniLM-L6, DistilRoBERTa and a finance-tuned DistilRoBERTa; fp32, fp16 and bf16 FinBERT; the first 32, 64 or 96 MD&amp;A sentences, the network reading 96; 1 to 7 seeds; INT8 FinBERT on the processor; no network at all) needed new networks to be trained, and was run on the dataset before the CARO correction of Section 8 (Table 23 and Figure 11). Its accuracies are about 0.015 lower than Section 7's and are used only to compare configurations with each other; every configuration in it saw the same data.</w:t>
+        <w:t xml:space="preserve"> (smaller encoders: MiniLM-L6, DistilRoBERTa and a finance-tuned DistilRoBERTa; fp32, fp16 and bf16 FinBERT; the first 32, 64 or 96 MD&amp;A sentences, the network reading 96; 1 to 7 seeds; INT8 FinBERT on the processor; no network at all) needed new networks to be trained, and was run on the dataset before the CARO correction of Section 8 (Table 21 and Figure 10). Its accuracies are about 0.015 lower than Section 7's and are used only to compare configurations with each other; every configuration in it saw the same data.</w:t>
       </w:r>
     </w:p>
     <w:p>
@@ -23333,7 +21986,7 @@
           <w:sz w:val="20"/>
           <w:szCs w:val="20"/>
         </w:rPr>
-        <w:t xml:space="preserve">Table 22. </w:t>
+        <w:t xml:space="preserve">Table 20. </w:t>
       </w:r>
       <w:r>
         <w:rPr>
@@ -25169,7 +23822,7 @@
           <w:sz w:val="20"/>
           <w:szCs w:val="20"/>
         </w:rPr>
-        <w:t xml:space="preserve">Table 23. </w:t>
+        <w:t xml:space="preserve">Table 21. </w:t>
       </w:r>
       <w:r>
         <w:rPr>
@@ -27647,7 +26300,7 @@
           <w:sz w:val="19"/>
           <w:szCs w:val="19"/>
         </w:rPr>
-        <w:t xml:space="preserve">Figure 11. PR-AUC against GPU energy (log scale) for all 82 configurations of the full study (data before the CARO correction). The dashed line is the Pareto front; numbered points are listed beside the plot.</w:t>
+        <w:t xml:space="preserve">Figure 10. PR-AUC against GPU energy (log scale) for all 82 configurations of the full study (data before the CARO correction). The dashed line is the Pareto front; numbered points are listed beside the plot.</w:t>
       </w:r>
     </w:p>
     <w:p>
@@ -27677,7 +26330,7 @@
         <w:t xml:space="preserve">INT8 on the processor: inconclusive.</w:t>
       </w:r>
       <w:r>
-        <w:t xml:space="preserve"> Dynamic INT8 quantisation of FinBERT changed the sentence vectors substantially (cosine 0.74 to fp32), yet the blend trained on them still scored 0.793 in the full study; that accuracy result stands. Its cost does not: the INT8 embedding and the per-document processor benchmarks ran while the background processes held about 11 of the 20 hardware threads, so neither their speed nor their energy can be compared with the GPU figures. Those measurements are listed in Table 24 as upper bounds and are not used in any conclusion.</w:t>
+        <w:t xml:space="preserve"> Dynamic INT8 quantisation of FinBERT changed the sentence vectors substantially (cosine 0.74 to fp32), yet the blend trained on them still scored 0.793 in the full study; that accuracy result stands. Its cost does not: the INT8 embedding and the per-document processor benchmarks ran while the background processes held about 11 of the 20 hardware threads, so neither their speed nor their energy can be compared with the GPU figures. Those measurements are listed in Table 22 as upper bounds and are not used in any conclusion.</w:t>
       </w:r>
     </w:p>
     <w:p>
@@ -27754,7 +26407,7 @@
         <w:spacing w:after="80" w:line="270"/>
       </w:pPr>
       <w:r>
-        <w:t xml:space="preserve">The encoder, precision and sentence-cap comparisons of the full study use the data before the CARO correction. Every configuration there saw the same data, so the comparisons stand, but their absolute accuracies should not be quoted as the project's results; those are in Table 22 and Section 7.</w:t>
+        <w:t xml:space="preserve">The encoder, precision and sentence-cap comparisons of the full study use the data before the CARO correction. Every configuration there saw the same data, so the comparisons stand, but their absolute accuracies should not be quoted as the project's results; those are in Table 20 and Section 7.</w:t>
       </w:r>
     </w:p>
     <w:p>
@@ -27769,7 +26422,7 @@
           <w:sz w:val="20"/>
           <w:szCs w:val="20"/>
         </w:rPr>
-        <w:t xml:space="preserve">Table 24. </w:t>
+        <w:t xml:space="preserve">Table 22. </w:t>
       </w:r>
       <w:r>
         <w:rPr>
@@ -30195,6 +28848,1353 @@
         <w:spacing w:after="140" w:before="300"/>
       </w:pPr>
       <w:r>
+        <w:t xml:space="preserve">11. Scoring a New Company</w:t>
+      </w:r>
+    </w:p>
+    <w:p>
+      <w:pPr>
+        <w:spacing w:after="120" w:line="276"/>
+      </w:pPr>
+      <w:r>
+        <w:t xml:space="preserve">The project's purpose is a tool: an annual report goes in, and a statement of insolvency risk comes out. score.py does this for any listed company's report as a PDF, in under a minute on the GPU computer (about 20 seconds without the network). It runs the same code that built the training data, so a new report is read exactly as the 763 training reports were: on two training reports it reproduced all 51 language features exactly, and the ratios wherever the financial statements have a text layer.</w:t>
+      </w:r>
+    </w:p>
+    <w:p>
+      <w:pPr>
+        <w:keepNext/>
+        <w:spacing w:after="80" w:before="160"/>
+      </w:pPr>
+      <w:r>
+        <w:rPr>
+          <w:b/>
+          <w:bCs/>
+          <w:sz w:val="20"/>
+          <w:szCs w:val="20"/>
+        </w:rPr>
+        <w:t xml:space="preserve">Table 23. </w:t>
+      </w:r>
+      <w:r>
+        <w:rPr>
+          <w:sz w:val="20"/>
+          <w:szCs w:val="20"/>
+        </w:rPr>
+        <w:t xml:space="preserve">What score.py does with one annual report.</w:t>
+      </w:r>
+    </w:p>
+    <w:tbl>
+      <w:tblPr>
+        <w:tblW w:type="dxa" w:w="9306"/>
+        <w:tblBorders>
+          <w:top w:val="single" w:color="auto" w:sz="4"/>
+          <w:left w:val="single" w:color="auto" w:sz="4"/>
+          <w:bottom w:val="single" w:color="auto" w:sz="4"/>
+          <w:right w:val="single" w:color="auto" w:sz="4"/>
+          <w:insideH w:val="single" w:color="auto" w:sz="4"/>
+          <w:insideV w:val="single" w:color="auto" w:sz="4"/>
+        </w:tblBorders>
+      </w:tblPr>
+      <w:tblGrid>
+        <w:gridCol w:w="2050"/>
+        <w:gridCol w:w="7256"/>
+      </w:tblGrid>
+      <w:tr>
+        <w:trPr>
+          <w:cantSplit/>
+          <w:tblHeader/>
+        </w:trPr>
+        <w:tc>
+          <w:tcPr>
+            <w:tcW w:type="dxa" w:w="2050"/>
+            <w:tcBorders>
+              <w:top w:val="single" w:color="BFBFBF" w:sz="4"/>
+              <w:left w:val="single" w:color="BFBFBF" w:sz="4"/>
+              <w:bottom w:val="single" w:color="BFBFBF" w:sz="4"/>
+              <w:right w:val="single" w:color="BFBFBF" w:sz="4"/>
+            </w:tcBorders>
+            <w:shd w:fill="D9D9D9" w:color="auto" w:val="clear"/>
+            <w:tcMar>
+              <w:top w:type="dxa" w:w="50"/>
+              <w:left w:type="dxa" w:w="90"/>
+              <w:bottom w:type="dxa" w:w="50"/>
+              <w:right w:type="dxa" w:w="90"/>
+            </w:tcMar>
+          </w:tcPr>
+          <w:p>
+            <w:pPr>
+              <w:spacing w:after="0" w:line="252"/>
+              <w:jc w:val="left"/>
+            </w:pPr>
+            <w:r>
+              <w:rPr>
+                <w:b/>
+                <w:bCs/>
+                <w:sz w:val="18"/>
+                <w:szCs w:val="18"/>
+              </w:rPr>
+              <w:t xml:space="preserve">Step</w:t>
+            </w:r>
+          </w:p>
+        </w:tc>
+        <w:tc>
+          <w:tcPr>
+            <w:tcW w:type="dxa" w:w="7256"/>
+            <w:tcBorders>
+              <w:top w:val="single" w:color="BFBFBF" w:sz="4"/>
+              <w:left w:val="single" w:color="BFBFBF" w:sz="4"/>
+              <w:bottom w:val="single" w:color="BFBFBF" w:sz="4"/>
+              <w:right w:val="single" w:color="BFBFBF" w:sz="4"/>
+            </w:tcBorders>
+            <w:shd w:fill="D9D9D9" w:color="auto" w:val="clear"/>
+            <w:tcMar>
+              <w:top w:type="dxa" w:w="50"/>
+              <w:left w:type="dxa" w:w="90"/>
+              <w:bottom w:type="dxa" w:w="50"/>
+              <w:right w:type="dxa" w:w="90"/>
+            </w:tcMar>
+          </w:tcPr>
+          <w:p>
+            <w:pPr>
+              <w:spacing w:after="0" w:line="252"/>
+              <w:jc w:val="left"/>
+            </w:pPr>
+            <w:r>
+              <w:rPr>
+                <w:b/>
+                <w:bCs/>
+                <w:sz w:val="18"/>
+                <w:szCs w:val="18"/>
+              </w:rPr>
+              <w:t xml:space="preserve">What happens</w:t>
+            </w:r>
+          </w:p>
+        </w:tc>
+      </w:tr>
+      <w:tr>
+        <w:trPr>
+          <w:cantSplit/>
+        </w:trPr>
+        <w:tc>
+          <w:tcPr>
+            <w:tcW w:type="dxa" w:w="2050"/>
+            <w:tcBorders>
+              <w:top w:val="single" w:color="BFBFBF" w:sz="4"/>
+              <w:left w:val="single" w:color="BFBFBF" w:sz="4"/>
+              <w:bottom w:val="single" w:color="BFBFBF" w:sz="4"/>
+              <w:right w:val="single" w:color="BFBFBF" w:sz="4"/>
+            </w:tcBorders>
+            <w:tcMar>
+              <w:top w:type="dxa" w:w="50"/>
+              <w:left w:type="dxa" w:w="90"/>
+              <w:bottom w:type="dxa" w:w="50"/>
+              <w:right w:type="dxa" w:w="90"/>
+            </w:tcMar>
+          </w:tcPr>
+          <w:p>
+            <w:pPr>
+              <w:spacing w:after="0" w:line="252"/>
+              <w:jc w:val="left"/>
+            </w:pPr>
+            <w:r>
+              <w:rPr>
+                <w:sz w:val="18"/>
+                <w:szCs w:val="18"/>
+              </w:rPr>
+              <w:t xml:space="preserve">Read</w:t>
+            </w:r>
+          </w:p>
+        </w:tc>
+        <w:tc>
+          <w:tcPr>
+            <w:tcW w:type="dxa" w:w="7256"/>
+            <w:tcBorders>
+              <w:top w:val="single" w:color="BFBFBF" w:sz="4"/>
+              <w:left w:val="single" w:color="BFBFBF" w:sz="4"/>
+              <w:bottom w:val="single" w:color="BFBFBF" w:sz="4"/>
+              <w:right w:val="single" w:color="BFBFBF" w:sz="4"/>
+            </w:tcBorders>
+            <w:tcMar>
+              <w:top w:type="dxa" w:w="50"/>
+              <w:left w:type="dxa" w:w="90"/>
+              <w:bottom w:type="dxa" w:w="50"/>
+              <w:right w:type="dxa" w:w="90"/>
+            </w:tcMar>
+          </w:tcPr>
+          <w:p>
+            <w:pPr>
+              <w:spacing w:after="0" w:line="252"/>
+              <w:jc w:val="left"/>
+            </w:pPr>
+            <w:r>
+              <w:rPr>
+                <w:sz w:val="18"/>
+                <w:szCs w:val="18"/>
+              </w:rPr>
+              <w:t xml:space="preserve">Text of every page (OCR for scanned pages when Tesseract is installed); the MD&amp;A, auditor's report and CARO annexure located; the report year checked</w:t>
+            </w:r>
+          </w:p>
+        </w:tc>
+      </w:tr>
+      <w:tr>
+        <w:trPr>
+          <w:cantSplit/>
+        </w:trPr>
+        <w:tc>
+          <w:tcPr>
+            <w:tcW w:type="dxa" w:w="2050"/>
+            <w:tcBorders>
+              <w:top w:val="single" w:color="BFBFBF" w:sz="4"/>
+              <w:left w:val="single" w:color="BFBFBF" w:sz="4"/>
+              <w:bottom w:val="single" w:color="BFBFBF" w:sz="4"/>
+              <w:right w:val="single" w:color="BFBFBF" w:sz="4"/>
+            </w:tcBorders>
+            <w:tcMar>
+              <w:top w:type="dxa" w:w="50"/>
+              <w:left w:type="dxa" w:w="90"/>
+              <w:bottom w:type="dxa" w:w="50"/>
+              <w:right w:type="dxa" w:w="90"/>
+            </w:tcMar>
+          </w:tcPr>
+          <w:p>
+            <w:pPr>
+              <w:spacing w:after="0" w:line="252"/>
+              <w:jc w:val="left"/>
+            </w:pPr>
+            <w:r>
+              <w:rPr>
+                <w:sz w:val="18"/>
+                <w:szCs w:val="18"/>
+              </w:rPr>
+              <w:t xml:space="preserve">Language features</w:t>
+            </w:r>
+          </w:p>
+        </w:tc>
+        <w:tc>
+          <w:tcPr>
+            <w:tcW w:type="dxa" w:w="7256"/>
+            <w:tcBorders>
+              <w:top w:val="single" w:color="BFBFBF" w:sz="4"/>
+              <w:left w:val="single" w:color="BFBFBF" w:sz="4"/>
+              <w:bottom w:val="single" w:color="BFBFBF" w:sz="4"/>
+              <w:right w:val="single" w:color="BFBFBF" w:sz="4"/>
+            </w:tcBorders>
+            <w:tcMar>
+              <w:top w:type="dxa" w:w="50"/>
+              <w:left w:type="dxa" w:w="90"/>
+              <w:bottom w:type="dxa" w:w="50"/>
+              <w:right w:type="dxa" w:w="90"/>
+            </w:tcMar>
+          </w:tcPr>
+          <w:p>
+            <w:pPr>
+              <w:spacing w:after="0" w:line="252"/>
+              <w:jc w:val="left"/>
+            </w:pPr>
+            <w:r>
+              <w:rPr>
+                <w:sz w:val="18"/>
+                <w:szCs w:val="18"/>
+              </w:rPr>
+              <w:t xml:space="preserve">The 51 engineered features, the CARO flags, perplexity under the five fold language models (so its scale matches training), and drift when last year's report is supplied</w:t>
+            </w:r>
+          </w:p>
+        </w:tc>
+      </w:tr>
+      <w:tr>
+        <w:trPr>
+          <w:cantSplit/>
+        </w:trPr>
+        <w:tc>
+          <w:tcPr>
+            <w:tcW w:type="dxa" w:w="2050"/>
+            <w:tcBorders>
+              <w:top w:val="single" w:color="BFBFBF" w:sz="4"/>
+              <w:left w:val="single" w:color="BFBFBF" w:sz="4"/>
+              <w:bottom w:val="single" w:color="BFBFBF" w:sz="4"/>
+              <w:right w:val="single" w:color="BFBFBF" w:sz="4"/>
+            </w:tcBorders>
+            <w:tcMar>
+              <w:top w:type="dxa" w:w="50"/>
+              <w:left w:type="dxa" w:w="90"/>
+              <w:bottom w:type="dxa" w:w="50"/>
+              <w:right w:type="dxa" w:w="90"/>
+            </w:tcMar>
+          </w:tcPr>
+          <w:p>
+            <w:pPr>
+              <w:spacing w:after="0" w:line="252"/>
+              <w:jc w:val="left"/>
+            </w:pPr>
+            <w:r>
+              <w:rPr>
+                <w:sz w:val="18"/>
+                <w:szCs w:val="18"/>
+              </w:rPr>
+              <w:t xml:space="preserve">Ratios</w:t>
+            </w:r>
+          </w:p>
+        </w:tc>
+        <w:tc>
+          <w:tcPr>
+            <w:tcW w:type="dxa" w:w="7256"/>
+            <w:tcBorders>
+              <w:top w:val="single" w:color="BFBFBF" w:sz="4"/>
+              <w:left w:val="single" w:color="BFBFBF" w:sz="4"/>
+              <w:bottom w:val="single" w:color="BFBFBF" w:sz="4"/>
+              <w:right w:val="single" w:color="BFBFBF" w:sz="4"/>
+            </w:tcBorders>
+            <w:tcMar>
+              <w:top w:type="dxa" w:w="50"/>
+              <w:left w:type="dxa" w:w="90"/>
+              <w:bottom w:type="dxa" w:w="50"/>
+              <w:right w:type="dxa" w:w="90"/>
+            </w:tcMar>
+          </w:tcPr>
+          <w:p>
+            <w:pPr>
+              <w:spacing w:after="0" w:line="252"/>
+              <w:jc w:val="left"/>
+            </w:pPr>
+            <w:r>
+              <w:rPr>
+                <w:sz w:val="18"/>
+                <w:szCs w:val="18"/>
+              </w:rPr>
+              <w:t xml:space="preserve">The balance sheet and profit and loss read from the report; the 11 ratios; figures the reader misses can be supplied in a file</w:t>
+            </w:r>
+          </w:p>
+        </w:tc>
+      </w:tr>
+      <w:tr>
+        <w:trPr>
+          <w:cantSplit/>
+        </w:trPr>
+        <w:tc>
+          <w:tcPr>
+            <w:tcW w:type="dxa" w:w="2050"/>
+            <w:tcBorders>
+              <w:top w:val="single" w:color="BFBFBF" w:sz="4"/>
+              <w:left w:val="single" w:color="BFBFBF" w:sz="4"/>
+              <w:bottom w:val="single" w:color="BFBFBF" w:sz="4"/>
+              <w:right w:val="single" w:color="BFBFBF" w:sz="4"/>
+            </w:tcBorders>
+            <w:tcMar>
+              <w:top w:type="dxa" w:w="50"/>
+              <w:left w:type="dxa" w:w="90"/>
+              <w:bottom w:type="dxa" w:w="50"/>
+              <w:right w:type="dxa" w:w="90"/>
+            </w:tcMar>
+          </w:tcPr>
+          <w:p>
+            <w:pPr>
+              <w:spacing w:after="0" w:line="252"/>
+              <w:jc w:val="left"/>
+            </w:pPr>
+            <w:r>
+              <w:rPr>
+                <w:sz w:val="18"/>
+                <w:szCs w:val="18"/>
+              </w:rPr>
+              <w:t xml:space="preserve">Models</w:t>
+            </w:r>
+          </w:p>
+        </w:tc>
+        <w:tc>
+          <w:tcPr>
+            <w:tcW w:type="dxa" w:w="7256"/>
+            <w:tcBorders>
+              <w:top w:val="single" w:color="BFBFBF" w:sz="4"/>
+              <w:left w:val="single" w:color="BFBFBF" w:sz="4"/>
+              <w:bottom w:val="single" w:color="BFBFBF" w:sz="4"/>
+              <w:right w:val="single" w:color="BFBFBF" w:sz="4"/>
+            </w:tcBorders>
+            <w:tcMar>
+              <w:top w:type="dxa" w:w="50"/>
+              <w:left w:type="dxa" w:w="90"/>
+              <w:bottom w:type="dxa" w:w="50"/>
+              <w:right w:type="dxa" w:w="90"/>
+            </w:tcMar>
+          </w:tcPr>
+          <w:p>
+            <w:pPr>
+              <w:spacing w:after="0" w:line="252"/>
+              <w:jc w:val="left"/>
+            </w:pPr>
+            <w:r>
+              <w:rPr>
+                <w:sz w:val="18"/>
+                <w:szCs w:val="18"/>
+              </w:rPr>
+              <w:t xml:space="preserve">Gradient boosting fitted on all 763 company-years, and the gated network trained seven times on all of them (FinBERT reads the MD&amp;A)</w:t>
+            </w:r>
+          </w:p>
+        </w:tc>
+      </w:tr>
+      <w:tr>
+        <w:trPr>
+          <w:cantSplit/>
+        </w:trPr>
+        <w:tc>
+          <w:tcPr>
+            <w:tcW w:type="dxa" w:w="2050"/>
+            <w:tcBorders>
+              <w:top w:val="single" w:color="BFBFBF" w:sz="4"/>
+              <w:left w:val="single" w:color="BFBFBF" w:sz="4"/>
+              <w:bottom w:val="single" w:color="BFBFBF" w:sz="4"/>
+              <w:right w:val="single" w:color="BFBFBF" w:sz="4"/>
+            </w:tcBorders>
+            <w:tcMar>
+              <w:top w:type="dxa" w:w="50"/>
+              <w:left w:type="dxa" w:w="90"/>
+              <w:bottom w:type="dxa" w:w="50"/>
+              <w:right w:type="dxa" w:w="90"/>
+            </w:tcMar>
+          </w:tcPr>
+          <w:p>
+            <w:pPr>
+              <w:spacing w:after="0" w:line="252"/>
+              <w:jc w:val="left"/>
+            </w:pPr>
+            <w:r>
+              <w:rPr>
+                <w:sz w:val="18"/>
+                <w:szCs w:val="18"/>
+              </w:rPr>
+              <w:t xml:space="preserve">Score</w:t>
+            </w:r>
+          </w:p>
+        </w:tc>
+        <w:tc>
+          <w:tcPr>
+            <w:tcW w:type="dxa" w:w="7256"/>
+            <w:tcBorders>
+              <w:top w:val="single" w:color="BFBFBF" w:sz="4"/>
+              <w:left w:val="single" w:color="BFBFBF" w:sz="4"/>
+              <w:bottom w:val="single" w:color="BFBFBF" w:sz="4"/>
+              <w:right w:val="single" w:color="BFBFBF" w:sz="4"/>
+            </w:tcBorders>
+            <w:tcMar>
+              <w:top w:type="dxa" w:w="50"/>
+              <w:left w:type="dxa" w:w="90"/>
+              <w:bottom w:type="dxa" w:w="50"/>
+              <w:right w:type="dxa" w:w="90"/>
+            </w:tcMar>
+          </w:tcPr>
+          <w:p>
+            <w:pPr>
+              <w:spacing w:after="0" w:line="252"/>
+              <w:jc w:val="left"/>
+            </w:pPr>
+            <w:r>
+              <w:rPr>
+                <w:sz w:val="18"/>
+                <w:szCs w:val="18"/>
+              </w:rPr>
+              <w:t xml:space="preserve">Each model's output is placed among its own cross-validated scores and the two are averaged 50/50; the risk score is the share of healthy company-years that scored lower</w:t>
+            </w:r>
+          </w:p>
+        </w:tc>
+      </w:tr>
+      <w:tr>
+        <w:trPr>
+          <w:cantSplit/>
+        </w:trPr>
+        <w:tc>
+          <w:tcPr>
+            <w:tcW w:type="dxa" w:w="2050"/>
+            <w:tcBorders>
+              <w:top w:val="single" w:color="BFBFBF" w:sz="4"/>
+              <w:left w:val="single" w:color="BFBFBF" w:sz="4"/>
+              <w:bottom w:val="single" w:color="BFBFBF" w:sz="4"/>
+              <w:right w:val="single" w:color="BFBFBF" w:sz="4"/>
+            </w:tcBorders>
+            <w:tcMar>
+              <w:top w:type="dxa" w:w="50"/>
+              <w:left w:type="dxa" w:w="90"/>
+              <w:bottom w:type="dxa" w:w="50"/>
+              <w:right w:type="dxa" w:w="90"/>
+            </w:tcMar>
+          </w:tcPr>
+          <w:p>
+            <w:pPr>
+              <w:spacing w:after="0" w:line="252"/>
+              <w:jc w:val="left"/>
+            </w:pPr>
+            <w:r>
+              <w:rPr>
+                <w:sz w:val="18"/>
+                <w:szCs w:val="18"/>
+              </w:rPr>
+              <w:t xml:space="preserve">Band</w:t>
+            </w:r>
+          </w:p>
+        </w:tc>
+        <w:tc>
+          <w:tcPr>
+            <w:tcW w:type="dxa" w:w="7256"/>
+            <w:tcBorders>
+              <w:top w:val="single" w:color="BFBFBF" w:sz="4"/>
+              <w:left w:val="single" w:color="BFBFBF" w:sz="4"/>
+              <w:bottom w:val="single" w:color="BFBFBF" w:sz="4"/>
+              <w:right w:val="single" w:color="BFBFBF" w:sz="4"/>
+            </w:tcBorders>
+            <w:tcMar>
+              <w:top w:type="dxa" w:w="50"/>
+              <w:left w:type="dxa" w:w="90"/>
+              <w:bottom w:type="dxa" w:w="50"/>
+              <w:right w:type="dxa" w:w="90"/>
+            </w:tcMar>
+          </w:tcPr>
+          <w:p>
+            <w:pPr>
+              <w:spacing w:after="0" w:line="252"/>
+              <w:jc w:val="left"/>
+            </w:pPr>
+            <w:r>
+              <w:rPr>
+                <w:sz w:val="18"/>
+                <w:szCs w:val="18"/>
+              </w:rPr>
+              <w:t xml:space="preserve">High: above 90% of healthy company-years (in cross-validation this band caught 49% of insolvent company-years); Watch: above 70% (caught 78%); Low: the rest</w:t>
+            </w:r>
+          </w:p>
+        </w:tc>
+      </w:tr>
+      <w:tr>
+        <w:trPr>
+          <w:cantSplit/>
+        </w:trPr>
+        <w:tc>
+          <w:tcPr>
+            <w:tcW w:type="dxa" w:w="2050"/>
+            <w:tcBorders>
+              <w:top w:val="single" w:color="BFBFBF" w:sz="4"/>
+              <w:left w:val="single" w:color="BFBFBF" w:sz="4"/>
+              <w:bottom w:val="single" w:color="BFBFBF" w:sz="4"/>
+              <w:right w:val="single" w:color="BFBFBF" w:sz="4"/>
+            </w:tcBorders>
+            <w:tcMar>
+              <w:top w:type="dxa" w:w="50"/>
+              <w:left w:type="dxa" w:w="90"/>
+              <w:bottom w:type="dxa" w:w="50"/>
+              <w:right w:type="dxa" w:w="90"/>
+            </w:tcMar>
+          </w:tcPr>
+          <w:p>
+            <w:pPr>
+              <w:spacing w:after="0" w:line="252"/>
+              <w:jc w:val="left"/>
+            </w:pPr>
+            <w:r>
+              <w:rPr>
+                <w:sz w:val="18"/>
+                <w:szCs w:val="18"/>
+              </w:rPr>
+              <w:t xml:space="preserve">Reasons</w:t>
+            </w:r>
+          </w:p>
+        </w:tc>
+        <w:tc>
+          <w:tcPr>
+            <w:tcW w:type="dxa" w:w="7256"/>
+            <w:tcBorders>
+              <w:top w:val="single" w:color="BFBFBF" w:sz="4"/>
+              <w:left w:val="single" w:color="BFBFBF" w:sz="4"/>
+              <w:bottom w:val="single" w:color="BFBFBF" w:sz="4"/>
+              <w:right w:val="single" w:color="BFBFBF" w:sz="4"/>
+            </w:tcBorders>
+            <w:tcMar>
+              <w:top w:type="dxa" w:w="50"/>
+              <w:left w:type="dxa" w:w="90"/>
+              <w:bottom w:type="dxa" w:w="50"/>
+              <w:right w:type="dxa" w:w="90"/>
+            </w:tcMar>
+          </w:tcPr>
+          <w:p>
+            <w:pPr>
+              <w:spacing w:after="0" w:line="252"/>
+              <w:jc w:val="left"/>
+            </w:pPr>
+            <w:r>
+              <w:rPr>
+                <w:sz w:val="18"/>
+                <w:szCs w:val="18"/>
+              </w:rPr>
+              <w:t xml:space="preserve">Score change when each family of features is swapped for that of 150 real healthy company-years; the auditor's own sentences behind every flag; each ratio against healthy companies; the MD&amp;A sentences the network weighted most; warnings about anything the reader could not find</w:t>
+            </w:r>
+          </w:p>
+        </w:tc>
+      </w:tr>
+    </w:tbl>
+    <w:p>
+      <w:pPr>
+        <w:spacing w:after="120" w:line="276"/>
+      </w:pPr>
+      <w:r>
+        <w:rPr>
+          <w:b/>
+          <w:bCs/>
+        </w:rPr>
+        <w:t xml:space="preserve">Three companies the models never saw.</w:t>
+      </w:r>
+      <w:r>
+        <w:t xml:space="preserve"> None of these firms is in the training data: two insolvent companies that had no eligible peer and one healthy company whose pair was retired from the cohort.</w:t>
+      </w:r>
+    </w:p>
+    <w:p>
+      <w:pPr>
+        <w:keepNext/>
+        <w:spacing w:after="80" w:before="160"/>
+      </w:pPr>
+      <w:r>
+        <w:rPr>
+          <w:b/>
+          <w:bCs/>
+          <w:sz w:val="20"/>
+          <w:szCs w:val="20"/>
+        </w:rPr>
+        <w:t xml:space="preserve">Table 24. </w:t>
+      </w:r>
+      <w:r>
+        <w:rPr>
+          <w:sz w:val="20"/>
+          <w:szCs w:val="20"/>
+        </w:rPr>
+        <w:t xml:space="preserve">Scores of three unseen annual reports (full system).</w:t>
+      </w:r>
+    </w:p>
+    <w:tbl>
+      <w:tblPr>
+        <w:tblW w:type="dxa" w:w="9306"/>
+        <w:tblBorders>
+          <w:top w:val="single" w:color="auto" w:sz="4"/>
+          <w:left w:val="single" w:color="auto" w:sz="4"/>
+          <w:bottom w:val="single" w:color="auto" w:sz="4"/>
+          <w:right w:val="single" w:color="auto" w:sz="4"/>
+          <w:insideH w:val="single" w:color="auto" w:sz="4"/>
+          <w:insideV w:val="single" w:color="auto" w:sz="4"/>
+        </w:tblBorders>
+      </w:tblPr>
+      <w:tblGrid>
+        <w:gridCol w:w="2189"/>
+        <w:gridCol w:w="1779"/>
+        <w:gridCol w:w="957"/>
+        <w:gridCol w:w="821"/>
+        <w:gridCol w:w="3560"/>
+      </w:tblGrid>
+      <w:tr>
+        <w:trPr>
+          <w:cantSplit/>
+          <w:tblHeader/>
+        </w:trPr>
+        <w:tc>
+          <w:tcPr>
+            <w:tcW w:type="dxa" w:w="2189"/>
+            <w:tcBorders>
+              <w:top w:val="single" w:color="BFBFBF" w:sz="4"/>
+              <w:left w:val="single" w:color="BFBFBF" w:sz="4"/>
+              <w:bottom w:val="single" w:color="BFBFBF" w:sz="4"/>
+              <w:right w:val="single" w:color="BFBFBF" w:sz="4"/>
+            </w:tcBorders>
+            <w:shd w:fill="D9D9D9" w:color="auto" w:val="clear"/>
+            <w:tcMar>
+              <w:top w:type="dxa" w:w="50"/>
+              <w:left w:type="dxa" w:w="90"/>
+              <w:bottom w:type="dxa" w:w="50"/>
+              <w:right w:type="dxa" w:w="90"/>
+            </w:tcMar>
+          </w:tcPr>
+          <w:p>
+            <w:pPr>
+              <w:spacing w:after="0" w:line="252"/>
+              <w:jc w:val="left"/>
+            </w:pPr>
+            <w:r>
+              <w:rPr>
+                <w:b/>
+                <w:bCs/>
+                <w:sz w:val="17"/>
+                <w:szCs w:val="17"/>
+              </w:rPr>
+              <w:t xml:space="preserve">Company and report</w:t>
+            </w:r>
+          </w:p>
+        </w:tc>
+        <w:tc>
+          <w:tcPr>
+            <w:tcW w:type="dxa" w:w="1779"/>
+            <w:tcBorders>
+              <w:top w:val="single" w:color="BFBFBF" w:sz="4"/>
+              <w:left w:val="single" w:color="BFBFBF" w:sz="4"/>
+              <w:bottom w:val="single" w:color="BFBFBF" w:sz="4"/>
+              <w:right w:val="single" w:color="BFBFBF" w:sz="4"/>
+            </w:tcBorders>
+            <w:shd w:fill="D9D9D9" w:color="auto" w:val="clear"/>
+            <w:tcMar>
+              <w:top w:type="dxa" w:w="50"/>
+              <w:left w:type="dxa" w:w="90"/>
+              <w:bottom w:type="dxa" w:w="50"/>
+              <w:right w:type="dxa" w:w="90"/>
+            </w:tcMar>
+          </w:tcPr>
+          <w:p>
+            <w:pPr>
+              <w:spacing w:after="0" w:line="252"/>
+              <w:jc w:val="left"/>
+            </w:pPr>
+            <w:r>
+              <w:rPr>
+                <w:b/>
+                <w:bCs/>
+                <w:sz w:val="17"/>
+                <w:szCs w:val="17"/>
+              </w:rPr>
+              <w:t xml:space="preserve">What happened</w:t>
+            </w:r>
+          </w:p>
+        </w:tc>
+        <w:tc>
+          <w:tcPr>
+            <w:tcW w:type="dxa" w:w="957"/>
+            <w:tcBorders>
+              <w:top w:val="single" w:color="BFBFBF" w:sz="4"/>
+              <w:left w:val="single" w:color="BFBFBF" w:sz="4"/>
+              <w:bottom w:val="single" w:color="BFBFBF" w:sz="4"/>
+              <w:right w:val="single" w:color="BFBFBF" w:sz="4"/>
+            </w:tcBorders>
+            <w:shd w:fill="D9D9D9" w:color="auto" w:val="clear"/>
+            <w:tcMar>
+              <w:top w:type="dxa" w:w="50"/>
+              <w:left w:type="dxa" w:w="90"/>
+              <w:bottom w:type="dxa" w:w="50"/>
+              <w:right w:type="dxa" w:w="90"/>
+            </w:tcMar>
+          </w:tcPr>
+          <w:p>
+            <w:pPr>
+              <w:spacing w:after="0" w:line="252"/>
+              <w:jc w:val="center"/>
+            </w:pPr>
+            <w:r>
+              <w:rPr>
+                <w:b/>
+                <w:bCs/>
+                <w:sz w:val="17"/>
+                <w:szCs w:val="17"/>
+              </w:rPr>
+              <w:t xml:space="preserve">Risk score</w:t>
+            </w:r>
+          </w:p>
+        </w:tc>
+        <w:tc>
+          <w:tcPr>
+            <w:tcW w:type="dxa" w:w="821"/>
+            <w:tcBorders>
+              <w:top w:val="single" w:color="BFBFBF" w:sz="4"/>
+              <w:left w:val="single" w:color="BFBFBF" w:sz="4"/>
+              <w:bottom w:val="single" w:color="BFBFBF" w:sz="4"/>
+              <w:right w:val="single" w:color="BFBFBF" w:sz="4"/>
+            </w:tcBorders>
+            <w:shd w:fill="D9D9D9" w:color="auto" w:val="clear"/>
+            <w:tcMar>
+              <w:top w:type="dxa" w:w="50"/>
+              <w:left w:type="dxa" w:w="90"/>
+              <w:bottom w:type="dxa" w:w="50"/>
+              <w:right w:type="dxa" w:w="90"/>
+            </w:tcMar>
+          </w:tcPr>
+          <w:p>
+            <w:pPr>
+              <w:spacing w:after="0" w:line="252"/>
+              <w:jc w:val="left"/>
+            </w:pPr>
+            <w:r>
+              <w:rPr>
+                <w:b/>
+                <w:bCs/>
+                <w:sz w:val="17"/>
+                <w:szCs w:val="17"/>
+              </w:rPr>
+              <w:t xml:space="preserve">Band</w:t>
+            </w:r>
+          </w:p>
+        </w:tc>
+        <w:tc>
+          <w:tcPr>
+            <w:tcW w:type="dxa" w:w="3560"/>
+            <w:tcBorders>
+              <w:top w:val="single" w:color="BFBFBF" w:sz="4"/>
+              <w:left w:val="single" w:color="BFBFBF" w:sz="4"/>
+              <w:bottom w:val="single" w:color="BFBFBF" w:sz="4"/>
+              <w:right w:val="single" w:color="BFBFBF" w:sz="4"/>
+            </w:tcBorders>
+            <w:shd w:fill="D9D9D9" w:color="auto" w:val="clear"/>
+            <w:tcMar>
+              <w:top w:type="dxa" w:w="50"/>
+              <w:left w:type="dxa" w:w="90"/>
+              <w:bottom w:type="dxa" w:w="50"/>
+              <w:right w:type="dxa" w:w="90"/>
+            </w:tcMar>
+          </w:tcPr>
+          <w:p>
+            <w:pPr>
+              <w:spacing w:after="0" w:line="252"/>
+              <w:jc w:val="left"/>
+            </w:pPr>
+            <w:r>
+              <w:rPr>
+                <w:b/>
+                <w:bCs/>
+                <w:sz w:val="17"/>
+                <w:szCs w:val="17"/>
+              </w:rPr>
+              <w:t xml:space="preserve">What the tool showed</w:t>
+            </w:r>
+          </w:p>
+        </w:tc>
+      </w:tr>
+      <w:tr>
+        <w:trPr>
+          <w:cantSplit/>
+        </w:trPr>
+        <w:tc>
+          <w:tcPr>
+            <w:tcW w:type="dxa" w:w="2189"/>
+            <w:tcBorders>
+              <w:top w:val="single" w:color="BFBFBF" w:sz="4"/>
+              <w:left w:val="single" w:color="BFBFBF" w:sz="4"/>
+              <w:bottom w:val="single" w:color="BFBFBF" w:sz="4"/>
+              <w:right w:val="single" w:color="BFBFBF" w:sz="4"/>
+            </w:tcBorders>
+            <w:tcMar>
+              <w:top w:type="dxa" w:w="50"/>
+              <w:left w:type="dxa" w:w="90"/>
+              <w:bottom w:type="dxa" w:w="50"/>
+              <w:right w:type="dxa" w:w="90"/>
+            </w:tcMar>
+          </w:tcPr>
+          <w:p>
+            <w:pPr>
+              <w:spacing w:after="0" w:line="252"/>
+              <w:jc w:val="left"/>
+            </w:pPr>
+            <w:r>
+              <w:rPr>
+                <w:sz w:val="17"/>
+                <w:szCs w:val="17"/>
+              </w:rPr>
+              <w:t xml:space="preserve">SEL Manufacturing, FY2017 report</w:t>
+            </w:r>
+          </w:p>
+        </w:tc>
+        <w:tc>
+          <w:tcPr>
+            <w:tcW w:type="dxa" w:w="1779"/>
+            <w:tcBorders>
+              <w:top w:val="single" w:color="BFBFBF" w:sz="4"/>
+              <w:left w:val="single" w:color="BFBFBF" w:sz="4"/>
+              <w:bottom w:val="single" w:color="BFBFBF" w:sz="4"/>
+              <w:right w:val="single" w:color="BFBFBF" w:sz="4"/>
+            </w:tcBorders>
+            <w:tcMar>
+              <w:top w:type="dxa" w:w="50"/>
+              <w:left w:type="dxa" w:w="90"/>
+              <w:bottom w:type="dxa" w:w="50"/>
+              <w:right w:type="dxa" w:w="90"/>
+            </w:tcMar>
+          </w:tcPr>
+          <w:p>
+            <w:pPr>
+              <w:spacing w:after="0" w:line="252"/>
+              <w:jc w:val="left"/>
+            </w:pPr>
+            <w:r>
+              <w:rPr>
+                <w:sz w:val="17"/>
+                <w:szCs w:val="17"/>
+              </w:rPr>
+              <w:t xml:space="preserve">Admitted to insolvency 27 April 2018</w:t>
+            </w:r>
+          </w:p>
+        </w:tc>
+        <w:tc>
+          <w:tcPr>
+            <w:tcW w:type="dxa" w:w="957"/>
+            <w:tcBorders>
+              <w:top w:val="single" w:color="BFBFBF" w:sz="4"/>
+              <w:left w:val="single" w:color="BFBFBF" w:sz="4"/>
+              <w:bottom w:val="single" w:color="BFBFBF" w:sz="4"/>
+              <w:right w:val="single" w:color="BFBFBF" w:sz="4"/>
+            </w:tcBorders>
+            <w:tcMar>
+              <w:top w:type="dxa" w:w="50"/>
+              <w:left w:type="dxa" w:w="90"/>
+              <w:bottom w:type="dxa" w:w="50"/>
+              <w:right w:type="dxa" w:w="90"/>
+            </w:tcMar>
+          </w:tcPr>
+          <w:p>
+            <w:pPr>
+              <w:spacing w:after="0" w:line="252"/>
+              <w:jc w:val="center"/>
+            </w:pPr>
+            <w:r>
+              <w:rPr>
+                <w:sz w:val="17"/>
+                <w:szCs w:val="17"/>
+              </w:rPr>
+              <w:t xml:space="preserve">97</w:t>
+            </w:r>
+          </w:p>
+        </w:tc>
+        <w:tc>
+          <w:tcPr>
+            <w:tcW w:type="dxa" w:w="821"/>
+            <w:tcBorders>
+              <w:top w:val="single" w:color="BFBFBF" w:sz="4"/>
+              <w:left w:val="single" w:color="BFBFBF" w:sz="4"/>
+              <w:bottom w:val="single" w:color="BFBFBF" w:sz="4"/>
+              <w:right w:val="single" w:color="BFBFBF" w:sz="4"/>
+            </w:tcBorders>
+            <w:tcMar>
+              <w:top w:type="dxa" w:w="50"/>
+              <w:left w:type="dxa" w:w="90"/>
+              <w:bottom w:type="dxa" w:w="50"/>
+              <w:right w:type="dxa" w:w="90"/>
+            </w:tcMar>
+          </w:tcPr>
+          <w:p>
+            <w:pPr>
+              <w:spacing w:after="0" w:line="252"/>
+              <w:jc w:val="left"/>
+            </w:pPr>
+            <w:r>
+              <w:rPr>
+                <w:sz w:val="17"/>
+                <w:szCs w:val="17"/>
+              </w:rPr>
+              <w:t xml:space="preserve">High</w:t>
+            </w:r>
+          </w:p>
+        </w:tc>
+        <w:tc>
+          <w:tcPr>
+            <w:tcW w:type="dxa" w:w="3560"/>
+            <w:tcBorders>
+              <w:top w:val="single" w:color="BFBFBF" w:sz="4"/>
+              <w:left w:val="single" w:color="BFBFBF" w:sz="4"/>
+              <w:bottom w:val="single" w:color="BFBFBF" w:sz="4"/>
+              <w:right w:val="single" w:color="BFBFBF" w:sz="4"/>
+            </w:tcBorders>
+            <w:tcMar>
+              <w:top w:type="dxa" w:w="50"/>
+              <w:left w:type="dxa" w:w="90"/>
+              <w:bottom w:type="dxa" w:w="50"/>
+              <w:right w:type="dxa" w:w="90"/>
+            </w:tcMar>
+          </w:tcPr>
+          <w:p>
+            <w:pPr>
+              <w:spacing w:after="0" w:line="252"/>
+              <w:jc w:val="left"/>
+            </w:pPr>
+            <w:r>
+              <w:rPr>
+                <w:sz w:val="17"/>
+                <w:szCs w:val="17"/>
+              </w:rPr>
+              <w:t xml:space="preserve">Qualified audit opinion (interest of Rs 359 crore not provided on bank loans classed as NPA), the CARO statement that it "has defaulted in repayment of loans", debt 22.6 times equity, all shown on the card</w:t>
+            </w:r>
+          </w:p>
+        </w:tc>
+      </w:tr>
+      <w:tr>
+        <w:trPr>
+          <w:cantSplit/>
+        </w:trPr>
+        <w:tc>
+          <w:tcPr>
+            <w:tcW w:type="dxa" w:w="2189"/>
+            <w:tcBorders>
+              <w:top w:val="single" w:color="BFBFBF" w:sz="4"/>
+              <w:left w:val="single" w:color="BFBFBF" w:sz="4"/>
+              <w:bottom w:val="single" w:color="BFBFBF" w:sz="4"/>
+              <w:right w:val="single" w:color="BFBFBF" w:sz="4"/>
+            </w:tcBorders>
+            <w:tcMar>
+              <w:top w:type="dxa" w:w="50"/>
+              <w:left w:type="dxa" w:w="90"/>
+              <w:bottom w:type="dxa" w:w="50"/>
+              <w:right w:type="dxa" w:w="90"/>
+            </w:tcMar>
+          </w:tcPr>
+          <w:p>
+            <w:pPr>
+              <w:spacing w:after="0" w:line="252"/>
+              <w:jc w:val="left"/>
+            </w:pPr>
+            <w:r>
+              <w:rPr>
+                <w:sz w:val="17"/>
+                <w:szCs w:val="17"/>
+              </w:rPr>
+              <w:t xml:space="preserve">Rane (Madras), FY2022 report</w:t>
+            </w:r>
+          </w:p>
+        </w:tc>
+        <w:tc>
+          <w:tcPr>
+            <w:tcW w:type="dxa" w:w="1779"/>
+            <w:tcBorders>
+              <w:top w:val="single" w:color="BFBFBF" w:sz="4"/>
+              <w:left w:val="single" w:color="BFBFBF" w:sz="4"/>
+              <w:bottom w:val="single" w:color="BFBFBF" w:sz="4"/>
+              <w:right w:val="single" w:color="BFBFBF" w:sz="4"/>
+            </w:tcBorders>
+            <w:tcMar>
+              <w:top w:type="dxa" w:w="50"/>
+              <w:left w:type="dxa" w:w="90"/>
+              <w:bottom w:type="dxa" w:w="50"/>
+              <w:right w:type="dxa" w:w="90"/>
+            </w:tcMar>
+          </w:tcPr>
+          <w:p>
+            <w:pPr>
+              <w:spacing w:after="0" w:line="252"/>
+              <w:jc w:val="left"/>
+            </w:pPr>
+            <w:r>
+              <w:rPr>
+                <w:sz w:val="17"/>
+                <w:szCs w:val="17"/>
+              </w:rPr>
+              <w:t xml:space="preserve">Healthy (a matched peer; never admitted)</w:t>
+            </w:r>
+          </w:p>
+        </w:tc>
+        <w:tc>
+          <w:tcPr>
+            <w:tcW w:type="dxa" w:w="957"/>
+            <w:tcBorders>
+              <w:top w:val="single" w:color="BFBFBF" w:sz="4"/>
+              <w:left w:val="single" w:color="BFBFBF" w:sz="4"/>
+              <w:bottom w:val="single" w:color="BFBFBF" w:sz="4"/>
+              <w:right w:val="single" w:color="BFBFBF" w:sz="4"/>
+            </w:tcBorders>
+            <w:tcMar>
+              <w:top w:type="dxa" w:w="50"/>
+              <w:left w:type="dxa" w:w="90"/>
+              <w:bottom w:type="dxa" w:w="50"/>
+              <w:right w:type="dxa" w:w="90"/>
+            </w:tcMar>
+          </w:tcPr>
+          <w:p>
+            <w:pPr>
+              <w:spacing w:after="0" w:line="252"/>
+              <w:jc w:val="center"/>
+            </w:pPr>
+            <w:r>
+              <w:rPr>
+                <w:sz w:val="17"/>
+                <w:szCs w:val="17"/>
+              </w:rPr>
+              <w:t xml:space="preserve">40</w:t>
+            </w:r>
+          </w:p>
+        </w:tc>
+        <w:tc>
+          <w:tcPr>
+            <w:tcW w:type="dxa" w:w="821"/>
+            <w:tcBorders>
+              <w:top w:val="single" w:color="BFBFBF" w:sz="4"/>
+              <w:left w:val="single" w:color="BFBFBF" w:sz="4"/>
+              <w:bottom w:val="single" w:color="BFBFBF" w:sz="4"/>
+              <w:right w:val="single" w:color="BFBFBF" w:sz="4"/>
+            </w:tcBorders>
+            <w:tcMar>
+              <w:top w:type="dxa" w:w="50"/>
+              <w:left w:type="dxa" w:w="90"/>
+              <w:bottom w:type="dxa" w:w="50"/>
+              <w:right w:type="dxa" w:w="90"/>
+            </w:tcMar>
+          </w:tcPr>
+          <w:p>
+            <w:pPr>
+              <w:spacing w:after="0" w:line="252"/>
+              <w:jc w:val="left"/>
+            </w:pPr>
+            <w:r>
+              <w:rPr>
+                <w:sz w:val="17"/>
+                <w:szCs w:val="17"/>
+              </w:rPr>
+              <w:t xml:space="preserve">Low</w:t>
+            </w:r>
+          </w:p>
+        </w:tc>
+        <w:tc>
+          <w:tcPr>
+            <w:tcW w:type="dxa" w:w="3560"/>
+            <w:tcBorders>
+              <w:top w:val="single" w:color="BFBFBF" w:sz="4"/>
+              <w:left w:val="single" w:color="BFBFBF" w:sz="4"/>
+              <w:bottom w:val="single" w:color="BFBFBF" w:sz="4"/>
+              <w:right w:val="single" w:color="BFBFBF" w:sz="4"/>
+            </w:tcBorders>
+            <w:tcMar>
+              <w:top w:type="dxa" w:w="50"/>
+              <w:left w:type="dxa" w:w="90"/>
+              <w:bottom w:type="dxa" w:w="50"/>
+              <w:right w:type="dxa" w:w="90"/>
+            </w:tcMar>
+          </w:tcPr>
+          <w:p>
+            <w:pPr>
+              <w:spacing w:after="0" w:line="252"/>
+              <w:jc w:val="left"/>
+            </w:pPr>
+            <w:r>
+              <w:rPr>
+                <w:sz w:val="17"/>
+                <w:szCs w:val="17"/>
+              </w:rPr>
+              <w:t xml:space="preserve">No auditor's flags beyond a COVID-19 emphasis of matter; current ratio 0.89 and debt/equity 1.19 are weak, the other ratios near healthy medians</w:t>
+            </w:r>
+          </w:p>
+        </w:tc>
+      </w:tr>
+      <w:tr>
+        <w:trPr>
+          <w:cantSplit/>
+        </w:trPr>
+        <w:tc>
+          <w:tcPr>
+            <w:tcW w:type="dxa" w:w="2189"/>
+            <w:tcBorders>
+              <w:top w:val="single" w:color="BFBFBF" w:sz="4"/>
+              <w:left w:val="single" w:color="BFBFBF" w:sz="4"/>
+              <w:bottom w:val="single" w:color="BFBFBF" w:sz="4"/>
+              <w:right w:val="single" w:color="BFBFBF" w:sz="4"/>
+            </w:tcBorders>
+            <w:tcMar>
+              <w:top w:type="dxa" w:w="50"/>
+              <w:left w:type="dxa" w:w="90"/>
+              <w:bottom w:type="dxa" w:w="50"/>
+              <w:right w:type="dxa" w:w="90"/>
+            </w:tcMar>
+          </w:tcPr>
+          <w:p>
+            <w:pPr>
+              <w:spacing w:after="0" w:line="252"/>
+              <w:jc w:val="left"/>
+            </w:pPr>
+            <w:r>
+              <w:rPr>
+                <w:sz w:val="17"/>
+                <w:szCs w:val="17"/>
+              </w:rPr>
+              <w:t xml:space="preserve">JVL Agro Industries, FY2017 report</w:t>
+            </w:r>
+          </w:p>
+        </w:tc>
+        <w:tc>
+          <w:tcPr>
+            <w:tcW w:type="dxa" w:w="1779"/>
+            <w:tcBorders>
+              <w:top w:val="single" w:color="BFBFBF" w:sz="4"/>
+              <w:left w:val="single" w:color="BFBFBF" w:sz="4"/>
+              <w:bottom w:val="single" w:color="BFBFBF" w:sz="4"/>
+              <w:right w:val="single" w:color="BFBFBF" w:sz="4"/>
+            </w:tcBorders>
+            <w:tcMar>
+              <w:top w:type="dxa" w:w="50"/>
+              <w:left w:type="dxa" w:w="90"/>
+              <w:bottom w:type="dxa" w:w="50"/>
+              <w:right w:type="dxa" w:w="90"/>
+            </w:tcMar>
+          </w:tcPr>
+          <w:p>
+            <w:pPr>
+              <w:spacing w:after="0" w:line="252"/>
+              <w:jc w:val="left"/>
+            </w:pPr>
+            <w:r>
+              <w:rPr>
+                <w:sz w:val="17"/>
+                <w:szCs w:val="17"/>
+              </w:rPr>
+              <w:t xml:space="preserve">Admitted to insolvency 27 July 2018</w:t>
+            </w:r>
+          </w:p>
+        </w:tc>
+        <w:tc>
+          <w:tcPr>
+            <w:tcW w:type="dxa" w:w="957"/>
+            <w:tcBorders>
+              <w:top w:val="single" w:color="BFBFBF" w:sz="4"/>
+              <w:left w:val="single" w:color="BFBFBF" w:sz="4"/>
+              <w:bottom w:val="single" w:color="BFBFBF" w:sz="4"/>
+              <w:right w:val="single" w:color="BFBFBF" w:sz="4"/>
+            </w:tcBorders>
+            <w:tcMar>
+              <w:top w:type="dxa" w:w="50"/>
+              <w:left w:type="dxa" w:w="90"/>
+              <w:bottom w:type="dxa" w:w="50"/>
+              <w:right w:type="dxa" w:w="90"/>
+            </w:tcMar>
+          </w:tcPr>
+          <w:p>
+            <w:pPr>
+              <w:spacing w:after="0" w:line="252"/>
+              <w:jc w:val="center"/>
+            </w:pPr>
+            <w:r>
+              <w:rPr>
+                <w:sz w:val="17"/>
+                <w:szCs w:val="17"/>
+              </w:rPr>
+              <w:t xml:space="preserve">58</w:t>
+            </w:r>
+          </w:p>
+        </w:tc>
+        <w:tc>
+          <w:tcPr>
+            <w:tcW w:type="dxa" w:w="821"/>
+            <w:tcBorders>
+              <w:top w:val="single" w:color="BFBFBF" w:sz="4"/>
+              <w:left w:val="single" w:color="BFBFBF" w:sz="4"/>
+              <w:bottom w:val="single" w:color="BFBFBF" w:sz="4"/>
+              <w:right w:val="single" w:color="BFBFBF" w:sz="4"/>
+            </w:tcBorders>
+            <w:tcMar>
+              <w:top w:type="dxa" w:w="50"/>
+              <w:left w:type="dxa" w:w="90"/>
+              <w:bottom w:type="dxa" w:w="50"/>
+              <w:right w:type="dxa" w:w="90"/>
+            </w:tcMar>
+          </w:tcPr>
+          <w:p>
+            <w:pPr>
+              <w:spacing w:after="0" w:line="252"/>
+              <w:jc w:val="left"/>
+            </w:pPr>
+            <w:r>
+              <w:rPr>
+                <w:sz w:val="17"/>
+                <w:szCs w:val="17"/>
+              </w:rPr>
+              <w:t xml:space="preserve">Low</w:t>
+            </w:r>
+          </w:p>
+        </w:tc>
+        <w:tc>
+          <w:tcPr>
+            <w:tcW w:type="dxa" w:w="3560"/>
+            <w:tcBorders>
+              <w:top w:val="single" w:color="BFBFBF" w:sz="4"/>
+              <w:left w:val="single" w:color="BFBFBF" w:sz="4"/>
+              <w:bottom w:val="single" w:color="BFBFBF" w:sz="4"/>
+              <w:right w:val="single" w:color="BFBFBF" w:sz="4"/>
+            </w:tcBorders>
+            <w:tcMar>
+              <w:top w:type="dxa" w:w="50"/>
+              <w:left w:type="dxa" w:w="90"/>
+              <w:bottom w:type="dxa" w:w="50"/>
+              <w:right w:type="dxa" w:w="90"/>
+            </w:tcMar>
+          </w:tcPr>
+          <w:p>
+            <w:pPr>
+              <w:spacing w:after="0" w:line="252"/>
+              <w:jc w:val="left"/>
+            </w:pPr>
+            <w:r>
+              <w:rPr>
+                <w:sz w:val="17"/>
+                <w:szCs w:val="17"/>
+              </w:rPr>
+              <w:t xml:space="preserve">Missed. Only 1,968 characters of the auditor's report were found and the opinion was not identified (both flagged as warnings on the card); ratios middling</w:t>
+            </w:r>
+          </w:p>
+        </w:tc>
+      </w:tr>
+    </w:tbl>
+    <w:p>
+      <w:pPr>
+        <w:keepNext/>
+        <w:spacing w:after="40" w:before="120"/>
+        <w:jc w:val="center"/>
+      </w:pPr>
+      <w:r>
+        <w:drawing>
+          <wp:inline distT="0" distB="0" distL="0" distR="0">
+            <wp:extent cx="5486400" cy="4743450"/>
+            <wp:effectExtent t="0" r="0" b="0" l="0"/>
+            <wp:docPr id="1" name="Figure 10. The score card for SEL Manufacturing's FY2017 report (top of the page)." descr="Figure 10. The score card for SEL Manufacturing's FY2017 report (top of the page)." title="Figure 10. The score card for SEL Manufacturing's FY2017 report (top of the page)."/>
+            <wp:cNvGraphicFramePr>
+              <a:graphicFrameLocks xmlns:a="http://schemas.openxmlformats.org/drawingml/2006/main" noChangeAspect="1"/>
+            </wp:cNvGraphicFramePr>
+            <a:graphic xmlns:a="http://schemas.openxmlformats.org/drawingml/2006/main">
+              <a:graphicData uri="http://schemas.openxmlformats.org/drawingml/2006/picture">
+                <pic:pic xmlns:pic="http://schemas.openxmlformats.org/drawingml/2006/picture">
+                  <pic:nvPicPr>
+                    <pic:cNvPr id="0" name="" descr=""/>
+                    <pic:cNvPicPr>
+                      <a:picLocks noChangeAspect="1" noChangeArrowheads="1"/>
+                    </pic:cNvPicPr>
+                  </pic:nvPicPr>
+                  <pic:blipFill>
+                    <a:blip r:embed="rId17" cstate="none"/>
+                    <a:srcRect/>
+                    <a:stretch>
+                      <a:fillRect/>
+                    </a:stretch>
+                  </pic:blipFill>
+                  <pic:spPr bwMode="auto">
+                    <a:xfrm>
+                      <a:off x="0" y="0"/>
+                      <a:ext cx="5486400" cy="4743450"/>
+                    </a:xfrm>
+                    <a:prstGeom prst="rect">
+                      <a:avLst/>
+                    </a:prstGeom>
+                  </pic:spPr>
+                </pic:pic>
+              </a:graphicData>
+            </a:graphic>
+          </wp:inline>
+        </w:drawing>
+      </w:r>
+    </w:p>
+    <w:p>
+      <w:pPr>
+        <w:spacing w:after="200" w:before="60"/>
+      </w:pPr>
+      <w:r>
+        <w:rPr>
+          <w:i/>
+          <w:iCs/>
+          <w:color w:val="404040"/>
+          <w:sz w:val="19"/>
+          <w:szCs w:val="19"/>
+        </w:rPr>
+        <w:t xml:space="preserve">Figure 11. The score card for SEL Manufacturing's FY2017 report (top of the page).</w:t>
+      </w:r>
+    </w:p>
+    <w:p>
+      <w:pPr>
+        <w:spacing w:after="120" w:line="276"/>
+      </w:pPr>
+      <w:r>
+        <w:t xml:space="preserve">The two correct calls behave as intended: SEL Manufacturing, a year before admission, is flagged on its auditor's qualified opinion and its loan default, both quoted; Rane (Madras) scores below most healthy companies. JVL Agro is a miss, and the card says why it may be one: only 1,968 characters of its auditor's report were found and the opinion could not be identified, so the strongest family of features was largely missing. A score is a ranking against the study's sample, not a probability: the sample is one insolvent company for every healthy one, while insolvency is far rarer among listed companies.</w:t>
+      </w:r>
+    </w:p>
+    <w:p>
+      <w:pPr>
+        <w:pStyle w:val="Heading1"/>
+        <w:keepNext/>
+        <w:spacing w:after="140" w:before="300"/>
+      </w:pPr>
+      <w:r>
         <w:t xml:space="preserve">12. Conclusion</w:t>
       </w:r>
     </w:p>
@@ -30223,7 +30223,7 @@
         <w:t xml:space="preserve">Earlier, yes:</w:t>
       </w:r>
       <w:r>
-        <w:t xml:space="preserve"> the signal holds three years before admission, and language adds least on the last report, when the accounts already show the trouble. The words that matter are mostly the auditor's, above all the CARO statements that the company has defaulted on its borrowings or left statutory dues unpaid; management's discussion may add a little on top of them (within the noise). A transformer reading the sentences did not add to that at this sample size; counting did. The most useful next step is therefore more data (wider peer matching, more years per company), not a larger model. The finished system scores a new company's annual report in under a minute and shows the auditor's own words behind its score (Section 10).</w:t>
+        <w:t xml:space="preserve"> the signal holds three years before admission, and language adds least on the last report, when the accounts already show the trouble. The words that matter are mostly the auditor's, above all the CARO statements that the company has defaulted on its borrowings or left statutory dues unpaid; management's discussion may add a little on top of them (within the noise). A transformer reading the sentences did not add to that at this sample size; counting did. The most useful next step is therefore more data (wider peer matching, more years per company), not a larger model. The finished system scores a new company's annual report in under a minute and shows the auditor's own words behind its score (Section 11).</w:t>
       </w:r>
     </w:p>
     <w:p>
@@ -31007,7 +31007,7 @@
                 <w:sz w:val="18"/>
                 <w:szCs w:val="18"/>
               </w:rPr>
-              <w:t xml:space="preserve">The scoring tool of Section 10 and the final models it loads</w:t>
+              <w:t xml:space="preserve">The scoring tool of Section 11 and the final models it loads</w:t>
             </w:r>
           </w:p>
         </w:tc>
@@ -31137,7 +31137,7 @@
                 <w:sz w:val="18"/>
                 <w:szCs w:val="18"/>
               </w:rPr>
-              <w:t xml:space="preserve">The Green AI study of Section 11: energy-measured runs, the comparison tables, the Pareto figure, the selection rule and its decisions log (results/green/DECISIONS.md); green_on_corrected_data.py scores Table 22 from the saved predictions</w:t>
+              <w:t xml:space="preserve">The Green AI study of Section 10: energy-measured runs, the comparison tables, the Pareto figure, the selection rule and its decisions log (results/green/DECISIONS.md); green_on_corrected_data.py scores Table 20 from the saved predictions</w:t>
             </w:r>
           </w:p>
         </w:tc>
